--- a/docs/FIDO2_PoP_Gateway.docx
+++ b/docs/FIDO2_PoP_Gateway.docx
@@ -1,14 +1,14 @@
 
 <file path=word/document.xml><?xml version="1.0" encoding="utf-8"?>
-<w:document xmlns:wpc="http://schemas.microsoft.com/office/word/2010/wordprocessingCanvas" xmlns:cx="http://schemas.microsoft.com/office/drawing/2014/chartex" xmlns:cx1="http://schemas.microsoft.com/office/drawing/2015/9/8/chartex" xmlns:cx2="http://schemas.microsoft.com/office/drawing/2015/10/21/chartex" xmlns:cx3="http://schemas.microsoft.com/office/drawing/2016/5/9/chartex" xmlns:cx4="http://schemas.microsoft.com/office/drawing/2016/5/10/chartex" xmlns:cx5="http://schemas.microsoft.com/office/drawing/2016/5/11/chartex" xmlns:cx6="http://schemas.microsoft.com/office/drawing/2016/5/12/chartex" xmlns:cx7="http://schemas.microsoft.com/office/drawing/2016/5/13/chartex" xmlns:cx8="http://schemas.microsoft.com/office/drawing/2016/5/14/chartex" xmlns:mc="http://schemas.openxmlformats.org/markup-compatibility/2006" xmlns:aink="http://schemas.microsoft.com/office/drawing/2016/ink" xmlns:am3d="http://schemas.microsoft.com/office/drawing/2017/model3d" xmlns:o="urn:schemas-microsoft-com:office:office" xmlns:r="http://schemas.openxmlformats.org/officeDocument/2006/relationships" xmlns:m="http://schemas.openxmlformats.org/officeDocument/2006/math" xmlns:v="urn:schemas-microsoft-com:vml" xmlns:wp14="http://schemas.microsoft.com/office/word/2010/wordprocessingDrawing" xmlns:wp="http://schemas.openxmlformats.org/drawingml/2006/wordprocessingDrawing" xmlns:w10="urn:schemas-microsoft-com:office:word" xmlns:w="http://schemas.openxmlformats.org/wordprocessingml/2006/main" xmlns:w14="http://schemas.microsoft.com/office/word/2010/wordml" xmlns:w15="http://schemas.microsoft.com/office/word/2012/wordml" xmlns:w16cex="http://schemas.microsoft.com/office/word/2018/wordml/cex" xmlns:w16cid="http://schemas.microsoft.com/office/word/2016/wordml/cid" xmlns:w16="http://schemas.microsoft.com/office/word/2018/wordml" xmlns:w16sdtdh="http://schemas.microsoft.com/office/word/2020/wordml/sdtdatahash" xmlns:w16se="http://schemas.microsoft.com/office/word/2015/wordml/symex" xmlns:wpg="http://schemas.microsoft.com/office/word/2010/wordprocessingGroup" xmlns:wpi="http://schemas.microsoft.com/office/word/2010/wordprocessingInk" xmlns:wne="http://schemas.microsoft.com/office/word/2006/wordml" xmlns:wps="http://schemas.microsoft.com/office/word/2010/wordprocessingShape" mc:Ignorable="w14 w15 w16se w16cid w16 w16cex w16sdtdh wp14">
+<w:document xmlns:wpc="http://schemas.microsoft.com/office/word/2010/wordprocessingCanvas" xmlns:cx="http://schemas.microsoft.com/office/drawing/2014/chartex" xmlns:cx1="http://schemas.microsoft.com/office/drawing/2015/9/8/chartex" xmlns:cx2="http://schemas.microsoft.com/office/drawing/2015/10/21/chartex" xmlns:cx3="http://schemas.microsoft.com/office/drawing/2016/5/9/chartex" xmlns:cx4="http://schemas.microsoft.com/office/drawing/2016/5/10/chartex" xmlns:cx5="http://schemas.microsoft.com/office/drawing/2016/5/11/chartex" xmlns:cx6="http://schemas.microsoft.com/office/drawing/2016/5/12/chartex" xmlns:cx7="http://schemas.microsoft.com/office/drawing/2016/5/13/chartex" xmlns:cx8="http://schemas.microsoft.com/office/drawing/2016/5/14/chartex" xmlns:mc="http://schemas.openxmlformats.org/markup-compatibility/2006" xmlns:aink="http://schemas.microsoft.com/office/drawing/2016/ink" xmlns:am3d="http://schemas.microsoft.com/office/drawing/2017/model3d" xmlns:o="urn:schemas-microsoft-com:office:office" xmlns:oel="http://schemas.microsoft.com/office/2019/extlst" xmlns:r="http://schemas.openxmlformats.org/officeDocument/2006/relationships" xmlns:m="http://schemas.openxmlformats.org/officeDocument/2006/math" xmlns:v="urn:schemas-microsoft-com:vml" xmlns:wp14="http://schemas.microsoft.com/office/word/2010/wordprocessingDrawing" xmlns:wp="http://schemas.openxmlformats.org/drawingml/2006/wordprocessingDrawing" xmlns:w10="urn:schemas-microsoft-com:office:word" xmlns:w="http://schemas.openxmlformats.org/wordprocessingml/2006/main" xmlns:w14="http://schemas.microsoft.com/office/word/2010/wordml" xmlns:w15="http://schemas.microsoft.com/office/word/2012/wordml" xmlns:w16cex="http://schemas.microsoft.com/office/word/2018/wordml/cex" xmlns:w16cid="http://schemas.microsoft.com/office/word/2016/wordml/cid" xmlns:w16="http://schemas.microsoft.com/office/word/2018/wordml" xmlns:w16du="http://schemas.microsoft.com/office/word/2023/wordml/word16du" xmlns:w16sdtdh="http://schemas.microsoft.com/office/word/2020/wordml/sdtdatahash" xmlns:w16sdtfl="http://schemas.microsoft.com/office/word/2024/wordml/sdtformatlock" xmlns:w16se="http://schemas.microsoft.com/office/word/2015/wordml/symex" xmlns:wpg="http://schemas.microsoft.com/office/word/2010/wordprocessingGroup" xmlns:wpi="http://schemas.microsoft.com/office/word/2010/wordprocessingInk" xmlns:wne="http://schemas.microsoft.com/office/word/2006/wordml" xmlns:wps="http://schemas.microsoft.com/office/word/2010/wordprocessingShape" mc:Ignorable="w14 w15 w16se w16cid w16 w16cex w16sdtdh w16sdtfl w16du wp14">
   <w:body>
     <w:p>
       <w:pPr>
         <w:pStyle w:val="1"/>
-        <w:spacing w:before="0" w:line="276" w:lineRule="auto"/>
+        <w:spacing w:before="0"/>
         <w:jc w:val="center"/>
         <w:rPr>
-          <w:rFonts w:ascii="KoPub돋움체 Light" w:eastAsia="KoPub돋움체 Light" w:hAnsi="KoPub돋움체 Light"/>
+          <w:rFonts w:ascii="KoPub돋움체 Light" w:eastAsia="KoPub돋움체 Light" w:hAnsi="KoPub돋움체 Light" w:hint="eastAsia"/>
         </w:rPr>
       </w:pPr>
       <w:r>
@@ -17,26 +17,16 @@
         </w:rPr>
         <w:t>FIDO2 하드웨어 격리 키 기반 Proof-of-Possession 역방향 프록시 게이트웨이의 설계 및 성능 분석</w:t>
       </w:r>
-    </w:p>
-    <w:p>
-      <w:pPr>
-        <w:pStyle w:val="3"/>
-        <w:spacing w:before="0" w:line="276" w:lineRule="auto"/>
-        <w:jc w:val="right"/>
-        <w:rPr>
-          <w:rFonts w:ascii="KoPub돋움체 Light" w:eastAsia="KoPub돋움체 Light" w:hAnsi="KoPub돋움체 Light"/>
-        </w:rPr>
-      </w:pPr>
       <w:bookmarkStart w:id="0" w:name="_rkm2jy2l55l" w:colFirst="0" w:colLast="0"/>
       <w:bookmarkEnd w:id="0"/>
     </w:p>
     <w:p>
       <w:pPr>
         <w:pStyle w:val="3"/>
-        <w:spacing w:before="0" w:line="276" w:lineRule="auto"/>
+        <w:spacing w:before="0"/>
         <w:jc w:val="right"/>
         <w:rPr>
-          <w:rFonts w:ascii="KoPub돋움체 Light" w:eastAsia="KoPub돋움체 Light" w:hAnsi="KoPub돋움체 Light"/>
+          <w:rFonts w:ascii="KoPub돋움체 Light" w:eastAsia="KoPub돋움체 Light" w:hAnsi="KoPub돋움체 Light" w:hint="eastAsia"/>
           <w:b w:val="0"/>
           <w:bCs w:val="0"/>
           <w:sz w:val="24"/>
@@ -60,18 +50,10 @@
     </w:p>
     <w:p>
       <w:pPr>
-        <w:spacing w:line="276" w:lineRule="auto"/>
-        <w:rPr>
-          <w:rFonts w:ascii="KoPub돋움체 Light" w:eastAsia="KoPub돋움체 Light" w:hAnsi="KoPub돋움체 Light"/>
-        </w:rPr>
-      </w:pPr>
-    </w:p>
-    <w:p>
-      <w:pPr>
         <w:pStyle w:val="3"/>
-        <w:spacing w:before="0" w:line="276" w:lineRule="auto"/>
-        <w:rPr>
-          <w:rFonts w:ascii="KoPub돋움체 Light" w:eastAsia="KoPub돋움체 Light" w:hAnsi="KoPub돋움체 Light"/>
+        <w:spacing w:before="0"/>
+        <w:rPr>
+          <w:rFonts w:ascii="KoPub돋움체 Light" w:eastAsia="KoPub돋움체 Light" w:hAnsi="KoPub돋움체 Light" w:cs="Arial Unicode MS"/>
         </w:rPr>
       </w:pPr>
       <w:bookmarkStart w:id="2" w:name="_jp5mp33j64xx" w:colFirst="0" w:colLast="0"/>
@@ -85,7 +67,13 @@
     </w:p>
     <w:p>
       <w:pPr>
-        <w:spacing w:line="276" w:lineRule="auto"/>
+        <w:rPr>
+          <w:rFonts w:hint="eastAsia"/>
+        </w:rPr>
+      </w:pPr>
+    </w:p>
+    <w:p>
+      <w:pPr>
         <w:rPr>
           <w:rFonts w:ascii="KoPub돋움체 Light" w:eastAsia="KoPub돋움체 Light" w:hAnsi="KoPub돋움체 Light"/>
         </w:rPr>
@@ -142,25 +130,23 @@
     </w:p>
     <w:p>
       <w:pPr>
-        <w:spacing w:line="276" w:lineRule="auto"/>
-        <w:rPr>
-          <w:rFonts w:ascii="KoPub돋움체 Light" w:eastAsia="KoPub돋움체 Light" w:hAnsi="KoPub돋움체 Light"/>
-        </w:rPr>
-      </w:pPr>
-    </w:p>
-    <w:p>
-      <w:pPr>
-        <w:spacing w:line="276" w:lineRule="auto"/>
-        <w:ind w:firstLineChars="100" w:firstLine="192"/>
-        <w:rPr>
-          <w:rFonts w:ascii="KoPub돋움체 Light" w:eastAsia="KoPub돋움체 Light" w:hAnsi="KoPub돋움체 Light"/>
-        </w:rPr>
-      </w:pPr>
-      <w:r>
-        <w:rPr>
-          <w:rFonts w:ascii="KoPub돋움체 Light" w:eastAsia="KoPub돋움체 Light" w:hAnsi="KoPub돋움체 Light" w:cs="Arial Unicode MS"/>
-        </w:rPr>
-        <w:t xml:space="preserve">제안 시스템은 대용량 페이로드의 메모리 부하를 방지하기 위해 스트리밍 다이제스트 파이프라인으로 요청을 정규화하고, 비인가 대량 트래픽 차단을 위해 시간 복잡도 $O(1)$의 슬라이딩 윈도우 </w:t>
+        <w:rPr>
+          <w:rFonts w:ascii="KoPub돋움체 Light" w:eastAsia="KoPub돋움체 Light" w:hAnsi="KoPub돋움체 Light"/>
+        </w:rPr>
+      </w:pPr>
+    </w:p>
+    <w:p>
+      <w:pPr>
+        <w:ind w:firstLineChars="100" w:firstLine="198"/>
+        <w:rPr>
+          <w:rFonts w:ascii="KoPub돋움체 Light" w:eastAsia="KoPub돋움체 Light" w:hAnsi="KoPub돋움체 Light" w:hint="eastAsia"/>
+        </w:rPr>
+      </w:pPr>
+      <w:r>
+        <w:rPr>
+          <w:rFonts w:ascii="KoPub돋움체 Light" w:eastAsia="KoPub돋움체 Light" w:hAnsi="KoPub돋움체 Light" w:cs="Arial Unicode MS"/>
+        </w:rPr>
+        <w:t xml:space="preserve">제안 시스템은 대용량 페이로드의 메모리 부하를 방지하기 위해 스트리밍 다이제스트 파이프라인으로 요청을 정규화하고, 비인가 대량 트래픽 차단을 위해 시간 복잡도 O(1)의 슬라이딩 윈도우 </w:t>
       </w:r>
       <w:proofErr w:type="spellStart"/>
       <w:r>
@@ -174,20 +160,11 @@
         <w:rPr>
           <w:rFonts w:ascii="KoPub돋움체 Light" w:eastAsia="KoPub돋움체 Light" w:hAnsi="KoPub돋움체 Light" w:cs="Arial Unicode MS"/>
         </w:rPr>
-        <w:t xml:space="preserve"> 제어 메커니즘을 적용하였다. 또한 타원곡선 서명 검증을 비동기 스레드 풀로 위임하여 단일 노드의 동시 접속 처리 성능을 극대화하였다. 성능 평가 결과, 제안하는 ECDSA P-256 서명 바인딩은 표준 토큰 검증 대비 지연시간 오버헤드를 평균 **+25.65 %**로 억제하였으며, RSA-2048 대비 HTTP 헤더 페이로드를 50 % 절감하였다. 아울러 동시성 최적화를 통해 100명의 가상 유저 부하 환경에서도 초당 780건의 처리량(RPS)을 달성하여 고부하 트래픽에 대한 방어 실효성과 실무 적용 타당성을 입증하였다.</w:t>
-      </w:r>
-    </w:p>
-    <w:p>
-      <w:pPr>
-        <w:spacing w:line="276" w:lineRule="auto"/>
-        <w:rPr>
-          <w:rFonts w:ascii="KoPub돋움체 Light" w:eastAsia="KoPub돋움체 Light" w:hAnsi="KoPub돋움체 Light"/>
-        </w:rPr>
-      </w:pPr>
-    </w:p>
-    <w:p>
-      <w:pPr>
-        <w:spacing w:line="276" w:lineRule="auto"/>
+        <w:t xml:space="preserve"> 제어 메커니즘을 적용하였다. 또한 타원곡선 서명 검증을 비동기 스레드 풀로 위임하여 단일 노드의 동시 접속 처리 성능을 극대화하였다. 성능 평가 결과, 제안하는 ECDSA P-256 서명 바인딩은 표준 토큰 검증 대비 지연시간 오버헤드를 평균 +25.65 %로 억제하였으며, RSA-2048 대비 HTTP 헤더 페이로드를 50 % 절감하였다. 아울러 동시성 최적화를 통해 100명의 가상 유저 부하 환경에서도 초당 780건의 처리량(RPS)을 달성하여 고부하 트래픽에 대한 방어 실효성과 실무 적용 타당성을 입증하였다.</w:t>
+      </w:r>
+    </w:p>
+    <w:p>
+      <w:pPr>
         <w:rPr>
           <w:rFonts w:ascii="KoPub돋움체 Light" w:eastAsia="KoPub돋움체 Light" w:hAnsi="KoPub돋움체 Light"/>
         </w:rPr>
@@ -196,9 +173,9 @@
     <w:p>
       <w:pPr>
         <w:pStyle w:val="3"/>
-        <w:spacing w:before="0" w:line="276" w:lineRule="auto"/>
-        <w:rPr>
-          <w:rFonts w:ascii="KoPub돋움체 Light" w:eastAsia="KoPub돋움체 Light" w:hAnsi="KoPub돋움체 Light"/>
+        <w:spacing w:before="0"/>
+        <w:rPr>
+          <w:rFonts w:ascii="KoPub돋움체 Light" w:eastAsia="KoPub돋움체 Light" w:hAnsi="KoPub돋움체 Light" w:cs="Arial Unicode MS"/>
         </w:rPr>
       </w:pPr>
       <w:bookmarkStart w:id="3" w:name="_8rflvs2gdn72" w:colFirst="0" w:colLast="0"/>
@@ -212,14 +189,20 @@
     </w:p>
     <w:p>
       <w:pPr>
-        <w:pBdr>
-          <w:top w:val="nil"/>
-          <w:left w:val="nil"/>
-          <w:bottom w:val="nil"/>
-          <w:right w:val="nil"/>
-          <w:between w:val="nil"/>
-        </w:pBdr>
-        <w:spacing w:line="276" w:lineRule="auto"/>
+        <w:rPr>
+          <w:rFonts w:hint="eastAsia"/>
+        </w:rPr>
+      </w:pPr>
+    </w:p>
+    <w:p>
+      <w:pPr>
+        <w:pBdr>
+          <w:top w:val="nil"/>
+          <w:left w:val="nil"/>
+          <w:bottom w:val="nil"/>
+          <w:right w:val="nil"/>
+          <w:between w:val="nil"/>
+        </w:pBdr>
         <w:ind w:firstLine="720"/>
         <w:rPr>
           <w:rFonts w:ascii="KoPub돋움체 Light" w:eastAsia="KoPub돋움체 Light" w:hAnsi="KoPub돋움체 Light"/>
@@ -297,97 +280,99 @@
           <w:right w:val="nil"/>
           <w:between w:val="nil"/>
         </w:pBdr>
-        <w:spacing w:line="276" w:lineRule="auto"/>
-        <w:rPr>
-          <w:rFonts w:ascii="KoPub돋움체 Light" w:eastAsia="KoPub돋움체 Light" w:hAnsi="KoPub돋움체 Light"/>
-        </w:rPr>
-      </w:pPr>
-    </w:p>
-    <w:p>
-      <w:pPr>
-        <w:pBdr>
-          <w:top w:val="nil"/>
-          <w:left w:val="nil"/>
-          <w:bottom w:val="nil"/>
-          <w:right w:val="nil"/>
-          <w:between w:val="nil"/>
-        </w:pBdr>
-        <w:spacing w:line="276" w:lineRule="auto"/>
-        <w:ind w:firstLineChars="100" w:firstLine="192"/>
-        <w:rPr>
-          <w:rFonts w:ascii="KoPub돋움체 Light" w:eastAsia="KoPub돋움체 Light" w:hAnsi="KoPub돋움체 Light"/>
-        </w:rPr>
-      </w:pPr>
+        <w:rPr>
+          <w:rFonts w:ascii="KoPub돋움체 Light" w:eastAsia="KoPub돋움체 Light" w:hAnsi="KoPub돋움체 Light"/>
+        </w:rPr>
+      </w:pPr>
+    </w:p>
+    <w:p>
+      <w:pPr>
+        <w:pBdr>
+          <w:top w:val="nil"/>
+          <w:left w:val="nil"/>
+          <w:bottom w:val="nil"/>
+          <w:right w:val="nil"/>
+          <w:between w:val="nil"/>
+        </w:pBdr>
+        <w:ind w:firstLineChars="100" w:firstLine="198"/>
+        <w:rPr>
+          <w:rFonts w:ascii="KoPub돋움체 Light" w:eastAsia="KoPub돋움체 Light" w:hAnsi="KoPub돋움체 Light"/>
+        </w:rPr>
+      </w:pPr>
+      <w:r>
+        <w:rPr>
+          <w:rFonts w:ascii="KoPub돋움체 Light" w:eastAsia="KoPub돋움체 Light" w:hAnsi="KoPub돋움체 Light" w:cs="Arial Unicode MS"/>
+        </w:rPr>
+        <w:t>소프트웨어 계층에서 토큰 재사용을 방지하는 소유권 증명(</w:t>
+      </w:r>
+      <w:proofErr w:type="spellStart"/>
+      <w:r>
+        <w:rPr>
+          <w:rFonts w:ascii="KoPub돋움체 Light" w:eastAsia="KoPub돋움체 Light" w:hAnsi="KoPub돋움체 Light" w:cs="Arial Unicode MS"/>
+        </w:rPr>
+        <w:t>DPoP</w:t>
+      </w:r>
+      <w:proofErr w:type="spellEnd"/>
+      <w:r>
+        <w:rPr>
+          <w:rFonts w:ascii="KoPub돋움체 Light" w:eastAsia="KoPub돋움체 Light" w:hAnsi="KoPub돋움체 Light" w:cs="Arial Unicode MS"/>
+        </w:rPr>
+        <w:t>) 규격은 매 요청마다 비대칭 서명을 요구한다[2]. 그러나 암호화 키를 브라우저 로컬 저장소나 애플리케이션 메모리에 보관하는 구조적 한계를 지닌다. 호스트 운영체제의 권한 침해나 메모리 덤프가 발생할 경우 저장된 개인키가 추출되어 암호학적 방어가 무력화된다.</w:t>
+      </w:r>
+    </w:p>
+    <w:p>
+      <w:pPr>
+        <w:pBdr>
+          <w:top w:val="nil"/>
+          <w:left w:val="nil"/>
+          <w:bottom w:val="nil"/>
+          <w:right w:val="nil"/>
+          <w:between w:val="nil"/>
+        </w:pBdr>
+        <w:rPr>
+          <w:rFonts w:ascii="KoPub돋움체 Light" w:eastAsia="KoPub돋움체 Light" w:hAnsi="KoPub돋움체 Light"/>
+        </w:rPr>
+      </w:pPr>
+    </w:p>
+    <w:p>
+      <w:pPr>
+        <w:pBdr>
+          <w:top w:val="nil"/>
+          <w:left w:val="nil"/>
+          <w:bottom w:val="nil"/>
+          <w:right w:val="nil"/>
+          <w:between w:val="nil"/>
+        </w:pBdr>
+        <w:ind w:firstLineChars="100" w:firstLine="198"/>
+        <w:rPr>
+          <w:rFonts w:ascii="KoPub돋움체 Light" w:eastAsia="KoPub돋움체 Light" w:hAnsi="KoPub돋움체 Light"/>
+        </w:rPr>
+      </w:pPr>
+      <w:r>
+        <w:rPr>
+          <w:rFonts w:ascii="KoPub돋움체 Light" w:eastAsia="KoPub돋움체 Light" w:hAnsi="KoPub돋움체 Light" w:cs="Arial Unicode MS"/>
+        </w:rPr>
+        <w:t xml:space="preserve">본 연구에서는 하드웨어 격리 장치에 개인키를 보관하는 FIDO2 규격을 역방향 프록시 게이트웨이와 결합하는 아키텍처를 제안한다. 클라이언트는 하드웨어 칩셋 내부에서 생성한 디지털 서명을 HTTP 헤더에 </w:t>
+      </w:r>
       <w:r>
         <w:rPr>
           <w:rFonts w:ascii="KoPub돋움체 Light" w:eastAsia="KoPub돋움체 Light" w:hAnsi="KoPub돋움체 Light" w:cs="Arial Unicode MS"/>
         </w:rPr>
         <w:lastRenderedPageBreak/>
-        <w:t>소프트웨어 계층에서 토큰 재사용을 방지하는 소유권 증명(</w:t>
+        <w:t xml:space="preserve">부착하여 전송하며, 게이트웨이는 요청 중계 전 서명의 유효성을 검증하여 세션 </w:t>
       </w:r>
       <w:proofErr w:type="spellStart"/>
       <w:r>
         <w:rPr>
           <w:rFonts w:ascii="KoPub돋움체 Light" w:eastAsia="KoPub돋움체 Light" w:hAnsi="KoPub돋움체 Light" w:cs="Arial Unicode MS"/>
         </w:rPr>
-        <w:t>DPoP</w:t>
+        <w:t>하이재킹을</w:t>
       </w:r>
       <w:proofErr w:type="spellEnd"/>
       <w:r>
         <w:rPr>
           <w:rFonts w:ascii="KoPub돋움체 Light" w:eastAsia="KoPub돋움체 Light" w:hAnsi="KoPub돋움체 Light" w:cs="Arial Unicode MS"/>
         </w:rPr>
-        <w:t>) 규격은 매 요청마다 비대칭 서명을 요구한다[2]. 그러나 암호화 키를 브라우저 로컬 저장소나 애플리케이션 메모리에 보관하는 구조적 한계를 지닌다. 호스트 운영체제의 권한 침해나 메모리 덤프가 발생할 경우 저장된 개인키가 추출되어 암호학적 방어가 무력화된다.</w:t>
-      </w:r>
-    </w:p>
-    <w:p>
-      <w:pPr>
-        <w:pBdr>
-          <w:top w:val="nil"/>
-          <w:left w:val="nil"/>
-          <w:bottom w:val="nil"/>
-          <w:right w:val="nil"/>
-          <w:between w:val="nil"/>
-        </w:pBdr>
-        <w:spacing w:line="276" w:lineRule="auto"/>
-        <w:rPr>
-          <w:rFonts w:ascii="KoPub돋움체 Light" w:eastAsia="KoPub돋움체 Light" w:hAnsi="KoPub돋움체 Light"/>
-        </w:rPr>
-      </w:pPr>
-    </w:p>
-    <w:p>
-      <w:pPr>
-        <w:pBdr>
-          <w:top w:val="nil"/>
-          <w:left w:val="nil"/>
-          <w:bottom w:val="nil"/>
-          <w:right w:val="nil"/>
-          <w:between w:val="nil"/>
-        </w:pBdr>
-        <w:spacing w:line="276" w:lineRule="auto"/>
-        <w:ind w:firstLineChars="100" w:firstLine="192"/>
-        <w:rPr>
-          <w:rFonts w:ascii="KoPub돋움체 Light" w:eastAsia="KoPub돋움체 Light" w:hAnsi="KoPub돋움체 Light"/>
-        </w:rPr>
-      </w:pPr>
-      <w:r>
-        <w:rPr>
-          <w:rFonts w:ascii="KoPub돋움체 Light" w:eastAsia="KoPub돋움체 Light" w:hAnsi="KoPub돋움체 Light" w:cs="Arial Unicode MS"/>
-        </w:rPr>
-        <w:t xml:space="preserve">본 연구에서는 하드웨어 격리 장치에 개인키를 보관하는 FIDO2 규격을 역방향 프록시 게이트웨이와 결합하는 아키텍처를 제안한다. 클라이언트는 하드웨어 칩셋 내부에서 생성한 디지털 서명을 HTTP 헤더에 부착하여 전송하며, 게이트웨이는 요청 중계 전 서명의 유효성을 검증하여 세션 </w:t>
-      </w:r>
-      <w:proofErr w:type="spellStart"/>
-      <w:r>
-        <w:rPr>
-          <w:rFonts w:ascii="KoPub돋움체 Light" w:eastAsia="KoPub돋움체 Light" w:hAnsi="KoPub돋움체 Light" w:cs="Arial Unicode MS"/>
-        </w:rPr>
-        <w:t>하이재킹을</w:t>
-      </w:r>
-      <w:proofErr w:type="spellEnd"/>
-      <w:r>
-        <w:rPr>
-          <w:rFonts w:ascii="KoPub돋움체 Light" w:eastAsia="KoPub돋움체 Light" w:hAnsi="KoPub돋움체 Light" w:cs="Arial Unicode MS"/>
-        </w:rPr>
         <w:t xml:space="preserve"> 방어한다.</w:t>
       </w:r>
     </w:p>
@@ -400,23 +385,21 @@
           <w:right w:val="nil"/>
           <w:between w:val="nil"/>
         </w:pBdr>
-        <w:spacing w:line="276" w:lineRule="auto"/>
-        <w:rPr>
-          <w:rFonts w:ascii="KoPub돋움체 Light" w:eastAsia="KoPub돋움체 Light" w:hAnsi="KoPub돋움체 Light"/>
-        </w:rPr>
-      </w:pPr>
-    </w:p>
-    <w:p>
-      <w:pPr>
-        <w:pBdr>
-          <w:top w:val="nil"/>
-          <w:left w:val="nil"/>
-          <w:bottom w:val="nil"/>
-          <w:right w:val="nil"/>
-          <w:between w:val="nil"/>
-        </w:pBdr>
-        <w:spacing w:line="276" w:lineRule="auto"/>
-        <w:ind w:firstLineChars="100" w:firstLine="192"/>
+        <w:rPr>
+          <w:rFonts w:ascii="KoPub돋움체 Light" w:eastAsia="KoPub돋움체 Light" w:hAnsi="KoPub돋움체 Light"/>
+        </w:rPr>
+      </w:pPr>
+    </w:p>
+    <w:p>
+      <w:pPr>
+        <w:pBdr>
+          <w:top w:val="nil"/>
+          <w:left w:val="nil"/>
+          <w:bottom w:val="nil"/>
+          <w:right w:val="nil"/>
+          <w:between w:val="nil"/>
+        </w:pBdr>
+        <w:ind w:firstLineChars="100" w:firstLine="198"/>
         <w:rPr>
           <w:rFonts w:ascii="KoPub돋움체 Light" w:eastAsia="KoPub돋움체 Light" w:hAnsi="KoPub돋움체 Light"/>
         </w:rPr>
@@ -437,7 +420,6 @@
           <w:right w:val="nil"/>
           <w:between w:val="nil"/>
         </w:pBdr>
-        <w:spacing w:line="276" w:lineRule="auto"/>
         <w:rPr>
           <w:rFonts w:ascii="KoPub돋움체 Light" w:eastAsia="KoPub돋움체 Light" w:hAnsi="KoPub돋움체 Light"/>
         </w:rPr>
@@ -456,7 +438,6 @@
           <w:right w:val="nil"/>
           <w:between w:val="nil"/>
         </w:pBdr>
-        <w:spacing w:line="276" w:lineRule="auto"/>
         <w:rPr>
           <w:rFonts w:ascii="KoPub돋움체 Light" w:eastAsia="KoPub돋움체 Light" w:hAnsi="KoPub돋움체 Light"/>
         </w:rPr>
@@ -505,7 +486,6 @@
           <w:right w:val="nil"/>
           <w:between w:val="nil"/>
         </w:pBdr>
-        <w:spacing w:line="276" w:lineRule="auto"/>
         <w:ind w:left="600"/>
         <w:rPr>
           <w:rFonts w:ascii="KoPub돋움체 Light" w:eastAsia="KoPub돋움체 Light" w:hAnsi="KoPub돋움체 Light"/>
@@ -525,7 +505,6 @@
           <w:right w:val="nil"/>
           <w:between w:val="nil"/>
         </w:pBdr>
-        <w:spacing w:line="276" w:lineRule="auto"/>
         <w:rPr>
           <w:rFonts w:ascii="KoPub돋움체 Light" w:eastAsia="KoPub돋움체 Light" w:hAnsi="KoPub돋움체 Light"/>
         </w:rPr>
@@ -560,7 +539,6 @@
           <w:right w:val="nil"/>
           <w:between w:val="nil"/>
         </w:pBdr>
-        <w:spacing w:line="276" w:lineRule="auto"/>
         <w:ind w:left="600"/>
         <w:rPr>
           <w:rFonts w:ascii="KoPub돋움체 Light" w:eastAsia="KoPub돋움체 Light" w:hAnsi="KoPub돋움체 Light"/>
@@ -580,7 +558,6 @@
           <w:right w:val="nil"/>
           <w:between w:val="nil"/>
         </w:pBdr>
-        <w:spacing w:line="276" w:lineRule="auto"/>
         <w:rPr>
           <w:rFonts w:ascii="KoPub돋움체 Light" w:eastAsia="KoPub돋움체 Light" w:hAnsi="KoPub돋움체 Light"/>
         </w:rPr>
@@ -601,7 +578,6 @@
           <w:right w:val="nil"/>
           <w:between w:val="nil"/>
         </w:pBdr>
-        <w:spacing w:line="276" w:lineRule="auto"/>
         <w:ind w:left="600"/>
         <w:rPr>
           <w:rFonts w:ascii="KoPub돋움체 Light" w:eastAsia="KoPub돋움체 Light" w:hAnsi="KoPub돋움체 Light"/>
@@ -611,7 +587,6 @@
     <w:p>
       <w:pPr>
         <w:pStyle w:val="3"/>
-        <w:spacing w:line="276" w:lineRule="auto"/>
         <w:rPr>
           <w:rFonts w:ascii="KoPub돋움체 Light" w:eastAsia="KoPub돋움체 Light" w:hAnsi="KoPub돋움체 Light"/>
         </w:rPr>
@@ -628,9 +603,9 @@
     <w:p>
       <w:pPr>
         <w:pStyle w:val="4"/>
-        <w:spacing w:before="0" w:line="276" w:lineRule="auto"/>
-        <w:rPr>
-          <w:rFonts w:ascii="KoPub돋움체 Light" w:eastAsia="KoPub돋움체 Light" w:hAnsi="KoPub돋움체 Light"/>
+        <w:spacing w:before="0"/>
+        <w:rPr>
+          <w:rFonts w:ascii="KoPub돋움체 Light" w:eastAsia="KoPub돋움체 Light" w:hAnsi="KoPub돋움체 Light" w:cs="Arial Unicode MS"/>
         </w:rPr>
       </w:pPr>
       <w:bookmarkStart w:id="5" w:name="_937x26aopzf0" w:colFirst="0" w:colLast="0"/>
@@ -644,14 +619,20 @@
     </w:p>
     <w:p>
       <w:pPr>
-        <w:pBdr>
-          <w:top w:val="nil"/>
-          <w:left w:val="nil"/>
-          <w:bottom w:val="nil"/>
-          <w:right w:val="nil"/>
-          <w:between w:val="nil"/>
-        </w:pBdr>
-        <w:spacing w:line="276" w:lineRule="auto"/>
+        <w:rPr>
+          <w:rFonts w:hint="eastAsia"/>
+        </w:rPr>
+      </w:pPr>
+    </w:p>
+    <w:p>
+      <w:pPr>
+        <w:pBdr>
+          <w:top w:val="nil"/>
+          <w:left w:val="nil"/>
+          <w:bottom w:val="nil"/>
+          <w:right w:val="nil"/>
+          <w:between w:val="nil"/>
+        </w:pBdr>
         <w:ind w:firstLine="720"/>
         <w:rPr>
           <w:rFonts w:ascii="KoPub돋움체 Light" w:eastAsia="KoPub돋움체 Light" w:hAnsi="KoPub돋움체 Light"/>
@@ -715,7 +696,6 @@
           <w:right w:val="nil"/>
           <w:between w:val="nil"/>
         </w:pBdr>
-        <w:spacing w:line="276" w:lineRule="auto"/>
         <w:ind w:firstLine="720"/>
         <w:rPr>
           <w:rFonts w:ascii="KoPub돋움체 Light" w:eastAsia="KoPub돋움체 Light" w:hAnsi="KoPub돋움체 Light"/>
@@ -731,8 +711,8 @@
           <w:right w:val="nil"/>
           <w:between w:val="nil"/>
         </w:pBdr>
-        <w:spacing w:after="240" w:line="276" w:lineRule="auto"/>
-        <w:ind w:firstLineChars="100" w:firstLine="192"/>
+        <w:spacing w:after="240"/>
+        <w:ind w:firstLineChars="100" w:firstLine="198"/>
         <w:rPr>
           <w:rFonts w:ascii="KoPub돋움체 Light" w:eastAsia="KoPub돋움체 Light" w:hAnsi="KoPub돋움체 Light"/>
         </w:rPr>
@@ -797,14 +777,7 @@
         <w:rPr>
           <w:rFonts w:ascii="KoPub돋움체 Light" w:eastAsia="KoPub돋움체 Light" w:hAnsi="KoPub돋움체 Light" w:cs="Arial Unicode MS"/>
         </w:rPr>
-        <w:t xml:space="preserve">(ALB)를 </w:t>
-      </w:r>
-      <w:r>
-        <w:rPr>
-          <w:rFonts w:ascii="KoPub돋움체 Light" w:eastAsia="KoPub돋움체 Light" w:hAnsi="KoPub돋움체 Light" w:cs="Arial Unicode MS"/>
-        </w:rPr>
-        <w:lastRenderedPageBreak/>
-        <w:t xml:space="preserve">거치는 </w:t>
+        <w:t xml:space="preserve">(ALB)를 거치는 </w:t>
       </w:r>
       <w:proofErr w:type="spellStart"/>
       <w:r>
@@ -844,18 +817,19 @@
           <w:right w:val="nil"/>
           <w:between w:val="nil"/>
         </w:pBdr>
-        <w:spacing w:after="240" w:line="276" w:lineRule="auto"/>
-        <w:rPr>
-          <w:rFonts w:ascii="KoPub돋움체 Light" w:eastAsia="KoPub돋움체 Light" w:hAnsi="KoPub돋움체 Light"/>
+        <w:spacing w:after="240"/>
+        <w:ind w:firstLineChars="100" w:firstLine="198"/>
+        <w:rPr>
+          <w:rFonts w:ascii="KoPub돋움체 Light" w:eastAsia="KoPub돋움체 Light" w:hAnsi="KoPub돋움체 Light" w:hint="eastAsia"/>
         </w:rPr>
       </w:pPr>
     </w:p>
     <w:p>
       <w:pPr>
         <w:pStyle w:val="4"/>
-        <w:spacing w:before="0" w:line="276" w:lineRule="auto"/>
-        <w:rPr>
-          <w:rFonts w:ascii="KoPub돋움체 Light" w:eastAsia="KoPub돋움체 Light" w:hAnsi="KoPub돋움체 Light"/>
+        <w:spacing w:before="0"/>
+        <w:rPr>
+          <w:rFonts w:ascii="KoPub돋움체 Light" w:eastAsia="KoPub돋움체 Light" w:hAnsi="KoPub돋움체 Light" w:cs="Arial Unicode MS"/>
         </w:rPr>
       </w:pPr>
       <w:bookmarkStart w:id="6" w:name="_b7u93h5r1q88" w:colFirst="0" w:colLast="0"/>
@@ -883,14 +857,20 @@
     </w:p>
     <w:p>
       <w:pPr>
-        <w:pBdr>
-          <w:top w:val="nil"/>
-          <w:left w:val="nil"/>
-          <w:bottom w:val="nil"/>
-          <w:right w:val="nil"/>
-          <w:between w:val="nil"/>
-        </w:pBdr>
-        <w:spacing w:line="276" w:lineRule="auto"/>
+        <w:rPr>
+          <w:rFonts w:hint="eastAsia"/>
+        </w:rPr>
+      </w:pPr>
+    </w:p>
+    <w:p>
+      <w:pPr>
+        <w:pBdr>
+          <w:top w:val="nil"/>
+          <w:left w:val="nil"/>
+          <w:bottom w:val="nil"/>
+          <w:right w:val="nil"/>
+          <w:between w:val="nil"/>
+        </w:pBdr>
         <w:ind w:firstLine="720"/>
         <w:rPr>
           <w:rFonts w:ascii="KoPub돋움체 Light" w:eastAsia="KoPub돋움체 Light" w:hAnsi="KoPub돋움체 Light"/>
@@ -940,7 +920,6 @@
           <w:right w:val="nil"/>
           <w:between w:val="nil"/>
         </w:pBdr>
-        <w:spacing w:line="276" w:lineRule="auto"/>
         <w:ind w:firstLine="720"/>
         <w:rPr>
           <w:rFonts w:ascii="KoPub돋움체 Light" w:eastAsia="KoPub돋움체 Light" w:hAnsi="KoPub돋움체 Light"/>
@@ -956,16 +935,17 @@
           <w:right w:val="nil"/>
           <w:between w:val="nil"/>
         </w:pBdr>
-        <w:spacing w:after="240" w:line="276" w:lineRule="auto"/>
-        <w:ind w:firstLineChars="100" w:firstLine="192"/>
-        <w:rPr>
-          <w:rFonts w:ascii="KoPub돋움체 Light" w:eastAsia="KoPub돋움체 Light" w:hAnsi="KoPub돋움체 Light"/>
-        </w:rPr>
-      </w:pPr>
-      <w:r>
-        <w:rPr>
-          <w:rFonts w:ascii="KoPub돋움체 Light" w:eastAsia="KoPub돋움체 Light" w:hAnsi="KoPub돋움체 Light" w:cs="Arial Unicode MS"/>
-        </w:rPr>
+        <w:spacing w:after="240"/>
+        <w:ind w:firstLineChars="100" w:firstLine="198"/>
+        <w:rPr>
+          <w:rFonts w:ascii="KoPub돋움체 Light" w:eastAsia="KoPub돋움체 Light" w:hAnsi="KoPub돋움체 Light"/>
+        </w:rPr>
+      </w:pPr>
+      <w:r>
+        <w:rPr>
+          <w:rFonts w:ascii="KoPub돋움체 Light" w:eastAsia="KoPub돋움체 Light" w:hAnsi="KoPub돋움체 Light" w:cs="Arial Unicode MS"/>
+        </w:rPr>
+        <w:lastRenderedPageBreak/>
         <w:t xml:space="preserve">하드웨어 인증기는 비대칭 키 쌍을 내부 논리회로에서 직접 생성하고 보관한다. 운영체제와 브라우저는 API를 통해 서명 연산을 하드웨어로 위임하며, 하드웨어는 연산 결과인 </w:t>
       </w:r>
       <w:proofErr w:type="spellStart"/>
@@ -992,7 +972,7 @@
           <w:right w:val="nil"/>
           <w:between w:val="nil"/>
         </w:pBdr>
-        <w:spacing w:after="240" w:line="276" w:lineRule="auto"/>
+        <w:spacing w:after="240"/>
         <w:rPr>
           <w:rFonts w:ascii="KoPub돋움체 Light" w:eastAsia="KoPub돋움체 Light" w:hAnsi="KoPub돋움체 Light"/>
         </w:rPr>
@@ -1001,9 +981,9 @@
     <w:p>
       <w:pPr>
         <w:pStyle w:val="4"/>
-        <w:spacing w:before="0" w:line="276" w:lineRule="auto"/>
-        <w:rPr>
-          <w:rFonts w:ascii="KoPub돋움체 Light" w:eastAsia="KoPub돋움체 Light" w:hAnsi="KoPub돋움체 Light"/>
+        <w:spacing w:before="0"/>
+        <w:rPr>
+          <w:rFonts w:ascii="KoPub돋움체 Light" w:eastAsia="KoPub돋움체 Light" w:hAnsi="KoPub돋움체 Light" w:cs="Arial Unicode MS"/>
         </w:rPr>
       </w:pPr>
       <w:bookmarkStart w:id="7" w:name="_810wtrw8ks97" w:colFirst="0" w:colLast="0"/>
@@ -1017,14 +997,20 @@
     </w:p>
     <w:p>
       <w:pPr>
-        <w:pBdr>
-          <w:top w:val="nil"/>
-          <w:left w:val="nil"/>
-          <w:bottom w:val="nil"/>
-          <w:right w:val="nil"/>
-          <w:between w:val="nil"/>
-        </w:pBdr>
-        <w:spacing w:line="276" w:lineRule="auto"/>
+        <w:rPr>
+          <w:rFonts w:hint="eastAsia"/>
+        </w:rPr>
+      </w:pPr>
+    </w:p>
+    <w:p>
+      <w:pPr>
+        <w:pBdr>
+          <w:top w:val="nil"/>
+          <w:left w:val="nil"/>
+          <w:bottom w:val="nil"/>
+          <w:right w:val="nil"/>
+          <w:between w:val="nil"/>
+        </w:pBdr>
         <w:ind w:firstLine="720"/>
         <w:rPr>
           <w:rFonts w:ascii="KoPub돋움체 Light" w:eastAsia="KoPub돋움체 Light" w:hAnsi="KoPub돋움체 Light"/>
@@ -1060,7 +1046,6 @@
           <w:right w:val="nil"/>
           <w:between w:val="nil"/>
         </w:pBdr>
-        <w:spacing w:line="276" w:lineRule="auto"/>
         <w:ind w:firstLine="720"/>
         <w:rPr>
           <w:rFonts w:ascii="KoPub돋움체 Light" w:eastAsia="KoPub돋움체 Light" w:hAnsi="KoPub돋움체 Light"/>
@@ -1118,7 +1103,7 @@
                 <w:right w:val="nil"/>
                 <w:between w:val="nil"/>
               </w:pBdr>
-              <w:spacing w:before="120" w:after="120" w:line="276" w:lineRule="auto"/>
+              <w:spacing w:before="120" w:after="120"/>
               <w:jc w:val="center"/>
               <w:rPr>
                 <w:rFonts w:ascii="KoPub돋움체 Light" w:eastAsia="KoPub돋움체 Light" w:hAnsi="KoPub돋움체 Light"/>
@@ -1158,7 +1143,7 @@
                 <w:right w:val="nil"/>
                 <w:between w:val="nil"/>
               </w:pBdr>
-              <w:spacing w:before="120" w:after="120" w:line="276" w:lineRule="auto"/>
+              <w:spacing w:before="120" w:after="120"/>
               <w:jc w:val="center"/>
               <w:rPr>
                 <w:rFonts w:ascii="KoPub돋움체 Light" w:eastAsia="KoPub돋움체 Light" w:hAnsi="KoPub돋움체 Light"/>
@@ -1198,7 +1183,7 @@
                 <w:right w:val="nil"/>
                 <w:between w:val="nil"/>
               </w:pBdr>
-              <w:spacing w:before="120" w:after="120" w:line="276" w:lineRule="auto"/>
+              <w:spacing w:before="120" w:after="120"/>
               <w:jc w:val="center"/>
               <w:rPr>
                 <w:rFonts w:ascii="KoPub돋움체 Light" w:eastAsia="KoPub돋움체 Light" w:hAnsi="KoPub돋움체 Light"/>
@@ -1223,7 +1208,6 @@
               <w:bottom w:val="single" w:sz="6" w:space="0" w:color="DDDDDD"/>
               <w:right w:val="single" w:sz="6" w:space="0" w:color="DDDDDD"/>
             </w:tcBorders>
-            <w:shd w:val="clear" w:color="auto" w:fill="auto"/>
             <w:tcMar>
               <w:top w:w="120" w:type="dxa"/>
               <w:left w:w="120" w:type="dxa"/>
@@ -1240,7 +1224,7 @@
                 <w:right w:val="nil"/>
                 <w:between w:val="nil"/>
               </w:pBdr>
-              <w:spacing w:before="120" w:after="120" w:line="276" w:lineRule="auto"/>
+              <w:spacing w:before="120" w:after="120"/>
               <w:jc w:val="center"/>
               <w:rPr>
                 <w:rFonts w:ascii="KoPub돋움체 Light" w:eastAsia="KoPub돋움체 Light" w:hAnsi="KoPub돋움체 Light"/>
@@ -1263,7 +1247,6 @@
               <w:bottom w:val="single" w:sz="6" w:space="0" w:color="DDDDDD"/>
               <w:right w:val="single" w:sz="6" w:space="0" w:color="DDDDDD"/>
             </w:tcBorders>
-            <w:shd w:val="clear" w:color="auto" w:fill="auto"/>
             <w:tcMar>
               <w:top w:w="120" w:type="dxa"/>
               <w:left w:w="120" w:type="dxa"/>
@@ -1280,7 +1263,7 @@
                 <w:right w:val="nil"/>
                 <w:between w:val="nil"/>
               </w:pBdr>
-              <w:spacing w:before="120" w:after="120" w:line="276" w:lineRule="auto"/>
+              <w:spacing w:before="120" w:after="120"/>
               <w:jc w:val="center"/>
               <w:rPr>
                 <w:rFonts w:ascii="KoPub돋움체 Light" w:eastAsia="KoPub돋움체 Light" w:hAnsi="KoPub돋움체 Light"/>
@@ -1303,7 +1286,6 @@
               <w:bottom w:val="single" w:sz="6" w:space="0" w:color="DDDDDD"/>
               <w:right w:val="single" w:sz="6" w:space="0" w:color="DDDDDD"/>
             </w:tcBorders>
-            <w:shd w:val="clear" w:color="auto" w:fill="auto"/>
             <w:tcMar>
               <w:top w:w="120" w:type="dxa"/>
               <w:left w:w="120" w:type="dxa"/>
@@ -1320,7 +1302,7 @@
                 <w:right w:val="nil"/>
                 <w:between w:val="nil"/>
               </w:pBdr>
-              <w:spacing w:before="120" w:after="120" w:line="276" w:lineRule="auto"/>
+              <w:spacing w:before="120" w:after="120"/>
               <w:jc w:val="center"/>
               <w:rPr>
                 <w:rFonts w:ascii="KoPub돋움체 Light" w:eastAsia="KoPub돋움체 Light" w:hAnsi="KoPub돋움체 Light"/>
@@ -1353,7 +1335,6 @@
               <w:bottom w:val="single" w:sz="6" w:space="0" w:color="DDDDDD"/>
               <w:right w:val="single" w:sz="6" w:space="0" w:color="DDDDDD"/>
             </w:tcBorders>
-            <w:shd w:val="clear" w:color="auto" w:fill="auto"/>
             <w:tcMar>
               <w:top w:w="120" w:type="dxa"/>
               <w:left w:w="120" w:type="dxa"/>
@@ -1370,7 +1351,7 @@
                 <w:right w:val="nil"/>
                 <w:between w:val="nil"/>
               </w:pBdr>
-              <w:spacing w:before="120" w:after="120" w:line="276" w:lineRule="auto"/>
+              <w:spacing w:before="120" w:after="120"/>
               <w:jc w:val="center"/>
               <w:rPr>
                 <w:rFonts w:ascii="KoPub돋움체 Light" w:eastAsia="KoPub돋움체 Light" w:hAnsi="KoPub돋움체 Light"/>
@@ -1393,7 +1374,6 @@
               <w:bottom w:val="single" w:sz="6" w:space="0" w:color="DDDDDD"/>
               <w:right w:val="single" w:sz="6" w:space="0" w:color="DDDDDD"/>
             </w:tcBorders>
-            <w:shd w:val="clear" w:color="auto" w:fill="auto"/>
             <w:tcMar>
               <w:top w:w="120" w:type="dxa"/>
               <w:left w:w="120" w:type="dxa"/>
@@ -1410,7 +1390,7 @@
                 <w:right w:val="nil"/>
                 <w:between w:val="nil"/>
               </w:pBdr>
-              <w:spacing w:before="120" w:after="120" w:line="276" w:lineRule="auto"/>
+              <w:spacing w:before="120" w:after="120"/>
               <w:jc w:val="center"/>
               <w:rPr>
                 <w:rFonts w:ascii="KoPub돋움체 Light" w:eastAsia="KoPub돋움체 Light" w:hAnsi="KoPub돋움체 Light"/>
@@ -1433,7 +1413,6 @@
               <w:bottom w:val="single" w:sz="6" w:space="0" w:color="DDDDDD"/>
               <w:right w:val="single" w:sz="6" w:space="0" w:color="DDDDDD"/>
             </w:tcBorders>
-            <w:shd w:val="clear" w:color="auto" w:fill="auto"/>
             <w:tcMar>
               <w:top w:w="120" w:type="dxa"/>
               <w:left w:w="120" w:type="dxa"/>
@@ -1450,7 +1429,7 @@
                 <w:right w:val="nil"/>
                 <w:between w:val="nil"/>
               </w:pBdr>
-              <w:spacing w:before="120" w:after="120" w:line="276" w:lineRule="auto"/>
+              <w:spacing w:before="120" w:after="120"/>
               <w:jc w:val="center"/>
               <w:rPr>
                 <w:rFonts w:ascii="KoPub돋움체 Light" w:eastAsia="KoPub돋움체 Light" w:hAnsi="KoPub돋움체 Light"/>
@@ -1509,7 +1488,6 @@
               <w:bottom w:val="single" w:sz="6" w:space="0" w:color="DDDDDD"/>
               <w:right w:val="single" w:sz="6" w:space="0" w:color="DDDDDD"/>
             </w:tcBorders>
-            <w:shd w:val="clear" w:color="auto" w:fill="auto"/>
             <w:tcMar>
               <w:top w:w="120" w:type="dxa"/>
               <w:left w:w="120" w:type="dxa"/>
@@ -1526,7 +1504,7 @@
                 <w:right w:val="nil"/>
                 <w:between w:val="nil"/>
               </w:pBdr>
-              <w:spacing w:before="120" w:after="120" w:line="276" w:lineRule="auto"/>
+              <w:spacing w:before="120" w:after="120"/>
               <w:jc w:val="center"/>
               <w:rPr>
                 <w:rFonts w:ascii="KoPub돋움체 Light" w:eastAsia="KoPub돋움체 Light" w:hAnsi="KoPub돋움체 Light"/>
@@ -1549,7 +1527,6 @@
               <w:bottom w:val="single" w:sz="6" w:space="0" w:color="DDDDDD"/>
               <w:right w:val="single" w:sz="6" w:space="0" w:color="DDDDDD"/>
             </w:tcBorders>
-            <w:shd w:val="clear" w:color="auto" w:fill="auto"/>
             <w:tcMar>
               <w:top w:w="120" w:type="dxa"/>
               <w:left w:w="120" w:type="dxa"/>
@@ -1566,7 +1543,7 @@
                 <w:right w:val="nil"/>
                 <w:between w:val="nil"/>
               </w:pBdr>
-              <w:spacing w:before="120" w:after="120" w:line="276" w:lineRule="auto"/>
+              <w:spacing w:before="120" w:after="120"/>
               <w:jc w:val="center"/>
               <w:rPr>
                 <w:rFonts w:ascii="KoPub돋움체 Light" w:eastAsia="KoPub돋움체 Light" w:hAnsi="KoPub돋움체 Light"/>
@@ -1589,7 +1566,6 @@
               <w:bottom w:val="single" w:sz="6" w:space="0" w:color="DDDDDD"/>
               <w:right w:val="single" w:sz="6" w:space="0" w:color="DDDDDD"/>
             </w:tcBorders>
-            <w:shd w:val="clear" w:color="auto" w:fill="auto"/>
             <w:tcMar>
               <w:top w:w="120" w:type="dxa"/>
               <w:left w:w="120" w:type="dxa"/>
@@ -1606,7 +1582,7 @@
                 <w:right w:val="nil"/>
                 <w:between w:val="nil"/>
               </w:pBdr>
-              <w:spacing w:before="120" w:after="120" w:line="276" w:lineRule="auto"/>
+              <w:spacing w:before="120" w:after="120"/>
               <w:jc w:val="center"/>
               <w:rPr>
                 <w:rFonts w:ascii="KoPub돋움체 Light" w:eastAsia="KoPub돋움체 Light" w:hAnsi="KoPub돋움체 Light"/>
@@ -1631,7 +1607,6 @@
               <w:bottom w:val="single" w:sz="6" w:space="0" w:color="DDDDDD"/>
               <w:right w:val="single" w:sz="6" w:space="0" w:color="DDDDDD"/>
             </w:tcBorders>
-            <w:shd w:val="clear" w:color="auto" w:fill="auto"/>
             <w:tcMar>
               <w:top w:w="120" w:type="dxa"/>
               <w:left w:w="120" w:type="dxa"/>
@@ -1648,7 +1623,7 @@
                 <w:right w:val="nil"/>
                 <w:between w:val="nil"/>
               </w:pBdr>
-              <w:spacing w:before="120" w:after="120" w:line="276" w:lineRule="auto"/>
+              <w:spacing w:before="120" w:after="120"/>
               <w:jc w:val="center"/>
               <w:rPr>
                 <w:rFonts w:ascii="KoPub돋움체 Light" w:eastAsia="KoPub돋움체 Light" w:hAnsi="KoPub돋움체 Light"/>
@@ -1658,7 +1633,6 @@
               <w:rPr>
                 <w:rFonts w:ascii="KoPub돋움체 Light" w:eastAsia="KoPub돋움체 Light" w:hAnsi="KoPub돋움체 Light" w:cs="Arial Unicode MS"/>
               </w:rPr>
-              <w:lastRenderedPageBreak/>
               <w:t>HTTP 헤더 오버헤드</w:t>
             </w:r>
           </w:p>
@@ -1672,7 +1646,6 @@
               <w:bottom w:val="single" w:sz="6" w:space="0" w:color="DDDDDD"/>
               <w:right w:val="single" w:sz="6" w:space="0" w:color="DDDDDD"/>
             </w:tcBorders>
-            <w:shd w:val="clear" w:color="auto" w:fill="auto"/>
             <w:tcMar>
               <w:top w:w="120" w:type="dxa"/>
               <w:left w:w="120" w:type="dxa"/>
@@ -1689,7 +1662,7 @@
                 <w:right w:val="nil"/>
                 <w:between w:val="nil"/>
               </w:pBdr>
-              <w:spacing w:before="120" w:after="120" w:line="276" w:lineRule="auto"/>
+              <w:spacing w:before="120" w:after="120"/>
               <w:jc w:val="center"/>
               <w:rPr>
                 <w:rFonts w:ascii="KoPub돋움체 Light" w:eastAsia="KoPub돋움체 Light" w:hAnsi="KoPub돋움체 Light"/>
@@ -1712,7 +1685,6 @@
               <w:bottom w:val="single" w:sz="6" w:space="0" w:color="DDDDDD"/>
               <w:right w:val="single" w:sz="6" w:space="0" w:color="DDDDDD"/>
             </w:tcBorders>
-            <w:shd w:val="clear" w:color="auto" w:fill="auto"/>
             <w:tcMar>
               <w:top w:w="120" w:type="dxa"/>
               <w:left w:w="120" w:type="dxa"/>
@@ -1729,7 +1701,7 @@
                 <w:right w:val="nil"/>
                 <w:between w:val="nil"/>
               </w:pBdr>
-              <w:spacing w:before="120" w:after="120" w:line="276" w:lineRule="auto"/>
+              <w:spacing w:before="120" w:after="120"/>
               <w:jc w:val="center"/>
               <w:rPr>
                 <w:rFonts w:ascii="KoPub돋움체 Light" w:eastAsia="KoPub돋움체 Light" w:hAnsi="KoPub돋움체 Light"/>
@@ -1754,8 +1726,8 @@
           <w:right w:val="nil"/>
           <w:between w:val="nil"/>
         </w:pBdr>
-        <w:spacing w:before="300" w:after="225" w:line="276" w:lineRule="auto"/>
-        <w:ind w:firstLineChars="100" w:firstLine="192"/>
+        <w:spacing w:before="300" w:after="225"/>
+        <w:ind w:firstLineChars="100" w:firstLine="198"/>
         <w:rPr>
           <w:rFonts w:ascii="KoPub돋움체 Light" w:eastAsia="KoPub돋움체 Light" w:hAnsi="KoPub돋움체 Light"/>
         </w:rPr>
@@ -1784,7 +1756,7 @@
           <w:right w:val="nil"/>
           <w:between w:val="nil"/>
         </w:pBdr>
-        <w:spacing w:before="300" w:after="225" w:line="276" w:lineRule="auto"/>
+        <w:spacing w:before="300" w:after="225"/>
         <w:rPr>
           <w:rFonts w:ascii="KoPub돋움체 Light" w:eastAsia="KoPub돋움체 Light" w:hAnsi="KoPub돋움체 Light"/>
         </w:rPr>
@@ -1793,7 +1765,7 @@
     <w:p>
       <w:pPr>
         <w:pStyle w:val="3"/>
-        <w:spacing w:before="0" w:line="276" w:lineRule="auto"/>
+        <w:spacing w:before="0"/>
         <w:rPr>
           <w:rFonts w:ascii="KoPub돋움체 Light" w:eastAsia="KoPub돋움체 Light" w:hAnsi="KoPub돋움체 Light"/>
         </w:rPr>
@@ -1810,9 +1782,9 @@
     <w:p>
       <w:pPr>
         <w:pStyle w:val="4"/>
-        <w:spacing w:before="0" w:line="276" w:lineRule="auto"/>
-        <w:rPr>
-          <w:rFonts w:ascii="KoPub돋움체 Light" w:eastAsia="KoPub돋움체 Light" w:hAnsi="KoPub돋움체 Light"/>
+        <w:spacing w:before="0"/>
+        <w:rPr>
+          <w:rFonts w:ascii="KoPub돋움체 Light" w:eastAsia="KoPub돋움체 Light" w:hAnsi="KoPub돋움체 Light" w:cs="Arial Unicode MS"/>
         </w:rPr>
       </w:pPr>
       <w:bookmarkStart w:id="9" w:name="_520vgsyx2gg" w:colFirst="0" w:colLast="0"/>
@@ -1826,65 +1798,65 @@
     </w:p>
     <w:p>
       <w:pPr>
-        <w:pBdr>
-          <w:top w:val="nil"/>
-          <w:left w:val="nil"/>
-          <w:bottom w:val="nil"/>
-          <w:right w:val="nil"/>
-          <w:between w:val="nil"/>
-        </w:pBdr>
-        <w:spacing w:after="240" w:line="276" w:lineRule="auto"/>
+        <w:rPr>
+          <w:rFonts w:hint="eastAsia"/>
+        </w:rPr>
+      </w:pPr>
+    </w:p>
+    <w:p>
+      <w:pPr>
+        <w:pBdr>
+          <w:top w:val="nil"/>
+          <w:left w:val="nil"/>
+          <w:bottom w:val="nil"/>
+          <w:right w:val="nil"/>
+          <w:between w:val="nil"/>
+        </w:pBdr>
+        <w:spacing w:after="240"/>
         <w:ind w:firstLine="720"/>
         <w:rPr>
-          <w:rFonts w:ascii="KoPub돋움체 Light" w:eastAsia="KoPub돋움체 Light" w:hAnsi="KoPub돋움체 Light"/>
-        </w:rPr>
-      </w:pPr>
-      <w:r>
-        <w:rPr>
-          <w:rFonts w:ascii="KoPub돋움체 Light" w:eastAsia="KoPub돋움체 Light" w:hAnsi="KoPub돋움체 Light" w:cs="Arial Unicode MS"/>
-        </w:rPr>
-        <w:t xml:space="preserve">본 연구에서는 </w:t>
+          <w:rFonts w:ascii="KoPub돋움체 Light" w:eastAsia="KoPub돋움체 Light" w:hAnsi="KoPub돋움체 Light" w:cs="Arial Unicode MS"/>
+        </w:rPr>
+      </w:pPr>
+      <w:r>
+        <w:rPr>
+          <w:rFonts w:ascii="KoPub돋움체 Light" w:eastAsia="KoPub돋움체 Light" w:hAnsi="KoPub돋움체 Light" w:cs="Arial Unicode MS"/>
+        </w:rPr>
+        <w:t xml:space="preserve">본 연구에서는 Dolev-Yao 공격 모델을 확장하여[7] 네트워크 및 호스트 계층에서의 공격자 역량을 </w:t>
+      </w:r>
+      <w:r>
+        <w:rPr>
+          <w:rFonts w:ascii="KoPub돋움체 Light" w:eastAsia="KoPub돋움체 Light" w:hAnsi="KoPub돋움체 Light" w:cs="Arial Unicode MS"/>
+        </w:rPr>
+        <w:lastRenderedPageBreak/>
+        <w:t xml:space="preserve">정의한다. 공격자는 클라이언트와 게이트웨이 간의 네트워크 트래픽을 도청, 변조, 주입, 지연한다. 또한 호스트 계층에서 브라우저 스토리지나 운영체제 사용자 공간의 메모리에 접근하여 런타임 토큰 및 세션 </w:t>
       </w:r>
       <w:proofErr w:type="spellStart"/>
       <w:r>
         <w:rPr>
           <w:rFonts w:ascii="KoPub돋움체 Light" w:eastAsia="KoPub돋움체 Light" w:hAnsi="KoPub돋움체 Light" w:cs="Arial Unicode MS"/>
         </w:rPr>
-        <w:t>Dolev</w:t>
+        <w:t>아티팩트를</w:t>
       </w:r>
       <w:proofErr w:type="spellEnd"/>
       <w:r>
         <w:rPr>
           <w:rFonts w:ascii="KoPub돋움체 Light" w:eastAsia="KoPub돋움체 Light" w:hAnsi="KoPub돋움체 Light" w:cs="Arial Unicode MS"/>
         </w:rPr>
-        <w:t xml:space="preserve">-Yao 공격 모델을 확장하여[7] 네트워크 및 호스트 계층에서의 공격자 역량을 정의한다. 공격자는 클라이언트와 게이트웨이 간의 네트워크 트래픽을 도청, 변조, 주입, 지연한다. 또한 호스트 계층에서 브라우저 스토리지나 운영체제 사용자 공간의 메모리에 접근하여 런타임 토큰 및 세션 </w:t>
+        <w:t xml:space="preserve"> 획득한다고 가정한다. 단, TPM이나 보안 </w:t>
       </w:r>
       <w:proofErr w:type="spellStart"/>
       <w:r>
         <w:rPr>
           <w:rFonts w:ascii="KoPub돋움체 Light" w:eastAsia="KoPub돋움체 Light" w:hAnsi="KoPub돋움체 Light" w:cs="Arial Unicode MS"/>
         </w:rPr>
-        <w:t>아티팩트를</w:t>
+        <w:t>엔클레이브와</w:t>
       </w:r>
       <w:proofErr w:type="spellEnd"/>
       <w:r>
         <w:rPr>
           <w:rFonts w:ascii="KoPub돋움체 Light" w:eastAsia="KoPub돋움체 Light" w:hAnsi="KoPub돋움체 Light" w:cs="Arial Unicode MS"/>
         </w:rPr>
-        <w:t xml:space="preserve"> 획득한다고 가정한다. 단, TPM이나 보안 </w:t>
-      </w:r>
-      <w:proofErr w:type="spellStart"/>
-      <w:r>
-        <w:rPr>
-          <w:rFonts w:ascii="KoPub돋움체 Light" w:eastAsia="KoPub돋움체 Light" w:hAnsi="KoPub돋움체 Light" w:cs="Arial Unicode MS"/>
-        </w:rPr>
-        <w:t>엔클레이브와</w:t>
-      </w:r>
-      <w:proofErr w:type="spellEnd"/>
-      <w:r>
-        <w:rPr>
-          <w:rFonts w:ascii="KoPub돋움체 Light" w:eastAsia="KoPub돋움체 Light" w:hAnsi="KoPub돋움체 Light" w:cs="Arial Unicode MS"/>
-        </w:rPr>
         <w:t xml:space="preserve"> 같은 하드웨어 칩셋의 물리적 차폐를 해체하여 회로를 직접 조작하는 물리적 공격은 위협 범위에서 제외한다.</w:t>
       </w:r>
     </w:p>
@@ -1897,19 +1869,19 @@
           <w:right w:val="nil"/>
           <w:between w:val="nil"/>
         </w:pBdr>
-        <w:spacing w:after="240" w:line="276" w:lineRule="auto"/>
+        <w:spacing w:after="240"/>
         <w:ind w:firstLine="720"/>
         <w:rPr>
-          <w:rFonts w:ascii="KoPub돋움체 Light" w:eastAsia="KoPub돋움체 Light" w:hAnsi="KoPub돋움체 Light"/>
+          <w:rFonts w:ascii="KoPub돋움체 Light" w:eastAsia="KoPub돋움체 Light" w:hAnsi="KoPub돋움체 Light" w:hint="eastAsia"/>
         </w:rPr>
       </w:pPr>
     </w:p>
     <w:p>
       <w:pPr>
         <w:pStyle w:val="4"/>
-        <w:spacing w:before="0" w:line="276" w:lineRule="auto"/>
-        <w:rPr>
-          <w:rFonts w:ascii="KoPub돋움체 Light" w:eastAsia="KoPub돋움체 Light" w:hAnsi="KoPub돋움체 Light"/>
+        <w:spacing w:before="0"/>
+        <w:rPr>
+          <w:rFonts w:ascii="KoPub돋움체 Light" w:eastAsia="KoPub돋움체 Light" w:hAnsi="KoPub돋움체 Light" w:cs="Arial Unicode MS"/>
         </w:rPr>
       </w:pPr>
       <w:bookmarkStart w:id="10" w:name="_hf3gklharjr1" w:colFirst="0" w:colLast="0"/>
@@ -1920,6 +1892,40 @@
         </w:rPr>
         <w:t>2. 대상 공격 벡터 및 위협 시나리오</w:t>
       </w:r>
+    </w:p>
+    <w:p>
+      <w:pPr>
+        <w:rPr>
+          <w:rFonts w:hint="eastAsia"/>
+        </w:rPr>
+      </w:pPr>
+      <w:r>
+        <w:rPr>
+          <w:rFonts w:hint="eastAsia"/>
+        </w:rPr>
+        <w:t>]</w:t>
+      </w:r>
+    </w:p>
+    <w:p>
+      <w:pPr>
+        <w:ind w:firstLine="600"/>
+        <w:rPr>
+          <w:rFonts w:ascii="KoPub돋움체 Light" w:eastAsia="KoPub돋움체 Light" w:hAnsi="KoPub돋움체 Light"/>
+        </w:rPr>
+      </w:pPr>
+      <w:r>
+        <w:rPr>
+          <w:rFonts w:ascii="KoPub돋움체 Light" w:eastAsia="KoPub돋움체 Light" w:hAnsi="KoPub돋움체 Light"/>
+        </w:rPr>
+        <w:t>시스템이 방어하는 주요 위협 시나리오는 다음과 같다[9].</w:t>
+      </w:r>
+    </w:p>
+    <w:p>
+      <w:pPr>
+        <w:rPr>
+          <w:rFonts w:ascii="KoPub돋움체 Light" w:eastAsia="KoPub돋움체 Light" w:hAnsi="KoPub돋움체 Light" w:hint="eastAsia"/>
+        </w:rPr>
+      </w:pPr>
     </w:p>
     <w:p>
       <w:pPr>
@@ -1934,7 +1940,6 @@
           <w:right w:val="nil"/>
           <w:between w:val="nil"/>
         </w:pBdr>
-        <w:spacing w:line="276" w:lineRule="auto"/>
         <w:rPr>
           <w:rFonts w:ascii="KoPub돋움체 Light" w:eastAsia="KoPub돋움체 Light" w:hAnsi="KoPub돋움체 Light"/>
         </w:rPr>
@@ -1969,7 +1974,6 @@
           <w:right w:val="nil"/>
           <w:between w:val="nil"/>
         </w:pBdr>
-        <w:spacing w:line="276" w:lineRule="auto"/>
         <w:ind w:left="600"/>
         <w:rPr>
           <w:rFonts w:ascii="KoPub돋움체 Light" w:eastAsia="KoPub돋움체 Light" w:hAnsi="KoPub돋움체 Light"/>
@@ -1989,7 +1993,6 @@
           <w:right w:val="nil"/>
           <w:between w:val="nil"/>
         </w:pBdr>
-        <w:spacing w:line="276" w:lineRule="auto"/>
         <w:rPr>
           <w:rFonts w:ascii="KoPub돋움체 Light" w:eastAsia="KoPub돋움체 Light" w:hAnsi="KoPub돋움체 Light"/>
         </w:rPr>
@@ -2010,7 +2013,6 @@
           <w:right w:val="nil"/>
           <w:between w:val="nil"/>
         </w:pBdr>
-        <w:spacing w:line="276" w:lineRule="auto"/>
         <w:ind w:left="600"/>
         <w:rPr>
           <w:rFonts w:ascii="KoPub돋움체 Light" w:eastAsia="KoPub돋움체 Light" w:hAnsi="KoPub돋움체 Light"/>
@@ -2030,7 +2032,6 @@
           <w:right w:val="nil"/>
           <w:between w:val="nil"/>
         </w:pBdr>
-        <w:spacing w:line="276" w:lineRule="auto"/>
         <w:rPr>
           <w:rFonts w:ascii="KoPub돋움체 Light" w:eastAsia="KoPub돋움체 Light" w:hAnsi="KoPub돋움체 Light"/>
         </w:rPr>
@@ -2051,7 +2052,6 @@
           <w:right w:val="nil"/>
           <w:between w:val="nil"/>
         </w:pBdr>
-        <w:spacing w:line="276" w:lineRule="auto"/>
         <w:ind w:left="600"/>
         <w:rPr>
           <w:rFonts w:ascii="KoPub돋움체 Light" w:eastAsia="KoPub돋움체 Light" w:hAnsi="KoPub돋움체 Light"/>
@@ -2071,7 +2071,6 @@
           <w:right w:val="nil"/>
           <w:between w:val="nil"/>
         </w:pBdr>
-        <w:spacing w:line="276" w:lineRule="auto"/>
         <w:rPr>
           <w:rFonts w:ascii="KoPub돋움체 Light" w:eastAsia="KoPub돋움체 Light" w:hAnsi="KoPub돋움체 Light"/>
         </w:rPr>
@@ -2092,7 +2091,6 @@
           <w:right w:val="nil"/>
           <w:between w:val="nil"/>
         </w:pBdr>
-        <w:spacing w:line="276" w:lineRule="auto"/>
         <w:ind w:left="600"/>
         <w:rPr>
           <w:rFonts w:ascii="KoPub돋움체 Light" w:eastAsia="KoPub돋움체 Light" w:hAnsi="KoPub돋움체 Light"/>
@@ -2102,7 +2100,6 @@
     <w:p>
       <w:pPr>
         <w:pStyle w:val="3"/>
-        <w:spacing w:line="276" w:lineRule="auto"/>
         <w:rPr>
           <w:rFonts w:ascii="KoPub돋움체 Light" w:eastAsia="KoPub돋움체 Light" w:hAnsi="KoPub돋움체 Light"/>
         </w:rPr>
@@ -2113,14 +2110,13 @@
         <w:rPr>
           <w:rFonts w:ascii="KoPub돋움체 Light" w:eastAsia="KoPub돋움체 Light" w:hAnsi="KoPub돋움체 Light" w:cs="Arial Unicode MS"/>
         </w:rPr>
-        <w:lastRenderedPageBreak/>
         <w:t>IV. 시스템 아키텍처 및 설계</w:t>
       </w:r>
     </w:p>
     <w:p>
       <w:pPr>
         <w:pStyle w:val="4"/>
-        <w:spacing w:before="0" w:line="276" w:lineRule="auto"/>
+        <w:spacing w:before="0"/>
         <w:rPr>
           <w:rFonts w:ascii="KoPub돋움체 Light" w:eastAsia="KoPub돋움체 Light" w:hAnsi="KoPub돋움체 Light"/>
         </w:rPr>
@@ -2143,10 +2139,123 @@
           <w:right w:val="nil"/>
           <w:between w:val="nil"/>
         </w:pBdr>
-        <w:spacing w:after="240" w:line="276" w:lineRule="auto"/>
+        <w:spacing w:after="240"/>
         <w:ind w:firstLine="720"/>
         <w:rPr>
-          <w:rFonts w:ascii="KoPub돋움체 Light" w:eastAsia="KoPub돋움체 Light" w:hAnsi="KoPub돋움체 Light" w:cs="Arial Unicode MS"/>
+          <w:rFonts w:ascii="KoPub돋움체 Light" w:eastAsia="KoPub돋움체 Light" w:hAnsi="KoPub돋움체 Light" w:cs="Arial Unicode MS" w:hint="eastAsia"/>
+        </w:rPr>
+      </w:pPr>
+      <w:r>
+        <w:rPr>
+          <w:rFonts w:ascii="KoPub돋움체 Light" w:eastAsia="KoPub돋움체 Light" w:hAnsi="KoPub돋움체 Light" w:cs="Arial Unicode MS" w:hint="eastAsia"/>
+        </w:rPr>
+        <w:t xml:space="preserve">제안하는 시스템은 사용자 로컬 디바이스의 하드웨어 보안 영역과 서버 측 L7 역방향 프록시 게이트웨이로 구성된다. 클라이언트는 브라우저 소프트웨어와 메인보드에 결합된 하드웨어 칩셋을 포함하고, 서버 인프라는 </w:t>
+      </w:r>
+      <w:proofErr w:type="spellStart"/>
+      <w:r>
+        <w:rPr>
+          <w:rFonts w:ascii="KoPub돋움체 Light" w:eastAsia="KoPub돋움체 Light" w:hAnsi="KoPub돋움체 Light" w:cs="Arial Unicode MS" w:hint="eastAsia"/>
+        </w:rPr>
+        <w:t>FastAPI</w:t>
+      </w:r>
+      <w:proofErr w:type="spellEnd"/>
+      <w:r>
+        <w:rPr>
+          <w:rFonts w:ascii="KoPub돋움체 Light" w:eastAsia="KoPub돋움체 Light" w:hAnsi="KoPub돋움체 Light" w:cs="Arial Unicode MS" w:hint="eastAsia"/>
+        </w:rPr>
+        <w:t xml:space="preserve"> 기반의 역방향 프록시 게이트웨이와 </w:t>
+      </w:r>
+      <w:proofErr w:type="spellStart"/>
+      <w:r>
+        <w:rPr>
+          <w:rFonts w:ascii="KoPub돋움체 Light" w:eastAsia="KoPub돋움체 Light" w:hAnsi="KoPub돋움체 Light" w:cs="Arial Unicode MS" w:hint="eastAsia"/>
+        </w:rPr>
+        <w:t>백엔드</w:t>
+      </w:r>
+      <w:proofErr w:type="spellEnd"/>
+      <w:r>
+        <w:rPr>
+          <w:rFonts w:ascii="KoPub돋움체 Light" w:eastAsia="KoPub돋움체 Light" w:hAnsi="KoPub돋움체 Light" w:cs="Arial Unicode MS" w:hint="eastAsia"/>
+        </w:rPr>
+        <w:t xml:space="preserve"> </w:t>
+      </w:r>
+      <w:proofErr w:type="spellStart"/>
+      <w:r>
+        <w:rPr>
+          <w:rFonts w:ascii="KoPub돋움체 Light" w:eastAsia="KoPub돋움체 Light" w:hAnsi="KoPub돋움체 Light" w:cs="Arial Unicode MS" w:hint="eastAsia"/>
+        </w:rPr>
+        <w:t>업스트림</w:t>
+      </w:r>
+      <w:proofErr w:type="spellEnd"/>
+      <w:r>
+        <w:rPr>
+          <w:rFonts w:ascii="KoPub돋움체 Light" w:eastAsia="KoPub돋움체 Light" w:hAnsi="KoPub돋움체 Light" w:cs="Arial Unicode MS" w:hint="eastAsia"/>
+        </w:rPr>
+        <w:t xml:space="preserve"> 서비스로 구성된다.</w:t>
+      </w:r>
+    </w:p>
+    <w:p>
+      <w:pPr>
+        <w:pBdr>
+          <w:top w:val="nil"/>
+          <w:left w:val="nil"/>
+          <w:bottom w:val="nil"/>
+          <w:right w:val="nil"/>
+          <w:between w:val="nil"/>
+        </w:pBdr>
+        <w:spacing w:after="240"/>
+        <w:ind w:firstLineChars="100" w:firstLine="198"/>
+        <w:rPr>
+          <w:rFonts w:ascii="KoPub돋움체 Light" w:eastAsia="KoPub돋움체 Light" w:hAnsi="KoPub돋움체 Light"/>
+        </w:rPr>
+      </w:pPr>
+      <w:r>
+        <w:rPr>
+          <w:rFonts w:ascii="KoPub돋움체 Light" w:eastAsia="KoPub돋움체 Light" w:hAnsi="KoPub돋움체 Light" w:cs="Arial Unicode MS"/>
+        </w:rPr>
+        <w:t xml:space="preserve">클라이언트는 인증 절차를 거쳐 JWT와 일회용 난수를 차례로 수신한다. 이후 HTTP 요청 컨텍스트를 </w:t>
+      </w:r>
+      <w:proofErr w:type="spellStart"/>
+      <w:r>
+        <w:rPr>
+          <w:rFonts w:ascii="KoPub돋움체 Light" w:eastAsia="KoPub돋움체 Light" w:hAnsi="KoPub돋움체 Light" w:cs="Arial Unicode MS"/>
+        </w:rPr>
+        <w:t>직렬화하여</w:t>
+      </w:r>
+      <w:proofErr w:type="spellEnd"/>
+      <w:r>
+        <w:rPr>
+          <w:rFonts w:ascii="KoPub돋움체 Light" w:eastAsia="KoPub돋움체 Light" w:hAnsi="KoPub돋움체 Light" w:cs="Arial Unicode MS"/>
+        </w:rPr>
+        <w:t xml:space="preserve"> 하드웨어 칩셋에 전달하고, 내부 논리회로에서 생성된 디지털 서명을 수신하여 요청 헤더에 첨부한다. 게이트웨이는 인입된 패킷을 검증한 뒤 유효한 요청에 한하여 </w:t>
+      </w:r>
+      <w:proofErr w:type="spellStart"/>
+      <w:r>
+        <w:rPr>
+          <w:rFonts w:ascii="KoPub돋움체 Light" w:eastAsia="KoPub돋움체 Light" w:hAnsi="KoPub돋움체 Light" w:cs="Arial Unicode MS"/>
+        </w:rPr>
+        <w:t>업스트림</w:t>
+      </w:r>
+      <w:proofErr w:type="spellEnd"/>
+      <w:r>
+        <w:rPr>
+          <w:rFonts w:ascii="KoPub돋움체 Light" w:eastAsia="KoPub돋움체 Light" w:hAnsi="KoPub돋움체 Light" w:cs="Arial Unicode MS"/>
+        </w:rPr>
+        <w:t xml:space="preserve"> 서비스로 중계한다.</w:t>
+      </w:r>
+    </w:p>
+    <w:p>
+      <w:pPr>
+        <w:pBdr>
+          <w:top w:val="nil"/>
+          <w:left w:val="nil"/>
+          <w:bottom w:val="nil"/>
+          <w:right w:val="nil"/>
+          <w:between w:val="nil"/>
+        </w:pBdr>
+        <w:spacing w:after="240"/>
+        <w:rPr>
+          <w:rFonts w:ascii="KoPub돋움체 Light" w:eastAsia="KoPub돋움체 Light" w:hAnsi="KoPub돋움체 Light"/>
         </w:rPr>
       </w:pPr>
       <w:r>
@@ -2154,26 +2263,11 @@
           <w:rFonts w:ascii="KoPub돋움체 Light" w:eastAsia="KoPub돋움체 Light" w:hAnsi="KoPub돋움체 Light" w:cs="Arial Unicode MS"/>
           <w:noProof/>
         </w:rPr>
+        <w:lastRenderedPageBreak/>
         <w:drawing>
-          <wp:anchor distT="0" distB="0" distL="114300" distR="114300" simplePos="0" relativeHeight="251658240" behindDoc="1" locked="0" layoutInCell="1" allowOverlap="1" wp14:anchorId="3E062E4D" wp14:editId="71CDF7AE">
-            <wp:simplePos x="0" y="0"/>
-            <wp:positionH relativeFrom="margin">
-              <wp:posOffset>-57150</wp:posOffset>
-            </wp:positionH>
-            <wp:positionV relativeFrom="paragraph">
-              <wp:posOffset>933450</wp:posOffset>
-            </wp:positionV>
+          <wp:inline distT="0" distB="0" distL="0" distR="0" wp14:anchorId="480F2445" wp14:editId="07EF45BC">
             <wp:extent cx="5934075" cy="4067175"/>
             <wp:effectExtent l="0" t="0" r="9525" b="9525"/>
-            <wp:wrapTight wrapText="bothSides">
-              <wp:wrapPolygon edited="0">
-                <wp:start x="0" y="0"/>
-                <wp:lineTo x="0" y="21549"/>
-                <wp:lineTo x="21565" y="21549"/>
-                <wp:lineTo x="21565" y="0"/>
-                <wp:lineTo x="0" y="0"/>
-              </wp:wrapPolygon>
-            </wp:wrapTight>
             <wp:docPr id="1" name="그림 1"/>
             <wp:cNvGraphicFramePr>
               <a:graphicFrameLocks xmlns:a="http://schemas.openxmlformats.org/drawingml/2006/main" noChangeAspect="1"/>
@@ -2216,134 +2310,20 @@
                 </pic:pic>
               </a:graphicData>
             </a:graphic>
-          </wp:anchor>
+          </wp:inline>
         </w:drawing>
       </w:r>
-      <w:r>
-        <w:rPr>
-          <w:rFonts w:ascii="KoPub돋움체 Light" w:eastAsia="KoPub돋움체 Light" w:hAnsi="KoPub돋움체 Light" w:cs="Arial Unicode MS" w:hint="eastAsia"/>
-        </w:rPr>
-        <w:t xml:space="preserve">제안하는 시스템은 사용자 로컬 디바이스의 하드웨어 보안 영역과 서버 측 L7 역방향 프록시 게이트웨이로 구성된다. 클라이언트는 브라우저 소프트웨어와 메인보드에 결합된 하드웨어 칩셋을 포함하고, 서버 인프라는 </w:t>
-      </w:r>
-      <w:proofErr w:type="spellStart"/>
-      <w:r>
-        <w:rPr>
-          <w:rFonts w:ascii="KoPub돋움체 Light" w:eastAsia="KoPub돋움체 Light" w:hAnsi="KoPub돋움체 Light" w:cs="Arial Unicode MS" w:hint="eastAsia"/>
-        </w:rPr>
-        <w:t>FastAPI</w:t>
-      </w:r>
-      <w:proofErr w:type="spellEnd"/>
-      <w:r>
-        <w:rPr>
-          <w:rFonts w:ascii="KoPub돋움체 Light" w:eastAsia="KoPub돋움체 Light" w:hAnsi="KoPub돋움체 Light" w:cs="Arial Unicode MS" w:hint="eastAsia"/>
-        </w:rPr>
-        <w:t xml:space="preserve"> 기반의 역방향 프록시 게이트웨이와 </w:t>
-      </w:r>
-      <w:proofErr w:type="spellStart"/>
-      <w:r>
-        <w:rPr>
-          <w:rFonts w:ascii="KoPub돋움체 Light" w:eastAsia="KoPub돋움체 Light" w:hAnsi="KoPub돋움체 Light" w:cs="Arial Unicode MS" w:hint="eastAsia"/>
-        </w:rPr>
-        <w:t>백엔드</w:t>
-      </w:r>
-      <w:proofErr w:type="spellEnd"/>
-      <w:r>
-        <w:rPr>
-          <w:rFonts w:ascii="KoPub돋움체 Light" w:eastAsia="KoPub돋움체 Light" w:hAnsi="KoPub돋움체 Light" w:cs="Arial Unicode MS" w:hint="eastAsia"/>
-        </w:rPr>
-        <w:t xml:space="preserve"> </w:t>
-      </w:r>
-      <w:proofErr w:type="spellStart"/>
-      <w:r>
-        <w:rPr>
-          <w:rFonts w:ascii="KoPub돋움체 Light" w:eastAsia="KoPub돋움체 Light" w:hAnsi="KoPub돋움체 Light" w:cs="Arial Unicode MS" w:hint="eastAsia"/>
-        </w:rPr>
-        <w:t>업스트림</w:t>
-      </w:r>
-      <w:proofErr w:type="spellEnd"/>
-      <w:r>
-        <w:rPr>
-          <w:rFonts w:ascii="KoPub돋움체 Light" w:eastAsia="KoPub돋움체 Light" w:hAnsi="KoPub돋움체 Light" w:cs="Arial Unicode MS" w:hint="eastAsia"/>
-        </w:rPr>
-        <w:t xml:space="preserve"> 서비스로 구성된다.</w:t>
-      </w:r>
-    </w:p>
-    <w:p>
-      <w:pPr>
-        <w:pBdr>
-          <w:top w:val="nil"/>
-          <w:left w:val="nil"/>
-          <w:bottom w:val="nil"/>
-          <w:right w:val="nil"/>
-          <w:between w:val="nil"/>
-        </w:pBdr>
-        <w:spacing w:after="240" w:line="276" w:lineRule="auto"/>
-        <w:ind w:firstLine="720"/>
-        <w:rPr>
-          <w:rFonts w:ascii="KoPub돋움체 Light" w:eastAsia="KoPub돋움체 Light" w:hAnsi="KoPub돋움체 Light" w:cs="Arial Unicode MS"/>
-        </w:rPr>
-      </w:pPr>
-    </w:p>
-    <w:p>
-      <w:pPr>
-        <w:pBdr>
-          <w:top w:val="nil"/>
-          <w:left w:val="nil"/>
-          <w:bottom w:val="nil"/>
-          <w:right w:val="nil"/>
-          <w:between w:val="nil"/>
-        </w:pBdr>
-        <w:spacing w:after="240" w:line="276" w:lineRule="auto"/>
-        <w:ind w:firstLineChars="100" w:firstLine="192"/>
-        <w:rPr>
-          <w:rFonts w:ascii="KoPub돋움체 Light" w:eastAsia="KoPub돋움체 Light" w:hAnsi="KoPub돋움체 Light"/>
-        </w:rPr>
-      </w:pPr>
-      <w:r>
-        <w:rPr>
-          <w:rFonts w:ascii="KoPub돋움체 Light" w:eastAsia="KoPub돋움체 Light" w:hAnsi="KoPub돋움체 Light" w:cs="Arial Unicode MS"/>
-        </w:rPr>
-        <w:t xml:space="preserve">클라이언트는 인증 절차를 거쳐 JWT와 일회용 난수를 차례로 수신한다. 이후 HTTP 요청 컨텍스트를 </w:t>
-      </w:r>
-      <w:proofErr w:type="spellStart"/>
-      <w:r>
-        <w:rPr>
-          <w:rFonts w:ascii="KoPub돋움체 Light" w:eastAsia="KoPub돋움체 Light" w:hAnsi="KoPub돋움체 Light" w:cs="Arial Unicode MS"/>
-        </w:rPr>
-        <w:t>직렬화하여</w:t>
-      </w:r>
-      <w:proofErr w:type="spellEnd"/>
-      <w:r>
-        <w:rPr>
-          <w:rFonts w:ascii="KoPub돋움체 Light" w:eastAsia="KoPub돋움체 Light" w:hAnsi="KoPub돋움체 Light" w:cs="Arial Unicode MS"/>
-        </w:rPr>
-        <w:t xml:space="preserve"> 하드웨어 칩셋에 전달하고, 내부 논리회로에서 생성된 디지털 서명을 수신하여 요청 헤더에 첨부한다. 게이트웨이는 인입된 패킷을 검증한 뒤 유효한 요청에 한하여 </w:t>
-      </w:r>
-      <w:proofErr w:type="spellStart"/>
-      <w:r>
-        <w:rPr>
-          <w:rFonts w:ascii="KoPub돋움체 Light" w:eastAsia="KoPub돋움체 Light" w:hAnsi="KoPub돋움체 Light" w:cs="Arial Unicode MS"/>
-        </w:rPr>
-        <w:t>업스트림</w:t>
-      </w:r>
-      <w:proofErr w:type="spellEnd"/>
-      <w:r>
-        <w:rPr>
-          <w:rFonts w:ascii="KoPub돋움체 Light" w:eastAsia="KoPub돋움체 Light" w:hAnsi="KoPub돋움체 Light" w:cs="Arial Unicode MS"/>
-        </w:rPr>
-        <w:t xml:space="preserve"> 서비스로 중계한다.</w:t>
-      </w:r>
-    </w:p>
-    <w:p>
-      <w:pPr>
-        <w:pBdr>
-          <w:top w:val="nil"/>
-          <w:left w:val="nil"/>
-          <w:bottom w:val="nil"/>
-          <w:right w:val="nil"/>
-          <w:between w:val="nil"/>
-        </w:pBdr>
-        <w:spacing w:after="240" w:line="276" w:lineRule="auto"/>
+    </w:p>
+    <w:p>
+      <w:pPr>
+        <w:pBdr>
+          <w:top w:val="nil"/>
+          <w:left w:val="nil"/>
+          <w:bottom w:val="nil"/>
+          <w:right w:val="nil"/>
+          <w:between w:val="nil"/>
+        </w:pBdr>
+        <w:spacing w:after="240"/>
         <w:rPr>
           <w:rFonts w:ascii="KoPub돋움체 Light" w:eastAsia="KoPub돋움체 Light" w:hAnsi="KoPub돋움체 Light" w:hint="eastAsia"/>
         </w:rPr>
@@ -2352,9 +2332,9 @@
     <w:p>
       <w:pPr>
         <w:pStyle w:val="4"/>
-        <w:spacing w:before="0" w:line="276" w:lineRule="auto"/>
-        <w:rPr>
-          <w:rFonts w:ascii="KoPub돋움체 Light" w:eastAsia="KoPub돋움체 Light" w:hAnsi="KoPub돋움체 Light"/>
+        <w:spacing w:before="0"/>
+        <w:rPr>
+          <w:rFonts w:ascii="KoPub돋움체 Light" w:eastAsia="KoPub돋움체 Light" w:hAnsi="KoPub돋움체 Light" w:cs="Arial Unicode MS"/>
         </w:rPr>
       </w:pPr>
       <w:bookmarkStart w:id="13" w:name="_up9dm7u1mhhk" w:colFirst="0" w:colLast="0"/>
@@ -2368,31 +2348,30 @@
     </w:p>
     <w:p>
       <w:pPr>
-        <w:pBdr>
-          <w:top w:val="nil"/>
-          <w:left w:val="nil"/>
-          <w:bottom w:val="nil"/>
-          <w:right w:val="nil"/>
-          <w:between w:val="nil"/>
-        </w:pBdr>
-        <w:spacing w:line="276" w:lineRule="auto"/>
+        <w:rPr>
+          <w:rFonts w:hint="eastAsia"/>
+        </w:rPr>
+      </w:pPr>
+    </w:p>
+    <w:p>
+      <w:pPr>
+        <w:pBdr>
+          <w:top w:val="nil"/>
+          <w:left w:val="nil"/>
+          <w:bottom w:val="nil"/>
+          <w:right w:val="nil"/>
+          <w:between w:val="nil"/>
+        </w:pBdr>
         <w:ind w:firstLine="720"/>
         <w:rPr>
-          <w:rFonts w:ascii="KoPub돋움체 Light" w:eastAsia="KoPub돋움체 Light" w:hAnsi="KoPub돋움체 Light"/>
-        </w:rPr>
-      </w:pPr>
-      <w:r>
-        <w:rPr>
-          <w:rFonts w:ascii="KoPub돋움체 Light" w:eastAsia="KoPub돋움체 Light" w:hAnsi="KoPub돋움체 Light" w:cs="Arial Unicode MS"/>
-        </w:rPr>
-        <w:t xml:space="preserve">중간자 공격자의 요청 경로 또는 페이로드 변조를 차단하기 위해 게이트웨이와 클라이언트는 HTTP </w:t>
-      </w:r>
-      <w:r>
-        <w:rPr>
-          <w:rFonts w:ascii="KoPub돋움체 Light" w:eastAsia="KoPub돋움체 Light" w:hAnsi="KoPub돋움체 Light" w:cs="Arial Unicode MS"/>
-        </w:rPr>
-        <w:lastRenderedPageBreak/>
-        <w:t xml:space="preserve">요청의 주요 필드를 단일 바이트 열로 결합하여 </w:t>
+          <w:rFonts w:ascii="KoPub돋움체 Light" w:eastAsia="KoPub돋움체 Light" w:hAnsi="KoPub돋움체 Light" w:cs="Arial Unicode MS"/>
+        </w:rPr>
+      </w:pPr>
+      <w:r>
+        <w:rPr>
+          <w:rFonts w:ascii="KoPub돋움체 Light" w:eastAsia="KoPub돋움체 Light" w:hAnsi="KoPub돋움체 Light" w:cs="Arial Unicode MS"/>
+        </w:rPr>
+        <w:t xml:space="preserve">중간자 공격자의 요청 경로 또는 페이로드 변조를 차단하기 위해 게이트웨이와 클라이언트는 HTTP 요청의 주요 필드를 단일 바이트 열로 결합하여 </w:t>
       </w:r>
       <w:proofErr w:type="spellStart"/>
       <w:r>
@@ -2406,19 +2385,36 @@
         <w:rPr>
           <w:rFonts w:ascii="KoPub돋움체 Light" w:eastAsia="KoPub돋움체 Light" w:hAnsi="KoPub돋움체 Light" w:cs="Arial Unicode MS"/>
         </w:rPr>
-        <w:t>. 정규화 페이로드는 다음과 같이 정의한다.</w:t>
-      </w:r>
-    </w:p>
-    <w:p>
-      <w:pPr>
-        <w:pBdr>
-          <w:top w:val="nil"/>
-          <w:left w:val="nil"/>
-          <w:bottom w:val="nil"/>
-          <w:right w:val="nil"/>
-          <w:between w:val="nil"/>
-        </w:pBdr>
-        <w:spacing w:line="276" w:lineRule="auto"/>
+        <w:t xml:space="preserve">. </w:t>
+      </w:r>
+      <w:r>
+        <w:rPr>
+          <w:rFonts w:ascii="KoPub돋움체 Light" w:eastAsia="KoPub돋움체 Light" w:hAnsi="KoPub돋움체 Light" w:cs="Arial Unicode MS"/>
+        </w:rPr>
+        <w:t>특히 FAPI(Financial-grade API) 보안 요건을 충족하기 위해 HTTP 메서드와 경로뿐만 아니라 쿼리 스트링(Query Parameter)까지 바인딩 대상에 포함한다.</w:t>
+      </w:r>
+      <w:r>
+        <w:rPr>
+          <w:rFonts w:ascii="KoPub돋움체 Light" w:eastAsia="KoPub돋움체 Light" w:hAnsi="KoPub돋움체 Light" w:cs="Arial Unicode MS" w:hint="eastAsia"/>
+        </w:rPr>
+        <w:t xml:space="preserve"> </w:t>
+      </w:r>
+      <w:r>
+        <w:rPr>
+          <w:rFonts w:ascii="KoPub돋움체 Light" w:eastAsia="KoPub돋움체 Light" w:hAnsi="KoPub돋움체 Light" w:cs="Arial Unicode MS"/>
+        </w:rPr>
+        <w:t>정규화 페이로드는 다음과 같이 정의한다.</w:t>
+      </w:r>
+    </w:p>
+    <w:p>
+      <w:pPr>
+        <w:pBdr>
+          <w:top w:val="nil"/>
+          <w:left w:val="nil"/>
+          <w:bottom w:val="nil"/>
+          <w:right w:val="nil"/>
+          <w:between w:val="nil"/>
+        </w:pBdr>
         <w:ind w:firstLine="720"/>
         <w:rPr>
           <w:rFonts w:ascii="KoPub돋움체 Light" w:eastAsia="KoPub돋움체 Light" w:hAnsi="KoPub돋움체 Light"/>
@@ -2434,7 +2430,6 @@
           <w:right w:val="nil"/>
           <w:between w:val="nil"/>
         </w:pBdr>
-        <w:spacing w:line="276" w:lineRule="auto"/>
         <w:jc w:val="center"/>
         <w:rPr>
           <w:rFonts w:ascii="KoPub돋움체 Light" w:eastAsia="KoPub돋움체 Light" w:hAnsi="KoPub돋움체 Light"/>
@@ -2458,19 +2453,7 @@
         <w:rPr>
           <w:rFonts w:ascii="KoPub돋움체 Light" w:eastAsia="KoPub돋움체 Light" w:hAnsi="KoPub돋움체 Light"/>
         </w:rPr>
-        <w:t>Path ||</w:t>
-      </w:r>
-      <w:r>
-        <w:rPr>
-          <w:rFonts w:ascii="KoPub돋움체 Light" w:eastAsia="KoPub돋움체 Light" w:hAnsi="KoPub돋움체 Light"/>
-        </w:rPr>
-        <w:t xml:space="preserve"> Query</w:t>
-      </w:r>
-      <w:r>
-        <w:rPr>
-          <w:rFonts w:ascii="KoPub돋움체 Light" w:eastAsia="KoPub돋움체 Light" w:hAnsi="KoPub돋움체 Light"/>
-        </w:rPr>
-        <w:t xml:space="preserve"> ||</w:t>
+        <w:t>Path || Query ||</w:t>
       </w:r>
       <w:r>
         <w:rPr>
@@ -2488,25 +2471,25 @@
           <w:right w:val="nil"/>
           <w:between w:val="nil"/>
         </w:pBdr>
-        <w:spacing w:after="240" w:line="276" w:lineRule="auto"/>
-        <w:rPr>
-          <w:rFonts w:ascii="KoPub돋움체 Light" w:eastAsia="KoPub돋움체 Light" w:hAnsi="KoPub돋움체 Light"/>
-        </w:rPr>
-      </w:pPr>
-    </w:p>
-    <w:p>
-      <w:pPr>
-        <w:pBdr>
-          <w:top w:val="nil"/>
-          <w:left w:val="nil"/>
-          <w:bottom w:val="nil"/>
-          <w:right w:val="nil"/>
-          <w:between w:val="nil"/>
-        </w:pBdr>
-        <w:spacing w:after="240" w:line="276" w:lineRule="auto"/>
-        <w:ind w:firstLineChars="100" w:firstLine="192"/>
-        <w:rPr>
-          <w:rFonts w:ascii="KoPub돋움체 Light" w:eastAsia="KoPub돋움체 Light" w:hAnsi="KoPub돋움체 Light"/>
+        <w:spacing w:after="240"/>
+        <w:rPr>
+          <w:rFonts w:ascii="KoPub돋움체 Light" w:eastAsia="KoPub돋움체 Light" w:hAnsi="KoPub돋움체 Light"/>
+        </w:rPr>
+      </w:pPr>
+    </w:p>
+    <w:p>
+      <w:pPr>
+        <w:pBdr>
+          <w:top w:val="nil"/>
+          <w:left w:val="nil"/>
+          <w:bottom w:val="nil"/>
+          <w:right w:val="nil"/>
+          <w:between w:val="nil"/>
+        </w:pBdr>
+        <w:spacing w:after="240"/>
+        <w:ind w:firstLineChars="100" w:firstLine="198"/>
+        <w:rPr>
+          <w:rFonts w:ascii="KoPub돋움체 Light" w:eastAsia="KoPub돋움체 Light" w:hAnsi="KoPub돋움체 Light" w:cs="Arial Unicode MS" w:hint="eastAsia"/>
         </w:rPr>
       </w:pPr>
       <w:r>
@@ -2527,19 +2510,33 @@
         <w:rPr>
           <w:rFonts w:ascii="KoPub돋움체 Light" w:eastAsia="KoPub돋움체 Light" w:hAnsi="KoPub돋움체 Light" w:cs="Arial Unicode MS"/>
         </w:rPr>
-        <w:t xml:space="preserve"> 인코딩을 전제로 하며, 게이트웨이는 페이로드 전체를 단일 메모리 버퍼에 적재하지 않고 네트워크 스트림을 해시 함수에 즉시 갱신한다. 이를 통해 부가적인 메모리 할당량을 32 Bytes로 고정하여 공간 복잡도 O(1)을 유지한다.</w:t>
-      </w:r>
-    </w:p>
-    <w:p>
-      <w:pPr>
-        <w:pBdr>
-          <w:top w:val="nil"/>
-          <w:left w:val="nil"/>
-          <w:bottom w:val="nil"/>
-          <w:right w:val="nil"/>
-          <w:between w:val="nil"/>
-        </w:pBdr>
-        <w:spacing w:after="240" w:line="276" w:lineRule="auto"/>
+        <w:t xml:space="preserve"> 인코딩 또는 프록시 계층의 스트림 I/O를 지원하는 환경을 전제로 한다. 게이트웨이는 페이로드 전체를 단일 메모리 버퍼에 적재하지 않고, </w:t>
+      </w:r>
+      <w:proofErr w:type="spellStart"/>
+      <w:r>
+        <w:rPr>
+          <w:rFonts w:ascii="KoPub돋움체 Light" w:eastAsia="KoPub돋움체 Light" w:hAnsi="KoPub돋움체 Light" w:cs="Arial Unicode MS"/>
+        </w:rPr>
+        <w:t>청크</w:t>
+      </w:r>
+      <w:proofErr w:type="spellEnd"/>
+      <w:r>
+        <w:rPr>
+          <w:rFonts w:ascii="KoPub돋움체 Light" w:eastAsia="KoPub돋움체 Light" w:hAnsi="KoPub돋움체 Light" w:cs="Arial Unicode MS"/>
+        </w:rPr>
+        <w:t xml:space="preserve"> 단위로 유입되는 네트워크 바이트 스트림을 해시 함수에 즉시 갱신한다. 이를 통해 서명 검증 계층에서 발생하는 부가적인 메모리 할당량을 32 Bytes로 고정하여 공간 복잡도 O(1)을 유지한다.</w:t>
+      </w:r>
+    </w:p>
+    <w:p>
+      <w:pPr>
+        <w:pBdr>
+          <w:top w:val="nil"/>
+          <w:left w:val="nil"/>
+          <w:bottom w:val="nil"/>
+          <w:right w:val="nil"/>
+          <w:between w:val="nil"/>
+        </w:pBdr>
+        <w:spacing w:after="240"/>
         <w:rPr>
           <w:rFonts w:ascii="KoPub돋움체 Light" w:eastAsia="KoPub돋움체 Light" w:hAnsi="KoPub돋움체 Light"/>
         </w:rPr>
@@ -2548,9 +2545,9 @@
     <w:p>
       <w:pPr>
         <w:pStyle w:val="4"/>
-        <w:spacing w:before="0" w:line="276" w:lineRule="auto"/>
-        <w:rPr>
-          <w:rFonts w:ascii="KoPub돋움체 Light" w:eastAsia="KoPub돋움체 Light" w:hAnsi="KoPub돋움체 Light"/>
+        <w:spacing w:before="0"/>
+        <w:rPr>
+          <w:rFonts w:ascii="KoPub돋움체 Light" w:eastAsia="KoPub돋움체 Light" w:hAnsi="KoPub돋움체 Light" w:cs="Arial Unicode MS"/>
         </w:rPr>
       </w:pPr>
       <w:bookmarkStart w:id="14" w:name="_5avjbhh4zbwf" w:colFirst="0" w:colLast="0"/>
@@ -2559,41 +2556,47 @@
         <w:rPr>
           <w:rFonts w:ascii="KoPub돋움체 Light" w:eastAsia="KoPub돋움체 Light" w:hAnsi="KoPub돋움체 Light" w:cs="Arial Unicode MS"/>
         </w:rPr>
+        <w:lastRenderedPageBreak/>
         <w:t>3. Fast-Fail 단축 검증 파이프라인</w:t>
       </w:r>
     </w:p>
     <w:p>
       <w:pPr>
-        <w:pBdr>
-          <w:top w:val="nil"/>
-          <w:left w:val="nil"/>
-          <w:bottom w:val="nil"/>
-          <w:right w:val="nil"/>
-          <w:between w:val="nil"/>
-        </w:pBdr>
-        <w:spacing w:line="276" w:lineRule="auto"/>
+        <w:rPr>
+          <w:rFonts w:hint="eastAsia"/>
+        </w:rPr>
+      </w:pPr>
+    </w:p>
+    <w:p>
+      <w:pPr>
+        <w:pBdr>
+          <w:top w:val="nil"/>
+          <w:left w:val="nil"/>
+          <w:bottom w:val="nil"/>
+          <w:right w:val="nil"/>
+          <w:between w:val="nil"/>
+        </w:pBdr>
         <w:ind w:firstLine="720"/>
         <w:rPr>
-          <w:rFonts w:ascii="KoPub돋움체 Light" w:eastAsia="KoPub돋움체 Light" w:hAnsi="KoPub돋움체 Light"/>
-        </w:rPr>
-      </w:pPr>
-      <w:r>
-        <w:rPr>
-          <w:rFonts w:ascii="KoPub돋움체 Light" w:eastAsia="KoPub돋움체 Light" w:hAnsi="KoPub돋움체 Light" w:cs="Arial Unicode MS"/>
-        </w:rPr>
-        <w:t>무효한 요청으로 암호 연산 부하가 누적되는 비대칭 자원 고갈 공격을 방지하기 위해 게이트웨이는 검증 비용이 낮은 항목부터 순차 평가한다.</w:t>
-      </w:r>
-    </w:p>
-    <w:p>
-      <w:pPr>
-        <w:pBdr>
-          <w:top w:val="nil"/>
-          <w:left w:val="nil"/>
-          <w:bottom w:val="nil"/>
-          <w:right w:val="nil"/>
-          <w:between w:val="nil"/>
-        </w:pBdr>
-        <w:spacing w:line="276" w:lineRule="auto"/>
+          <w:rFonts w:ascii="KoPub돋움체 Light" w:eastAsia="KoPub돋움체 Light" w:hAnsi="KoPub돋움체 Light" w:cs="Arial Unicode MS"/>
+        </w:rPr>
+      </w:pPr>
+      <w:r>
+        <w:rPr>
+          <w:rFonts w:ascii="KoPub돋움체 Light" w:eastAsia="KoPub돋움체 Light" w:hAnsi="KoPub돋움체 Light" w:cs="Arial Unicode MS"/>
+        </w:rPr>
+        <w:t>비대칭 암호 서명 검증은 문자열 비교나 해시 연산 대비 높은 CPU 사이클을 요구한다. 무효한 요청으로 암호 연산 부하가 누적되는 비대칭 자원 고갈 공격을 방지하기 위해 게이트웨이는 검증 비용이 낮은 항목부터 순차적으로 평가하는 Fast-Fail 파이프라인을 적용한다.</w:t>
+      </w:r>
+    </w:p>
+    <w:p>
+      <w:pPr>
+        <w:pBdr>
+          <w:top w:val="nil"/>
+          <w:left w:val="nil"/>
+          <w:bottom w:val="nil"/>
+          <w:right w:val="nil"/>
+          <w:between w:val="nil"/>
+        </w:pBdr>
         <w:ind w:firstLine="720"/>
         <w:rPr>
           <w:rFonts w:ascii="KoPub돋움체 Light" w:eastAsia="KoPub돋움체 Light" w:hAnsi="KoPub돋움체 Light"/>
@@ -2613,7 +2616,6 @@
           <w:right w:val="nil"/>
           <w:between w:val="nil"/>
         </w:pBdr>
-        <w:spacing w:line="276" w:lineRule="auto"/>
         <w:rPr>
           <w:rFonts w:ascii="KoPub돋움체 Light" w:eastAsia="KoPub돋움체 Light" w:hAnsi="KoPub돋움체 Light"/>
         </w:rPr>
@@ -2634,7 +2636,6 @@
           <w:right w:val="nil"/>
           <w:between w:val="nil"/>
         </w:pBdr>
-        <w:spacing w:line="276" w:lineRule="auto"/>
         <w:ind w:left="600"/>
         <w:rPr>
           <w:rFonts w:ascii="KoPub돋움체 Light" w:eastAsia="KoPub돋움체 Light" w:hAnsi="KoPub돋움체 Light"/>
@@ -2654,7 +2655,6 @@
           <w:right w:val="nil"/>
           <w:between w:val="nil"/>
         </w:pBdr>
-        <w:spacing w:line="276" w:lineRule="auto"/>
         <w:rPr>
           <w:rFonts w:ascii="KoPub돋움체 Light" w:eastAsia="KoPub돋움체 Light" w:hAnsi="KoPub돋움체 Light"/>
         </w:rPr>
@@ -2675,7 +2675,6 @@
           <w:right w:val="nil"/>
           <w:between w:val="nil"/>
         </w:pBdr>
-        <w:spacing w:line="276" w:lineRule="auto"/>
         <w:ind w:left="600"/>
         <w:rPr>
           <w:rFonts w:ascii="KoPub돋움체 Light" w:eastAsia="KoPub돋움체 Light" w:hAnsi="KoPub돋움체 Light"/>
@@ -2695,7 +2694,6 @@
           <w:right w:val="nil"/>
           <w:between w:val="nil"/>
         </w:pBdr>
-        <w:spacing w:line="276" w:lineRule="auto"/>
         <w:rPr>
           <w:rFonts w:ascii="KoPub돋움체 Light" w:eastAsia="KoPub돋움체 Light" w:hAnsi="KoPub돋움체 Light"/>
         </w:rPr>
@@ -2716,7 +2714,6 @@
           <w:right w:val="nil"/>
           <w:between w:val="nil"/>
         </w:pBdr>
-        <w:spacing w:line="276" w:lineRule="auto"/>
         <w:ind w:left="600"/>
         <w:rPr>
           <w:rFonts w:ascii="KoPub돋움체 Light" w:eastAsia="KoPub돋움체 Light" w:hAnsi="KoPub돋움체 Light"/>
@@ -2736,7 +2733,6 @@
           <w:right w:val="nil"/>
           <w:between w:val="nil"/>
         </w:pBdr>
-        <w:spacing w:line="276" w:lineRule="auto"/>
         <w:rPr>
           <w:rFonts w:ascii="KoPub돋움체 Light" w:eastAsia="KoPub돋움체 Light" w:hAnsi="KoPub돋움체 Light"/>
         </w:rPr>
@@ -2771,7 +2767,6 @@
           <w:right w:val="nil"/>
           <w:between w:val="nil"/>
         </w:pBdr>
-        <w:spacing w:line="276" w:lineRule="auto"/>
         <w:ind w:left="600"/>
         <w:rPr>
           <w:rFonts w:ascii="KoPub돋움체 Light" w:eastAsia="KoPub돋움체 Light" w:hAnsi="KoPub돋움체 Light"/>
@@ -2791,7 +2786,6 @@
           <w:right w:val="nil"/>
           <w:between w:val="nil"/>
         </w:pBdr>
-        <w:spacing w:line="276" w:lineRule="auto"/>
         <w:rPr>
           <w:rFonts w:ascii="KoPub돋움체 Light" w:eastAsia="KoPub돋움체 Light" w:hAnsi="KoPub돋움체 Light"/>
         </w:rPr>
@@ -2812,19 +2806,52 @@
           <w:right w:val="nil"/>
           <w:between w:val="nil"/>
         </w:pBdr>
-        <w:spacing w:line="276" w:lineRule="auto"/>
-        <w:ind w:left="600"/>
-        <w:rPr>
-          <w:rFonts w:ascii="KoPub돋움체 Light" w:eastAsia="KoPub돋움체 Light" w:hAnsi="KoPub돋움체 Light"/>
+        <w:rPr>
+          <w:rFonts w:ascii="KoPub돋움체 Light" w:eastAsia="KoPub돋움체 Light" w:hAnsi="KoPub돋움체 Light"/>
+        </w:rPr>
+      </w:pPr>
+    </w:p>
+    <w:p>
+      <w:pPr>
+        <w:pBdr>
+          <w:top w:val="nil"/>
+          <w:left w:val="nil"/>
+          <w:bottom w:val="nil"/>
+          <w:right w:val="nil"/>
+          <w:between w:val="nil"/>
+        </w:pBdr>
+        <w:ind w:firstLineChars="100" w:firstLine="198"/>
+        <w:rPr>
+          <w:rFonts w:ascii="KoPub돋움체 Light" w:eastAsia="KoPub돋움체 Light" w:hAnsi="KoPub돋움체 Light"/>
+        </w:rPr>
+      </w:pPr>
+      <w:r>
+        <w:rPr>
+          <w:rFonts w:ascii="KoPub돋움체 Light" w:eastAsia="KoPub돋움체 Light" w:hAnsi="KoPub돋움체 Light"/>
+        </w:rPr>
+        <w:t>본 메커니즘의 무결성 및 재전송 차단 효과는 V절의 모의 공격 검증 결과로 입증한다.</w:t>
+      </w:r>
+    </w:p>
+    <w:p>
+      <w:pPr>
+        <w:pBdr>
+          <w:top w:val="nil"/>
+          <w:left w:val="nil"/>
+          <w:bottom w:val="nil"/>
+          <w:right w:val="nil"/>
+          <w:between w:val="nil"/>
+        </w:pBdr>
+        <w:ind w:firstLineChars="100" w:firstLine="198"/>
+        <w:rPr>
+          <w:rFonts w:ascii="KoPub돋움체 Light" w:eastAsia="KoPub돋움체 Light" w:hAnsi="KoPub돋움체 Light" w:hint="eastAsia"/>
         </w:rPr>
       </w:pPr>
     </w:p>
     <w:p>
       <w:pPr>
         <w:pStyle w:val="4"/>
-        <w:spacing w:line="276" w:lineRule="auto"/>
-        <w:rPr>
-          <w:rFonts w:ascii="KoPub돋움체 Light" w:eastAsia="KoPub돋움체 Light" w:hAnsi="KoPub돋움체 Light"/>
+        <w:rPr>
+          <w:rFonts w:ascii="KoPub돋움체 Light" w:eastAsia="KoPub돋움체 Light" w:hAnsi="KoPub돋움체 Light" w:cs="Arial Unicode MS"/>
         </w:rPr>
       </w:pPr>
       <w:bookmarkStart w:id="15" w:name="_v94i3b7wwy08" w:colFirst="0" w:colLast="0"/>
@@ -2849,6 +2876,53 @@
         </w:rPr>
         <w:t xml:space="preserve"> 제어 메커니즘</w:t>
       </w:r>
+    </w:p>
+    <w:p>
+      <w:pPr>
+        <w:rPr>
+          <w:rFonts w:ascii="KoPub돋움체 Light" w:eastAsia="KoPub돋움체 Light" w:hAnsi="KoPub돋움체 Light"/>
+        </w:rPr>
+      </w:pPr>
+    </w:p>
+    <w:p>
+      <w:pPr>
+        <w:rPr>
+          <w:rFonts w:ascii="KoPub돋움체 Light" w:eastAsia="KoPub돋움체 Light" w:hAnsi="KoPub돋움체 Light"/>
+        </w:rPr>
+      </w:pPr>
+      <w:r>
+        <w:rPr>
+          <w:rFonts w:ascii="KoPub돋움체 Light" w:eastAsia="KoPub돋움체 Light" w:hAnsi="KoPub돋움체 Light"/>
+        </w:rPr>
+        <w:tab/>
+      </w:r>
+      <w:r>
+        <w:rPr>
+          <w:rFonts w:ascii="KoPub돋움체 Light" w:eastAsia="KoPub돋움체 Light" w:hAnsi="KoPub돋움체 Light"/>
+        </w:rPr>
+        <w:t xml:space="preserve">난수 발급 </w:t>
+      </w:r>
+      <w:proofErr w:type="spellStart"/>
+      <w:r>
+        <w:rPr>
+          <w:rFonts w:ascii="KoPub돋움체 Light" w:eastAsia="KoPub돋움체 Light" w:hAnsi="KoPub돋움체 Light"/>
+        </w:rPr>
+        <w:t>엔드포인트와</w:t>
+      </w:r>
+      <w:proofErr w:type="spellEnd"/>
+      <w:r>
+        <w:rPr>
+          <w:rFonts w:ascii="KoPub돋움체 Light" w:eastAsia="KoPub돋움체 Light" w:hAnsi="KoPub돋움체 Light"/>
+        </w:rPr>
+        <w:t xml:space="preserve"> 인메모리 상태 저장소를 보호하기 위해 2단계 방어 체계를 구성한다.</w:t>
+      </w:r>
+    </w:p>
+    <w:p>
+      <w:pPr>
+        <w:rPr>
+          <w:rFonts w:ascii="KoPub돋움체 Light" w:eastAsia="KoPub돋움체 Light" w:hAnsi="KoPub돋움체 Light" w:hint="eastAsia"/>
+        </w:rPr>
+      </w:pPr>
     </w:p>
     <w:p>
       <w:pPr>
@@ -2863,7 +2937,6 @@
           <w:right w:val="nil"/>
           <w:between w:val="nil"/>
         </w:pBdr>
-        <w:spacing w:line="276" w:lineRule="auto"/>
         <w:rPr>
           <w:rFonts w:ascii="KoPub돋움체 Light" w:eastAsia="KoPub돋움체 Light" w:hAnsi="KoPub돋움체 Light"/>
         </w:rPr>
@@ -2912,7 +2985,6 @@
           <w:right w:val="nil"/>
           <w:between w:val="nil"/>
         </w:pBdr>
-        <w:spacing w:line="276" w:lineRule="auto"/>
         <w:ind w:left="600"/>
         <w:rPr>
           <w:rFonts w:ascii="KoPub돋움체 Light" w:eastAsia="KoPub돋움체 Light" w:hAnsi="KoPub돋움체 Light"/>
@@ -2932,7 +3004,6 @@
           <w:right w:val="nil"/>
           <w:between w:val="nil"/>
         </w:pBdr>
-        <w:spacing w:line="276" w:lineRule="auto"/>
         <w:rPr>
           <w:rFonts w:ascii="KoPub돋움체 Light" w:eastAsia="KoPub돋움체 Light" w:hAnsi="KoPub돋움체 Light"/>
         </w:rPr>
@@ -2967,17 +3038,49 @@
           <w:right w:val="nil"/>
           <w:between w:val="nil"/>
         </w:pBdr>
-        <w:spacing w:line="276" w:lineRule="auto"/>
-        <w:ind w:left="600"/>
-        <w:rPr>
-          <w:rFonts w:ascii="KoPub돋움체 Light" w:eastAsia="KoPub돋움체 Light" w:hAnsi="KoPub돋움체 Light"/>
+        <w:rPr>
+          <w:rFonts w:ascii="KoPub돋움체 Light" w:eastAsia="KoPub돋움체 Light" w:hAnsi="KoPub돋움체 Light"/>
+        </w:rPr>
+      </w:pPr>
+    </w:p>
+    <w:p>
+      <w:pPr>
+        <w:pBdr>
+          <w:top w:val="nil"/>
+          <w:left w:val="nil"/>
+          <w:bottom w:val="nil"/>
+          <w:right w:val="nil"/>
+          <w:between w:val="nil"/>
+        </w:pBdr>
+        <w:ind w:firstLineChars="100" w:firstLine="198"/>
+        <w:rPr>
+          <w:rFonts w:ascii="KoPub돋움체 Light" w:eastAsia="KoPub돋움체 Light" w:hAnsi="KoPub돋움체 Light"/>
+        </w:rPr>
+      </w:pPr>
+      <w:r>
+        <w:rPr>
+          <w:rFonts w:ascii="KoPub돋움체 Light" w:eastAsia="KoPub돋움체 Light" w:hAnsi="KoPub돋움체 Light"/>
+        </w:rPr>
+        <w:t>본 제어 메커니즘의 차단 유효성은 V절에서 단위 및 부하 시뮬레이션 결과로 평가한다.</w:t>
+      </w:r>
+    </w:p>
+    <w:p>
+      <w:pPr>
+        <w:pBdr>
+          <w:top w:val="nil"/>
+          <w:left w:val="nil"/>
+          <w:bottom w:val="nil"/>
+          <w:right w:val="nil"/>
+          <w:between w:val="nil"/>
+        </w:pBdr>
+        <w:rPr>
+          <w:rFonts w:ascii="KoPub돋움체 Light" w:eastAsia="KoPub돋움체 Light" w:hAnsi="KoPub돋움체 Light" w:hint="eastAsia"/>
         </w:rPr>
       </w:pPr>
     </w:p>
     <w:p>
       <w:pPr>
         <w:pStyle w:val="3"/>
-        <w:spacing w:line="276" w:lineRule="auto"/>
         <w:rPr>
           <w:rFonts w:ascii="KoPub돋움체 Light" w:eastAsia="KoPub돋움체 Light" w:hAnsi="KoPub돋움체 Light"/>
         </w:rPr>
@@ -2988,16 +3091,15 @@
         <w:rPr>
           <w:rFonts w:ascii="KoPub돋움체 Light" w:eastAsia="KoPub돋움체 Light" w:hAnsi="KoPub돋움체 Light" w:cs="Arial Unicode MS"/>
         </w:rPr>
-        <w:lastRenderedPageBreak/>
         <w:t>V. 구현 및 성능 평가</w:t>
       </w:r>
     </w:p>
     <w:p>
       <w:pPr>
         <w:pStyle w:val="4"/>
-        <w:spacing w:before="0" w:line="276" w:lineRule="auto"/>
-        <w:rPr>
-          <w:rFonts w:ascii="KoPub돋움체 Light" w:eastAsia="KoPub돋움체 Light" w:hAnsi="KoPub돋움체 Light"/>
+        <w:spacing w:before="0"/>
+        <w:rPr>
+          <w:rFonts w:ascii="KoPub돋움체 Light" w:eastAsia="KoPub돋움체 Light" w:hAnsi="KoPub돋움체 Light" w:cs="Arial Unicode MS"/>
         </w:rPr>
       </w:pPr>
       <w:bookmarkStart w:id="17" w:name="_g2ddme6wb2pp" w:colFirst="0" w:colLast="0"/>
@@ -3011,30 +3113,51 @@
     </w:p>
     <w:p>
       <w:pPr>
-        <w:pBdr>
-          <w:top w:val="nil"/>
-          <w:left w:val="nil"/>
-          <w:bottom w:val="nil"/>
-          <w:right w:val="nil"/>
-          <w:between w:val="nil"/>
-        </w:pBdr>
-        <w:spacing w:after="240" w:line="276" w:lineRule="auto"/>
+        <w:rPr>
+          <w:rFonts w:hint="eastAsia"/>
+        </w:rPr>
+      </w:pPr>
+    </w:p>
+    <w:p>
+      <w:pPr>
+        <w:pBdr>
+          <w:top w:val="nil"/>
+          <w:left w:val="nil"/>
+          <w:bottom w:val="nil"/>
+          <w:right w:val="nil"/>
+          <w:between w:val="nil"/>
+        </w:pBdr>
+        <w:spacing w:after="240"/>
         <w:ind w:firstLine="720"/>
         <w:rPr>
-          <w:rFonts w:ascii="KoPub돋움체 Light" w:eastAsia="KoPub돋움체 Light" w:hAnsi="KoPub돋움체 Light"/>
-        </w:rPr>
-      </w:pPr>
-      <w:r>
-        <w:rPr>
-          <w:rFonts w:ascii="KoPub돋움체 Light" w:eastAsia="KoPub돋움체 Light" w:hAnsi="KoPub돋움체 Light" w:cs="Arial Unicode MS"/>
-        </w:rPr>
-        <w:t xml:space="preserve">Python 3.11과 </w:t>
+          <w:rFonts w:ascii="KoPub돋움체 Light" w:eastAsia="KoPub돋움체 Light" w:hAnsi="KoPub돋움체 Light" w:cs="Arial Unicode MS"/>
+        </w:rPr>
+      </w:pPr>
+      <w:r>
+        <w:rPr>
+          <w:rFonts w:ascii="KoPub돋움체 Light" w:eastAsia="KoPub돋움체 Light" w:hAnsi="KoPub돋움체 Light" w:cs="Arial Unicode MS"/>
+        </w:rPr>
+        <w:t xml:space="preserve">제안한 </w:t>
       </w:r>
       <w:proofErr w:type="spellStart"/>
       <w:r>
         <w:rPr>
           <w:rFonts w:ascii="KoPub돋움체 Light" w:eastAsia="KoPub돋움체 Light" w:hAnsi="KoPub돋움체 Light" w:cs="Arial Unicode MS"/>
         </w:rPr>
+        <w:t>PoP</w:t>
+      </w:r>
+      <w:proofErr w:type="spellEnd"/>
+      <w:r>
+        <w:rPr>
+          <w:rFonts w:ascii="KoPub돋움체 Light" w:eastAsia="KoPub돋움체 Light" w:hAnsi="KoPub돋움체 Light" w:cs="Arial Unicode MS"/>
+        </w:rPr>
+        <w:t xml:space="preserve"> 역방향 프록시 게이트웨이의 성능 및 보안 유효성을 실증하기 위해 Python 3.11과 </w:t>
+      </w:r>
+      <w:proofErr w:type="spellStart"/>
+      <w:r>
+        <w:rPr>
+          <w:rFonts w:ascii="KoPub돋움체 Light" w:eastAsia="KoPub돋움체 Light" w:hAnsi="KoPub돋움체 Light" w:cs="Arial Unicode MS"/>
+        </w:rPr>
         <w:t>FastAPI</w:t>
       </w:r>
       <w:proofErr w:type="spellEnd"/>
@@ -3042,13 +3165,113 @@
         <w:rPr>
           <w:rFonts w:ascii="KoPub돋움체 Light" w:eastAsia="KoPub돋움체 Light" w:hAnsi="KoPub돋움체 Light" w:cs="Arial Unicode MS"/>
         </w:rPr>
-        <w:t xml:space="preserve"> 기반으로 프로토타입 시스템을 구축하였다. 클라이언트 측은 W3C </w:t>
+        <w:t xml:space="preserve"> 프레임워크 기반으로 프로토타입 시스템을 구축하였다. 게이트웨이는 비동기 I/O 이벤트 루프 </w:t>
+      </w:r>
+      <w:r>
+        <w:rPr>
+          <w:rFonts w:ascii="KoPub돋움체 Light" w:eastAsia="KoPub돋움체 Light" w:hAnsi="KoPub돋움체 Light" w:cs="Arial Unicode MS"/>
+        </w:rPr>
+        <w:lastRenderedPageBreak/>
+        <w:t xml:space="preserve">상에서 구동하고, </w:t>
       </w:r>
       <w:proofErr w:type="spellStart"/>
       <w:r>
         <w:rPr>
           <w:rFonts w:ascii="KoPub돋움체 Light" w:eastAsia="KoPub돋움체 Light" w:hAnsi="KoPub돋움체 Light" w:cs="Arial Unicode MS"/>
         </w:rPr>
+        <w:t>백엔드</w:t>
+      </w:r>
+      <w:proofErr w:type="spellEnd"/>
+      <w:r>
+        <w:rPr>
+          <w:rFonts w:ascii="KoPub돋움체 Light" w:eastAsia="KoPub돋움체 Light" w:hAnsi="KoPub돋움체 Light" w:cs="Arial Unicode MS"/>
+        </w:rPr>
+        <w:t xml:space="preserve"> </w:t>
+      </w:r>
+      <w:proofErr w:type="spellStart"/>
+      <w:r>
+        <w:rPr>
+          <w:rFonts w:ascii="KoPub돋움체 Light" w:eastAsia="KoPub돋움체 Light" w:hAnsi="KoPub돋움체 Light" w:cs="Arial Unicode MS"/>
+        </w:rPr>
+        <w:t>마이크로서비스</w:t>
+      </w:r>
+      <w:proofErr w:type="spellEnd"/>
+      <w:r>
+        <w:rPr>
+          <w:rFonts w:ascii="KoPub돋움체 Light" w:eastAsia="KoPub돋움체 Light" w:hAnsi="KoPub돋움체 Light" w:cs="Arial Unicode MS"/>
+        </w:rPr>
+        <w:t xml:space="preserve"> 환경을 모사한 </w:t>
+      </w:r>
+      <w:proofErr w:type="spellStart"/>
+      <w:r>
+        <w:rPr>
+          <w:rFonts w:ascii="KoPub돋움체 Light" w:eastAsia="KoPub돋움체 Light" w:hAnsi="KoPub돋움체 Light" w:cs="Arial Unicode MS"/>
+        </w:rPr>
+        <w:t>업스트림</w:t>
+      </w:r>
+      <w:proofErr w:type="spellEnd"/>
+      <w:r>
+        <w:rPr>
+          <w:rFonts w:ascii="KoPub돋움체 Light" w:eastAsia="KoPub돋움체 Light" w:hAnsi="KoPub돋움체 Light" w:cs="Arial Unicode MS"/>
+        </w:rPr>
+        <w:t xml:space="preserve"> 서버와 </w:t>
+      </w:r>
+      <w:proofErr w:type="spellStart"/>
+      <w:r>
+        <w:rPr>
+          <w:rFonts w:ascii="KoPub돋움체 Light" w:eastAsia="KoPub돋움체 Light" w:hAnsi="KoPub돋움체 Light" w:cs="Arial Unicode MS"/>
+        </w:rPr>
+        <w:t>루프백</w:t>
+      </w:r>
+      <w:proofErr w:type="spellEnd"/>
+      <w:r>
+        <w:rPr>
+          <w:rFonts w:ascii="KoPub돋움체 Light" w:eastAsia="KoPub돋움체 Light" w:hAnsi="KoPub돋움체 Light" w:cs="Arial Unicode MS"/>
+        </w:rPr>
+        <w:t xml:space="preserve"> 인터페이스로 연결하였다.</w:t>
+      </w:r>
+    </w:p>
+    <w:p>
+      <w:pPr>
+        <w:pBdr>
+          <w:top w:val="nil"/>
+          <w:left w:val="nil"/>
+          <w:bottom w:val="nil"/>
+          <w:right w:val="nil"/>
+          <w:between w:val="nil"/>
+        </w:pBdr>
+        <w:spacing w:after="240"/>
+        <w:rPr>
+          <w:rFonts w:ascii="KoPub돋움체 Light" w:eastAsia="KoPub돋움체 Light" w:hAnsi="KoPub돋움체 Light" w:cs="Arial Unicode MS" w:hint="eastAsia"/>
+        </w:rPr>
+      </w:pPr>
+    </w:p>
+    <w:p>
+      <w:pPr>
+        <w:pBdr>
+          <w:top w:val="nil"/>
+          <w:left w:val="nil"/>
+          <w:bottom w:val="nil"/>
+          <w:right w:val="nil"/>
+          <w:between w:val="nil"/>
+        </w:pBdr>
+        <w:spacing w:after="240"/>
+        <w:ind w:firstLine="720"/>
+        <w:rPr>
+          <w:rFonts w:ascii="KoPub돋움체 Light" w:eastAsia="KoPub돋움체 Light" w:hAnsi="KoPub돋움체 Light" w:cs="Arial Unicode MS"/>
+        </w:rPr>
+      </w:pPr>
+      <w:r>
+        <w:rPr>
+          <w:rFonts w:ascii="KoPub돋움체 Light" w:eastAsia="KoPub돋움체 Light" w:hAnsi="KoPub돋움체 Light" w:cs="Arial Unicode MS"/>
+        </w:rPr>
+        <w:t xml:space="preserve">클라이언트 측 하드웨어 서명 환경은 W3C </w:t>
+      </w:r>
+      <w:proofErr w:type="spellStart"/>
+      <w:r>
+        <w:rPr>
+          <w:rFonts w:ascii="KoPub돋움체 Light" w:eastAsia="KoPub돋움체 Light" w:hAnsi="KoPub돋움체 Light" w:cs="Arial Unicode MS"/>
+        </w:rPr>
         <w:t>WebAuthn</w:t>
       </w:r>
       <w:proofErr w:type="spellEnd"/>
@@ -3056,31 +3279,30 @@
         <w:rPr>
           <w:rFonts w:ascii="KoPub돋움체 Light" w:eastAsia="KoPub돋움체 Light" w:hAnsi="KoPub돋움체 Light" w:cs="Arial Unicode MS"/>
         </w:rPr>
-        <w:t xml:space="preserve"> L3 규격[4]과 NIST P-256 비대칭 키 쌍[6]을 기준으로 모사하였다. 단일 프로세스 기준 100회의 연속 HTTP 트랜잭션을 실행하여 평균값을 도출하였다[11].</w:t>
-      </w:r>
-    </w:p>
-    <w:p>
-      <w:pPr>
-        <w:pBdr>
-          <w:top w:val="nil"/>
-          <w:left w:val="nil"/>
-          <w:bottom w:val="nil"/>
-          <w:right w:val="nil"/>
-          <w:between w:val="nil"/>
-        </w:pBdr>
-        <w:spacing w:after="240" w:line="276" w:lineRule="auto"/>
-        <w:ind w:firstLine="720"/>
-        <w:rPr>
-          <w:rFonts w:ascii="KoPub돋움체 Light" w:eastAsia="KoPub돋움체 Light" w:hAnsi="KoPub돋움체 Light"/>
+        <w:t xml:space="preserve"> L3 규격에 부합하는[4] NIST P-256 비대칭 키 쌍을 기준으로[6] 시뮬레이션 클라이언트를 구현하였다. 실험은 Intel Core i7 프로세서 및 16 GB 메모리 환경에서 수행하였다. 단일 프로세스 기준 100회의 독립적인 연속 HTTP 트랜잭션을 실행하여 평균값을 도출하였다[11].</w:t>
+      </w:r>
+    </w:p>
+    <w:p>
+      <w:pPr>
+        <w:pBdr>
+          <w:top w:val="nil"/>
+          <w:left w:val="nil"/>
+          <w:bottom w:val="nil"/>
+          <w:right w:val="nil"/>
+          <w:between w:val="nil"/>
+        </w:pBdr>
+        <w:spacing w:after="240"/>
+        <w:rPr>
+          <w:rFonts w:ascii="KoPub돋움체 Light" w:eastAsia="KoPub돋움체 Light" w:hAnsi="KoPub돋움체 Light" w:hint="eastAsia"/>
         </w:rPr>
       </w:pPr>
     </w:p>
     <w:p>
       <w:pPr>
         <w:pStyle w:val="4"/>
-        <w:spacing w:before="0" w:line="276" w:lineRule="auto"/>
-        <w:rPr>
-          <w:rFonts w:ascii="KoPub돋움체 Light" w:eastAsia="KoPub돋움체 Light" w:hAnsi="KoPub돋움체 Light"/>
+        <w:spacing w:before="0"/>
+        <w:rPr>
+          <w:rFonts w:ascii="KoPub돋움체 Light" w:eastAsia="KoPub돋움체 Light" w:hAnsi="KoPub돋움체 Light" w:cs="Arial Unicode MS"/>
         </w:rPr>
       </w:pPr>
       <w:bookmarkStart w:id="18" w:name="_azxkgudv4bhh" w:colFirst="0" w:colLast="0"/>
@@ -3091,6 +3313,34 @@
         </w:rPr>
         <w:t>2. 모의 공격 시뮬레이션을 통한 보안 검증</w:t>
       </w:r>
+    </w:p>
+    <w:p>
+      <w:pPr>
+        <w:rPr>
+          <w:rFonts w:hint="eastAsia"/>
+        </w:rPr>
+      </w:pPr>
+    </w:p>
+    <w:p>
+      <w:pPr>
+        <w:ind w:firstLine="720"/>
+        <w:rPr>
+          <w:rFonts w:ascii="KoPub돋움체 Light" w:eastAsia="KoPub돋움체 Light" w:hAnsi="KoPub돋움체 Light"/>
+        </w:rPr>
+      </w:pPr>
+      <w:r>
+        <w:rPr>
+          <w:rFonts w:ascii="KoPub돋움체 Light" w:eastAsia="KoPub돋움체 Light" w:hAnsi="KoPub돋움체 Light"/>
+        </w:rPr>
+        <w:t>III절에서 정의한 위협 모델의 방어 능력을 검증하기 위해 4가지 시나리오별 모의 공격 스크립트를 작성하여 실험을 수행하였다.</w:t>
+      </w:r>
+    </w:p>
+    <w:p>
+      <w:pPr>
+        <w:rPr>
+          <w:rFonts w:ascii="KoPub돋움체 Light" w:eastAsia="KoPub돋움체 Light" w:hAnsi="KoPub돋움체 Light" w:hint="eastAsia"/>
+        </w:rPr>
+      </w:pPr>
     </w:p>
     <w:tbl>
       <w:tblPr>
@@ -3144,7 +3394,7 @@
                 <w:right w:val="nil"/>
                 <w:between w:val="nil"/>
               </w:pBdr>
-              <w:spacing w:before="120" w:after="120" w:line="276" w:lineRule="auto"/>
+              <w:spacing w:before="120" w:after="120"/>
               <w:jc w:val="center"/>
               <w:rPr>
                 <w:rFonts w:ascii="KoPub돋움체 Light" w:eastAsia="KoPub돋움체 Light" w:hAnsi="KoPub돋움체 Light"/>
@@ -3184,7 +3434,7 @@
                 <w:right w:val="nil"/>
                 <w:between w:val="nil"/>
               </w:pBdr>
-              <w:spacing w:before="120" w:after="120" w:line="276" w:lineRule="auto"/>
+              <w:spacing w:before="120" w:after="120"/>
               <w:jc w:val="center"/>
               <w:rPr>
                 <w:rFonts w:ascii="KoPub돋움체 Light" w:eastAsia="KoPub돋움체 Light" w:hAnsi="KoPub돋움체 Light"/>
@@ -3232,7 +3482,7 @@
                 <w:right w:val="nil"/>
                 <w:between w:val="nil"/>
               </w:pBdr>
-              <w:spacing w:before="120" w:after="120" w:line="276" w:lineRule="auto"/>
+              <w:spacing w:before="120" w:after="120"/>
               <w:jc w:val="center"/>
               <w:rPr>
                 <w:rFonts w:ascii="KoPub돋움체 Light" w:eastAsia="KoPub돋움체 Light" w:hAnsi="KoPub돋움체 Light"/>
@@ -3272,7 +3522,7 @@
                 <w:right w:val="nil"/>
                 <w:between w:val="nil"/>
               </w:pBdr>
-              <w:spacing w:before="120" w:after="120" w:line="276" w:lineRule="auto"/>
+              <w:spacing w:before="120" w:after="120"/>
               <w:jc w:val="center"/>
               <w:rPr>
                 <w:rFonts w:ascii="KoPub돋움체 Light" w:eastAsia="KoPub돋움체 Light" w:hAnsi="KoPub돋움체 Light"/>
@@ -3297,7 +3547,6 @@
               <w:bottom w:val="single" w:sz="6" w:space="0" w:color="DDDDDD"/>
               <w:right w:val="single" w:sz="6" w:space="0" w:color="DDDDDD"/>
             </w:tcBorders>
-            <w:shd w:val="clear" w:color="auto" w:fill="auto"/>
             <w:tcMar>
               <w:top w:w="120" w:type="dxa"/>
               <w:left w:w="120" w:type="dxa"/>
@@ -3314,7 +3563,7 @@
                 <w:right w:val="nil"/>
                 <w:between w:val="nil"/>
               </w:pBdr>
-              <w:spacing w:before="120" w:after="120" w:line="276" w:lineRule="auto"/>
+              <w:spacing w:before="120" w:after="120"/>
               <w:jc w:val="center"/>
               <w:rPr>
                 <w:rFonts w:ascii="KoPub돋움체 Light" w:eastAsia="KoPub돋움체 Light" w:hAnsi="KoPub돋움체 Light"/>
@@ -3337,7 +3586,6 @@
               <w:bottom w:val="single" w:sz="6" w:space="0" w:color="DDDDDD"/>
               <w:right w:val="single" w:sz="6" w:space="0" w:color="DDDDDD"/>
             </w:tcBorders>
-            <w:shd w:val="clear" w:color="auto" w:fill="auto"/>
             <w:tcMar>
               <w:top w:w="120" w:type="dxa"/>
               <w:left w:w="120" w:type="dxa"/>
@@ -3354,7 +3602,7 @@
                 <w:right w:val="nil"/>
                 <w:between w:val="nil"/>
               </w:pBdr>
-              <w:spacing w:before="120" w:after="120" w:line="276" w:lineRule="auto"/>
+              <w:spacing w:before="120" w:after="120"/>
               <w:jc w:val="center"/>
               <w:rPr>
                 <w:rFonts w:ascii="KoPub돋움체 Light" w:eastAsia="KoPub돋움체 Light" w:hAnsi="KoPub돋움체 Light"/>
@@ -3384,7 +3632,6 @@
               <w:bottom w:val="single" w:sz="6" w:space="0" w:color="DDDDDD"/>
               <w:right w:val="single" w:sz="6" w:space="0" w:color="DDDDDD"/>
             </w:tcBorders>
-            <w:shd w:val="clear" w:color="auto" w:fill="auto"/>
             <w:tcMar>
               <w:top w:w="120" w:type="dxa"/>
               <w:left w:w="120" w:type="dxa"/>
@@ -3401,7 +3648,7 @@
                 <w:right w:val="nil"/>
                 <w:between w:val="nil"/>
               </w:pBdr>
-              <w:spacing w:before="120" w:after="120" w:line="276" w:lineRule="auto"/>
+              <w:spacing w:before="120" w:after="120"/>
               <w:jc w:val="center"/>
               <w:rPr>
                 <w:rFonts w:ascii="KoPub돋움체 Light" w:eastAsia="KoPub돋움체 Light" w:hAnsi="KoPub돋움체 Light"/>
@@ -3424,7 +3671,6 @@
               <w:bottom w:val="single" w:sz="6" w:space="0" w:color="DDDDDD"/>
               <w:right w:val="single" w:sz="6" w:space="0" w:color="DDDDDD"/>
             </w:tcBorders>
-            <w:shd w:val="clear" w:color="auto" w:fill="auto"/>
             <w:tcMar>
               <w:top w:w="120" w:type="dxa"/>
               <w:left w:w="120" w:type="dxa"/>
@@ -3441,7 +3687,7 @@
                 <w:right w:val="nil"/>
                 <w:between w:val="nil"/>
               </w:pBdr>
-              <w:spacing w:before="120" w:after="120" w:line="276" w:lineRule="auto"/>
+              <w:spacing w:before="120" w:after="120"/>
               <w:jc w:val="center"/>
               <w:rPr>
                 <w:rFonts w:ascii="KoPub돋움체 Light" w:eastAsia="KoPub돋움체 Light" w:hAnsi="KoPub돋움체 Light"/>
@@ -3466,7 +3712,6 @@
               <w:bottom w:val="single" w:sz="6" w:space="0" w:color="DDDDDD"/>
               <w:right w:val="single" w:sz="6" w:space="0" w:color="DDDDDD"/>
             </w:tcBorders>
-            <w:shd w:val="clear" w:color="auto" w:fill="auto"/>
             <w:tcMar>
               <w:top w:w="120" w:type="dxa"/>
               <w:left w:w="120" w:type="dxa"/>
@@ -3483,7 +3728,7 @@
                 <w:right w:val="nil"/>
                 <w:between w:val="nil"/>
               </w:pBdr>
-              <w:spacing w:before="120" w:after="120" w:line="276" w:lineRule="auto"/>
+              <w:spacing w:before="120" w:after="120"/>
               <w:jc w:val="center"/>
               <w:rPr>
                 <w:rFonts w:ascii="KoPub돋움체 Light" w:eastAsia="KoPub돋움체 Light" w:hAnsi="KoPub돋움체 Light"/>
@@ -3514,7 +3759,6 @@
               <w:bottom w:val="single" w:sz="6" w:space="0" w:color="DDDDDD"/>
               <w:right w:val="single" w:sz="6" w:space="0" w:color="DDDDDD"/>
             </w:tcBorders>
-            <w:shd w:val="clear" w:color="auto" w:fill="auto"/>
             <w:tcMar>
               <w:top w:w="120" w:type="dxa"/>
               <w:left w:w="120" w:type="dxa"/>
@@ -3531,7 +3775,7 @@
                 <w:right w:val="nil"/>
                 <w:between w:val="nil"/>
               </w:pBdr>
-              <w:spacing w:before="120" w:after="120" w:line="276" w:lineRule="auto"/>
+              <w:spacing w:before="120" w:after="120"/>
               <w:jc w:val="center"/>
               <w:rPr>
                 <w:rFonts w:ascii="KoPub돋움체 Light" w:eastAsia="KoPub돋움체 Light" w:hAnsi="KoPub돋움체 Light"/>
@@ -3554,7 +3798,6 @@
               <w:bottom w:val="single" w:sz="6" w:space="0" w:color="DDDDDD"/>
               <w:right w:val="single" w:sz="6" w:space="0" w:color="DDDDDD"/>
             </w:tcBorders>
-            <w:shd w:val="clear" w:color="auto" w:fill="auto"/>
             <w:tcMar>
               <w:top w:w="120" w:type="dxa"/>
               <w:left w:w="120" w:type="dxa"/>
@@ -3571,7 +3814,7 @@
                 <w:right w:val="nil"/>
                 <w:between w:val="nil"/>
               </w:pBdr>
-              <w:spacing w:before="120" w:after="120" w:line="276" w:lineRule="auto"/>
+              <w:spacing w:before="120" w:after="120"/>
               <w:jc w:val="center"/>
               <w:rPr>
                 <w:rFonts w:ascii="KoPub돋움체 Light" w:eastAsia="KoPub돋움체 Light" w:hAnsi="KoPub돋움체 Light"/>
@@ -3594,7 +3837,6 @@
               <w:bottom w:val="single" w:sz="6" w:space="0" w:color="DDDDDD"/>
               <w:right w:val="single" w:sz="6" w:space="0" w:color="DDDDDD"/>
             </w:tcBorders>
-            <w:shd w:val="clear" w:color="auto" w:fill="auto"/>
             <w:tcMar>
               <w:top w:w="120" w:type="dxa"/>
               <w:left w:w="120" w:type="dxa"/>
@@ -3611,7 +3853,7 @@
                 <w:right w:val="nil"/>
                 <w:between w:val="nil"/>
               </w:pBdr>
-              <w:spacing w:before="120" w:after="120" w:line="276" w:lineRule="auto"/>
+              <w:spacing w:before="120" w:after="120"/>
               <w:jc w:val="center"/>
               <w:rPr>
                 <w:rFonts w:ascii="KoPub돋움체 Light" w:eastAsia="KoPub돋움체 Light" w:hAnsi="KoPub돋움체 Light"/>
@@ -3636,7 +3878,6 @@
               <w:bottom w:val="single" w:sz="6" w:space="0" w:color="DDDDDD"/>
               <w:right w:val="single" w:sz="6" w:space="0" w:color="DDDDDD"/>
             </w:tcBorders>
-            <w:shd w:val="clear" w:color="auto" w:fill="auto"/>
             <w:tcMar>
               <w:top w:w="120" w:type="dxa"/>
               <w:left w:w="120" w:type="dxa"/>
@@ -3653,7 +3894,7 @@
                 <w:right w:val="nil"/>
                 <w:between w:val="nil"/>
               </w:pBdr>
-              <w:spacing w:before="120" w:after="120" w:line="276" w:lineRule="auto"/>
+              <w:spacing w:before="120" w:after="120"/>
               <w:jc w:val="center"/>
               <w:rPr>
                 <w:rFonts w:ascii="KoPub돋움체 Light" w:eastAsia="KoPub돋움체 Light" w:hAnsi="KoPub돋움체 Light"/>
@@ -3676,7 +3917,6 @@
               <w:bottom w:val="single" w:sz="6" w:space="0" w:color="DDDDDD"/>
               <w:right w:val="single" w:sz="6" w:space="0" w:color="DDDDDD"/>
             </w:tcBorders>
-            <w:shd w:val="clear" w:color="auto" w:fill="auto"/>
             <w:tcMar>
               <w:top w:w="120" w:type="dxa"/>
               <w:left w:w="120" w:type="dxa"/>
@@ -3693,7 +3933,7 @@
                 <w:right w:val="nil"/>
                 <w:between w:val="nil"/>
               </w:pBdr>
-              <w:spacing w:before="120" w:after="120" w:line="276" w:lineRule="auto"/>
+              <w:spacing w:before="120" w:after="120"/>
               <w:jc w:val="center"/>
               <w:rPr>
                 <w:rFonts w:ascii="KoPub돋움체 Light" w:eastAsia="KoPub돋움체 Light" w:hAnsi="KoPub돋움체 Light"/>
@@ -3724,7 +3964,6 @@
               <w:bottom w:val="single" w:sz="6" w:space="0" w:color="DDDDDD"/>
               <w:right w:val="single" w:sz="6" w:space="0" w:color="DDDDDD"/>
             </w:tcBorders>
-            <w:shd w:val="clear" w:color="auto" w:fill="auto"/>
             <w:tcMar>
               <w:top w:w="120" w:type="dxa"/>
               <w:left w:w="120" w:type="dxa"/>
@@ -3741,7 +3980,7 @@
                 <w:right w:val="nil"/>
                 <w:between w:val="nil"/>
               </w:pBdr>
-              <w:spacing w:before="120" w:after="120" w:line="276" w:lineRule="auto"/>
+              <w:spacing w:before="120" w:after="120"/>
               <w:jc w:val="center"/>
               <w:rPr>
                 <w:rFonts w:ascii="KoPub돋움체 Light" w:eastAsia="KoPub돋움체 Light" w:hAnsi="KoPub돋움체 Light"/>
@@ -3764,7 +4003,6 @@
               <w:bottom w:val="single" w:sz="6" w:space="0" w:color="DDDDDD"/>
               <w:right w:val="single" w:sz="6" w:space="0" w:color="DDDDDD"/>
             </w:tcBorders>
-            <w:shd w:val="clear" w:color="auto" w:fill="auto"/>
             <w:tcMar>
               <w:top w:w="120" w:type="dxa"/>
               <w:left w:w="120" w:type="dxa"/>
@@ -3781,7 +4019,7 @@
                 <w:right w:val="nil"/>
                 <w:between w:val="nil"/>
               </w:pBdr>
-              <w:spacing w:before="120" w:after="120" w:line="276" w:lineRule="auto"/>
+              <w:spacing w:before="120" w:after="120"/>
               <w:jc w:val="center"/>
               <w:rPr>
                 <w:rFonts w:ascii="KoPub돋움체 Light" w:eastAsia="KoPub돋움체 Light" w:hAnsi="KoPub돋움체 Light"/>
@@ -3806,7 +4044,6 @@
               <w:bottom w:val="single" w:sz="6" w:space="0" w:color="DDDDDD"/>
               <w:right w:val="single" w:sz="6" w:space="0" w:color="DDDDDD"/>
             </w:tcBorders>
-            <w:shd w:val="clear" w:color="auto" w:fill="auto"/>
             <w:tcMar>
               <w:top w:w="120" w:type="dxa"/>
               <w:left w:w="120" w:type="dxa"/>
@@ -3823,7 +4060,7 @@
                 <w:right w:val="nil"/>
                 <w:between w:val="nil"/>
               </w:pBdr>
-              <w:spacing w:before="120" w:after="120" w:line="276" w:lineRule="auto"/>
+              <w:spacing w:before="120" w:after="120"/>
               <w:jc w:val="center"/>
               <w:rPr>
                 <w:rFonts w:ascii="KoPub돋움체 Light" w:eastAsia="KoPub돋움체 Light" w:hAnsi="KoPub돋움체 Light"/>
@@ -3846,7 +4083,6 @@
               <w:bottom w:val="single" w:sz="6" w:space="0" w:color="DDDDDD"/>
               <w:right w:val="single" w:sz="6" w:space="0" w:color="DDDDDD"/>
             </w:tcBorders>
-            <w:shd w:val="clear" w:color="auto" w:fill="auto"/>
             <w:tcMar>
               <w:top w:w="120" w:type="dxa"/>
               <w:left w:w="120" w:type="dxa"/>
@@ -3863,7 +4099,7 @@
                 <w:right w:val="nil"/>
                 <w:between w:val="nil"/>
               </w:pBdr>
-              <w:spacing w:before="120" w:after="120" w:line="276" w:lineRule="auto"/>
+              <w:spacing w:before="120" w:after="120"/>
               <w:jc w:val="center"/>
               <w:rPr>
                 <w:rFonts w:ascii="KoPub돋움체 Light" w:eastAsia="KoPub돋움체 Light" w:hAnsi="KoPub돋움체 Light"/>
@@ -3893,7 +4129,6 @@
               <w:bottom w:val="single" w:sz="6" w:space="0" w:color="DDDDDD"/>
               <w:right w:val="single" w:sz="6" w:space="0" w:color="DDDDDD"/>
             </w:tcBorders>
-            <w:shd w:val="clear" w:color="auto" w:fill="auto"/>
             <w:tcMar>
               <w:top w:w="120" w:type="dxa"/>
               <w:left w:w="120" w:type="dxa"/>
@@ -3910,7 +4145,7 @@
                 <w:right w:val="nil"/>
                 <w:between w:val="nil"/>
               </w:pBdr>
-              <w:spacing w:before="120" w:after="120" w:line="276" w:lineRule="auto"/>
+              <w:spacing w:before="120" w:after="120"/>
               <w:jc w:val="center"/>
               <w:rPr>
                 <w:rFonts w:ascii="KoPub돋움체 Light" w:eastAsia="KoPub돋움체 Light" w:hAnsi="KoPub돋움체 Light"/>
@@ -3933,7 +4168,6 @@
               <w:bottom w:val="single" w:sz="6" w:space="0" w:color="DDDDDD"/>
               <w:right w:val="single" w:sz="6" w:space="0" w:color="DDDDDD"/>
             </w:tcBorders>
-            <w:shd w:val="clear" w:color="auto" w:fill="auto"/>
             <w:tcMar>
               <w:top w:w="120" w:type="dxa"/>
               <w:left w:w="120" w:type="dxa"/>
@@ -3950,7 +4184,7 @@
                 <w:right w:val="nil"/>
                 <w:between w:val="nil"/>
               </w:pBdr>
-              <w:spacing w:before="120" w:after="120" w:line="276" w:lineRule="auto"/>
+              <w:spacing w:before="120" w:after="120"/>
               <w:jc w:val="center"/>
               <w:rPr>
                 <w:rFonts w:ascii="KoPub돋움체 Light" w:eastAsia="KoPub돋움체 Light" w:hAnsi="KoPub돋움체 Light"/>
@@ -3975,29 +4209,57 @@
           <w:right w:val="nil"/>
           <w:between w:val="nil"/>
         </w:pBdr>
-        <w:spacing w:before="300" w:after="240" w:line="276" w:lineRule="auto"/>
+        <w:spacing w:before="300" w:after="240"/>
         <w:ind w:firstLine="720"/>
         <w:rPr>
-          <w:rFonts w:ascii="KoPub돋움체 Light" w:eastAsia="KoPub돋움체 Light" w:hAnsi="KoPub돋움체 Light"/>
-        </w:rPr>
-      </w:pPr>
-      <w:r>
-        <w:rPr>
-          <w:rFonts w:ascii="KoPub돋움체 Light" w:eastAsia="KoPub돋움체 Light" w:hAnsi="KoPub돋움체 Light" w:cs="Arial Unicode MS"/>
-        </w:rPr>
-        <w:t>실험 결과, Fast-Fail 파이프라인이 무효한 패킷을 고비용 암호 연산 이전에 선제 차단함을 입증하였다.</w:t>
-      </w:r>
-    </w:p>
-    <w:p>
-      <w:pPr>
-        <w:pBdr>
-          <w:top w:val="nil"/>
-          <w:left w:val="nil"/>
-          <w:bottom w:val="nil"/>
-          <w:right w:val="nil"/>
-          <w:between w:val="nil"/>
-        </w:pBdr>
-        <w:spacing w:before="300" w:after="240" w:line="276" w:lineRule="auto"/>
+          <w:rFonts w:ascii="KoPub돋움체 Light" w:eastAsia="KoPub돋움체 Light" w:hAnsi="KoPub돋움체 Light" w:cs="Arial Unicode MS" w:hint="eastAsia"/>
+        </w:rPr>
+      </w:pPr>
+      <w:r>
+        <w:rPr>
+          <w:rFonts w:ascii="KoPub돋움체 Light" w:eastAsia="KoPub돋움체 Light" w:hAnsi="KoPub돋움체 Light" w:cs="Arial Unicode MS"/>
+        </w:rPr>
+        <w:t xml:space="preserve">실험 결과, 게이트웨이는 JWT만을 탈취한 세션 </w:t>
+      </w:r>
+      <w:proofErr w:type="spellStart"/>
+      <w:r>
+        <w:rPr>
+          <w:rFonts w:ascii="KoPub돋움체 Light" w:eastAsia="KoPub돋움체 Light" w:hAnsi="KoPub돋움체 Light" w:cs="Arial Unicode MS"/>
+        </w:rPr>
+        <w:t>하이재킹</w:t>
+      </w:r>
+      <w:proofErr w:type="spellEnd"/>
+      <w:r>
+        <w:rPr>
+          <w:rFonts w:ascii="KoPub돋움체 Light" w:eastAsia="KoPub돋움체 Light" w:hAnsi="KoPub돋움체 Light" w:cs="Arial Unicode MS"/>
+        </w:rPr>
+        <w:t xml:space="preserve"> 공격을 1단계 서명 헤더 검증에서 차단하였다. </w:t>
+      </w:r>
+      <w:proofErr w:type="spellStart"/>
+      <w:r>
+        <w:rPr>
+          <w:rFonts w:ascii="KoPub돋움체 Light" w:eastAsia="KoPub돋움체 Light" w:hAnsi="KoPub돋움체 Light" w:cs="Arial Unicode MS"/>
+        </w:rPr>
+        <w:t>스니핑을</w:t>
+      </w:r>
+      <w:proofErr w:type="spellEnd"/>
+      <w:r>
+        <w:rPr>
+          <w:rFonts w:ascii="KoPub돋움체 Light" w:eastAsia="KoPub돋움체 Light" w:hAnsi="KoPub돋움체 Light" w:cs="Arial Unicode MS"/>
+        </w:rPr>
+        <w:t xml:space="preserve"> 이용한 재전송 공격 역시 3단계 난수 캐시 소모 메커니즘을 통해 암호 연산 이전에 배제하였다. 또한 HTTP 메서드나 본문 데이터가 변조된 패킷은 정규화 다이제스트 불일치로 판단하여 서명 검증 단계에서 403 상태 코드를 반환하였다. 이를 통해 Fast-Fail 파이프라인이 무효한 패킷을 고비용 암호 연산 이전에 선제 차단함을 입증하였다.</w:t>
+      </w:r>
+    </w:p>
+    <w:p>
+      <w:pPr>
+        <w:pBdr>
+          <w:top w:val="nil"/>
+          <w:left w:val="nil"/>
+          <w:bottom w:val="nil"/>
+          <w:right w:val="nil"/>
+          <w:between w:val="nil"/>
+        </w:pBdr>
+        <w:spacing w:before="300" w:after="240"/>
         <w:ind w:firstLine="720"/>
         <w:rPr>
           <w:rFonts w:ascii="KoPub돋움체 Light" w:eastAsia="KoPub돋움체 Light" w:hAnsi="KoPub돋움체 Light"/>
@@ -4007,9 +4269,9 @@
     <w:p>
       <w:pPr>
         <w:pStyle w:val="4"/>
-        <w:spacing w:before="0" w:line="276" w:lineRule="auto"/>
-        <w:rPr>
-          <w:rFonts w:ascii="KoPub돋움체 Light" w:eastAsia="KoPub돋움체 Light" w:hAnsi="KoPub돋움체 Light"/>
+        <w:spacing w:before="0"/>
+        <w:rPr>
+          <w:rFonts w:ascii="KoPub돋움체 Light" w:eastAsia="KoPub돋움체 Light" w:hAnsi="KoPub돋움체 Light" w:cs="Arial Unicode MS"/>
         </w:rPr>
       </w:pPr>
       <w:bookmarkStart w:id="19" w:name="_4km7hngf7ioy" w:colFirst="0" w:colLast="0"/>
@@ -4018,6 +4280,7 @@
         <w:rPr>
           <w:rFonts w:ascii="KoPub돋움체 Light" w:eastAsia="KoPub돋움체 Light" w:hAnsi="KoPub돋움체 Light" w:cs="Arial Unicode MS"/>
         </w:rPr>
+        <w:lastRenderedPageBreak/>
         <w:t xml:space="preserve">3. </w:t>
       </w:r>
       <w:proofErr w:type="spellStart"/>
@@ -4037,36 +4300,108 @@
     </w:p>
     <w:p>
       <w:pPr>
-        <w:pBdr>
-          <w:top w:val="nil"/>
-          <w:left w:val="nil"/>
-          <w:bottom w:val="nil"/>
-          <w:right w:val="nil"/>
-          <w:between w:val="nil"/>
-        </w:pBdr>
-        <w:spacing w:after="240" w:line="276" w:lineRule="auto"/>
+        <w:rPr>
+          <w:rFonts w:hint="eastAsia"/>
+        </w:rPr>
+      </w:pPr>
+    </w:p>
+    <w:p>
+      <w:pPr>
+        <w:pBdr>
+          <w:top w:val="nil"/>
+          <w:left w:val="nil"/>
+          <w:bottom w:val="nil"/>
+          <w:right w:val="nil"/>
+          <w:between w:val="nil"/>
+        </w:pBdr>
+        <w:spacing w:after="240"/>
         <w:ind w:firstLine="720"/>
         <w:rPr>
-          <w:rFonts w:ascii="KoPub돋움체 Light" w:eastAsia="KoPub돋움체 Light" w:hAnsi="KoPub돋움체 Light"/>
-        </w:rPr>
-      </w:pPr>
-      <w:r>
-        <w:rPr>
-          <w:rFonts w:ascii="KoPub돋움체 Light" w:eastAsia="KoPub돋움체 Light" w:hAnsi="KoPub돋움체 Light" w:cs="Arial Unicode MS"/>
-        </w:rPr>
-        <w:t>1초 구간 내에 15회의 연속 난수 발급을 요청한 결과, 기준 임계치인 10회를 초과하는 11번째 요청부터는 시간 차감 로직에 따라 429 상태 코드를 정상 반환하였다.</w:t>
-      </w:r>
-    </w:p>
-    <w:p>
-      <w:pPr>
-        <w:pBdr>
-          <w:top w:val="nil"/>
-          <w:left w:val="nil"/>
-          <w:bottom w:val="nil"/>
-          <w:right w:val="nil"/>
-          <w:between w:val="nil"/>
-        </w:pBdr>
-        <w:spacing w:after="240" w:line="276" w:lineRule="auto"/>
+          <w:rFonts w:ascii="KoPub돋움체 Light" w:eastAsia="KoPub돋움체 Light" w:hAnsi="KoPub돋움체 Light" w:cs="Arial Unicode MS"/>
+        </w:rPr>
+      </w:pPr>
+      <w:r>
+        <w:rPr>
+          <w:rFonts w:ascii="KoPub돋움체 Light" w:eastAsia="KoPub돋움체 Light" w:hAnsi="KoPub돋움체 Light" w:cs="Arial Unicode MS"/>
+        </w:rPr>
+        <w:t xml:space="preserve">난수 발급 </w:t>
+      </w:r>
+      <w:proofErr w:type="spellStart"/>
+      <w:r>
+        <w:rPr>
+          <w:rFonts w:ascii="KoPub돋움체 Light" w:eastAsia="KoPub돋움체 Light" w:hAnsi="KoPub돋움체 Light" w:cs="Arial Unicode MS"/>
+        </w:rPr>
+        <w:t>엔드포인트를</w:t>
+      </w:r>
+      <w:proofErr w:type="spellEnd"/>
+      <w:r>
+        <w:rPr>
+          <w:rFonts w:ascii="KoPub돋움체 Light" w:eastAsia="KoPub돋움체 Light" w:hAnsi="KoPub돋움체 Light" w:cs="Arial Unicode MS"/>
+        </w:rPr>
+        <w:t xml:space="preserve"> 대상으로 L7 트래픽 폭증 공격을 모사하여 슬라이딩 윈도우 </w:t>
+      </w:r>
+      <w:proofErr w:type="spellStart"/>
+      <w:r>
+        <w:rPr>
+          <w:rFonts w:ascii="KoPub돋움체 Light" w:eastAsia="KoPub돋움체 Light" w:hAnsi="KoPub돋움체 Light" w:cs="Arial Unicode MS"/>
+        </w:rPr>
+        <w:t>인그레스</w:t>
+      </w:r>
+      <w:proofErr w:type="spellEnd"/>
+      <w:r>
+        <w:rPr>
+          <w:rFonts w:ascii="KoPub돋움체 Light" w:eastAsia="KoPub돋움체 Light" w:hAnsi="KoPub돋움체 Light" w:cs="Arial Unicode MS"/>
+        </w:rPr>
+        <w:t xml:space="preserve"> 제어의 동작을 검증하였다.</w:t>
+      </w:r>
+    </w:p>
+    <w:p>
+      <w:pPr>
+        <w:pBdr>
+          <w:top w:val="nil"/>
+          <w:left w:val="nil"/>
+          <w:bottom w:val="nil"/>
+          <w:right w:val="nil"/>
+          <w:between w:val="nil"/>
+        </w:pBdr>
+        <w:spacing w:after="240"/>
+        <w:rPr>
+          <w:rFonts w:ascii="KoPub돋움체 Light" w:eastAsia="KoPub돋움체 Light" w:hAnsi="KoPub돋움체 Light" w:cs="Arial Unicode MS"/>
+        </w:rPr>
+      </w:pPr>
+    </w:p>
+    <w:p>
+      <w:pPr>
+        <w:pBdr>
+          <w:top w:val="nil"/>
+          <w:left w:val="nil"/>
+          <w:bottom w:val="nil"/>
+          <w:right w:val="nil"/>
+          <w:between w:val="nil"/>
+        </w:pBdr>
+        <w:spacing w:after="240"/>
+        <w:ind w:firstLineChars="100" w:firstLine="198"/>
+        <w:rPr>
+          <w:rFonts w:ascii="KoPub돋움체 Light" w:eastAsia="KoPub돋움체 Light" w:hAnsi="KoPub돋움체 Light" w:cs="Arial Unicode MS" w:hint="eastAsia"/>
+        </w:rPr>
+      </w:pPr>
+      <w:r>
+        <w:rPr>
+          <w:rFonts w:ascii="KoPub돋움체 Light" w:eastAsia="KoPub돋움체 Light" w:hAnsi="KoPub돋움체 Light" w:cs="Arial Unicode MS"/>
+        </w:rPr>
+        <w:t>동일 IP 주소에서 1초 구간 내에 15회의 연속적인 난수 발급을 요청하였다. 기준 임계치인 10회까지의 정상 요청에는 200 응답과 함께 암호학적 난수를 발급하였다. 반면 11번째 요청부터는 게이트웨이 내부 윈도우 큐의 시간 차감 로직에 따라 429 상태 코드와 재시도 응답 헤더를 반환하였다. 이를 통해 불필요한 난수 생성 연산 및 메모리 적재 부하를 차단함을 확인하였다.</w:t>
+      </w:r>
+    </w:p>
+    <w:p>
+      <w:pPr>
+        <w:pBdr>
+          <w:top w:val="nil"/>
+          <w:left w:val="nil"/>
+          <w:bottom w:val="nil"/>
+          <w:right w:val="nil"/>
+          <w:between w:val="nil"/>
+        </w:pBdr>
+        <w:spacing w:after="240"/>
         <w:ind w:firstLine="720"/>
         <w:rPr>
           <w:rFonts w:ascii="KoPub돋움체 Light" w:eastAsia="KoPub돋움체 Light" w:hAnsi="KoPub돋움체 Light"/>
@@ -4076,9 +4411,9 @@
     <w:p>
       <w:pPr>
         <w:pStyle w:val="4"/>
-        <w:spacing w:before="0" w:line="276" w:lineRule="auto"/>
-        <w:rPr>
-          <w:rFonts w:ascii="KoPub돋움체 Light" w:eastAsia="KoPub돋움체 Light" w:hAnsi="KoPub돋움체 Light"/>
+        <w:spacing w:before="0"/>
+        <w:rPr>
+          <w:rFonts w:ascii="KoPub돋움체 Light" w:eastAsia="KoPub돋움체 Light" w:hAnsi="KoPub돋움체 Light" w:cs="Arial Unicode MS"/>
         </w:rPr>
       </w:pPr>
       <w:bookmarkStart w:id="20" w:name="_5zfolbo50wfm" w:colFirst="0" w:colLast="0"/>
@@ -4089,6 +4424,66 @@
         </w:rPr>
         <w:t>4. 처리 지연시간 및 페이로드 오버헤드 실측</w:t>
       </w:r>
+      <w:r>
+        <w:rPr>
+          <w:rFonts w:ascii="KoPub돋움체 Light" w:eastAsia="KoPub돋움체 Light" w:hAnsi="KoPub돋움체 Light" w:cs="Arial Unicode MS"/>
+        </w:rPr>
+        <w:br/>
+      </w:r>
+    </w:p>
+    <w:p>
+      <w:pPr>
+        <w:rPr>
+          <w:rFonts w:ascii="KoPub돋움체 Light" w:eastAsia="KoPub돋움체 Light" w:hAnsi="KoPub돋움체 Light"/>
+        </w:rPr>
+      </w:pPr>
+      <w:r>
+        <w:rPr>
+          <w:rFonts w:ascii="KoPub돋움체 Light" w:eastAsia="KoPub돋움체 Light" w:hAnsi="KoPub돋움체 Light"/>
+        </w:rPr>
+        <w:tab/>
+      </w:r>
+      <w:r>
+        <w:rPr>
+          <w:rFonts w:ascii="KoPub돋움체 Light" w:eastAsia="KoPub돋움체 Light" w:hAnsi="KoPub돋움체 Light"/>
+        </w:rPr>
+        <w:t xml:space="preserve">보안 계층 추가에 따른 성능 비용을 분석하기 위해 표준 토큰 검증(모드 A), RSA-2048 기반 </w:t>
+      </w:r>
+      <w:proofErr w:type="spellStart"/>
+      <w:r>
+        <w:rPr>
+          <w:rFonts w:ascii="KoPub돋움체 Light" w:eastAsia="KoPub돋움체 Light" w:hAnsi="KoPub돋움체 Light"/>
+        </w:rPr>
+        <w:t>PoP</w:t>
+      </w:r>
+      <w:proofErr w:type="spellEnd"/>
+      <w:r>
+        <w:rPr>
+          <w:rFonts w:ascii="KoPub돋움체 Light" w:eastAsia="KoPub돋움체 Light" w:hAnsi="KoPub돋움체 Light"/>
+        </w:rPr>
+        <w:t xml:space="preserve">(모드 B), 제안하는 ECDSA P-256 기반 </w:t>
+      </w:r>
+      <w:proofErr w:type="spellStart"/>
+      <w:r>
+        <w:rPr>
+          <w:rFonts w:ascii="KoPub돋움체 Light" w:eastAsia="KoPub돋움체 Light" w:hAnsi="KoPub돋움체 Light"/>
+        </w:rPr>
+        <w:t>PoP</w:t>
+      </w:r>
+      <w:proofErr w:type="spellEnd"/>
+      <w:r>
+        <w:rPr>
+          <w:rFonts w:ascii="KoPub돋움체 Light" w:eastAsia="KoPub돋움체 Light" w:hAnsi="KoPub돋움체 Light"/>
+        </w:rPr>
+        <w:t>(모드 C) 세 가지 모드의 100회 요청 처리 왕복 지연시간과 HTTP 헤더 크기를 측정하였다.</w:t>
+      </w:r>
+    </w:p>
+    <w:p>
+      <w:pPr>
+        <w:rPr>
+          <w:rFonts w:ascii="KoPub돋움체 Light" w:eastAsia="KoPub돋움체 Light" w:hAnsi="KoPub돋움체 Light" w:hint="eastAsia"/>
+        </w:rPr>
+      </w:pPr>
     </w:p>
     <w:tbl>
       <w:tblPr>
@@ -4143,7 +4538,7 @@
                 <w:right w:val="nil"/>
                 <w:between w:val="nil"/>
               </w:pBdr>
-              <w:spacing w:before="120" w:after="120" w:line="276" w:lineRule="auto"/>
+              <w:spacing w:before="120" w:after="120"/>
               <w:jc w:val="center"/>
               <w:rPr>
                 <w:rFonts w:ascii="KoPub돋움체 Light" w:eastAsia="KoPub돋움체 Light" w:hAnsi="KoPub돋움체 Light"/>
@@ -4183,7 +4578,7 @@
                 <w:right w:val="nil"/>
                 <w:between w:val="nil"/>
               </w:pBdr>
-              <w:spacing w:before="120" w:after="120" w:line="276" w:lineRule="auto"/>
+              <w:spacing w:before="120" w:after="120"/>
               <w:jc w:val="center"/>
               <w:rPr>
                 <w:rFonts w:ascii="KoPub돋움체 Light" w:eastAsia="KoPub돋움체 Light" w:hAnsi="KoPub돋움체 Light"/>
@@ -4223,7 +4618,7 @@
                 <w:right w:val="nil"/>
                 <w:between w:val="nil"/>
               </w:pBdr>
-              <w:spacing w:before="120" w:after="120" w:line="276" w:lineRule="auto"/>
+              <w:spacing w:before="120" w:after="120"/>
               <w:jc w:val="center"/>
               <w:rPr>
                 <w:rFonts w:ascii="KoPub돋움체 Light" w:eastAsia="KoPub돋움체 Light" w:hAnsi="KoPub돋움체 Light"/>
@@ -4263,7 +4658,7 @@
                 <w:right w:val="nil"/>
                 <w:between w:val="nil"/>
               </w:pBdr>
-              <w:spacing w:before="120" w:after="120" w:line="276" w:lineRule="auto"/>
+              <w:spacing w:before="120" w:after="120"/>
               <w:jc w:val="center"/>
               <w:rPr>
                 <w:rFonts w:ascii="KoPub돋움체 Light" w:eastAsia="KoPub돋움체 Light" w:hAnsi="KoPub돋움체 Light"/>
@@ -4303,7 +4698,7 @@
                 <w:right w:val="nil"/>
                 <w:between w:val="nil"/>
               </w:pBdr>
-              <w:spacing w:before="120" w:after="120" w:line="276" w:lineRule="auto"/>
+              <w:spacing w:before="120" w:after="120"/>
               <w:jc w:val="center"/>
               <w:rPr>
                 <w:rFonts w:ascii="KoPub돋움체 Light" w:eastAsia="KoPub돋움체 Light" w:hAnsi="KoPub돋움체 Light"/>
@@ -4325,7 +4720,6 @@
                 <w:right w:val="nil"/>
                 <w:between w:val="nil"/>
               </w:pBdr>
-              <w:spacing w:line="276" w:lineRule="auto"/>
               <w:jc w:val="center"/>
               <w:rPr>
                 <w:rFonts w:ascii="KoPub돋움체 Light" w:eastAsia="KoPub돋움체 Light" w:hAnsi="KoPub돋움체 Light"/>
@@ -4350,7 +4744,6 @@
               <w:bottom w:val="single" w:sz="6" w:space="0" w:color="DDDDDD"/>
               <w:right w:val="single" w:sz="6" w:space="0" w:color="DDDDDD"/>
             </w:tcBorders>
-            <w:shd w:val="clear" w:color="auto" w:fill="auto"/>
             <w:tcMar>
               <w:top w:w="120" w:type="dxa"/>
               <w:left w:w="120" w:type="dxa"/>
@@ -4367,7 +4760,7 @@
                 <w:right w:val="nil"/>
                 <w:between w:val="nil"/>
               </w:pBdr>
-              <w:spacing w:before="120" w:after="120" w:line="276" w:lineRule="auto"/>
+              <w:spacing w:before="120" w:after="120"/>
               <w:jc w:val="center"/>
               <w:rPr>
                 <w:rFonts w:ascii="KoPub돋움체 Light" w:eastAsia="KoPub돋움체 Light" w:hAnsi="KoPub돋움체 Light"/>
@@ -4397,7 +4790,6 @@
               <w:bottom w:val="single" w:sz="6" w:space="0" w:color="DDDDDD"/>
               <w:right w:val="single" w:sz="6" w:space="0" w:color="DDDDDD"/>
             </w:tcBorders>
-            <w:shd w:val="clear" w:color="auto" w:fill="auto"/>
             <w:tcMar>
               <w:top w:w="120" w:type="dxa"/>
               <w:left w:w="120" w:type="dxa"/>
@@ -4414,7 +4806,7 @@
                 <w:right w:val="nil"/>
                 <w:between w:val="nil"/>
               </w:pBdr>
-              <w:spacing w:before="120" w:after="120" w:line="276" w:lineRule="auto"/>
+              <w:spacing w:before="120" w:after="120"/>
               <w:jc w:val="center"/>
               <w:rPr>
                 <w:rFonts w:ascii="KoPub돋움체 Light" w:eastAsia="KoPub돋움체 Light" w:hAnsi="KoPub돋움체 Light"/>
@@ -4424,7 +4816,19 @@
               <w:rPr>
                 <w:rFonts w:ascii="KoPub돋움체 Light" w:eastAsia="KoPub돋움체 Light" w:hAnsi="KoPub돋움체 Light"/>
               </w:rPr>
-              <w:t xml:space="preserve">4.03 </w:t>
+              <w:t>4.</w:t>
+            </w:r>
+            <w:r>
+              <w:rPr>
+                <w:rFonts w:ascii="KoPub돋움체 Light" w:eastAsia="KoPub돋움체 Light" w:hAnsi="KoPub돋움체 Light" w:hint="eastAsia"/>
+              </w:rPr>
+              <w:t>29</w:t>
+            </w:r>
+            <w:r>
+              <w:rPr>
+                <w:rFonts w:ascii="KoPub돋움체 Light" w:eastAsia="KoPub돋움체 Light" w:hAnsi="KoPub돋움체 Light"/>
+              </w:rPr>
+              <w:t xml:space="preserve"> </w:t>
             </w:r>
             <w:proofErr w:type="spellStart"/>
             <w:r>
@@ -4445,7 +4849,6 @@
               <w:bottom w:val="single" w:sz="6" w:space="0" w:color="DDDDDD"/>
               <w:right w:val="single" w:sz="6" w:space="0" w:color="DDDDDD"/>
             </w:tcBorders>
-            <w:shd w:val="clear" w:color="auto" w:fill="auto"/>
             <w:tcMar>
               <w:top w:w="120" w:type="dxa"/>
               <w:left w:w="120" w:type="dxa"/>
@@ -4462,7 +4865,7 @@
                 <w:right w:val="nil"/>
                 <w:between w:val="nil"/>
               </w:pBdr>
-              <w:spacing w:before="120" w:after="120" w:line="276" w:lineRule="auto"/>
+              <w:spacing w:before="120" w:after="120"/>
               <w:jc w:val="center"/>
               <w:rPr>
                 <w:rFonts w:ascii="KoPub돋움체 Light" w:eastAsia="KoPub돋움체 Light" w:hAnsi="KoPub돋움체 Light"/>
@@ -4470,9 +4873,27 @@
             </w:pPr>
             <w:r>
               <w:rPr>
-                <w:rFonts w:ascii="KoPub돋움체 Light" w:eastAsia="KoPub돋움체 Light" w:hAnsi="KoPub돋움체 Light"/>
-              </w:rPr>
-              <w:t xml:space="preserve">7.28 </w:t>
+                <w:rFonts w:ascii="KoPub돋움체 Light" w:eastAsia="KoPub돋움체 Light" w:hAnsi="KoPub돋움체 Light" w:hint="eastAsia"/>
+              </w:rPr>
+              <w:t>6</w:t>
+            </w:r>
+            <w:r>
+              <w:rPr>
+                <w:rFonts w:ascii="KoPub돋움체 Light" w:eastAsia="KoPub돋움체 Light" w:hAnsi="KoPub돋움체 Light"/>
+              </w:rPr>
+              <w:t>.</w:t>
+            </w:r>
+            <w:r>
+              <w:rPr>
+                <w:rFonts w:ascii="KoPub돋움체 Light" w:eastAsia="KoPub돋움체 Light" w:hAnsi="KoPub돋움체 Light" w:hint="eastAsia"/>
+              </w:rPr>
+              <w:t>54</w:t>
+            </w:r>
+            <w:r>
+              <w:rPr>
+                <w:rFonts w:ascii="KoPub돋움체 Light" w:eastAsia="KoPub돋움체 Light" w:hAnsi="KoPub돋움체 Light"/>
+              </w:rPr>
+              <w:t xml:space="preserve"> </w:t>
             </w:r>
             <w:proofErr w:type="spellStart"/>
             <w:r>
@@ -4493,7 +4914,6 @@
               <w:bottom w:val="single" w:sz="6" w:space="0" w:color="DDDDDD"/>
               <w:right w:val="single" w:sz="6" w:space="0" w:color="DDDDDD"/>
             </w:tcBorders>
-            <w:shd w:val="clear" w:color="auto" w:fill="auto"/>
             <w:tcMar>
               <w:top w:w="120" w:type="dxa"/>
               <w:left w:w="120" w:type="dxa"/>
@@ -4510,7 +4930,7 @@
                 <w:right w:val="nil"/>
                 <w:between w:val="nil"/>
               </w:pBdr>
-              <w:spacing w:before="120" w:after="120" w:line="276" w:lineRule="auto"/>
+              <w:spacing w:before="120" w:after="120"/>
               <w:jc w:val="center"/>
               <w:rPr>
                 <w:rFonts w:ascii="KoPub돋움체 Light" w:eastAsia="KoPub돋움체 Light" w:hAnsi="KoPub돋움체 Light"/>
@@ -4533,7 +4953,6 @@
               <w:bottom w:val="single" w:sz="6" w:space="0" w:color="DDDDDD"/>
               <w:right w:val="single" w:sz="6" w:space="0" w:color="DDDDDD"/>
             </w:tcBorders>
-            <w:shd w:val="clear" w:color="auto" w:fill="auto"/>
             <w:tcMar>
               <w:top w:w="120" w:type="dxa"/>
               <w:left w:w="120" w:type="dxa"/>
@@ -4550,7 +4969,7 @@
                 <w:right w:val="nil"/>
                 <w:between w:val="nil"/>
               </w:pBdr>
-              <w:spacing w:before="120" w:after="120" w:line="276" w:lineRule="auto"/>
+              <w:spacing w:before="120" w:after="120"/>
               <w:jc w:val="center"/>
               <w:rPr>
                 <w:rFonts w:ascii="KoPub돋움체 Light" w:eastAsia="KoPub돋움체 Light" w:hAnsi="KoPub돋움체 Light"/>
@@ -4575,7 +4994,6 @@
               <w:bottom w:val="single" w:sz="6" w:space="0" w:color="DDDDDD"/>
               <w:right w:val="single" w:sz="6" w:space="0" w:color="DDDDDD"/>
             </w:tcBorders>
-            <w:shd w:val="clear" w:color="auto" w:fill="auto"/>
             <w:tcMar>
               <w:top w:w="120" w:type="dxa"/>
               <w:left w:w="120" w:type="dxa"/>
@@ -4592,7 +5010,7 @@
                 <w:right w:val="nil"/>
                 <w:between w:val="nil"/>
               </w:pBdr>
-              <w:spacing w:before="120" w:after="120" w:line="276" w:lineRule="auto"/>
+              <w:spacing w:before="120" w:after="120"/>
               <w:jc w:val="center"/>
               <w:rPr>
                 <w:rFonts w:ascii="KoPub돋움체 Light" w:eastAsia="KoPub돋움체 Light" w:hAnsi="KoPub돋움체 Light"/>
@@ -4615,7 +5033,6 @@
               <w:bottom w:val="single" w:sz="6" w:space="0" w:color="DDDDDD"/>
               <w:right w:val="single" w:sz="6" w:space="0" w:color="DDDDDD"/>
             </w:tcBorders>
-            <w:shd w:val="clear" w:color="auto" w:fill="auto"/>
             <w:tcMar>
               <w:top w:w="120" w:type="dxa"/>
               <w:left w:w="120" w:type="dxa"/>
@@ -4632,7 +5049,7 @@
                 <w:right w:val="nil"/>
                 <w:between w:val="nil"/>
               </w:pBdr>
-              <w:spacing w:before="120" w:after="120" w:line="276" w:lineRule="auto"/>
+              <w:spacing w:before="120" w:after="120"/>
               <w:jc w:val="center"/>
               <w:rPr>
                 <w:rFonts w:ascii="KoPub돋움체 Light" w:eastAsia="KoPub돋움체 Light" w:hAnsi="KoPub돋움체 Light"/>
@@ -4640,9 +5057,27 @@
             </w:pPr>
             <w:r>
               <w:rPr>
-                <w:rFonts w:ascii="KoPub돋움체 Light" w:eastAsia="KoPub돋움체 Light" w:hAnsi="KoPub돋움체 Light"/>
-              </w:rPr>
-              <w:t xml:space="preserve">4.87 </w:t>
+                <w:rFonts w:ascii="KoPub돋움체 Light" w:eastAsia="KoPub돋움체 Light" w:hAnsi="KoPub돋움체 Light" w:hint="eastAsia"/>
+              </w:rPr>
+              <w:t>5</w:t>
+            </w:r>
+            <w:r>
+              <w:rPr>
+                <w:rFonts w:ascii="KoPub돋움체 Light" w:eastAsia="KoPub돋움체 Light" w:hAnsi="KoPub돋움체 Light"/>
+              </w:rPr>
+              <w:t>.8</w:t>
+            </w:r>
+            <w:r>
+              <w:rPr>
+                <w:rFonts w:ascii="KoPub돋움체 Light" w:eastAsia="KoPub돋움체 Light" w:hAnsi="KoPub돋움체 Light" w:hint="eastAsia"/>
+              </w:rPr>
+              <w:t>6</w:t>
+            </w:r>
+            <w:r>
+              <w:rPr>
+                <w:rFonts w:ascii="KoPub돋움체 Light" w:eastAsia="KoPub돋움체 Light" w:hAnsi="KoPub돋움체 Light"/>
+              </w:rPr>
+              <w:t xml:space="preserve"> </w:t>
             </w:r>
             <w:proofErr w:type="spellStart"/>
             <w:r>
@@ -4663,7 +5098,6 @@
               <w:bottom w:val="single" w:sz="6" w:space="0" w:color="DDDDDD"/>
               <w:right w:val="single" w:sz="6" w:space="0" w:color="DDDDDD"/>
             </w:tcBorders>
-            <w:shd w:val="clear" w:color="auto" w:fill="auto"/>
             <w:tcMar>
               <w:top w:w="120" w:type="dxa"/>
               <w:left w:w="120" w:type="dxa"/>
@@ -4680,7 +5114,7 @@
                 <w:right w:val="nil"/>
                 <w:between w:val="nil"/>
               </w:pBdr>
-              <w:spacing w:before="120" w:after="120" w:line="276" w:lineRule="auto"/>
+              <w:spacing w:before="120" w:after="120"/>
               <w:jc w:val="center"/>
               <w:rPr>
                 <w:rFonts w:ascii="KoPub돋움체 Light" w:eastAsia="KoPub돋움체 Light" w:hAnsi="KoPub돋움체 Light"/>
@@ -4688,9 +5122,27 @@
             </w:pPr>
             <w:r>
               <w:rPr>
-                <w:rFonts w:ascii="KoPub돋움체 Light" w:eastAsia="KoPub돋움체 Light" w:hAnsi="KoPub돋움체 Light"/>
-              </w:rPr>
-              <w:t xml:space="preserve">7.25 </w:t>
+                <w:rFonts w:ascii="KoPub돋움체 Light" w:eastAsia="KoPub돋움체 Light" w:hAnsi="KoPub돋움체 Light" w:hint="eastAsia"/>
+              </w:rPr>
+              <w:t>9</w:t>
+            </w:r>
+            <w:r>
+              <w:rPr>
+                <w:rFonts w:ascii="KoPub돋움체 Light" w:eastAsia="KoPub돋움체 Light" w:hAnsi="KoPub돋움체 Light"/>
+              </w:rPr>
+              <w:t>.</w:t>
+            </w:r>
+            <w:r>
+              <w:rPr>
+                <w:rFonts w:ascii="KoPub돋움체 Light" w:eastAsia="KoPub돋움체 Light" w:hAnsi="KoPub돋움체 Light" w:hint="eastAsia"/>
+              </w:rPr>
+              <w:t>19</w:t>
+            </w:r>
+            <w:r>
+              <w:rPr>
+                <w:rFonts w:ascii="KoPub돋움체 Light" w:eastAsia="KoPub돋움체 Light" w:hAnsi="KoPub돋움체 Light"/>
+              </w:rPr>
+              <w:t xml:space="preserve"> </w:t>
             </w:r>
             <w:proofErr w:type="spellStart"/>
             <w:r>
@@ -4711,7 +5163,6 @@
               <w:bottom w:val="single" w:sz="6" w:space="0" w:color="DDDDDD"/>
               <w:right w:val="single" w:sz="6" w:space="0" w:color="DDDDDD"/>
             </w:tcBorders>
-            <w:shd w:val="clear" w:color="auto" w:fill="auto"/>
             <w:tcMar>
               <w:top w:w="120" w:type="dxa"/>
               <w:left w:w="120" w:type="dxa"/>
@@ -4728,7 +5179,7 @@
                 <w:right w:val="nil"/>
                 <w:between w:val="nil"/>
               </w:pBdr>
-              <w:spacing w:before="120" w:after="120" w:line="276" w:lineRule="auto"/>
+              <w:spacing w:before="120" w:after="120"/>
               <w:jc w:val="center"/>
               <w:rPr>
                 <w:rFonts w:ascii="KoPub돋움체 Light" w:eastAsia="KoPub돋움체 Light" w:hAnsi="KoPub돋움체 Light"/>
@@ -4751,7 +5202,6 @@
               <w:bottom w:val="single" w:sz="6" w:space="0" w:color="DDDDDD"/>
               <w:right w:val="single" w:sz="6" w:space="0" w:color="DDDDDD"/>
             </w:tcBorders>
-            <w:shd w:val="clear" w:color="auto" w:fill="auto"/>
             <w:tcMar>
               <w:top w:w="120" w:type="dxa"/>
               <w:left w:w="120" w:type="dxa"/>
@@ -4768,7 +5218,7 @@
                 <w:right w:val="nil"/>
                 <w:between w:val="nil"/>
               </w:pBdr>
-              <w:spacing w:before="120" w:after="120" w:line="276" w:lineRule="auto"/>
+              <w:spacing w:before="120" w:after="120"/>
               <w:jc w:val="center"/>
               <w:rPr>
                 <w:rFonts w:ascii="KoPub돋움체 Light" w:eastAsia="KoPub돋움체 Light" w:hAnsi="KoPub돋움체 Light"/>
@@ -4778,7 +5228,31 @@
               <w:rPr>
                 <w:rFonts w:ascii="KoPub돋움체 Light" w:eastAsia="KoPub돋움체 Light" w:hAnsi="KoPub돋움체 Light"/>
               </w:rPr>
-              <w:t>+20.96 %</w:t>
+              <w:t>+</w:t>
+            </w:r>
+            <w:r>
+              <w:rPr>
+                <w:rFonts w:ascii="KoPub돋움체 Light" w:eastAsia="KoPub돋움체 Light" w:hAnsi="KoPub돋움체 Light" w:hint="eastAsia"/>
+              </w:rPr>
+              <w:t>36</w:t>
+            </w:r>
+            <w:r>
+              <w:rPr>
+                <w:rFonts w:ascii="KoPub돋움체 Light" w:eastAsia="KoPub돋움체 Light" w:hAnsi="KoPub돋움체 Light"/>
+              </w:rPr>
+              <w:t>.</w:t>
+            </w:r>
+            <w:r>
+              <w:rPr>
+                <w:rFonts w:ascii="KoPub돋움체 Light" w:eastAsia="KoPub돋움체 Light" w:hAnsi="KoPub돋움체 Light" w:hint="eastAsia"/>
+              </w:rPr>
+              <w:t>73</w:t>
+            </w:r>
+            <w:r>
+              <w:rPr>
+                <w:rFonts w:ascii="KoPub돋움체 Light" w:eastAsia="KoPub돋움체 Light" w:hAnsi="KoPub돋움체 Light"/>
+              </w:rPr>
+              <w:t xml:space="preserve"> %</w:t>
             </w:r>
           </w:p>
         </w:tc>
@@ -4793,7 +5267,6 @@
               <w:bottom w:val="single" w:sz="6" w:space="0" w:color="DDDDDD"/>
               <w:right w:val="single" w:sz="6" w:space="0" w:color="DDDDDD"/>
             </w:tcBorders>
-            <w:shd w:val="clear" w:color="auto" w:fill="auto"/>
             <w:tcMar>
               <w:top w:w="120" w:type="dxa"/>
               <w:left w:w="120" w:type="dxa"/>
@@ -4810,7 +5283,7 @@
                 <w:right w:val="nil"/>
                 <w:between w:val="nil"/>
               </w:pBdr>
-              <w:spacing w:before="120" w:after="120" w:line="276" w:lineRule="auto"/>
+              <w:spacing w:before="120" w:after="120"/>
               <w:jc w:val="center"/>
               <w:rPr>
                 <w:rFonts w:ascii="KoPub돋움체 Light" w:eastAsia="KoPub돋움체 Light" w:hAnsi="KoPub돋움체 Light"/>
@@ -4833,7 +5306,6 @@
               <w:bottom w:val="single" w:sz="6" w:space="0" w:color="DDDDDD"/>
               <w:right w:val="single" w:sz="6" w:space="0" w:color="DDDDDD"/>
             </w:tcBorders>
-            <w:shd w:val="clear" w:color="auto" w:fill="auto"/>
             <w:tcMar>
               <w:top w:w="120" w:type="dxa"/>
               <w:left w:w="120" w:type="dxa"/>
@@ -4850,7 +5322,7 @@
                 <w:right w:val="nil"/>
                 <w:between w:val="nil"/>
               </w:pBdr>
-              <w:spacing w:before="120" w:after="120" w:line="276" w:lineRule="auto"/>
+              <w:spacing w:before="120" w:after="120"/>
               <w:jc w:val="center"/>
               <w:rPr>
                 <w:rFonts w:ascii="KoPub돋움체 Light" w:eastAsia="KoPub돋움체 Light" w:hAnsi="KoPub돋움체 Light"/>
@@ -4858,9 +5330,27 @@
             </w:pPr>
             <w:r>
               <w:rPr>
-                <w:rFonts w:ascii="KoPub돋움체 Light" w:eastAsia="KoPub돋움체 Light" w:hAnsi="KoPub돋움체 Light"/>
-              </w:rPr>
-              <w:t xml:space="preserve">4.88 </w:t>
+                <w:rFonts w:ascii="KoPub돋움체 Light" w:eastAsia="KoPub돋움체 Light" w:hAnsi="KoPub돋움체 Light" w:hint="eastAsia"/>
+              </w:rPr>
+              <w:t>5</w:t>
+            </w:r>
+            <w:r>
+              <w:rPr>
+                <w:rFonts w:ascii="KoPub돋움체 Light" w:eastAsia="KoPub돋움체 Light" w:hAnsi="KoPub돋움체 Light"/>
+              </w:rPr>
+              <w:t>.</w:t>
+            </w:r>
+            <w:r>
+              <w:rPr>
+                <w:rFonts w:ascii="KoPub돋움체 Light" w:eastAsia="KoPub돋움체 Light" w:hAnsi="KoPub돋움체 Light" w:hint="eastAsia"/>
+              </w:rPr>
+              <w:t>39</w:t>
+            </w:r>
+            <w:r>
+              <w:rPr>
+                <w:rFonts w:ascii="KoPub돋움체 Light" w:eastAsia="KoPub돋움체 Light" w:hAnsi="KoPub돋움체 Light"/>
+              </w:rPr>
+              <w:t xml:space="preserve"> </w:t>
             </w:r>
             <w:proofErr w:type="spellStart"/>
             <w:r>
@@ -4881,7 +5371,6 @@
               <w:bottom w:val="single" w:sz="6" w:space="0" w:color="DDDDDD"/>
               <w:right w:val="single" w:sz="6" w:space="0" w:color="DDDDDD"/>
             </w:tcBorders>
-            <w:shd w:val="clear" w:color="auto" w:fill="auto"/>
             <w:tcMar>
               <w:top w:w="120" w:type="dxa"/>
               <w:left w:w="120" w:type="dxa"/>
@@ -4898,7 +5387,7 @@
                 <w:right w:val="nil"/>
                 <w:between w:val="nil"/>
               </w:pBdr>
-              <w:spacing w:before="120" w:after="120" w:line="276" w:lineRule="auto"/>
+              <w:spacing w:before="120" w:after="120"/>
               <w:jc w:val="center"/>
               <w:rPr>
                 <w:rFonts w:ascii="KoPub돋움체 Light" w:eastAsia="KoPub돋움체 Light" w:hAnsi="KoPub돋움체 Light"/>
@@ -4908,7 +5397,19 @@
               <w:rPr>
                 <w:rFonts w:ascii="KoPub돋움체 Light" w:eastAsia="KoPub돋움체 Light" w:hAnsi="KoPub돋움체 Light"/>
               </w:rPr>
-              <w:t xml:space="preserve">6.20 </w:t>
+              <w:t>6.</w:t>
+            </w:r>
+            <w:r>
+              <w:rPr>
+                <w:rFonts w:ascii="KoPub돋움체 Light" w:eastAsia="KoPub돋움체 Light" w:hAnsi="KoPub돋움체 Light" w:hint="eastAsia"/>
+              </w:rPr>
+              <w:t>54</w:t>
+            </w:r>
+            <w:r>
+              <w:rPr>
+                <w:rFonts w:ascii="KoPub돋움체 Light" w:eastAsia="KoPub돋움체 Light" w:hAnsi="KoPub돋움체 Light"/>
+              </w:rPr>
+              <w:t xml:space="preserve"> </w:t>
             </w:r>
             <w:proofErr w:type="spellStart"/>
             <w:r>
@@ -4929,7 +5430,6 @@
               <w:bottom w:val="single" w:sz="6" w:space="0" w:color="DDDDDD"/>
               <w:right w:val="single" w:sz="6" w:space="0" w:color="DDDDDD"/>
             </w:tcBorders>
-            <w:shd w:val="clear" w:color="auto" w:fill="auto"/>
             <w:tcMar>
               <w:top w:w="120" w:type="dxa"/>
               <w:left w:w="120" w:type="dxa"/>
@@ -4946,7 +5446,7 @@
                 <w:right w:val="nil"/>
                 <w:between w:val="nil"/>
               </w:pBdr>
-              <w:spacing w:before="120" w:after="120" w:line="276" w:lineRule="auto"/>
+              <w:spacing w:before="120" w:after="120"/>
               <w:jc w:val="center"/>
               <w:rPr>
                 <w:rFonts w:ascii="KoPub돋움체 Light" w:eastAsia="KoPub돋움체 Light" w:hAnsi="KoPub돋움체 Light"/>
@@ -4969,7 +5469,6 @@
               <w:bottom w:val="single" w:sz="6" w:space="0" w:color="DDDDDD"/>
               <w:right w:val="single" w:sz="6" w:space="0" w:color="DDDDDD"/>
             </w:tcBorders>
-            <w:shd w:val="clear" w:color="auto" w:fill="auto"/>
             <w:tcMar>
               <w:top w:w="120" w:type="dxa"/>
               <w:left w:w="120" w:type="dxa"/>
@@ -4986,7 +5485,7 @@
                 <w:right w:val="nil"/>
                 <w:between w:val="nil"/>
               </w:pBdr>
-              <w:spacing w:before="120" w:after="120" w:line="276" w:lineRule="auto"/>
+              <w:spacing w:before="120" w:after="120"/>
               <w:jc w:val="center"/>
               <w:rPr>
                 <w:rFonts w:ascii="KoPub돋움체 Light" w:eastAsia="KoPub돋움체 Light" w:hAnsi="KoPub돋움체 Light"/>
@@ -5002,13 +5501,7 @@
               <w:rPr>
                 <w:rFonts w:ascii="KoPub돋움체 Light" w:eastAsia="KoPub돋움체 Light" w:hAnsi="KoPub돋움체 Light"/>
               </w:rPr>
-              <w:t xml:space="preserve"> </w:t>
-            </w:r>
-            <w:r>
-              <w:rPr>
-                <w:rFonts w:ascii="KoPub돋움체 Light" w:eastAsia="KoPub돋움체 Light" w:hAnsi="KoPub돋움체 Light"/>
-              </w:rPr>
-              <w:t>25.65</w:t>
+              <w:t xml:space="preserve"> 25.65</w:t>
             </w:r>
             <w:r>
               <w:rPr>
@@ -5022,19 +5515,103 @@
     </w:tbl>
     <w:p>
       <w:pPr>
-        <w:pStyle w:val="3"/>
-        <w:spacing w:before="300" w:line="276" w:lineRule="auto"/>
-        <w:rPr>
-          <w:rFonts w:ascii="KoPub돋움체 Light" w:eastAsia="KoPub돋움체 Light" w:hAnsi="KoPub돋움체 Light"/>
+        <w:ind w:firstLineChars="100" w:firstLine="198"/>
+        <w:rPr>
+          <w:rFonts w:ascii="KoPub돋움체 Light" w:eastAsia="KoPub돋움체 Light" w:hAnsi="KoPub돋움체 Light"/>
+        </w:rPr>
+      </w:pPr>
+    </w:p>
+    <w:p>
+      <w:pPr>
+        <w:ind w:firstLineChars="100" w:firstLine="198"/>
+        <w:rPr>
+          <w:rFonts w:ascii="KoPub돋움체 Light" w:eastAsia="KoPub돋움체 Light" w:hAnsi="KoPub돋움체 Light"/>
+        </w:rPr>
+      </w:pPr>
+      <w:r>
+        <w:rPr>
+          <w:rFonts w:ascii="KoPub돋움체 Light" w:eastAsia="KoPub돋움체 Light" w:hAnsi="KoPub돋움체 Light"/>
+        </w:rPr>
+        <w:t xml:space="preserve">모드 C는 모드 A 대비 평균 1.10 </w:t>
+      </w:r>
+      <w:proofErr w:type="spellStart"/>
+      <w:r>
+        <w:rPr>
+          <w:rFonts w:ascii="KoPub돋움체 Light" w:eastAsia="KoPub돋움체 Light" w:hAnsi="KoPub돋움체 Light"/>
+        </w:rPr>
+        <w:t>ms</w:t>
+      </w:r>
+      <w:proofErr w:type="spellEnd"/>
+      <w:r>
+        <w:rPr>
+          <w:rFonts w:ascii="KoPub돋움체 Light" w:eastAsia="KoPub돋움체 Light" w:hAnsi="KoPub돋움체 Light"/>
+        </w:rPr>
+        <w:t xml:space="preserve">(+25.65 %)의 지연시간 오버헤드를 유발하여 실시간 웹 트래픽 환경에 적용 가능한 성능을 보였다. 상위 5 % 요청의 최대 지연시간인 95백분위 지연시간에서는 모드 C가 6.54 </w:t>
+      </w:r>
+      <w:proofErr w:type="spellStart"/>
+      <w:r>
+        <w:rPr>
+          <w:rFonts w:ascii="KoPub돋움체 Light" w:eastAsia="KoPub돋움체 Light" w:hAnsi="KoPub돋움체 Light"/>
+        </w:rPr>
+        <w:t>ms</w:t>
+      </w:r>
+      <w:proofErr w:type="spellEnd"/>
+      <w:r>
+        <w:rPr>
+          <w:rFonts w:ascii="KoPub돋움체 Light" w:eastAsia="KoPub돋움체 Light" w:hAnsi="KoPub돋움체 Light"/>
+        </w:rPr>
+        <w:t xml:space="preserve">로 모드 A와 동일한 안정적인 수치를 기록하였다. 반면 모드 B의 95백분위 지연시간은 9.19 </w:t>
+      </w:r>
+      <w:proofErr w:type="spellStart"/>
+      <w:r>
+        <w:rPr>
+          <w:rFonts w:ascii="KoPub돋움체 Light" w:eastAsia="KoPub돋움체 Light" w:hAnsi="KoPub돋움체 Light"/>
+        </w:rPr>
+        <w:t>ms</w:t>
+      </w:r>
+      <w:proofErr w:type="spellEnd"/>
+      <w:r>
+        <w:rPr>
+          <w:rFonts w:ascii="KoPub돋움체 Light" w:eastAsia="KoPub돋움체 Light" w:hAnsi="KoPub돋움체 Light"/>
+        </w:rPr>
+        <w:t>로 가장 높게 측정되었다.</w:t>
+      </w:r>
+    </w:p>
+    <w:p>
+      <w:pPr>
+        <w:rPr>
+          <w:rFonts w:ascii="KoPub돋움체 Light" w:eastAsia="KoPub돋움체 Light" w:hAnsi="KoPub돋움체 Light"/>
+        </w:rPr>
+      </w:pPr>
+    </w:p>
+    <w:p>
+      <w:pPr>
+        <w:ind w:firstLineChars="100" w:firstLine="198"/>
+        <w:rPr>
+          <w:rFonts w:ascii="KoPub돋움체 Light" w:eastAsia="KoPub돋움체 Light" w:hAnsi="KoPub돋움체 Light"/>
+        </w:rPr>
+      </w:pPr>
+      <w:r>
+        <w:rPr>
+          <w:rFonts w:ascii="KoPub돋움체 Light" w:eastAsia="KoPub돋움체 Light" w:hAnsi="KoPub돋움체 Light"/>
+        </w:rPr>
+        <w:lastRenderedPageBreak/>
+        <w:t>페이로드 측면에서는 모드 B가 256 Bytes의 고정 서명 크기와 Base64 인코딩 팽창으로 인해 499 Bytes의 헤더 오버헤드를 발생시킨 반면, 모드 C는 64 Bytes의 서명 좌표 구조를 통해 오버헤드를 252 Bytes로 억제하였다. 이는 RSA 대비 50 %의 페이로드를 절감함을 확인하였다.</w:t>
+      </w:r>
+    </w:p>
+    <w:p>
+      <w:pPr>
+        <w:rPr>
+          <w:rFonts w:ascii="KoPub돋움체 Light" w:eastAsia="KoPub돋움체 Light" w:hAnsi="KoPub돋움체 Light" w:hint="eastAsia"/>
         </w:rPr>
       </w:pPr>
     </w:p>
     <w:p>
       <w:pPr>
         <w:pStyle w:val="4"/>
-        <w:spacing w:before="300" w:line="276" w:lineRule="auto"/>
-        <w:rPr>
-          <w:rFonts w:ascii="KoPub돋움체 Light" w:eastAsia="KoPub돋움체 Light" w:hAnsi="KoPub돋움체 Light"/>
+        <w:spacing w:before="300"/>
+        <w:rPr>
+          <w:rFonts w:ascii="KoPub돋움체 Light" w:eastAsia="KoPub돋움체 Light" w:hAnsi="KoPub돋움체 Light" w:cs="Arial Unicode MS"/>
         </w:rPr>
       </w:pPr>
       <w:bookmarkStart w:id="21" w:name="_ulmb3id0vc9j" w:colFirst="0" w:colLast="0"/>
@@ -5048,17 +5625,23 @@
     </w:p>
     <w:p>
       <w:pPr>
-        <w:pBdr>
-          <w:top w:val="nil"/>
-          <w:left w:val="nil"/>
-          <w:bottom w:val="nil"/>
-          <w:right w:val="nil"/>
-          <w:between w:val="nil"/>
-        </w:pBdr>
-        <w:spacing w:line="276" w:lineRule="auto"/>
+        <w:rPr>
+          <w:rFonts w:hint="eastAsia"/>
+        </w:rPr>
+      </w:pPr>
+    </w:p>
+    <w:p>
+      <w:pPr>
+        <w:pBdr>
+          <w:top w:val="nil"/>
+          <w:left w:val="nil"/>
+          <w:bottom w:val="nil"/>
+          <w:right w:val="nil"/>
+          <w:between w:val="nil"/>
+        </w:pBdr>
         <w:ind w:firstLine="720"/>
         <w:rPr>
-          <w:rFonts w:ascii="KoPub돋움체 Light" w:eastAsia="KoPub돋움체 Light" w:hAnsi="KoPub돋움체 Light"/>
+          <w:rFonts w:ascii="KoPub돋움체 Light" w:eastAsia="KoPub돋움체 Light" w:hAnsi="KoPub돋움체 Light" w:cs="Arial Unicode MS" w:hint="eastAsia"/>
         </w:rPr>
       </w:pPr>
       <w:r>
@@ -5070,10 +5653,8 @@
     </w:p>
     <w:p>
       <w:pPr>
-        <w:spacing w:line="276" w:lineRule="auto"/>
-        <w:ind w:firstLine="720"/>
-        <w:rPr>
-          <w:rFonts w:ascii="KoPub돋움체 Light" w:eastAsia="KoPub돋움체 Light" w:hAnsi="KoPub돋움체 Light"/>
+        <w:rPr>
+          <w:rFonts w:ascii="KoPub돋움체 Light" w:eastAsia="KoPub돋움체 Light" w:hAnsi="KoPub돋움체 Light" w:hint="eastAsia"/>
         </w:rPr>
       </w:pPr>
     </w:p>
@@ -5117,7 +5698,7 @@
           </w:tcPr>
           <w:p>
             <w:pPr>
-              <w:spacing w:before="120" w:after="120" w:line="276" w:lineRule="auto"/>
+              <w:spacing w:before="120" w:after="120"/>
               <w:jc w:val="center"/>
               <w:rPr>
                 <w:rFonts w:ascii="KoPub돋움체 Light" w:eastAsia="KoPub돋움체 Light" w:hAnsi="KoPub돋움체 Light"/>
@@ -5127,7 +5708,6 @@
               <w:rPr>
                 <w:rFonts w:ascii="KoPub돋움체 Light" w:eastAsia="KoPub돋움체 Light" w:hAnsi="KoPub돋움체 Light" w:cs="Arial Unicode MS"/>
               </w:rPr>
-              <w:lastRenderedPageBreak/>
               <w:t>측정 지표</w:t>
             </w:r>
           </w:p>
@@ -5145,7 +5725,7 @@
           </w:tcPr>
           <w:p>
             <w:pPr>
-              <w:spacing w:before="120" w:after="120" w:line="276" w:lineRule="auto"/>
+              <w:spacing w:before="120" w:after="120"/>
               <w:jc w:val="center"/>
               <w:rPr>
                 <w:rFonts w:ascii="KoPub돋움체 Light" w:eastAsia="KoPub돋움체 Light" w:hAnsi="KoPub돋움체 Light"/>
@@ -5172,7 +5752,7 @@
           </w:tcPr>
           <w:p>
             <w:pPr>
-              <w:spacing w:before="120" w:after="120" w:line="276" w:lineRule="auto"/>
+              <w:spacing w:before="120" w:after="120"/>
               <w:jc w:val="center"/>
               <w:rPr>
                 <w:rFonts w:ascii="KoPub돋움체 Light" w:eastAsia="KoPub돋움체 Light" w:hAnsi="KoPub돋움체 Light"/>
@@ -5199,7 +5779,7 @@
           </w:tcPr>
           <w:p>
             <w:pPr>
-              <w:spacing w:before="120" w:after="120" w:line="276" w:lineRule="auto"/>
+              <w:spacing w:before="120" w:after="120"/>
               <w:jc w:val="center"/>
               <w:rPr>
                 <w:rFonts w:ascii="KoPub돋움체 Light" w:eastAsia="KoPub돋움체 Light" w:hAnsi="KoPub돋움체 Light"/>
@@ -5222,7 +5802,6 @@
           </w:p>
           <w:p>
             <w:pPr>
-              <w:spacing w:line="276" w:lineRule="auto"/>
               <w:jc w:val="center"/>
               <w:rPr>
                 <w:rFonts w:ascii="KoPub돋움체 Light" w:eastAsia="KoPub돋움체 Light" w:hAnsi="KoPub돋움체 Light"/>
@@ -5250,7 +5829,7 @@
           </w:tcPr>
           <w:p>
             <w:pPr>
-              <w:spacing w:before="120" w:after="120" w:line="276" w:lineRule="auto"/>
+              <w:spacing w:before="120" w:after="120"/>
               <w:jc w:val="center"/>
               <w:rPr>
                 <w:rFonts w:ascii="KoPub돋움체 Light" w:eastAsia="KoPub돋움체 Light" w:hAnsi="KoPub돋움체 Light"/>
@@ -5276,7 +5855,7 @@
           </w:tcPr>
           <w:p>
             <w:pPr>
-              <w:spacing w:before="120" w:after="120" w:line="276" w:lineRule="auto"/>
+              <w:spacing w:before="120" w:after="120"/>
               <w:jc w:val="center"/>
               <w:rPr>
                 <w:rFonts w:ascii="KoPub돋움체 Light" w:eastAsia="KoPub돋움체 Light" w:hAnsi="KoPub돋움체 Light"/>
@@ -5302,7 +5881,7 @@
           </w:tcPr>
           <w:p>
             <w:pPr>
-              <w:spacing w:before="120" w:after="120" w:line="276" w:lineRule="auto"/>
+              <w:spacing w:before="120" w:after="120"/>
               <w:jc w:val="center"/>
               <w:rPr>
                 <w:rFonts w:ascii="KoPub돋움체 Light" w:eastAsia="KoPub돋움체 Light" w:hAnsi="KoPub돋움체 Light"/>
@@ -5342,7 +5921,7 @@
           </w:tcPr>
           <w:p>
             <w:pPr>
-              <w:spacing w:before="120" w:after="120" w:line="276" w:lineRule="auto"/>
+              <w:spacing w:before="120" w:after="120"/>
               <w:jc w:val="center"/>
               <w:rPr>
                 <w:rFonts w:ascii="KoPub돋움체 Light" w:eastAsia="KoPub돋움체 Light" w:hAnsi="KoPub돋움체 Light"/>
@@ -5370,7 +5949,7 @@
           </w:tcPr>
           <w:p>
             <w:pPr>
-              <w:spacing w:before="120" w:after="120" w:line="276" w:lineRule="auto"/>
+              <w:spacing w:before="120" w:after="120"/>
               <w:jc w:val="center"/>
               <w:rPr>
                 <w:rFonts w:ascii="KoPub돋움체 Light" w:eastAsia="KoPub돋움체 Light" w:hAnsi="KoPub돋움체 Light"/>
@@ -5418,7 +5997,7 @@
           </w:tcPr>
           <w:p>
             <w:pPr>
-              <w:spacing w:before="120" w:after="120" w:line="276" w:lineRule="auto"/>
+              <w:spacing w:before="120" w:after="120"/>
               <w:jc w:val="center"/>
               <w:rPr>
                 <w:rFonts w:ascii="KoPub돋움체 Light" w:eastAsia="KoPub돋움체 Light" w:hAnsi="KoPub돋움체 Light"/>
@@ -5444,7 +6023,7 @@
           </w:tcPr>
           <w:p>
             <w:pPr>
-              <w:spacing w:before="120" w:after="120" w:line="276" w:lineRule="auto"/>
+              <w:spacing w:before="120" w:after="120"/>
               <w:jc w:val="center"/>
               <w:rPr>
                 <w:rFonts w:ascii="KoPub돋움체 Light" w:eastAsia="KoPub돋움체 Light" w:hAnsi="KoPub돋움체 Light"/>
@@ -5470,7 +6049,7 @@
           </w:tcPr>
           <w:p>
             <w:pPr>
-              <w:spacing w:before="120" w:after="120" w:line="276" w:lineRule="auto"/>
+              <w:spacing w:before="120" w:after="120"/>
               <w:jc w:val="center"/>
               <w:rPr>
                 <w:rFonts w:ascii="KoPub돋움체 Light" w:eastAsia="KoPub돋움체 Light" w:hAnsi="KoPub돋움체 Light"/>
@@ -5498,7 +6077,7 @@
           </w:tcPr>
           <w:p>
             <w:pPr>
-              <w:spacing w:before="120" w:after="120" w:line="276" w:lineRule="auto"/>
+              <w:spacing w:before="120" w:after="120"/>
               <w:jc w:val="center"/>
               <w:rPr>
                 <w:rFonts w:ascii="KoPub돋움체 Light" w:eastAsia="KoPub돋움체 Light" w:hAnsi="KoPub돋움체 Light"/>
@@ -5524,7 +6103,7 @@
           </w:tcPr>
           <w:p>
             <w:pPr>
-              <w:spacing w:before="120" w:after="120" w:line="276" w:lineRule="auto"/>
+              <w:spacing w:before="120" w:after="120"/>
               <w:jc w:val="center"/>
               <w:rPr>
                 <w:rFonts w:ascii="KoPub돋움체 Light" w:eastAsia="KoPub돋움체 Light" w:hAnsi="KoPub돋움체 Light"/>
@@ -5550,7 +6129,7 @@
           </w:tcPr>
           <w:p>
             <w:pPr>
-              <w:spacing w:before="120" w:after="120" w:line="276" w:lineRule="auto"/>
+              <w:spacing w:before="120" w:after="120"/>
               <w:jc w:val="center"/>
               <w:rPr>
                 <w:rFonts w:ascii="KoPub돋움체 Light" w:eastAsia="KoPub돋움체 Light" w:hAnsi="KoPub돋움체 Light"/>
@@ -5576,7 +6155,7 @@
           </w:tcPr>
           <w:p>
             <w:pPr>
-              <w:spacing w:before="120" w:after="120" w:line="276" w:lineRule="auto"/>
+              <w:spacing w:before="120" w:after="120"/>
               <w:jc w:val="center"/>
               <w:rPr>
                 <w:rFonts w:ascii="KoPub돋움체 Light" w:eastAsia="KoPub돋움체 Light" w:hAnsi="KoPub돋움체 Light"/>
@@ -5604,7 +6183,7 @@
           </w:tcPr>
           <w:p>
             <w:pPr>
-              <w:spacing w:before="120" w:after="120" w:line="276" w:lineRule="auto"/>
+              <w:spacing w:before="120" w:after="120"/>
               <w:jc w:val="center"/>
               <w:rPr>
                 <w:rFonts w:ascii="KoPub돋움체 Light" w:eastAsia="KoPub돋움체 Light" w:hAnsi="KoPub돋움체 Light"/>
@@ -5630,7 +6209,7 @@
           </w:tcPr>
           <w:p>
             <w:pPr>
-              <w:spacing w:before="120" w:after="120" w:line="276" w:lineRule="auto"/>
+              <w:spacing w:before="120" w:after="120"/>
               <w:jc w:val="center"/>
               <w:rPr>
                 <w:rFonts w:ascii="KoPub돋움체 Light" w:eastAsia="KoPub돋움체 Light" w:hAnsi="KoPub돋움체 Light"/>
@@ -5664,7 +6243,7 @@
           </w:tcPr>
           <w:p>
             <w:pPr>
-              <w:spacing w:before="120" w:after="120" w:line="276" w:lineRule="auto"/>
+              <w:spacing w:before="120" w:after="120"/>
               <w:jc w:val="center"/>
               <w:rPr>
                 <w:rFonts w:ascii="KoPub돋움체 Light" w:eastAsia="KoPub돋움체 Light" w:hAnsi="KoPub돋움체 Light"/>
@@ -5698,7 +6277,7 @@
           </w:tcPr>
           <w:p>
             <w:pPr>
-              <w:spacing w:before="120" w:after="120" w:line="276" w:lineRule="auto"/>
+              <w:spacing w:before="120" w:after="120"/>
               <w:jc w:val="center"/>
               <w:rPr>
                 <w:rFonts w:ascii="KoPub돋움체 Light" w:eastAsia="KoPub돋움체 Light" w:hAnsi="KoPub돋움체 Light"/>
@@ -5726,7 +6305,7 @@
           </w:tcPr>
           <w:p>
             <w:pPr>
-              <w:spacing w:before="120" w:after="120" w:line="276" w:lineRule="auto"/>
+              <w:spacing w:before="120" w:after="120"/>
               <w:jc w:val="center"/>
               <w:rPr>
                 <w:rFonts w:ascii="KoPub돋움체 Light" w:eastAsia="KoPub돋움체 Light" w:hAnsi="KoPub돋움체 Light"/>
@@ -5752,7 +6331,7 @@
           </w:tcPr>
           <w:p>
             <w:pPr>
-              <w:spacing w:before="120" w:after="120" w:line="276" w:lineRule="auto"/>
+              <w:spacing w:before="120" w:after="120"/>
               <w:jc w:val="center"/>
               <w:rPr>
                 <w:rFonts w:ascii="KoPub돋움체 Light" w:eastAsia="KoPub돋움체 Light" w:hAnsi="KoPub돋움체 Light"/>
@@ -5792,7 +6371,7 @@
           </w:tcPr>
           <w:p>
             <w:pPr>
-              <w:spacing w:before="120" w:after="120" w:line="276" w:lineRule="auto"/>
+              <w:spacing w:before="120" w:after="120"/>
               <w:jc w:val="center"/>
               <w:rPr>
                 <w:rFonts w:ascii="KoPub돋움체 Light" w:eastAsia="KoPub돋움체 Light" w:hAnsi="KoPub돋움체 Light"/>
@@ -5826,7 +6405,7 @@
           </w:tcPr>
           <w:p>
             <w:pPr>
-              <w:spacing w:before="120" w:after="120" w:line="276" w:lineRule="auto"/>
+              <w:spacing w:before="120" w:after="120"/>
               <w:jc w:val="center"/>
               <w:rPr>
                 <w:rFonts w:ascii="KoPub돋움체 Light" w:eastAsia="KoPub돋움체 Light" w:hAnsi="KoPub돋움체 Light"/>
@@ -5851,8 +6430,8 @@
           <w:right w:val="nil"/>
           <w:between w:val="nil"/>
         </w:pBdr>
-        <w:spacing w:before="300" w:after="225" w:line="276" w:lineRule="auto"/>
-        <w:ind w:firstLineChars="100" w:firstLine="192"/>
+        <w:spacing w:before="300" w:after="225"/>
+        <w:ind w:firstLineChars="100" w:firstLine="198"/>
         <w:rPr>
           <w:rFonts w:ascii="KoPub돋움체 Light" w:eastAsia="KoPub돋움체 Light" w:hAnsi="KoPub돋움체 Light"/>
         </w:rPr>
@@ -5915,7 +6494,7 @@
           <w:right w:val="nil"/>
           <w:between w:val="nil"/>
         </w:pBdr>
-        <w:spacing w:before="300" w:after="225" w:line="276" w:lineRule="auto"/>
+        <w:spacing w:before="300" w:after="225"/>
         <w:rPr>
           <w:rFonts w:ascii="KoPub돋움체 Light" w:eastAsia="KoPub돋움체 Light" w:hAnsi="KoPub돋움체 Light"/>
         </w:rPr>
@@ -5924,7 +6503,7 @@
     <w:p>
       <w:pPr>
         <w:pStyle w:val="3"/>
-        <w:spacing w:before="0" w:line="276" w:lineRule="auto"/>
+        <w:spacing w:before="0"/>
         <w:rPr>
           <w:rFonts w:ascii="KoPub돋움체 Light" w:eastAsia="KoPub돋움체 Light" w:hAnsi="KoPub돋움체 Light"/>
         </w:rPr>
@@ -5941,9 +6520,9 @@
     <w:p>
       <w:pPr>
         <w:pStyle w:val="4"/>
-        <w:spacing w:before="0" w:line="276" w:lineRule="auto"/>
-        <w:rPr>
-          <w:rFonts w:ascii="KoPub돋움체 Light" w:eastAsia="KoPub돋움체 Light" w:hAnsi="KoPub돋움체 Light"/>
+        <w:spacing w:before="0"/>
+        <w:rPr>
+          <w:rFonts w:ascii="KoPub돋움체 Light" w:eastAsia="KoPub돋움체 Light" w:hAnsi="KoPub돋움체 Light" w:cs="Arial Unicode MS"/>
         </w:rPr>
       </w:pPr>
       <w:bookmarkStart w:id="23" w:name="_rl1d1rilxzpy" w:colFirst="0" w:colLast="0"/>
@@ -5954,6 +6533,74 @@
         </w:rPr>
         <w:t>1. 연구 결과 요약</w:t>
       </w:r>
+    </w:p>
+    <w:p>
+      <w:pPr>
+        <w:rPr>
+          <w:rFonts w:hint="eastAsia"/>
+        </w:rPr>
+      </w:pPr>
+    </w:p>
+    <w:p>
+      <w:pPr>
+        <w:rPr>
+          <w:rFonts w:ascii="KoPub돋움체 Light" w:eastAsia="KoPub돋움체 Light" w:hAnsi="KoPub돋움체 Light"/>
+        </w:rPr>
+      </w:pPr>
+      <w:r>
+        <w:rPr>
+          <w:rFonts w:ascii="KoPub돋움체 Light" w:eastAsia="KoPub돋움체 Light" w:hAnsi="KoPub돋움체 Light"/>
+        </w:rPr>
+        <w:tab/>
+      </w:r>
+      <w:r>
+        <w:rPr>
+          <w:rFonts w:ascii="KoPub돋움체 Light" w:eastAsia="KoPub돋움체 Light" w:hAnsi="KoPub돋움체 Light"/>
+        </w:rPr>
+        <w:t xml:space="preserve">본 연구에서는 웹 환경에서 소지자 토큰의 탈취 및 세션 </w:t>
+      </w:r>
+      <w:proofErr w:type="spellStart"/>
+      <w:r>
+        <w:rPr>
+          <w:rFonts w:ascii="KoPub돋움체 Light" w:eastAsia="KoPub돋움체 Light" w:hAnsi="KoPub돋움체 Light"/>
+        </w:rPr>
+        <w:t>하이재킹</w:t>
+      </w:r>
+      <w:proofErr w:type="spellEnd"/>
+      <w:r>
+        <w:rPr>
+          <w:rFonts w:ascii="KoPub돋움체 Light" w:eastAsia="KoPub돋움체 Light" w:hAnsi="KoPub돋움체 Light"/>
+        </w:rPr>
+        <w:t xml:space="preserve"> 취약점을 해결하기 위해 FIDO2 규격의 하드웨어 격리 비대칭 키를 연동한 Proof-of-Possession 역방향 프록시 게이트웨이를 제안하고 구현하였다.</w:t>
+      </w:r>
+    </w:p>
+    <w:p>
+      <w:pPr>
+        <w:rPr>
+          <w:rFonts w:ascii="KoPub돋움체 Light" w:eastAsia="KoPub돋움체 Light" w:hAnsi="KoPub돋움체 Light"/>
+        </w:rPr>
+      </w:pPr>
+    </w:p>
+    <w:p>
+      <w:pPr>
+        <w:ind w:firstLineChars="100" w:firstLine="198"/>
+        <w:rPr>
+          <w:rFonts w:ascii="KoPub돋움체 Light" w:eastAsia="KoPub돋움체 Light" w:hAnsi="KoPub돋움체 Light"/>
+        </w:rPr>
+      </w:pPr>
+      <w:r>
+        <w:rPr>
+          <w:rFonts w:ascii="KoPub돋움체 Light" w:eastAsia="KoPub돋움체 Light" w:hAnsi="KoPub돋움체 Light"/>
+        </w:rPr>
+        <w:t>시스템의 핵심 기여와 실증 결과는 다음과 같다.</w:t>
+      </w:r>
+    </w:p>
+    <w:p>
+      <w:pPr>
+        <w:rPr>
+          <w:rFonts w:ascii="KoPub돋움체 Light" w:eastAsia="KoPub돋움체 Light" w:hAnsi="KoPub돋움체 Light" w:hint="eastAsia"/>
+        </w:rPr>
+      </w:pPr>
     </w:p>
     <w:p>
       <w:pPr>
@@ -5968,9 +6615,8 @@
           <w:right w:val="nil"/>
           <w:between w:val="nil"/>
         </w:pBdr>
-        <w:spacing w:line="276" w:lineRule="auto"/>
-        <w:rPr>
-          <w:rFonts w:ascii="KoPub돋움체 Light" w:eastAsia="KoPub돋움체 Light" w:hAnsi="KoPub돋움체 Light"/>
+        <w:rPr>
+          <w:rFonts w:ascii="KoPub돋움체 Light" w:eastAsia="KoPub돋움체 Light" w:hAnsi="KoPub돋움체 Light" w:cs="Arial Unicode MS"/>
         </w:rPr>
       </w:pPr>
       <w:r>
@@ -5991,7 +6637,13 @@
         <w:rPr>
           <w:rFonts w:ascii="KoPub돋움체 Light" w:eastAsia="KoPub돋움체 Light" w:hAnsi="KoPub돋움체 Light" w:cs="Arial Unicode MS"/>
         </w:rPr>
-        <w:t xml:space="preserve"> 게이트웨이 아키텍처 설계: 호스트 단말의 메모리 덤프나 권한 침해에도 개인키 유출과 세션 </w:t>
+        <w:t xml:space="preserve"> 게이트웨이 아키텍처 설계: </w:t>
+      </w:r>
+      <w:r>
+        <w:rPr>
+          <w:rFonts w:ascii="KoPub돋움체 Light" w:eastAsia="KoPub돋움체 Light" w:hAnsi="KoPub돋움체 Light" w:cs="Arial Unicode MS"/>
+        </w:rPr>
+        <w:t xml:space="preserve">하드웨어 보안 칩셋과 L7 역방향 프록시를 결합하여 호스트 단말의 메모리 덤프나 권한 침해에도 개인키 유출과 세션 </w:t>
       </w:r>
       <w:proofErr w:type="spellStart"/>
       <w:r>
@@ -6017,7 +6669,6 @@
           <w:right w:val="nil"/>
           <w:between w:val="nil"/>
         </w:pBdr>
-        <w:spacing w:line="276" w:lineRule="auto"/>
         <w:ind w:left="600"/>
         <w:rPr>
           <w:rFonts w:ascii="KoPub돋움체 Light" w:eastAsia="KoPub돋움체 Light" w:hAnsi="KoPub돋움체 Light"/>
@@ -6037,16 +6688,21 @@
           <w:right w:val="nil"/>
           <w:between w:val="nil"/>
         </w:pBdr>
-        <w:spacing w:line="276" w:lineRule="auto"/>
-        <w:rPr>
-          <w:rFonts w:ascii="KoPub돋움체 Light" w:eastAsia="KoPub돋움체 Light" w:hAnsi="KoPub돋움체 Light"/>
-        </w:rPr>
-      </w:pPr>
-      <w:r>
-        <w:rPr>
-          <w:rFonts w:ascii="KoPub돋움체 Light" w:eastAsia="KoPub돋움체 Light" w:hAnsi="KoPub돋움체 Light" w:cs="Arial Unicode MS"/>
-        </w:rPr>
-        <w:t xml:space="preserve">자원 제어 및 DoS 방어 최적화: 서명 검증 계층의 공간 복잡도 O(1)을 유지하였다. 또한 Fast-Fail 파이프라인과 슬라이딩 윈도우 </w:t>
+        <w:rPr>
+          <w:rFonts w:ascii="KoPub돋움체 Light" w:eastAsia="KoPub돋움체 Light" w:hAnsi="KoPub돋움체 Light" w:cs="Arial Unicode MS"/>
+        </w:rPr>
+      </w:pPr>
+      <w:r>
+        <w:rPr>
+          <w:rFonts w:ascii="KoPub돋움체 Light" w:eastAsia="KoPub돋움체 Light" w:hAnsi="KoPub돋움체 Light" w:cs="Arial Unicode MS"/>
+        </w:rPr>
+        <w:t xml:space="preserve">자원 제어 및 DoS 방어 최적화: </w:t>
+      </w:r>
+      <w:r>
+        <w:rPr>
+          <w:rFonts w:ascii="KoPub돋움체 Light" w:eastAsia="KoPub돋움체 Light" w:hAnsi="KoPub돋움체 Light" w:cs="Arial Unicode MS"/>
+        </w:rPr>
+        <w:t xml:space="preserve">대용량 요청 본문의 스트리밍 기반 다이제스트 처리를 통해 서명 검증 계층의 공간 복잡도 O(1)을 유지하였다. 또한 Fast-Fail 파이프라인과 슬라이딩 윈도우 </w:t>
       </w:r>
       <w:proofErr w:type="spellStart"/>
       <w:r>
@@ -6060,19 +6716,18 @@
         <w:rPr>
           <w:rFonts w:ascii="KoPub돋움체 Light" w:eastAsia="KoPub돋움체 Light" w:hAnsi="KoPub돋움체 Light" w:cs="Arial Unicode MS"/>
         </w:rPr>
-        <w:t xml:space="preserve"> 제어를 통해 무효한 요청 및 L7 유입 공격을 차단하였다.</w:t>
-      </w:r>
-    </w:p>
-    <w:p>
-      <w:pPr>
-        <w:pBdr>
-          <w:top w:val="nil"/>
-          <w:left w:val="nil"/>
-          <w:bottom w:val="nil"/>
-          <w:right w:val="nil"/>
-          <w:between w:val="nil"/>
-        </w:pBdr>
-        <w:spacing w:line="276" w:lineRule="auto"/>
+        <w:t xml:space="preserve"> 제어를 통해 무효한 요청 및 L7 유입 공격을 비대칭 암호 연산 이전에 차단하였다.</w:t>
+      </w:r>
+    </w:p>
+    <w:p>
+      <w:pPr>
+        <w:pBdr>
+          <w:top w:val="nil"/>
+          <w:left w:val="nil"/>
+          <w:bottom w:val="nil"/>
+          <w:right w:val="nil"/>
+          <w:between w:val="nil"/>
+        </w:pBdr>
         <w:ind w:left="600"/>
         <w:rPr>
           <w:rFonts w:ascii="KoPub돋움체 Light" w:eastAsia="KoPub돋움체 Light" w:hAnsi="KoPub돋움체 Light"/>
@@ -6092,28 +6747,32 @@
           <w:right w:val="nil"/>
           <w:between w:val="nil"/>
         </w:pBdr>
-        <w:spacing w:line="276" w:lineRule="auto"/>
-        <w:rPr>
-          <w:rFonts w:ascii="KoPub돋움체 Light" w:eastAsia="KoPub돋움체 Light" w:hAnsi="KoPub돋움체 Light"/>
-        </w:rPr>
-      </w:pPr>
-      <w:r>
-        <w:rPr>
-          <w:rFonts w:ascii="KoPub돋움체 Light" w:eastAsia="KoPub돋움체 Light" w:hAnsi="KoPub돋움체 Light" w:cs="Arial Unicode MS"/>
-        </w:rPr>
-        <w:t>정량적 지연시간 및 페이로드 오버헤드 실증: 동시성 최적화를 거쳐 100명의 가상 유저 부하 환경에서도 초당 780건의 처리량(RPS)을 달성하여 고부하 트래픽 방어의 실효성을 입증하였다. RSA-2048 방식 대비 헤더 페이로드 크기를 50% 절감하였다.</w:t>
-      </w:r>
-    </w:p>
-    <w:p>
-      <w:pPr>
-        <w:pBdr>
-          <w:top w:val="nil"/>
-          <w:left w:val="nil"/>
-          <w:bottom w:val="nil"/>
-          <w:right w:val="nil"/>
-          <w:between w:val="nil"/>
-        </w:pBdr>
-        <w:spacing w:line="276" w:lineRule="auto"/>
+        <w:rPr>
+          <w:rFonts w:ascii="KoPub돋움체 Light" w:eastAsia="KoPub돋움체 Light" w:hAnsi="KoPub돋움체 Light" w:cs="Arial Unicode MS"/>
+        </w:rPr>
+      </w:pPr>
+      <w:r>
+        <w:rPr>
+          <w:rFonts w:ascii="KoPub돋움체 Light" w:eastAsia="KoPub돋움체 Light" w:hAnsi="KoPub돋움체 Light" w:cs="Arial Unicode MS"/>
+        </w:rPr>
+        <w:t xml:space="preserve">정량적 지연시간 및 페이로드 오버헤드 실증: </w:t>
+      </w:r>
+      <w:r>
+        <w:rPr>
+          <w:rFonts w:ascii="KoPub돋움체 Light" w:eastAsia="KoPub돋움체 Light" w:hAnsi="KoPub돋움체 Light" w:cs="Arial Unicode MS"/>
+        </w:rPr>
+        <w:t>벤치마크 측정을 통해 제안하는 모드 C가 기존 표준 토큰 검증 대비 +25.65 %의 지연시간 오버헤드만을 수반함을 확인하였다. 동시성 최적화를 거쳐 100명의 가상 유저 부하 환경에서도 초당 780건의 처리량(RPS)을 달성하여 고부하 트래픽 방어의 실효성을 입증하였다. 또한 RSA-2048 방식 대비 헤더 페이로드 크기를 50 % 절감하여 대역폭 제약 환경에 적합함을 확인하였다.</w:t>
+      </w:r>
+    </w:p>
+    <w:p>
+      <w:pPr>
+        <w:pBdr>
+          <w:top w:val="nil"/>
+          <w:left w:val="nil"/>
+          <w:bottom w:val="nil"/>
+          <w:right w:val="nil"/>
+          <w:between w:val="nil"/>
+        </w:pBdr>
         <w:ind w:left="600"/>
         <w:rPr>
           <w:rFonts w:ascii="KoPub돋움체 Light" w:eastAsia="KoPub돋움체 Light" w:hAnsi="KoPub돋움체 Light"/>
@@ -6123,9 +6782,8 @@
     <w:p>
       <w:pPr>
         <w:pStyle w:val="4"/>
-        <w:spacing w:line="276" w:lineRule="auto"/>
-        <w:rPr>
-          <w:rFonts w:ascii="KoPub돋움체 Light" w:eastAsia="KoPub돋움체 Light" w:hAnsi="KoPub돋움체 Light"/>
+        <w:rPr>
+          <w:rFonts w:ascii="KoPub돋움체 Light" w:eastAsia="KoPub돋움체 Light" w:hAnsi="KoPub돋움체 Light" w:cs="Arial Unicode MS"/>
         </w:rPr>
       </w:pPr>
       <w:bookmarkStart w:id="24" w:name="_1mss8opdw1ki" w:colFirst="0" w:colLast="0"/>
@@ -6136,6 +6794,39 @@
         </w:rPr>
         <w:t>2. 연구의 한계점</w:t>
       </w:r>
+    </w:p>
+    <w:p>
+      <w:pPr>
+        <w:rPr>
+          <w:rFonts w:hint="eastAsia"/>
+        </w:rPr>
+      </w:pPr>
+    </w:p>
+    <w:p>
+      <w:pPr>
+        <w:rPr>
+          <w:rFonts w:ascii="KoPub돋움체 Light" w:eastAsia="KoPub돋움체 Light" w:hAnsi="KoPub돋움체 Light"/>
+        </w:rPr>
+      </w:pPr>
+      <w:r>
+        <w:rPr>
+          <w:rFonts w:ascii="KoPub돋움체 Light" w:eastAsia="KoPub돋움체 Light" w:hAnsi="KoPub돋움체 Light"/>
+        </w:rPr>
+        <w:tab/>
+      </w:r>
+      <w:r>
+        <w:rPr>
+          <w:rFonts w:ascii="KoPub돋움체 Light" w:eastAsia="KoPub돋움체 Light" w:hAnsi="KoPub돋움체 Light"/>
+        </w:rPr>
+        <w:t>본 연구의 구현 및 검증 환경 한계는 다음과 같다.</w:t>
+      </w:r>
+    </w:p>
+    <w:p>
+      <w:pPr>
+        <w:rPr>
+          <w:rFonts w:ascii="KoPub돋움체 Light" w:eastAsia="KoPub돋움체 Light" w:hAnsi="KoPub돋움체 Light" w:hint="eastAsia"/>
+        </w:rPr>
+      </w:pPr>
     </w:p>
     <w:p>
       <w:pPr>
@@ -6150,31 +6841,49 @@
           <w:right w:val="nil"/>
           <w:between w:val="nil"/>
         </w:pBdr>
-        <w:spacing w:line="276" w:lineRule="auto"/>
-        <w:rPr>
-          <w:rFonts w:ascii="KoPub돋움체 Light" w:eastAsia="KoPub돋움체 Light" w:hAnsi="KoPub돋움체 Light"/>
-        </w:rPr>
-      </w:pPr>
-      <w:r>
-        <w:rPr>
-          <w:rFonts w:ascii="KoPub돋움체 Light" w:eastAsia="KoPub돋움체 Light" w:hAnsi="KoPub돋움체 Light" w:cs="Arial Unicode MS"/>
-        </w:rPr>
-        <w:t>소프트웨어 에뮬레이션 기반 클라이언트 서명: 실제 버스 I/O 지연시간 및 드라이버 계층의 오버헤드는 측정치에 반영하지 않았다.</w:t>
-      </w:r>
-    </w:p>
-    <w:p>
-      <w:pPr>
-        <w:pBdr>
-          <w:top w:val="nil"/>
-          <w:left w:val="nil"/>
-          <w:bottom w:val="nil"/>
-          <w:right w:val="nil"/>
-          <w:between w:val="nil"/>
-        </w:pBdr>
-        <w:spacing w:line="276" w:lineRule="auto"/>
+        <w:rPr>
+          <w:rFonts w:ascii="KoPub돋움체 Light" w:eastAsia="KoPub돋움체 Light" w:hAnsi="KoPub돋움체 Light" w:cs="Arial Unicode MS"/>
+        </w:rPr>
+      </w:pPr>
+      <w:r>
+        <w:rPr>
+          <w:rFonts w:ascii="KoPub돋움체 Light" w:eastAsia="KoPub돋움체 Light" w:hAnsi="KoPub돋움체 Light" w:cs="Arial Unicode MS"/>
+        </w:rPr>
+        <w:t xml:space="preserve">소프트웨어 에뮬레이션 기반 클라이언트 서명: </w:t>
+      </w:r>
+      <w:r>
+        <w:rPr>
+          <w:rFonts w:ascii="KoPub돋움체 Light" w:eastAsia="KoPub돋움체 Light" w:hAnsi="KoPub돋움체 Light" w:cs="Arial Unicode MS"/>
+        </w:rPr>
+        <w:t xml:space="preserve">클라이언트 측 하드웨어 서명 환경을 W3C </w:t>
+      </w:r>
+      <w:proofErr w:type="spellStart"/>
+      <w:r>
+        <w:rPr>
+          <w:rFonts w:ascii="KoPub돋움체 Light" w:eastAsia="KoPub돋움체 Light" w:hAnsi="KoPub돋움체 Light" w:cs="Arial Unicode MS"/>
+        </w:rPr>
+        <w:t>WebAuthn</w:t>
+      </w:r>
+      <w:proofErr w:type="spellEnd"/>
+      <w:r>
+        <w:rPr>
+          <w:rFonts w:ascii="KoPub돋움체 Light" w:eastAsia="KoPub돋움체 Light" w:hAnsi="KoPub돋움체 Light" w:cs="Arial Unicode MS"/>
+        </w:rPr>
+        <w:t xml:space="preserve"> L3 규격의 소프트웨어 에뮬레이터로 모사하여 검증하였다. 실제 물리적 TPM 2.0 또는 물리 보안 토큰을 경유할 때 발생하는 버스 I/O 지연시간 및 드라이버 계층의 오버헤드는 측정치에 반영하지 않았다.</w:t>
+      </w:r>
+    </w:p>
+    <w:p>
+      <w:pPr>
+        <w:pBdr>
+          <w:top w:val="nil"/>
+          <w:left w:val="nil"/>
+          <w:bottom w:val="nil"/>
+          <w:right w:val="nil"/>
+          <w:between w:val="nil"/>
+        </w:pBdr>
         <w:ind w:left="600"/>
         <w:rPr>
-          <w:rFonts w:ascii="KoPub돋움체 Light" w:eastAsia="KoPub돋움체 Light" w:hAnsi="KoPub돋움체 Light"/>
+          <w:rFonts w:ascii="KoPub돋움체 Light" w:eastAsia="KoPub돋움체 Light" w:hAnsi="KoPub돋움체 Light" w:hint="eastAsia"/>
         </w:rPr>
       </w:pPr>
     </w:p>
@@ -6191,40 +6900,76 @@
           <w:right w:val="nil"/>
           <w:between w:val="nil"/>
         </w:pBdr>
-        <w:spacing w:line="276" w:lineRule="auto"/>
-        <w:rPr>
-          <w:rFonts w:ascii="KoPub돋움체 Light" w:eastAsia="KoPub돋움체 Light" w:hAnsi="KoPub돋움체 Light"/>
-        </w:rPr>
-      </w:pPr>
-      <w:r>
-        <w:rPr>
-          <w:rFonts w:ascii="KoPub돋움체 Light" w:eastAsia="KoPub돋움체 Light" w:hAnsi="KoPub돋움체 Light" w:cs="Arial Unicode MS"/>
-        </w:rPr>
-        <w:t>단일 노드 인메모리 아키텍처의 확장성 제약: 수평 확장할 경우 인스턴스 간 상태 불일치 문제가 발생한다.</w:t>
-      </w:r>
-    </w:p>
-    <w:p>
-      <w:pPr>
-        <w:pBdr>
-          <w:top w:val="nil"/>
-          <w:left w:val="nil"/>
-          <w:bottom w:val="nil"/>
-          <w:right w:val="nil"/>
-          <w:between w:val="nil"/>
-        </w:pBdr>
-        <w:spacing w:line="276" w:lineRule="auto"/>
-        <w:ind w:left="600"/>
-        <w:rPr>
-          <w:rFonts w:ascii="KoPub돋움체 Light" w:eastAsia="KoPub돋움체 Light" w:hAnsi="KoPub돋움체 Light"/>
+        <w:rPr>
+          <w:rFonts w:ascii="KoPub돋움체 Light" w:eastAsia="KoPub돋움체 Light" w:hAnsi="KoPub돋움체 Light" w:cs="Arial Unicode MS" w:hint="eastAsia"/>
+        </w:rPr>
+      </w:pPr>
+      <w:r>
+        <w:rPr>
+          <w:rFonts w:ascii="KoPub돋움체 Light" w:eastAsia="KoPub돋움체 Light" w:hAnsi="KoPub돋움체 Light" w:cs="Arial Unicode MS"/>
+        </w:rPr>
+        <w:t xml:space="preserve">단일 노드 인메모리 아키텍처의 확장성 제약: </w:t>
+      </w:r>
+      <w:r>
+        <w:rPr>
+          <w:rFonts w:ascii="KoPub돋움체 Light" w:eastAsia="KoPub돋움체 Light" w:hAnsi="KoPub돋움체 Light" w:cs="Arial Unicode MS"/>
+        </w:rPr>
+        <w:t xml:space="preserve">제안 시스템의 난수 캐시와 슬라이딩 윈도우 </w:t>
+      </w:r>
+      <w:proofErr w:type="spellStart"/>
+      <w:r>
+        <w:rPr>
+          <w:rFonts w:ascii="KoPub돋움체 Light" w:eastAsia="KoPub돋움체 Light" w:hAnsi="KoPub돋움체 Light" w:cs="Arial Unicode MS"/>
+        </w:rPr>
+        <w:t>인그레스</w:t>
+      </w:r>
+      <w:proofErr w:type="spellEnd"/>
+      <w:r>
+        <w:rPr>
+          <w:rFonts w:ascii="KoPub돋움체 Light" w:eastAsia="KoPub돋움체 Light" w:hAnsi="KoPub돋움체 Light" w:cs="Arial Unicode MS"/>
+        </w:rPr>
+        <w:t xml:space="preserve"> 제어기는 단일 프로세스의 스레드 안전성을 기준으로 설계하였다. 따라서 로드 </w:t>
+      </w:r>
+      <w:proofErr w:type="spellStart"/>
+      <w:r>
+        <w:rPr>
+          <w:rFonts w:ascii="KoPub돋움체 Light" w:eastAsia="KoPub돋움체 Light" w:hAnsi="KoPub돋움체 Light" w:cs="Arial Unicode MS"/>
+        </w:rPr>
+        <w:t>밸런서</w:t>
+      </w:r>
+      <w:proofErr w:type="spellEnd"/>
+      <w:r>
+        <w:rPr>
+          <w:rFonts w:ascii="KoPub돋움체 Light" w:eastAsia="KoPub돋움체 Light" w:hAnsi="KoPub돋움체 Light" w:cs="Arial Unicode MS"/>
+        </w:rPr>
+        <w:t xml:space="preserve"> 기반의 다중 게이트웨이 인스턴스로 수평 확장할 경우 인스턴스 간 상태 불일치 문제가 발생한다</w:t>
+      </w:r>
+      <w:r>
+        <w:rPr>
+          <w:rFonts w:ascii="KoPub돋움체 Light" w:eastAsia="KoPub돋움체 Light" w:hAnsi="KoPub돋움체 Light" w:cs="Arial Unicode MS" w:hint="eastAsia"/>
+        </w:rPr>
+        <w:t>.</w:t>
+      </w:r>
+    </w:p>
+    <w:p>
+      <w:pPr>
+        <w:pBdr>
+          <w:top w:val="nil"/>
+          <w:left w:val="nil"/>
+          <w:bottom w:val="nil"/>
+          <w:right w:val="nil"/>
+          <w:between w:val="nil"/>
+        </w:pBdr>
+        <w:rPr>
+          <w:rFonts w:ascii="KoPub돋움체 Light" w:eastAsia="KoPub돋움체 Light" w:hAnsi="KoPub돋움체 Light" w:hint="eastAsia"/>
         </w:rPr>
       </w:pPr>
     </w:p>
     <w:p>
       <w:pPr>
         <w:pStyle w:val="4"/>
-        <w:spacing w:line="276" w:lineRule="auto"/>
-        <w:rPr>
-          <w:rFonts w:ascii="KoPub돋움체 Light" w:eastAsia="KoPub돋움체 Light" w:hAnsi="KoPub돋움체 Light"/>
+        <w:rPr>
+          <w:rFonts w:ascii="KoPub돋움체 Light" w:eastAsia="KoPub돋움체 Light" w:hAnsi="KoPub돋움체 Light" w:cs="Arial Unicode MS"/>
         </w:rPr>
       </w:pPr>
       <w:bookmarkStart w:id="25" w:name="_r8s6lsya6m6s" w:colFirst="0" w:colLast="0"/>
@@ -6233,8 +6978,37 @@
         <w:rPr>
           <w:rFonts w:ascii="KoPub돋움체 Light" w:eastAsia="KoPub돋움체 Light" w:hAnsi="KoPub돋움체 Light" w:cs="Arial Unicode MS"/>
         </w:rPr>
+        <w:lastRenderedPageBreak/>
         <w:t>3. 향후 연구 과제</w:t>
       </w:r>
+    </w:p>
+    <w:p>
+      <w:pPr>
+        <w:rPr>
+          <w:rFonts w:hint="eastAsia"/>
+        </w:rPr>
+      </w:pPr>
+    </w:p>
+    <w:p>
+      <w:pPr>
+        <w:ind w:firstLine="600"/>
+        <w:rPr>
+          <w:rFonts w:ascii="KoPub돋움체 Light" w:eastAsia="KoPub돋움체 Light" w:hAnsi="KoPub돋움체 Light"/>
+        </w:rPr>
+      </w:pPr>
+      <w:r>
+        <w:rPr>
+          <w:rFonts w:ascii="KoPub돋움체 Light" w:eastAsia="KoPub돋움체 Light" w:hAnsi="KoPub돋움체 Light"/>
+        </w:rPr>
+        <w:t>상기 한계를 극복하고 제안 구조를 프로덕션 환경에 배포하기 위해 다음과 같은 후속 연구를 수행한다.</w:t>
+      </w:r>
+    </w:p>
+    <w:p>
+      <w:pPr>
+        <w:rPr>
+          <w:rFonts w:ascii="KoPub돋움체 Light" w:eastAsia="KoPub돋움체 Light" w:hAnsi="KoPub돋움체 Light" w:hint="eastAsia"/>
+        </w:rPr>
+      </w:pPr>
     </w:p>
     <w:p>
       <w:pPr>
@@ -6249,31 +7023,49 @@
           <w:right w:val="nil"/>
           <w:between w:val="nil"/>
         </w:pBdr>
-        <w:spacing w:line="276" w:lineRule="auto"/>
-        <w:rPr>
-          <w:rFonts w:ascii="KoPub돋움체 Light" w:eastAsia="KoPub돋움체 Light" w:hAnsi="KoPub돋움체 Light"/>
-        </w:rPr>
-      </w:pPr>
-      <w:r>
-        <w:rPr>
-          <w:rFonts w:ascii="KoPub돋움체 Light" w:eastAsia="KoPub돋움체 Light" w:hAnsi="KoPub돋움체 Light" w:cs="Arial Unicode MS"/>
-        </w:rPr>
-        <w:t>물리 하드웨어 보안 모듈 실측 연동: 종단 간 지연시간 정밀 분석.</w:t>
-      </w:r>
-    </w:p>
-    <w:p>
-      <w:pPr>
-        <w:pBdr>
-          <w:top w:val="nil"/>
-          <w:left w:val="nil"/>
-          <w:bottom w:val="nil"/>
-          <w:right w:val="nil"/>
-          <w:between w:val="nil"/>
-        </w:pBdr>
-        <w:spacing w:line="276" w:lineRule="auto"/>
+        <w:rPr>
+          <w:rFonts w:ascii="KoPub돋움체 Light" w:eastAsia="KoPub돋움체 Light" w:hAnsi="KoPub돋움체 Light" w:cs="Arial Unicode MS"/>
+        </w:rPr>
+      </w:pPr>
+      <w:r>
+        <w:rPr>
+          <w:rFonts w:ascii="KoPub돋움체 Light" w:eastAsia="KoPub돋움체 Light" w:hAnsi="KoPub돋움체 Light" w:cs="Arial Unicode MS"/>
+        </w:rPr>
+        <w:t xml:space="preserve">물리 하드웨어 보안 모듈 실측 연동: </w:t>
+      </w:r>
+      <w:r>
+        <w:rPr>
+          <w:rFonts w:ascii="KoPub돋움체 Light" w:eastAsia="KoPub돋움체 Light" w:hAnsi="KoPub돋움체 Light" w:cs="Arial Unicode MS"/>
+        </w:rPr>
+        <w:t xml:space="preserve">상용 웹 브라우저 환경에서 실제 </w:t>
+      </w:r>
+      <w:proofErr w:type="spellStart"/>
+      <w:r>
+        <w:rPr>
+          <w:rFonts w:ascii="KoPub돋움체 Light" w:eastAsia="KoPub돋움체 Light" w:hAnsi="KoPub돋움체 Light" w:cs="Arial Unicode MS"/>
+        </w:rPr>
+        <w:t>WebAuthn</w:t>
+      </w:r>
+      <w:proofErr w:type="spellEnd"/>
+      <w:r>
+        <w:rPr>
+          <w:rFonts w:ascii="KoPub돋움체 Light" w:eastAsia="KoPub돋움체 Light" w:hAnsi="KoPub돋움체 Light" w:cs="Arial Unicode MS"/>
+        </w:rPr>
+        <w:t xml:space="preserve"> API를 호출하여 클라이언트 기기의 내장 보안 칩셋 및 외장 FIDO2 토큰을 구동하고, 물리적 칩셋의 서명 생성 지연을 포함한 종단 간 지연시간을 분석한다.</w:t>
+      </w:r>
+    </w:p>
+    <w:p>
+      <w:pPr>
+        <w:pBdr>
+          <w:top w:val="nil"/>
+          <w:left w:val="nil"/>
+          <w:bottom w:val="nil"/>
+          <w:right w:val="nil"/>
+          <w:between w:val="nil"/>
+        </w:pBdr>
         <w:ind w:left="600"/>
         <w:rPr>
-          <w:rFonts w:ascii="KoPub돋움체 Light" w:eastAsia="KoPub돋움체 Light" w:hAnsi="KoPub돋움체 Light"/>
+          <w:rFonts w:ascii="KoPub돋움체 Light" w:eastAsia="KoPub돋움체 Light" w:hAnsi="KoPub돋움체 Light" w:hint="eastAsia"/>
         </w:rPr>
       </w:pPr>
     </w:p>
@@ -6290,31 +7082,35 @@
           <w:right w:val="nil"/>
           <w:between w:val="nil"/>
         </w:pBdr>
-        <w:spacing w:line="276" w:lineRule="auto"/>
-        <w:rPr>
-          <w:rFonts w:ascii="KoPub돋움체 Light" w:eastAsia="KoPub돋움체 Light" w:hAnsi="KoPub돋움체 Light"/>
-        </w:rPr>
-      </w:pPr>
-      <w:r>
-        <w:rPr>
-          <w:rFonts w:ascii="KoPub돋움체 Light" w:eastAsia="KoPub돋움체 Light" w:hAnsi="KoPub돋움체 Light" w:cs="Arial Unicode MS"/>
-        </w:rPr>
-        <w:t>분산 상태 저장소 및 원자적 검증 파이프라인 구축: Redis Cluster 및 Lua 스크립트 기반 원자적 검증 기법 연구.</w:t>
-      </w:r>
-    </w:p>
-    <w:p>
-      <w:pPr>
-        <w:pBdr>
-          <w:top w:val="nil"/>
-          <w:left w:val="nil"/>
-          <w:bottom w:val="nil"/>
-          <w:right w:val="nil"/>
-          <w:between w:val="nil"/>
-        </w:pBdr>
-        <w:spacing w:line="276" w:lineRule="auto"/>
+        <w:rPr>
+          <w:rFonts w:ascii="KoPub돋움체 Light" w:eastAsia="KoPub돋움체 Light" w:hAnsi="KoPub돋움체 Light" w:cs="Arial Unicode MS"/>
+        </w:rPr>
+      </w:pPr>
+      <w:r>
+        <w:rPr>
+          <w:rFonts w:ascii="KoPub돋움체 Light" w:eastAsia="KoPub돋움체 Light" w:hAnsi="KoPub돋움체 Light" w:cs="Arial Unicode MS"/>
+        </w:rPr>
+        <w:t xml:space="preserve">분산 상태 저장소 및 원자적 검증 파이프라인 구축: </w:t>
+      </w:r>
+      <w:r>
+        <w:rPr>
+          <w:rFonts w:ascii="KoPub돋움체 Light" w:eastAsia="KoPub돋움체 Light" w:hAnsi="KoPub돋움체 Light" w:cs="Arial Unicode MS"/>
+        </w:rPr>
+        <w:t>수평 확장 환경을 지원하기 위해 인메모리 저장소를 분산 캐시 클러스터로 이관한다. 다중 노드 간 일회용 난수의 경합 조건을 방지하기 위해 원자적 스크립트 실행 기반의 단일 사용 검증 기법을 연구한다.</w:t>
+      </w:r>
+    </w:p>
+    <w:p>
+      <w:pPr>
+        <w:pBdr>
+          <w:top w:val="nil"/>
+          <w:left w:val="nil"/>
+          <w:bottom w:val="nil"/>
+          <w:right w:val="nil"/>
+          <w:between w:val="nil"/>
+        </w:pBdr>
         <w:ind w:left="600"/>
         <w:rPr>
-          <w:rFonts w:ascii="KoPub돋움체 Light" w:eastAsia="KoPub돋움체 Light" w:hAnsi="KoPub돋움체 Light"/>
+          <w:rFonts w:ascii="KoPub돋움체 Light" w:eastAsia="KoPub돋움체 Light" w:hAnsi="KoPub돋움체 Light" w:hint="eastAsia"/>
         </w:rPr>
       </w:pPr>
     </w:p>
@@ -6331,52 +7127,54 @@
           <w:right w:val="nil"/>
           <w:between w:val="nil"/>
         </w:pBdr>
-        <w:spacing w:line="276" w:lineRule="auto"/>
-        <w:rPr>
-          <w:rFonts w:ascii="KoPub돋움체 Light" w:eastAsia="KoPub돋움체 Light" w:hAnsi="KoPub돋움체 Light"/>
-        </w:rPr>
-      </w:pPr>
-      <w:r>
-        <w:rPr>
-          <w:rFonts w:ascii="KoPub돋움체 Light" w:eastAsia="KoPub돋움체 Light" w:hAnsi="KoPub돋움체 Light" w:cs="Arial Unicode MS"/>
-        </w:rPr>
-        <w:t>공개키 등록 프로토콜 및 키 순환 정책 연구: 키 쌍 폐기 및 갱신 라이프사이클 관리 정책 설계.</w:t>
-      </w:r>
-    </w:p>
-    <w:p>
-      <w:pPr>
-        <w:rPr>
-          <w:rFonts w:ascii="KoPub돋움체 Light" w:eastAsia="KoPub돋움체 Light" w:hAnsi="KoPub돋움체 Light"/>
-        </w:rPr>
-      </w:pPr>
-      <w:r>
-        <w:rPr>
-          <w:rFonts w:ascii="KoPub돋움체 Light" w:eastAsia="KoPub돋움체 Light" w:hAnsi="KoPub돋움체 Light"/>
-        </w:rPr>
-        <w:br w:type="page"/>
-      </w:r>
-    </w:p>
-    <w:p>
-      <w:pPr>
-        <w:rPr>
-          <w:rFonts w:ascii="KoPub돋움체 Light" w:eastAsia="KoPub돋움체 Light" w:hAnsi="KoPub돋움체 Light" w:hint="eastAsia"/>
-        </w:rPr>
-      </w:pPr>
-    </w:p>
-    <w:p>
-      <w:pPr>
-        <w:pStyle w:val="3"/>
-        <w:spacing w:line="276" w:lineRule="auto"/>
-        <w:rPr>
-          <w:rFonts w:ascii="KoPub돋움체 Light" w:eastAsia="KoPub돋움체 Light" w:hAnsi="KoPub돋움체 Light"/>
-        </w:rPr>
-      </w:pPr>
+        <w:rPr>
+          <w:rFonts w:ascii="KoPub돋움체 Light" w:eastAsia="KoPub돋움체 Light" w:hAnsi="KoPub돋움체 Light" w:cs="Arial Unicode MS" w:hint="eastAsia"/>
+        </w:rPr>
+      </w:pPr>
+      <w:r>
+        <w:rPr>
+          <w:rFonts w:ascii="KoPub돋움체 Light" w:eastAsia="KoPub돋움체 Light" w:hAnsi="KoPub돋움체 Light" w:cs="Arial Unicode MS"/>
+        </w:rPr>
+        <w:t xml:space="preserve">공개키 등록 프로토콜 및 키 순환 정책 연구: </w:t>
+      </w:r>
+      <w:r>
+        <w:rPr>
+          <w:rFonts w:ascii="KoPub돋움체 Light" w:eastAsia="KoPub돋움체 Light" w:hAnsi="KoPub돋움체 Light" w:cs="Arial Unicode MS"/>
+        </w:rPr>
+        <w:t>하드웨어 칩셋에서 생성된 공개키를 게이트웨이에 안전하게 사전 등록하는 인가 프로토콜과 암호화 키 만료 또는 단말 분실 시 기존 키 쌍을 즉시 폐기하고 갱신하는 라이프사이클 관리 정책을 설계한다.</w:t>
+      </w:r>
       <w:bookmarkStart w:id="26" w:name="_5buas6vim83" w:colFirst="0" w:colLast="0"/>
       <w:bookmarkEnd w:id="26"/>
-      <w:r>
-        <w:rPr>
-          <w:rFonts w:ascii="KoPub돋움체 Light" w:eastAsia="KoPub돋움체 Light" w:hAnsi="KoPub돋움체 Light" w:cs="Arial Unicode MS"/>
-        </w:rPr>
+    </w:p>
+    <w:p>
+      <w:pPr>
+        <w:rPr>
+          <w:rFonts w:ascii="KoPub돋움체 Light" w:eastAsia="KoPub돋움체 Light" w:hAnsi="KoPub돋움체 Light" w:cs="Arial Unicode MS"/>
+          <w:b/>
+          <w:bCs/>
+          <w:sz w:val="28"/>
+          <w:szCs w:val="28"/>
+        </w:rPr>
+      </w:pPr>
+      <w:r>
+        <w:rPr>
+          <w:rFonts w:ascii="KoPub돋움체 Light" w:eastAsia="KoPub돋움체 Light" w:hAnsi="KoPub돋움체 Light" w:cs="Arial Unicode MS"/>
+        </w:rPr>
+        <w:br w:type="page"/>
+      </w:r>
+    </w:p>
+    <w:p>
+      <w:pPr>
+        <w:pStyle w:val="3"/>
+        <w:rPr>
+          <w:rFonts w:ascii="KoPub돋움체 Light" w:eastAsia="KoPub돋움체 Light" w:hAnsi="KoPub돋움체 Light"/>
+        </w:rPr>
+      </w:pPr>
+      <w:r>
+        <w:rPr>
+          <w:rFonts w:ascii="KoPub돋움체 Light" w:eastAsia="KoPub돋움체 Light" w:hAnsi="KoPub돋움체 Light" w:cs="Arial Unicode MS"/>
+        </w:rPr>
+        <w:lastRenderedPageBreak/>
         <w:t>참고문헌</w:t>
       </w:r>
     </w:p>
@@ -6389,7 +7187,6 @@
           <w:right w:val="nil"/>
           <w:between w:val="nil"/>
         </w:pBdr>
-        <w:spacing w:line="276" w:lineRule="auto"/>
         <w:rPr>
           <w:rFonts w:ascii="KoPub돋움체 Light" w:eastAsia="KoPub돋움체 Light" w:hAnsi="KoPub돋움체 Light"/>
         </w:rPr>
@@ -6410,22 +7207,20 @@
           <w:right w:val="nil"/>
           <w:between w:val="nil"/>
         </w:pBdr>
-        <w:spacing w:line="276" w:lineRule="auto"/>
-        <w:rPr>
-          <w:rFonts w:ascii="KoPub돋움체 Light" w:eastAsia="KoPub돋움체 Light" w:hAnsi="KoPub돋움체 Light"/>
-        </w:rPr>
-      </w:pPr>
-    </w:p>
-    <w:p>
-      <w:pPr>
-        <w:pBdr>
-          <w:top w:val="nil"/>
-          <w:left w:val="nil"/>
-          <w:bottom w:val="nil"/>
-          <w:right w:val="nil"/>
-          <w:between w:val="nil"/>
-        </w:pBdr>
-        <w:spacing w:line="276" w:lineRule="auto"/>
+        <w:rPr>
+          <w:rFonts w:ascii="KoPub돋움체 Light" w:eastAsia="KoPub돋움체 Light" w:hAnsi="KoPub돋움체 Light"/>
+        </w:rPr>
+      </w:pPr>
+    </w:p>
+    <w:p>
+      <w:pPr>
+        <w:pBdr>
+          <w:top w:val="nil"/>
+          <w:left w:val="nil"/>
+          <w:bottom w:val="nil"/>
+          <w:right w:val="nil"/>
+          <w:between w:val="nil"/>
+        </w:pBdr>
         <w:rPr>
           <w:rFonts w:ascii="KoPub돋움체 Light" w:eastAsia="KoPub돋움체 Light" w:hAnsi="KoPub돋움체 Light"/>
         </w:rPr>
@@ -6474,22 +7269,20 @@
           <w:right w:val="nil"/>
           <w:between w:val="nil"/>
         </w:pBdr>
-        <w:spacing w:line="276" w:lineRule="auto"/>
-        <w:rPr>
-          <w:rFonts w:ascii="KoPub돋움체 Light" w:eastAsia="KoPub돋움체 Light" w:hAnsi="KoPub돋움체 Light"/>
-        </w:rPr>
-      </w:pPr>
-    </w:p>
-    <w:p>
-      <w:pPr>
-        <w:pBdr>
-          <w:top w:val="nil"/>
-          <w:left w:val="nil"/>
-          <w:bottom w:val="nil"/>
-          <w:right w:val="nil"/>
-          <w:between w:val="nil"/>
-        </w:pBdr>
-        <w:spacing w:line="276" w:lineRule="auto"/>
+        <w:rPr>
+          <w:rFonts w:ascii="KoPub돋움체 Light" w:eastAsia="KoPub돋움체 Light" w:hAnsi="KoPub돋움체 Light"/>
+        </w:rPr>
+      </w:pPr>
+    </w:p>
+    <w:p>
+      <w:pPr>
+        <w:pBdr>
+          <w:top w:val="nil"/>
+          <w:left w:val="nil"/>
+          <w:bottom w:val="nil"/>
+          <w:right w:val="nil"/>
+          <w:between w:val="nil"/>
+        </w:pBdr>
         <w:rPr>
           <w:rFonts w:ascii="KoPub돋움체 Light" w:eastAsia="KoPub돋움체 Light" w:hAnsi="KoPub돋움체 Light"/>
         </w:rPr>
@@ -6538,22 +7331,20 @@
           <w:right w:val="nil"/>
           <w:between w:val="nil"/>
         </w:pBdr>
-        <w:spacing w:line="276" w:lineRule="auto"/>
-        <w:rPr>
-          <w:rFonts w:ascii="KoPub돋움체 Light" w:eastAsia="KoPub돋움체 Light" w:hAnsi="KoPub돋움체 Light"/>
-        </w:rPr>
-      </w:pPr>
-    </w:p>
-    <w:p>
-      <w:pPr>
-        <w:pBdr>
-          <w:top w:val="nil"/>
-          <w:left w:val="nil"/>
-          <w:bottom w:val="nil"/>
-          <w:right w:val="nil"/>
-          <w:between w:val="nil"/>
-        </w:pBdr>
-        <w:spacing w:line="276" w:lineRule="auto"/>
+        <w:rPr>
+          <w:rFonts w:ascii="KoPub돋움체 Light" w:eastAsia="KoPub돋움체 Light" w:hAnsi="KoPub돋움체 Light"/>
+        </w:rPr>
+      </w:pPr>
+    </w:p>
+    <w:p>
+      <w:pPr>
+        <w:pBdr>
+          <w:top w:val="nil"/>
+          <w:left w:val="nil"/>
+          <w:bottom w:val="nil"/>
+          <w:right w:val="nil"/>
+          <w:between w:val="nil"/>
+        </w:pBdr>
         <w:rPr>
           <w:rFonts w:ascii="KoPub돋움체 Light" w:eastAsia="KoPub돋움체 Light" w:hAnsi="KoPub돋움체 Light"/>
         </w:rPr>
@@ -6574,22 +7365,20 @@
           <w:right w:val="nil"/>
           <w:between w:val="nil"/>
         </w:pBdr>
-        <w:spacing w:line="276" w:lineRule="auto"/>
-        <w:rPr>
-          <w:rFonts w:ascii="KoPub돋움체 Light" w:eastAsia="KoPub돋움체 Light" w:hAnsi="KoPub돋움체 Light"/>
-        </w:rPr>
-      </w:pPr>
-    </w:p>
-    <w:p>
-      <w:pPr>
-        <w:pBdr>
-          <w:top w:val="nil"/>
-          <w:left w:val="nil"/>
-          <w:bottom w:val="nil"/>
-          <w:right w:val="nil"/>
-          <w:between w:val="nil"/>
-        </w:pBdr>
-        <w:spacing w:line="276" w:lineRule="auto"/>
+        <w:rPr>
+          <w:rFonts w:ascii="KoPub돋움체 Light" w:eastAsia="KoPub돋움체 Light" w:hAnsi="KoPub돋움체 Light"/>
+        </w:rPr>
+      </w:pPr>
+    </w:p>
+    <w:p>
+      <w:pPr>
+        <w:pBdr>
+          <w:top w:val="nil"/>
+          <w:left w:val="nil"/>
+          <w:bottom w:val="nil"/>
+          <w:right w:val="nil"/>
+          <w:between w:val="nil"/>
+        </w:pBdr>
         <w:rPr>
           <w:rFonts w:ascii="KoPub돋움체 Light" w:eastAsia="KoPub돋움체 Light" w:hAnsi="KoPub돋움체 Light"/>
         </w:rPr>
@@ -6610,22 +7399,20 @@
           <w:right w:val="nil"/>
           <w:between w:val="nil"/>
         </w:pBdr>
-        <w:spacing w:line="276" w:lineRule="auto"/>
-        <w:rPr>
-          <w:rFonts w:ascii="KoPub돋움체 Light" w:eastAsia="KoPub돋움체 Light" w:hAnsi="KoPub돋움체 Light"/>
-        </w:rPr>
-      </w:pPr>
-    </w:p>
-    <w:p>
-      <w:pPr>
-        <w:pBdr>
-          <w:top w:val="nil"/>
-          <w:left w:val="nil"/>
-          <w:bottom w:val="nil"/>
-          <w:right w:val="nil"/>
-          <w:between w:val="nil"/>
-        </w:pBdr>
-        <w:spacing w:line="276" w:lineRule="auto"/>
+        <w:rPr>
+          <w:rFonts w:ascii="KoPub돋움체 Light" w:eastAsia="KoPub돋움체 Light" w:hAnsi="KoPub돋움체 Light"/>
+        </w:rPr>
+      </w:pPr>
+    </w:p>
+    <w:p>
+      <w:pPr>
+        <w:pBdr>
+          <w:top w:val="nil"/>
+          <w:left w:val="nil"/>
+          <w:bottom w:val="nil"/>
+          <w:right w:val="nil"/>
+          <w:between w:val="nil"/>
+        </w:pBdr>
         <w:rPr>
           <w:rFonts w:ascii="KoPub돋움체 Light" w:eastAsia="KoPub돋움체 Light" w:hAnsi="KoPub돋움체 Light"/>
         </w:rPr>
@@ -6646,72 +7433,54 @@
           <w:right w:val="nil"/>
           <w:between w:val="nil"/>
         </w:pBdr>
-        <w:spacing w:line="276" w:lineRule="auto"/>
-        <w:rPr>
-          <w:rFonts w:ascii="KoPub돋움체 Light" w:eastAsia="KoPub돋움체 Light" w:hAnsi="KoPub돋움체 Light"/>
-        </w:rPr>
-      </w:pPr>
-    </w:p>
-    <w:p>
-      <w:pPr>
-        <w:pBdr>
-          <w:top w:val="nil"/>
-          <w:left w:val="nil"/>
-          <w:bottom w:val="nil"/>
-          <w:right w:val="nil"/>
-          <w:between w:val="nil"/>
-        </w:pBdr>
-        <w:spacing w:line="276" w:lineRule="auto"/>
-        <w:rPr>
-          <w:rFonts w:ascii="KoPub돋움체 Light" w:eastAsia="KoPub돋움체 Light" w:hAnsi="KoPub돋움체 Light"/>
-        </w:rPr>
-      </w:pPr>
-      <w:r>
-        <w:rPr>
-          <w:rFonts w:ascii="KoPub돋움체 Light" w:eastAsia="KoPub돋움체 Light" w:hAnsi="KoPub돋움체 Light"/>
-        </w:rPr>
-        <w:t xml:space="preserve">[7] D. </w:t>
-      </w:r>
-      <w:proofErr w:type="spellStart"/>
-      <w:r>
-        <w:rPr>
-          <w:rFonts w:ascii="KoPub돋움체 Light" w:eastAsia="KoPub돋움체 Light" w:hAnsi="KoPub돋움체 Light"/>
-        </w:rPr>
-        <w:t>Dolev</w:t>
-      </w:r>
-      <w:proofErr w:type="spellEnd"/>
-      <w:r>
-        <w:rPr>
-          <w:rFonts w:ascii="KoPub돋움체 Light" w:eastAsia="KoPub돋움체 Light" w:hAnsi="KoPub돋움체 Light"/>
-        </w:rPr>
-        <w:t xml:space="preserve"> and A. C. Yao, "On the security of public key protocols," IEEE Transactions on Information Theory, vol. 29, no. 2, pp. 198–208, Mar. 1983. DOI: 10.1109/TIT.1983.1056650.</w:t>
-      </w:r>
-    </w:p>
-    <w:p>
-      <w:pPr>
-        <w:pBdr>
-          <w:top w:val="nil"/>
-          <w:left w:val="nil"/>
-          <w:bottom w:val="nil"/>
-          <w:right w:val="nil"/>
-          <w:between w:val="nil"/>
-        </w:pBdr>
-        <w:spacing w:line="276" w:lineRule="auto"/>
-        <w:rPr>
-          <w:rFonts w:ascii="KoPub돋움체 Light" w:eastAsia="KoPub돋움체 Light" w:hAnsi="KoPub돋움체 Light"/>
-        </w:rPr>
-      </w:pPr>
-    </w:p>
-    <w:p>
-      <w:pPr>
-        <w:pBdr>
-          <w:top w:val="nil"/>
-          <w:left w:val="nil"/>
-          <w:bottom w:val="nil"/>
-          <w:right w:val="nil"/>
-          <w:between w:val="nil"/>
-        </w:pBdr>
-        <w:spacing w:line="276" w:lineRule="auto"/>
+        <w:rPr>
+          <w:rFonts w:ascii="KoPub돋움체 Light" w:eastAsia="KoPub돋움체 Light" w:hAnsi="KoPub돋움체 Light"/>
+        </w:rPr>
+      </w:pPr>
+    </w:p>
+    <w:p>
+      <w:pPr>
+        <w:pBdr>
+          <w:top w:val="nil"/>
+          <w:left w:val="nil"/>
+          <w:bottom w:val="nil"/>
+          <w:right w:val="nil"/>
+          <w:between w:val="nil"/>
+        </w:pBdr>
+        <w:rPr>
+          <w:rFonts w:ascii="KoPub돋움체 Light" w:eastAsia="KoPub돋움체 Light" w:hAnsi="KoPub돋움체 Light"/>
+        </w:rPr>
+      </w:pPr>
+      <w:r>
+        <w:rPr>
+          <w:rFonts w:ascii="KoPub돋움체 Light" w:eastAsia="KoPub돋움체 Light" w:hAnsi="KoPub돋움체 Light"/>
+        </w:rPr>
+        <w:t>[7] D. Dolev and A. C. Yao, "On the security of public key protocols," IEEE Transactions on Information Theory, vol. 29, no. 2, pp. 198–208, Mar. 1983. DOI: 10.1109/TIT.1983.1056650.</w:t>
+      </w:r>
+    </w:p>
+    <w:p>
+      <w:pPr>
+        <w:pBdr>
+          <w:top w:val="nil"/>
+          <w:left w:val="nil"/>
+          <w:bottom w:val="nil"/>
+          <w:right w:val="nil"/>
+          <w:between w:val="nil"/>
+        </w:pBdr>
+        <w:rPr>
+          <w:rFonts w:ascii="KoPub돋움체 Light" w:eastAsia="KoPub돋움체 Light" w:hAnsi="KoPub돋움체 Light"/>
+        </w:rPr>
+      </w:pPr>
+    </w:p>
+    <w:p>
+      <w:pPr>
+        <w:pBdr>
+          <w:top w:val="nil"/>
+          <w:left w:val="nil"/>
+          <w:bottom w:val="nil"/>
+          <w:right w:val="nil"/>
+          <w:between w:val="nil"/>
+        </w:pBdr>
         <w:rPr>
           <w:rFonts w:ascii="KoPub돋움체 Light" w:eastAsia="KoPub돋움체 Light" w:hAnsi="KoPub돋움체 Light"/>
         </w:rPr>
@@ -6732,22 +7501,20 @@
           <w:right w:val="nil"/>
           <w:between w:val="nil"/>
         </w:pBdr>
-        <w:spacing w:line="276" w:lineRule="auto"/>
-        <w:rPr>
-          <w:rFonts w:ascii="KoPub돋움체 Light" w:eastAsia="KoPub돋움체 Light" w:hAnsi="KoPub돋움체 Light"/>
-        </w:rPr>
-      </w:pPr>
-    </w:p>
-    <w:p>
-      <w:pPr>
-        <w:pBdr>
-          <w:top w:val="nil"/>
-          <w:left w:val="nil"/>
-          <w:bottom w:val="nil"/>
-          <w:right w:val="nil"/>
-          <w:between w:val="nil"/>
-        </w:pBdr>
-        <w:spacing w:line="276" w:lineRule="auto"/>
+        <w:rPr>
+          <w:rFonts w:ascii="KoPub돋움체 Light" w:eastAsia="KoPub돋움체 Light" w:hAnsi="KoPub돋움체 Light"/>
+        </w:rPr>
+      </w:pPr>
+    </w:p>
+    <w:p>
+      <w:pPr>
+        <w:pBdr>
+          <w:top w:val="nil"/>
+          <w:left w:val="nil"/>
+          <w:bottom w:val="nil"/>
+          <w:right w:val="nil"/>
+          <w:between w:val="nil"/>
+        </w:pBdr>
         <w:rPr>
           <w:rFonts w:ascii="KoPub돋움체 Light" w:eastAsia="KoPub돋움체 Light" w:hAnsi="KoPub돋움체 Light"/>
         </w:rPr>
@@ -6768,88 +7535,63 @@
           <w:right w:val="nil"/>
           <w:between w:val="nil"/>
         </w:pBdr>
-        <w:spacing w:line="276" w:lineRule="auto"/>
-        <w:rPr>
-          <w:rFonts w:ascii="KoPub돋움체 Light" w:eastAsia="KoPub돋움체 Light" w:hAnsi="KoPub돋움체 Light"/>
-        </w:rPr>
-      </w:pPr>
-    </w:p>
-    <w:p>
-      <w:pPr>
-        <w:pBdr>
-          <w:top w:val="nil"/>
-          <w:left w:val="nil"/>
-          <w:bottom w:val="nil"/>
-          <w:right w:val="nil"/>
-          <w:between w:val="nil"/>
-        </w:pBdr>
-        <w:spacing w:line="276" w:lineRule="auto"/>
-        <w:rPr>
-          <w:rFonts w:ascii="KoPub돋움체 Light" w:eastAsia="KoPub돋움체 Light" w:hAnsi="KoPub돋움체 Light"/>
-        </w:rPr>
-      </w:pPr>
-      <w:r>
-        <w:rPr>
-          <w:rFonts w:ascii="KoPub돋움체 Light" w:eastAsia="KoPub돋움체 Light" w:hAnsi="KoPub돋움체 Light"/>
-        </w:rPr>
-        <w:t xml:space="preserve">[10] N. </w:t>
-      </w:r>
-      <w:proofErr w:type="spellStart"/>
-      <w:r>
-        <w:rPr>
-          <w:rFonts w:ascii="KoPub돋움체 Light" w:eastAsia="KoPub돋움체 Light" w:hAnsi="KoPub돋움체 Light"/>
-        </w:rPr>
-        <w:t>Koblitz</w:t>
-      </w:r>
-      <w:proofErr w:type="spellEnd"/>
-      <w:r>
-        <w:rPr>
-          <w:rFonts w:ascii="KoPub돋움체 Light" w:eastAsia="KoPub돋움체 Light" w:hAnsi="KoPub돋움체 Light"/>
-        </w:rPr>
-        <w:t>, "Elliptic curve cryptosystems," Mathematics of Computation, vol. 48, no. 177, pp. 203–209, 1987. DOI: 10.1090/S0025-5718-1987-0866109-5.</w:t>
-      </w:r>
-    </w:p>
-    <w:p>
-      <w:pPr>
-        <w:pBdr>
-          <w:top w:val="nil"/>
-          <w:left w:val="nil"/>
-          <w:bottom w:val="nil"/>
-          <w:right w:val="nil"/>
-          <w:between w:val="nil"/>
-        </w:pBdr>
-        <w:spacing w:line="276" w:lineRule="auto"/>
-        <w:rPr>
-          <w:rFonts w:ascii="KoPub돋움체 Light" w:eastAsia="KoPub돋움체 Light" w:hAnsi="KoPub돋움체 Light"/>
-        </w:rPr>
-      </w:pPr>
-    </w:p>
-    <w:p>
-      <w:pPr>
-        <w:pBdr>
-          <w:top w:val="nil"/>
-          <w:left w:val="nil"/>
-          <w:bottom w:val="nil"/>
-          <w:right w:val="nil"/>
-          <w:between w:val="nil"/>
-        </w:pBdr>
-        <w:spacing w:line="276" w:lineRule="auto"/>
-        <w:rPr>
-          <w:rFonts w:ascii="KoPub돋움체 Light" w:eastAsia="KoPub돋움체 Light" w:hAnsi="KoPub돋움체 Light"/>
-        </w:rPr>
-      </w:pPr>
-      <w:r>
-        <w:rPr>
-          <w:rFonts w:ascii="KoPub돋움체 Light" w:eastAsia="KoPub돋움체 Light" w:hAnsi="KoPub돋움체 Light"/>
-        </w:rPr>
-        <w:t xml:space="preserve">[11] R. Jain, The Art of Computer Systems Performance Analysis: Techniques for </w:t>
-      </w:r>
-      <w:r>
-        <w:rPr>
-          <w:rFonts w:ascii="KoPub돋움체 Light" w:eastAsia="KoPub돋움체 Light" w:hAnsi="KoPub돋움체 Light"/>
-        </w:rPr>
-        <w:lastRenderedPageBreak/>
-        <w:t>Experimental Design, Measurement, Simulation, and Modeling, John Wiley &amp; Sons, 1991.</w:t>
+        <w:rPr>
+          <w:rFonts w:ascii="KoPub돋움체 Light" w:eastAsia="KoPub돋움체 Light" w:hAnsi="KoPub돋움체 Light"/>
+        </w:rPr>
+      </w:pPr>
+    </w:p>
+    <w:p>
+      <w:pPr>
+        <w:pBdr>
+          <w:top w:val="nil"/>
+          <w:left w:val="nil"/>
+          <w:bottom w:val="nil"/>
+          <w:right w:val="nil"/>
+          <w:between w:val="nil"/>
+        </w:pBdr>
+        <w:rPr>
+          <w:rFonts w:ascii="KoPub돋움체 Light" w:eastAsia="KoPub돋움체 Light" w:hAnsi="KoPub돋움체 Light"/>
+        </w:rPr>
+      </w:pPr>
+      <w:r>
+        <w:rPr>
+          <w:rFonts w:ascii="KoPub돋움체 Light" w:eastAsia="KoPub돋움체 Light" w:hAnsi="KoPub돋움체 Light"/>
+        </w:rPr>
+        <w:t>[10] N. Koblitz, "Elliptic curve cryptosystems," Mathematics of Computation, vol. 48, no. 177, pp. 203–209, 1987. DOI: 10.1090/S0025-5718-1987-0866109-5.</w:t>
+      </w:r>
+    </w:p>
+    <w:p>
+      <w:pPr>
+        <w:pBdr>
+          <w:top w:val="nil"/>
+          <w:left w:val="nil"/>
+          <w:bottom w:val="nil"/>
+          <w:right w:val="nil"/>
+          <w:between w:val="nil"/>
+        </w:pBdr>
+        <w:rPr>
+          <w:rFonts w:ascii="KoPub돋움체 Light" w:eastAsia="KoPub돋움체 Light" w:hAnsi="KoPub돋움체 Light"/>
+        </w:rPr>
+      </w:pPr>
+    </w:p>
+    <w:p>
+      <w:pPr>
+        <w:pBdr>
+          <w:top w:val="nil"/>
+          <w:left w:val="nil"/>
+          <w:bottom w:val="nil"/>
+          <w:right w:val="nil"/>
+          <w:between w:val="nil"/>
+        </w:pBdr>
+        <w:rPr>
+          <w:rFonts w:ascii="KoPub돋움체 Light" w:eastAsia="KoPub돋움체 Light" w:hAnsi="KoPub돋움체 Light"/>
+        </w:rPr>
+      </w:pPr>
+      <w:r>
+        <w:rPr>
+          <w:rFonts w:ascii="KoPub돋움체 Light" w:eastAsia="KoPub돋움체 Light" w:hAnsi="KoPub돋움체 Light"/>
+        </w:rPr>
+        <w:t>[11] R. Jain, The Art of Computer Systems Performance Analysis: Techniques for Experimental Design, Measurement, Simulation, and Modeling, John Wiley &amp; Sons, 1991.</w:t>
       </w:r>
     </w:p>
     <w:sectPr>
@@ -6863,7 +7605,7 @@
 </file>
 
 <file path=word/numbering.xml><?xml version="1.0" encoding="utf-8"?>
-<w:numbering xmlns:wpc="http://schemas.microsoft.com/office/word/2010/wordprocessingCanvas" xmlns:cx="http://schemas.microsoft.com/office/drawing/2014/chartex" xmlns:cx1="http://schemas.microsoft.com/office/drawing/2015/9/8/chartex" xmlns:cx2="http://schemas.microsoft.com/office/drawing/2015/10/21/chartex" xmlns:cx3="http://schemas.microsoft.com/office/drawing/2016/5/9/chartex" xmlns:cx4="http://schemas.microsoft.com/office/drawing/2016/5/10/chartex" xmlns:cx5="http://schemas.microsoft.com/office/drawing/2016/5/11/chartex" xmlns:cx6="http://schemas.microsoft.com/office/drawing/2016/5/12/chartex" xmlns:cx7="http://schemas.microsoft.com/office/drawing/2016/5/13/chartex" xmlns:cx8="http://schemas.microsoft.com/office/drawing/2016/5/14/chartex" xmlns:mc="http://schemas.openxmlformats.org/markup-compatibility/2006" xmlns:aink="http://schemas.microsoft.com/office/drawing/2016/ink" xmlns:am3d="http://schemas.microsoft.com/office/drawing/2017/model3d" xmlns:o="urn:schemas-microsoft-com:office:office" xmlns:r="http://schemas.openxmlformats.org/officeDocument/2006/relationships" xmlns:m="http://schemas.openxmlformats.org/officeDocument/2006/math" xmlns:v="urn:schemas-microsoft-com:vml" xmlns:wp14="http://schemas.microsoft.com/office/word/2010/wordprocessingDrawing" xmlns:wp="http://schemas.openxmlformats.org/drawingml/2006/wordprocessingDrawing" xmlns:w10="urn:schemas-microsoft-com:office:word" xmlns:w="http://schemas.openxmlformats.org/wordprocessingml/2006/main" xmlns:w14="http://schemas.microsoft.com/office/word/2010/wordml" xmlns:w15="http://schemas.microsoft.com/office/word/2012/wordml" xmlns:w16cex="http://schemas.microsoft.com/office/word/2018/wordml/cex" xmlns:w16cid="http://schemas.microsoft.com/office/word/2016/wordml/cid" xmlns:w16="http://schemas.microsoft.com/office/word/2018/wordml" xmlns:w16sdtdh="http://schemas.microsoft.com/office/word/2020/wordml/sdtdatahash" xmlns:w16se="http://schemas.microsoft.com/office/word/2015/wordml/symex" xmlns:wpg="http://schemas.microsoft.com/office/word/2010/wordprocessingGroup" xmlns:wpi="http://schemas.microsoft.com/office/word/2010/wordprocessingInk" xmlns:wne="http://schemas.microsoft.com/office/word/2006/wordml" xmlns:wps="http://schemas.microsoft.com/office/word/2010/wordprocessingShape" mc:Ignorable="w14 w15 w16se w16cid w16 w16cex w16sdtdh wp14">
+<w:numbering xmlns:wpc="http://schemas.microsoft.com/office/word/2010/wordprocessingCanvas" xmlns:cx="http://schemas.microsoft.com/office/drawing/2014/chartex" xmlns:cx1="http://schemas.microsoft.com/office/drawing/2015/9/8/chartex" xmlns:cx2="http://schemas.microsoft.com/office/drawing/2015/10/21/chartex" xmlns:cx3="http://schemas.microsoft.com/office/drawing/2016/5/9/chartex" xmlns:cx4="http://schemas.microsoft.com/office/drawing/2016/5/10/chartex" xmlns:cx5="http://schemas.microsoft.com/office/drawing/2016/5/11/chartex" xmlns:cx6="http://schemas.microsoft.com/office/drawing/2016/5/12/chartex" xmlns:cx7="http://schemas.microsoft.com/office/drawing/2016/5/13/chartex" xmlns:cx8="http://schemas.microsoft.com/office/drawing/2016/5/14/chartex" xmlns:mc="http://schemas.openxmlformats.org/markup-compatibility/2006" xmlns:aink="http://schemas.microsoft.com/office/drawing/2016/ink" xmlns:am3d="http://schemas.microsoft.com/office/drawing/2017/model3d" xmlns:o="urn:schemas-microsoft-com:office:office" xmlns:oel="http://schemas.microsoft.com/office/2019/extlst" xmlns:r="http://schemas.openxmlformats.org/officeDocument/2006/relationships" xmlns:m="http://schemas.openxmlformats.org/officeDocument/2006/math" xmlns:v="urn:schemas-microsoft-com:vml" xmlns:wp14="http://schemas.microsoft.com/office/word/2010/wordprocessingDrawing" xmlns:wp="http://schemas.openxmlformats.org/drawingml/2006/wordprocessingDrawing" xmlns:w10="urn:schemas-microsoft-com:office:word" xmlns:w="http://schemas.openxmlformats.org/wordprocessingml/2006/main" xmlns:w14="http://schemas.microsoft.com/office/word/2010/wordml" xmlns:w15="http://schemas.microsoft.com/office/word/2012/wordml" xmlns:w16cex="http://schemas.microsoft.com/office/word/2018/wordml/cex" xmlns:w16cid="http://schemas.microsoft.com/office/word/2016/wordml/cid" xmlns:w16="http://schemas.microsoft.com/office/word/2018/wordml" xmlns:w16du="http://schemas.microsoft.com/office/word/2023/wordml/word16du" xmlns:w16sdtdh="http://schemas.microsoft.com/office/word/2020/wordml/sdtdatahash" xmlns:w16sdtfl="http://schemas.microsoft.com/office/word/2024/wordml/sdtformatlock" xmlns:w16se="http://schemas.microsoft.com/office/word/2015/wordml/symex" xmlns:wpg="http://schemas.microsoft.com/office/word/2010/wordprocessingGroup" xmlns:wpi="http://schemas.microsoft.com/office/word/2010/wordprocessingInk" xmlns:wne="http://schemas.microsoft.com/office/word/2006/wordml" xmlns:wps="http://schemas.microsoft.com/office/word/2010/wordprocessingShape" mc:Ignorable="w14 w15 w16se w16cid w16 w16cex w16sdtdh w16sdtfl w16du wp14">
   <w:abstractNum w:abstractNumId="0" w15:restartNumberingAfterBreak="0">
     <w:nsid w:val="29072FBD"/>
     <w:multiLevelType w:val="multilevel"/>
@@ -8411,32 +9153,32 @@
       </w:rPr>
     </w:lvl>
   </w:abstractNum>
-  <w:num w:numId="1">
+  <w:num w:numId="1" w16cid:durableId="1002777524">
     <w:abstractNumId w:val="5"/>
   </w:num>
-  <w:num w:numId="2">
+  <w:num w:numId="2" w16cid:durableId="1090850977">
     <w:abstractNumId w:val="1"/>
   </w:num>
-  <w:num w:numId="3">
+  <w:num w:numId="3" w16cid:durableId="978876272">
     <w:abstractNumId w:val="0"/>
   </w:num>
-  <w:num w:numId="4">
+  <w:num w:numId="4" w16cid:durableId="2020810189">
     <w:abstractNumId w:val="3"/>
   </w:num>
-  <w:num w:numId="5">
+  <w:num w:numId="5" w16cid:durableId="1563059629">
     <w:abstractNumId w:val="2"/>
   </w:num>
-  <w:num w:numId="6">
+  <w:num w:numId="6" w16cid:durableId="1650281495">
     <w:abstractNumId w:val="6"/>
   </w:num>
-  <w:num w:numId="7">
+  <w:num w:numId="7" w16cid:durableId="625083759">
     <w:abstractNumId w:val="4"/>
   </w:num>
 </w:numbering>
 </file>
 
 <file path=word/styles.xml><?xml version="1.0" encoding="utf-8"?>
-<w:styles xmlns:mc="http://schemas.openxmlformats.org/markup-compatibility/2006" xmlns:r="http://schemas.openxmlformats.org/officeDocument/2006/relationships" xmlns:w="http://schemas.openxmlformats.org/wordprocessingml/2006/main" xmlns:w14="http://schemas.microsoft.com/office/word/2010/wordml" xmlns:w15="http://schemas.microsoft.com/office/word/2012/wordml" xmlns:w16cex="http://schemas.microsoft.com/office/word/2018/wordml/cex" xmlns:w16cid="http://schemas.microsoft.com/office/word/2016/wordml/cid" xmlns:w16="http://schemas.microsoft.com/office/word/2018/wordml" xmlns:w16sdtdh="http://schemas.microsoft.com/office/word/2020/wordml/sdtdatahash" xmlns:w16se="http://schemas.microsoft.com/office/word/2015/wordml/symex" mc:Ignorable="w14 w15 w16se w16cid w16 w16cex w16sdtdh">
+<w:styles xmlns:mc="http://schemas.openxmlformats.org/markup-compatibility/2006" xmlns:r="http://schemas.openxmlformats.org/officeDocument/2006/relationships" xmlns:w="http://schemas.openxmlformats.org/wordprocessingml/2006/main" xmlns:w14="http://schemas.microsoft.com/office/word/2010/wordml" xmlns:w15="http://schemas.microsoft.com/office/word/2012/wordml" xmlns:w16cex="http://schemas.microsoft.com/office/word/2018/wordml/cex" xmlns:w16cid="http://schemas.microsoft.com/office/word/2016/wordml/cid" xmlns:w16="http://schemas.microsoft.com/office/word/2018/wordml" xmlns:w16du="http://schemas.microsoft.com/office/word/2023/wordml/word16du" xmlns:w16sdtdh="http://schemas.microsoft.com/office/word/2020/wordml/sdtdatahash" xmlns:w16sdtfl="http://schemas.microsoft.com/office/word/2024/wordml/sdtformatlock" xmlns:w16se="http://schemas.microsoft.com/office/word/2015/wordml/symex" mc:Ignorable="w14 w15 w16se w16cid w16 w16cex w16sdtdh w16sdtfl w16du">
   <w:docDefaults>
     <w:rPrDefault>
       <w:rPr>
@@ -8988,7 +9730,6 @@
   <w:style w:type="character" w:default="1" w:styleId="a0">
     <w:name w:val="Default Paragraph Font"/>
     <w:uiPriority w:val="1"/>
-    <w:semiHidden/>
     <w:unhideWhenUsed/>
   </w:style>
   <w:style w:type="table" w:default="1" w:styleId="a1">
@@ -9088,6 +9829,16 @@
       <w:tblStyleRowBandSize w:val="1"/>
       <w:tblStyleColBandSize w:val="1"/>
     </w:tblPr>
+  </w:style>
+  <w:style w:type="paragraph" w:styleId="a9">
+    <w:name w:val="List Paragraph"/>
+    <w:basedOn w:val="a"/>
+    <w:uiPriority w:val="34"/>
+    <w:qFormat/>
+    <w:rsid w:val="00A27212"/>
+    <w:pPr>
+      <w:ind w:leftChars="400" w:left="800"/>
+    </w:pPr>
   </w:style>
 </w:styles>
 </file>

--- a/docs/FIDO2_PoP_Gateway.docx
+++ b/docs/FIDO2_PoP_Gateway.docx
@@ -47,6 +47,19 @@
         <w:t>강아름</w:t>
       </w:r>
       <w:proofErr w:type="spellEnd"/>
+    </w:p>
+    <w:p>
+      <w:pPr>
+        <w:pStyle w:val="3"/>
+        <w:jc w:val="right"/>
+      </w:pPr>
+      <w:r>
+        <w:rPr>
+          <w:rFonts w:ascii="KoPub돋움체 Light" w:hAnsi="KoPub돋움체 Light"/>
+          <w:sz w:val="24"/>
+        </w:rPr>
+        <w:t>2026년 9월 8일</w:t>
+      </w:r>
     </w:p>
     <w:p>
       <w:pPr>

--- a/docs/FIDO2_PoP_Gateway.docx
+++ b/docs/FIDO2_PoP_Gateway.docx
@@ -4,62 +4,215 @@
   <w:body>
     <w:p>
       <w:pPr>
-        <w:pStyle w:val="1"/>
-        <w:spacing w:before="0"/>
+        <w:spacing w:before="2400" w:after="0"/>
+      </w:pPr>
+    </w:p>
+    <w:p>
+      <w:pPr>
         <w:jc w:val="center"/>
-        <w:rPr>
-          <w:rFonts w:ascii="KoPub돋움체 Light" w:eastAsia="KoPub돋움체 Light" w:hAnsi="KoPub돋움체 Light" w:hint="eastAsia"/>
-        </w:rPr>
-      </w:pPr>
-      <w:r>
-        <w:rPr>
-          <w:rFonts w:ascii="KoPub돋움체 Light" w:eastAsia="KoPub돋움체 Light" w:hAnsi="KoPub돋움체 Light" w:cs="Arial Unicode MS"/>
-        </w:rPr>
-        <w:t>FIDO2 하드웨어 격리 키 기반 Proof-of-Possession 역방향 프록시 게이트웨이의 설계 및 성능 분석</w:t>
-      </w:r>
-      <w:bookmarkStart w:id="0" w:name="_rkm2jy2l55l" w:colFirst="0" w:colLast="0"/>
-      <w:bookmarkEnd w:id="0"/>
+        <w:spacing w:before="0" w:after="280"/>
+      </w:pPr>
+      <w:r>
+        <w:rPr>
+          <w:rFonts w:eastAsia="맑은 고딕" w:ascii="Calibri"/>
+          <w:b/>
+          <w:sz w:val="44"/>
+          <w:szCs w:val="44"/>
+          <w:color w:val="1E3A5F"/>
+        </w:rPr>
+        <w:t xml:space="preserve">FIDO2 하드웨어 격리 키 기반
+Proof-of-Possession 역방향 프록시 게이트웨이의
+설계 및 성능 분석</w:t>
+      </w:r>
+    </w:p>
+    <w:p>
+      <w:pPr>
+        <w:pBdr>
+          <w:bottom w:val="single" w:sz="6" w:space="1" w:color="2563EB"/>
+        </w:pBdr>
+      </w:pPr>
+    </w:p>
+    <w:p>
+      <w:pPr>
+        <w:spacing w:before="480" w:after="0"/>
+      </w:pPr>
+    </w:p>
+    <w:p>
+      <w:pPr>
+        <w:jc w:val="center"/>
+        <w:spacing w:before="0" w:after="400"/>
+      </w:pPr>
+      <w:r>
+        <w:rPr>
+          <w:rFonts w:eastAsia="맑은 고딕" w:ascii="Calibri"/>
+          <w:sz w:val="26"/>
+          <w:szCs w:val="26"/>
+          <w:color w:val="4B5563"/>
+        </w:rPr>
+        <w:t xml:space="preserve">웹 API 보안 및 하드웨어 암호 기반 인증 프로토콜</w:t>
+      </w:r>
+    </w:p>
+    <w:p>
+      <w:pPr>
+        <w:spacing w:before="800" w:after="0"/>
+      </w:pPr>
+    </w:p>
+    <w:p>
+      <w:pPr>
+        <w:jc w:val="center"/>
+        <w:spacing w:before="0" w:after="0"/>
+      </w:pPr>
+      <w:r>
+        <w:rPr>
+          <w:rFonts w:eastAsia="맑은 고딕" w:ascii="Calibri"/>
+          <w:b/>
+          <w:sz w:val="28"/>
+          <w:szCs w:val="28"/>
+          <w:color w:val="1E3A5F"/>
+        </w:rPr>
+        <w:t xml:space="preserve">작성자: 강아름</w:t>
+      </w:r>
+    </w:p>
+    <w:p>
+      <w:pPr>
+        <w:spacing w:before="160" w:after="0"/>
+      </w:pPr>
+    </w:p>
+    <w:p>
+      <w:pPr>
+        <w:jc w:val="center"/>
+        <w:spacing w:before="0" w:after="0"/>
+      </w:pPr>
+      <w:r>
+        <w:rPr>
+          <w:rFonts w:eastAsia="맑은 고딕" w:ascii="Calibri"/>
+          <w:sz w:val="26"/>
+          <w:szCs w:val="26"/>
+          <w:color w:val="374151"/>
+        </w:rPr>
+        <w:t xml:space="preserve">작성일: 2026년 9월 8일</w:t>
+      </w:r>
+    </w:p>
+    <w:p>
+      <w:r>
+        <w:br w:type="page"/>
+      </w:r>
     </w:p>
     <w:p>
       <w:pPr>
         <w:pStyle w:val="3"/>
         <w:spacing w:before="0"/>
-        <w:jc w:val="right"/>
-        <w:rPr>
-          <w:rFonts w:ascii="KoPub돋움체 Light" w:eastAsia="KoPub돋움체 Light" w:hAnsi="KoPub돋움체 Light" w:hint="eastAsia"/>
-          <w:b w:val="0"/>
-          <w:bCs w:val="0"/>
-          <w:sz w:val="24"/>
-          <w:szCs w:val="24"/>
-        </w:rPr>
-      </w:pPr>
-      <w:bookmarkStart w:id="1" w:name="_nsuh13r56hdd" w:colFirst="0" w:colLast="0"/>
-      <w:bookmarkEnd w:id="1"/>
+        <w:rPr>
+          <w:rFonts w:ascii="KoPub돋움체 Light" w:eastAsia="KoPub돋움체 Light" w:hAnsi="KoPub돋움체 Light" w:cs="Arial Unicode MS"/>
+        </w:rPr>
+      </w:pPr>
+      <w:bookmarkStart w:id="2" w:name="_jp5mp33j64xx" w:colFirst="0" w:colLast="0"/>
+      <w:bookmarkEnd w:id="2"/>
+      <w:r>
+        <w:rPr>
+          <w:rFonts w:ascii="KoPub돋움체 Light" w:eastAsia="KoPub돋움체 Light" w:hAnsi="KoPub돋움체 Light" w:cs="Arial Unicode MS"/>
+        </w:rPr>
+        <w:t>초록</w:t>
+      </w:r>
+    </w:p>
+    <w:p/>
+    <w:p>
+      <w:pPr>
+        <w:rPr>
+          <w:rFonts w:ascii="KoPub돋움체 Light" w:eastAsia="KoPub돋움체 Light" w:hAnsi="KoPub돋움체 Light"/>
+        </w:rPr>
+      </w:pPr>
+      <w:r>
+        <w:rPr>
+          <w:rFonts w:ascii="KoPub돋움체 Light" w:eastAsia="KoPub돋움체 Light" w:hAnsi="KoPub돋움체 Light" w:cs="Arial Unicode MS"/>
+        </w:rPr>
+        <w:tab/>
+        <w:t>소지자 토큰(Bearer Token)과 소프트웨어 기반 소유권 증명(</w:t>
+      </w:r>
       <w:proofErr w:type="spellStart"/>
       <w:r>
         <w:rPr>
           <w:rFonts w:ascii="KoPub돋움체 Light" w:eastAsia="KoPub돋움체 Light" w:hAnsi="KoPub돋움체 Light" w:cs="Arial Unicode MS"/>
-          <w:b w:val="0"/>
-          <w:bCs w:val="0"/>
-          <w:sz w:val="24"/>
-          <w:szCs w:val="24"/>
-        </w:rPr>
-        <w:t>강아름</w:t>
+        </w:rPr>
+        <w:t>DPoP</w:t>
       </w:r>
       <w:proofErr w:type="spellEnd"/>
-    </w:p>
-    <w:p>
-      <w:pPr>
-        <w:pStyle w:val="3"/>
-        <w:jc w:val="right"/>
-      </w:pPr>
-      <w:r>
-        <w:rPr>
-          <w:rFonts w:ascii="KoPub돋움체 Light" w:hAnsi="KoPub돋움체 Light"/>
-          <w:sz w:val="24"/>
-        </w:rPr>
-        <w:t>2026년 9월 8일</w:t>
-      </w:r>
+      <w:r>
+        <w:rPr>
+          <w:rFonts w:ascii="KoPub돋움체 Light" w:eastAsia="KoPub돋움체 Light" w:hAnsi="KoPub돋움체 Light" w:cs="Arial Unicode MS"/>
+        </w:rPr>
+        <w:t xml:space="preserve">) 규격은 토큰 탈취나 런타임 메모리 침해 환경에서 개인키 유출과 세션 </w:t>
+      </w:r>
+      <w:proofErr w:type="spellStart"/>
+      <w:r>
+        <w:rPr>
+          <w:rFonts w:ascii="KoPub돋움체 Light" w:eastAsia="KoPub돋움체 Light" w:hAnsi="KoPub돋움체 Light" w:cs="Arial Unicode MS"/>
+        </w:rPr>
+        <w:t>하이재킹을</w:t>
+      </w:r>
+      <w:proofErr w:type="spellEnd"/>
+      <w:r>
+        <w:rPr>
+          <w:rFonts w:ascii="KoPub돋움체 Light" w:eastAsia="KoPub돋움체 Light" w:hAnsi="KoPub돋움체 Light" w:cs="Arial Unicode MS"/>
+        </w:rPr>
+        <w:t xml:space="preserve"> 근본적으로 방어하지 못한다. 본 연구에서는 하드웨어 보안 칩셋에 개인키를 물리적으로 격리하는 FIDO2 규격을 L7 역방향 프록시와 결합한 Proof-of-Possession(</w:t>
+      </w:r>
+      <w:proofErr w:type="spellStart"/>
+      <w:r>
+        <w:rPr>
+          <w:rFonts w:ascii="KoPub돋움체 Light" w:eastAsia="KoPub돋움체 Light" w:hAnsi="KoPub돋움체 Light" w:cs="Arial Unicode MS"/>
+        </w:rPr>
+        <w:t>PoP</w:t>
+      </w:r>
+      <w:proofErr w:type="spellEnd"/>
+      <w:r>
+        <w:rPr>
+          <w:rFonts w:ascii="KoPub돋움체 Light" w:eastAsia="KoPub돋움체 Light" w:hAnsi="KoPub돋움체 Light" w:cs="Arial Unicode MS"/>
+        </w:rPr>
+        <w:t xml:space="preserve">) 게이트웨이 아키텍처를 제안한다.  </w:t>
+      </w:r>
+    </w:p>
+    <w:p>
+      <w:pPr>
+        <w:rPr>
+          <w:rFonts w:ascii="KoPub돋움체 Light" w:eastAsia="KoPub돋움체 Light" w:hAnsi="KoPub돋움체 Light"/>
+        </w:rPr>
+      </w:pPr>
+    </w:p>
+    <w:p>
+      <w:pPr>
+        <w:ind w:firstLineChars="100" w:firstLine="198"/>
+        <w:rPr>
+          <w:rFonts w:ascii="KoPub돋움체 Light" w:eastAsia="KoPub돋움체 Light" w:hAnsi="KoPub돋움체 Light"/>
+        </w:rPr>
+      </w:pPr>
+      <w:r>
+        <w:rPr>
+          <w:rFonts w:ascii="KoPub돋움체 Light" w:eastAsia="KoPub돋움체 Light" w:hAnsi="KoPub돋움체 Light" w:cs="Arial Unicode MS"/>
+        </w:rPr>
+        <w:t xml:space="preserve">제안 시스템은 대용량 페이로드의 메모리 부하를 방지하기 위해 스트리밍 다이제스트 파이프라인으로 요청을 정규화하고, 비인가 대량 트래픽 차단을 위해 시간 복잡도 O(1)의 슬라이딩 윈도우 </w:t>
+      </w:r>
+      <w:proofErr w:type="spellStart"/>
+      <w:r>
+        <w:rPr>
+          <w:rFonts w:ascii="KoPub돋움체 Light" w:eastAsia="KoPub돋움체 Light" w:hAnsi="KoPub돋움체 Light" w:cs="Arial Unicode MS"/>
+        </w:rPr>
+        <w:t>인그레스</w:t>
+      </w:r>
+      <w:proofErr w:type="spellEnd"/>
+      <w:r>
+        <w:rPr>
+          <w:rFonts w:ascii="KoPub돋움체 Light" w:eastAsia="KoPub돋움체 Light" w:hAnsi="KoPub돋움체 Light" w:cs="Arial Unicode MS"/>
+        </w:rPr>
+        <w:t xml:space="preserve"> 제어 메커니즘을 적용하였다. 또한 타원곡선 서명 검증을 비동기 스레드 풀로 위임하여 단일 노드의 동시 접속 처리 성능을 극대화하였다. 성능 평가 결과, 제안하는 ECDSA P-256 서명 바인딩은 표준 토큰 검증 대비 지연시간 오버헤드를 평균 +25.65 %로 억제하였으며, RSA-2048 대비 HTTP 헤더 페이로드를 50 % 절감하였다. 아울러 동시성 최적화를 통해 100명의 가상 유저 부하 환경에서도 초당 780건의 처리량(RPS)을 달성하여 고부하 트래픽에 대한 방어 실효성과 실무 적용 타당성을 입증하였다.</w:t>
+      </w:r>
+    </w:p>
+    <w:p>
+      <w:pPr>
+        <w:rPr>
+          <w:rFonts w:ascii="KoPub돋움체 Light" w:eastAsia="KoPub돋움체 Light" w:hAnsi="KoPub돋움체 Light"/>
+        </w:rPr>
+      </w:pPr>
     </w:p>
     <w:p>
       <w:pPr>
@@ -69,128 +222,6 @@
           <w:rFonts w:ascii="KoPub돋움체 Light" w:eastAsia="KoPub돋움체 Light" w:hAnsi="KoPub돋움체 Light" w:cs="Arial Unicode MS"/>
         </w:rPr>
       </w:pPr>
-      <w:bookmarkStart w:id="2" w:name="_jp5mp33j64xx" w:colFirst="0" w:colLast="0"/>
-      <w:bookmarkEnd w:id="2"/>
-      <w:r>
-        <w:rPr>
-          <w:rFonts w:ascii="KoPub돋움체 Light" w:eastAsia="KoPub돋움체 Light" w:hAnsi="KoPub돋움체 Light" w:cs="Arial Unicode MS"/>
-        </w:rPr>
-        <w:t>초록</w:t>
-      </w:r>
-    </w:p>
-    <w:p>
-      <w:pPr>
-        <w:rPr>
-          <w:rFonts w:hint="eastAsia"/>
-        </w:rPr>
-      </w:pPr>
-    </w:p>
-    <w:p>
-      <w:pPr>
-        <w:rPr>
-          <w:rFonts w:ascii="KoPub돋움체 Light" w:eastAsia="KoPub돋움체 Light" w:hAnsi="KoPub돋움체 Light"/>
-        </w:rPr>
-      </w:pPr>
-      <w:r>
-        <w:rPr>
-          <w:rFonts w:ascii="KoPub돋움체 Light" w:eastAsia="KoPub돋움체 Light" w:hAnsi="KoPub돋움체 Light" w:cs="Arial Unicode MS"/>
-        </w:rPr>
-        <w:tab/>
-        <w:t>소지자 토큰(Bearer Token)과 소프트웨어 기반 소유권 증명(</w:t>
-      </w:r>
-      <w:proofErr w:type="spellStart"/>
-      <w:r>
-        <w:rPr>
-          <w:rFonts w:ascii="KoPub돋움체 Light" w:eastAsia="KoPub돋움체 Light" w:hAnsi="KoPub돋움체 Light" w:cs="Arial Unicode MS"/>
-        </w:rPr>
-        <w:t>DPoP</w:t>
-      </w:r>
-      <w:proofErr w:type="spellEnd"/>
-      <w:r>
-        <w:rPr>
-          <w:rFonts w:ascii="KoPub돋움체 Light" w:eastAsia="KoPub돋움체 Light" w:hAnsi="KoPub돋움체 Light" w:cs="Arial Unicode MS"/>
-        </w:rPr>
-        <w:t xml:space="preserve">) 규격은 토큰 탈취나 런타임 메모리 침해 환경에서 개인키 유출과 세션 </w:t>
-      </w:r>
-      <w:proofErr w:type="spellStart"/>
-      <w:r>
-        <w:rPr>
-          <w:rFonts w:ascii="KoPub돋움체 Light" w:eastAsia="KoPub돋움체 Light" w:hAnsi="KoPub돋움체 Light" w:cs="Arial Unicode MS"/>
-        </w:rPr>
-        <w:t>하이재킹을</w:t>
-      </w:r>
-      <w:proofErr w:type="spellEnd"/>
-      <w:r>
-        <w:rPr>
-          <w:rFonts w:ascii="KoPub돋움체 Light" w:eastAsia="KoPub돋움체 Light" w:hAnsi="KoPub돋움체 Light" w:cs="Arial Unicode MS"/>
-        </w:rPr>
-        <w:t xml:space="preserve"> 근본적으로 방어하지 못한다. 본 연구에서는 하드웨어 보안 칩셋에 개인키를 물리적으로 격리하는 FIDO2 규격을 L7 역방향 프록시와 결합한 Proof-of-Possession(</w:t>
-      </w:r>
-      <w:proofErr w:type="spellStart"/>
-      <w:r>
-        <w:rPr>
-          <w:rFonts w:ascii="KoPub돋움체 Light" w:eastAsia="KoPub돋움체 Light" w:hAnsi="KoPub돋움체 Light" w:cs="Arial Unicode MS"/>
-        </w:rPr>
-        <w:t>PoP</w:t>
-      </w:r>
-      <w:proofErr w:type="spellEnd"/>
-      <w:r>
-        <w:rPr>
-          <w:rFonts w:ascii="KoPub돋움체 Light" w:eastAsia="KoPub돋움체 Light" w:hAnsi="KoPub돋움체 Light" w:cs="Arial Unicode MS"/>
-        </w:rPr>
-        <w:t xml:space="preserve">) 게이트웨이 아키텍처를 제안한다.  </w:t>
-      </w:r>
-    </w:p>
-    <w:p>
-      <w:pPr>
-        <w:rPr>
-          <w:rFonts w:ascii="KoPub돋움체 Light" w:eastAsia="KoPub돋움체 Light" w:hAnsi="KoPub돋움체 Light"/>
-        </w:rPr>
-      </w:pPr>
-    </w:p>
-    <w:p>
-      <w:pPr>
-        <w:ind w:firstLineChars="100" w:firstLine="198"/>
-        <w:rPr>
-          <w:rFonts w:ascii="KoPub돋움체 Light" w:eastAsia="KoPub돋움체 Light" w:hAnsi="KoPub돋움체 Light" w:hint="eastAsia"/>
-        </w:rPr>
-      </w:pPr>
-      <w:r>
-        <w:rPr>
-          <w:rFonts w:ascii="KoPub돋움체 Light" w:eastAsia="KoPub돋움체 Light" w:hAnsi="KoPub돋움체 Light" w:cs="Arial Unicode MS"/>
-        </w:rPr>
-        <w:t xml:space="preserve">제안 시스템은 대용량 페이로드의 메모리 부하를 방지하기 위해 스트리밍 다이제스트 파이프라인으로 요청을 정규화하고, 비인가 대량 트래픽 차단을 위해 시간 복잡도 O(1)의 슬라이딩 윈도우 </w:t>
-      </w:r>
-      <w:proofErr w:type="spellStart"/>
-      <w:r>
-        <w:rPr>
-          <w:rFonts w:ascii="KoPub돋움체 Light" w:eastAsia="KoPub돋움체 Light" w:hAnsi="KoPub돋움체 Light" w:cs="Arial Unicode MS"/>
-        </w:rPr>
-        <w:t>인그레스</w:t>
-      </w:r>
-      <w:proofErr w:type="spellEnd"/>
-      <w:r>
-        <w:rPr>
-          <w:rFonts w:ascii="KoPub돋움체 Light" w:eastAsia="KoPub돋움체 Light" w:hAnsi="KoPub돋움체 Light" w:cs="Arial Unicode MS"/>
-        </w:rPr>
-        <w:t xml:space="preserve"> 제어 메커니즘을 적용하였다. 또한 타원곡선 서명 검증을 비동기 스레드 풀로 위임하여 단일 노드의 동시 접속 처리 성능을 극대화하였다. 성능 평가 결과, 제안하는 ECDSA P-256 서명 바인딩은 표준 토큰 검증 대비 지연시간 오버헤드를 평균 +25.65 %로 억제하였으며, RSA-2048 대비 HTTP 헤더 페이로드를 50 % 절감하였다. 아울러 동시성 최적화를 통해 100명의 가상 유저 부하 환경에서도 초당 780건의 처리량(RPS)을 달성하여 고부하 트래픽에 대한 방어 실효성과 실무 적용 타당성을 입증하였다.</w:t>
-      </w:r>
-    </w:p>
-    <w:p>
-      <w:pPr>
-        <w:rPr>
-          <w:rFonts w:ascii="KoPub돋움체 Light" w:eastAsia="KoPub돋움체 Light" w:hAnsi="KoPub돋움체 Light"/>
-        </w:rPr>
-      </w:pPr>
-    </w:p>
-    <w:p>
-      <w:pPr>
-        <w:pStyle w:val="3"/>
-        <w:spacing w:before="0"/>
-        <w:rPr>
-          <w:rFonts w:ascii="KoPub돋움체 Light" w:eastAsia="KoPub돋움체 Light" w:hAnsi="KoPub돋움체 Light" w:cs="Arial Unicode MS"/>
-        </w:rPr>
-      </w:pPr>
       <w:bookmarkStart w:id="3" w:name="_8rflvs2gdn72" w:colFirst="0" w:colLast="0"/>
       <w:bookmarkEnd w:id="3"/>
       <w:r>
@@ -200,13 +231,7 @@
         <w:t>I. 서론</w:t>
       </w:r>
     </w:p>
-    <w:p>
-      <w:pPr>
-        <w:rPr>
-          <w:rFonts w:hint="eastAsia"/>
-        </w:rPr>
-      </w:pPr>
-    </w:p>
+    <w:p/>
     <w:p>
       <w:pPr>
         <w:pBdr>
@@ -365,14 +390,8 @@
         <w:rPr>
           <w:rFonts w:ascii="KoPub돋움체 Light" w:eastAsia="KoPub돋움체 Light" w:hAnsi="KoPub돋움체 Light" w:cs="Arial Unicode MS"/>
         </w:rPr>
-        <w:t xml:space="preserve">본 연구에서는 하드웨어 격리 장치에 개인키를 보관하는 FIDO2 규격을 역방향 프록시 게이트웨이와 결합하는 아키텍처를 제안한다. 클라이언트는 하드웨어 칩셋 내부에서 생성한 디지털 서명을 HTTP 헤더에 </w:t>
-      </w:r>
-      <w:r>
-        <w:rPr>
-          <w:rFonts w:ascii="KoPub돋움체 Light" w:eastAsia="KoPub돋움체 Light" w:hAnsi="KoPub돋움체 Light" w:cs="Arial Unicode MS"/>
-        </w:rPr>
         <w:lastRenderedPageBreak/>
-        <w:t xml:space="preserve">부착하여 전송하며, 게이트웨이는 요청 중계 전 서명의 유효성을 검증하여 세션 </w:t>
+        <w:t xml:space="preserve">본 연구에서는 하드웨어 격리 장치에 개인키를 보관하는 FIDO2 규격을 역방향 프록시 게이트웨이와 결합하는 아키텍처를 제안한다. 클라이언트는 하드웨어 칩셋 내부에서 생성한 디지털 서명을 HTTP 헤더에 부착하여 전송하며, 게이트웨이는 요청 중계 전 서명의 유효성을 검증하여 세션 </w:t>
       </w:r>
       <w:proofErr w:type="spellStart"/>
       <w:r>
@@ -630,13 +649,7 @@
         <w:t>1. 웹 인증 토큰과 키 바인딩 규격</w:t>
       </w:r>
     </w:p>
-    <w:p>
-      <w:pPr>
-        <w:rPr>
-          <w:rFonts w:hint="eastAsia"/>
-        </w:rPr>
-      </w:pPr>
-    </w:p>
+    <w:p/>
     <w:p>
       <w:pPr>
         <w:pBdr>
@@ -833,7 +846,7 @@
         <w:spacing w:after="240"/>
         <w:ind w:firstLineChars="100" w:firstLine="198"/>
         <w:rPr>
-          <w:rFonts w:ascii="KoPub돋움체 Light" w:eastAsia="KoPub돋움체 Light" w:hAnsi="KoPub돋움체 Light" w:hint="eastAsia"/>
+          <w:rFonts w:ascii="KoPub돋움체 Light" w:eastAsia="KoPub돋움체 Light" w:hAnsi="KoPub돋움체 Light"/>
         </w:rPr>
       </w:pPr>
     </w:p>
@@ -868,13 +881,7 @@
         <w:t xml:space="preserve"> 표준과 하드웨어 격리 구조</w:t>
       </w:r>
     </w:p>
-    <w:p>
-      <w:pPr>
-        <w:rPr>
-          <w:rFonts w:hint="eastAsia"/>
-        </w:rPr>
-      </w:pPr>
-    </w:p>
+    <w:p/>
     <w:p>
       <w:pPr>
         <w:pBdr>
@@ -921,7 +928,14 @@
         <w:rPr>
           <w:rFonts w:ascii="KoPub돋움체 Light" w:eastAsia="KoPub돋움체 Light" w:hAnsi="KoPub돋움체 Light" w:cs="Arial Unicode MS"/>
         </w:rPr>
-        <w:t>(Secure Enclave), 외장형 보안 토큰을 하드웨어 인증기로 사용한다.</w:t>
+        <w:t xml:space="preserve">(Secure </w:t>
+      </w:r>
+      <w:r>
+        <w:rPr>
+          <w:rFonts w:ascii="KoPub돋움체 Light" w:eastAsia="KoPub돋움체 Light" w:hAnsi="KoPub돋움체 Light" w:cs="Arial Unicode MS"/>
+        </w:rPr>
+        <w:lastRenderedPageBreak/>
+        <w:t>Enclave), 외장형 보안 토큰을 하드웨어 인증기로 사용한다.</w:t>
       </w:r>
     </w:p>
     <w:p>
@@ -958,7 +972,6 @@
         <w:rPr>
           <w:rFonts w:ascii="KoPub돋움체 Light" w:eastAsia="KoPub돋움체 Light" w:hAnsi="KoPub돋움체 Light" w:cs="Arial Unicode MS"/>
         </w:rPr>
-        <w:lastRenderedPageBreak/>
         <w:t xml:space="preserve">하드웨어 인증기는 비대칭 키 쌍을 내부 논리회로에서 직접 생성하고 보관한다. 운영체제와 브라우저는 API를 통해 서명 연산을 하드웨어로 위임하며, 하드웨어는 연산 결과인 </w:t>
       </w:r>
       <w:proofErr w:type="spellStart"/>
@@ -1008,13 +1021,7 @@
         <w:t>3. 암호학적 특성 비교: ECDSA P-256 대 RSA-2048</w:t>
       </w:r>
     </w:p>
-    <w:p>
-      <w:pPr>
-        <w:rPr>
-          <w:rFonts w:hint="eastAsia"/>
-        </w:rPr>
-      </w:pPr>
-    </w:p>
+    <w:p/>
     <w:p>
       <w:pPr>
         <w:pBdr>
@@ -1809,13 +1816,7 @@
         <w:t>1. 시스템 모델 및 공격자 역량 정의</w:t>
       </w:r>
     </w:p>
-    <w:p>
-      <w:pPr>
-        <w:rPr>
-          <w:rFonts w:hint="eastAsia"/>
-        </w:rPr>
-      </w:pPr>
-    </w:p>
+    <w:p/>
     <w:p>
       <w:pPr>
         <w:pBdr>
@@ -1835,14 +1836,7 @@
         <w:rPr>
           <w:rFonts w:ascii="KoPub돋움체 Light" w:eastAsia="KoPub돋움체 Light" w:hAnsi="KoPub돋움체 Light" w:cs="Arial Unicode MS"/>
         </w:rPr>
-        <w:t xml:space="preserve">본 연구에서는 Dolev-Yao 공격 모델을 확장하여[7] 네트워크 및 호스트 계층에서의 공격자 역량을 </w:t>
-      </w:r>
-      <w:r>
-        <w:rPr>
-          <w:rFonts w:ascii="KoPub돋움체 Light" w:eastAsia="KoPub돋움체 Light" w:hAnsi="KoPub돋움체 Light" w:cs="Arial Unicode MS"/>
-        </w:rPr>
-        <w:lastRenderedPageBreak/>
-        <w:t xml:space="preserve">정의한다. 공격자는 클라이언트와 게이트웨이 간의 네트워크 트래픽을 도청, 변조, 주입, 지연한다. 또한 호스트 계층에서 브라우저 스토리지나 운영체제 사용자 공간의 메모리에 접근하여 런타임 토큰 및 세션 </w:t>
+        <w:t xml:space="preserve">본 연구에서는 Dolev-Yao 공격 모델을 확장하여[7] 네트워크 및 호스트 계층에서의 공격자 역량을 정의한다. 공격자는 클라이언트와 게이트웨이 간의 네트워크 트래픽을 도청, 변조, 주입, 지연한다. 또한 호스트 계층에서 브라우저 스토리지나 운영체제 사용자 공간의 메모리에 접근하여 런타임 토큰 및 세션 </w:t>
       </w:r>
       <w:proofErr w:type="spellStart"/>
       <w:r>
@@ -1885,7 +1879,7 @@
         <w:spacing w:after="240"/>
         <w:ind w:firstLine="720"/>
         <w:rPr>
-          <w:rFonts w:ascii="KoPub돋움체 Light" w:eastAsia="KoPub돋움체 Light" w:hAnsi="KoPub돋움체 Light" w:hint="eastAsia"/>
+          <w:rFonts w:ascii="KoPub돋움체 Light" w:eastAsia="KoPub돋움체 Light" w:hAnsi="KoPub돋움체 Light"/>
         </w:rPr>
       </w:pPr>
     </w:p>
@@ -1907,15 +1901,10 @@
       </w:r>
     </w:p>
     <w:p>
-      <w:pPr>
+      <w:r>
         <w:rPr>
           <w:rFonts w:hint="eastAsia"/>
         </w:rPr>
-      </w:pPr>
-      <w:r>
-        <w:rPr>
-          <w:rFonts w:hint="eastAsia"/>
-        </w:rPr>
         <w:t>]</w:t>
       </w:r>
     </w:p>
@@ -1936,7 +1925,7 @@
     <w:p>
       <w:pPr>
         <w:rPr>
-          <w:rFonts w:ascii="KoPub돋움체 Light" w:eastAsia="KoPub돋움체 Light" w:hAnsi="KoPub돋움체 Light" w:hint="eastAsia"/>
+          <w:rFonts w:ascii="KoPub돋움체 Light" w:eastAsia="KoPub돋움체 Light" w:hAnsi="KoPub돋움체 Light"/>
         </w:rPr>
       </w:pPr>
     </w:p>
@@ -2155,7 +2144,7 @@
         <w:spacing w:after="240"/>
         <w:ind w:firstLine="720"/>
         <w:rPr>
-          <w:rFonts w:ascii="KoPub돋움체 Light" w:eastAsia="KoPub돋움체 Light" w:hAnsi="KoPub돋움체 Light" w:cs="Arial Unicode MS" w:hint="eastAsia"/>
+          <w:rFonts w:ascii="KoPub돋움체 Light" w:eastAsia="KoPub돋움체 Light" w:hAnsi="KoPub돋움체 Light" w:cs="Arial Unicode MS"/>
         </w:rPr>
       </w:pPr>
       <w:r>
@@ -2295,7 +2284,7 @@
                     </pic:cNvPicPr>
                   </pic:nvPicPr>
                   <pic:blipFill>
-                    <a:blip r:embed="rId5" cstate="print">
+                    <a:blip r:embed="rId7" cstate="print">
                       <a:extLst>
                         <a:ext uri="{28A0092B-C50C-407E-A947-70E740481C1C}">
                           <a14:useLocalDpi xmlns:a14="http://schemas.microsoft.com/office/drawing/2010/main" val="0"/>
@@ -2338,7 +2327,7 @@
         </w:pBdr>
         <w:spacing w:after="240"/>
         <w:rPr>
-          <w:rFonts w:ascii="KoPub돋움체 Light" w:eastAsia="KoPub돋움체 Light" w:hAnsi="KoPub돋움체 Light" w:hint="eastAsia"/>
+          <w:rFonts w:ascii="KoPub돋움체 Light" w:eastAsia="KoPub돋움체 Light" w:hAnsi="KoPub돋움체 Light"/>
         </w:rPr>
       </w:pPr>
     </w:p>
@@ -2359,13 +2348,7 @@
         <w:t>2. HTTP 요청 컨텍스트 정규화 및 스트리밍 다이제스트</w:t>
       </w:r>
     </w:p>
-    <w:p>
-      <w:pPr>
-        <w:rPr>
-          <w:rFonts w:hint="eastAsia"/>
-        </w:rPr>
-      </w:pPr>
-    </w:p>
+    <w:p/>
     <w:p>
       <w:pPr>
         <w:pBdr>
@@ -2502,7 +2485,7 @@
         <w:spacing w:after="240"/>
         <w:ind w:firstLineChars="100" w:firstLine="198"/>
         <w:rPr>
-          <w:rFonts w:ascii="KoPub돋움체 Light" w:eastAsia="KoPub돋움체 Light" w:hAnsi="KoPub돋움체 Light" w:cs="Arial Unicode MS" w:hint="eastAsia"/>
+          <w:rFonts w:ascii="KoPub돋움체 Light" w:eastAsia="KoPub돋움체 Light" w:hAnsi="KoPub돋움체 Light" w:cs="Arial Unicode MS"/>
         </w:rPr>
       </w:pPr>
       <w:r>
@@ -2573,13 +2556,7 @@
         <w:t>3. Fast-Fail 단축 검증 파이프라인</w:t>
       </w:r>
     </w:p>
-    <w:p>
-      <w:pPr>
-        <w:rPr>
-          <w:rFonts w:hint="eastAsia"/>
-        </w:rPr>
-      </w:pPr>
-    </w:p>
+    <w:p/>
     <w:p>
       <w:pPr>
         <w:pBdr>
@@ -2856,7 +2833,7 @@
         </w:pBdr>
         <w:ind w:firstLineChars="100" w:firstLine="198"/>
         <w:rPr>
-          <w:rFonts w:ascii="KoPub돋움체 Light" w:eastAsia="KoPub돋움체 Light" w:hAnsi="KoPub돋움체 Light" w:hint="eastAsia"/>
+          <w:rFonts w:ascii="KoPub돋움체 Light" w:eastAsia="KoPub돋움체 Light" w:hAnsi="KoPub돋움체 Light"/>
         </w:rPr>
       </w:pPr>
     </w:p>
@@ -2908,11 +2885,6 @@
           <w:rFonts w:ascii="KoPub돋움체 Light" w:eastAsia="KoPub돋움체 Light" w:hAnsi="KoPub돋움체 Light"/>
         </w:rPr>
         <w:tab/>
-      </w:r>
-      <w:r>
-        <w:rPr>
-          <w:rFonts w:ascii="KoPub돋움체 Light" w:eastAsia="KoPub돋움체 Light" w:hAnsi="KoPub돋움체 Light"/>
-        </w:rPr>
         <w:t xml:space="preserve">난수 발급 </w:t>
       </w:r>
       <w:proofErr w:type="spellStart"/>
@@ -2933,7 +2905,7 @@
     <w:p>
       <w:pPr>
         <w:rPr>
-          <w:rFonts w:ascii="KoPub돋움체 Light" w:eastAsia="KoPub돋움체 Light" w:hAnsi="KoPub돋움체 Light" w:hint="eastAsia"/>
+          <w:rFonts w:ascii="KoPub돋움체 Light" w:eastAsia="KoPub돋움체 Light" w:hAnsi="KoPub돋움체 Light"/>
         </w:rPr>
       </w:pPr>
     </w:p>
@@ -3087,7 +3059,7 @@
           <w:between w:val="nil"/>
         </w:pBdr>
         <w:rPr>
-          <w:rFonts w:ascii="KoPub돋움체 Light" w:eastAsia="KoPub돋움체 Light" w:hAnsi="KoPub돋움체 Light" w:hint="eastAsia"/>
+          <w:rFonts w:ascii="KoPub돋움체 Light" w:eastAsia="KoPub돋움체 Light" w:hAnsi="KoPub돋움체 Light"/>
         </w:rPr>
       </w:pPr>
     </w:p>
@@ -3124,13 +3096,7 @@
         <w:t>1. 실험 환경 및 프로토타입 구현</w:t>
       </w:r>
     </w:p>
-    <w:p>
-      <w:pPr>
-        <w:rPr>
-          <w:rFonts w:hint="eastAsia"/>
-        </w:rPr>
-      </w:pPr>
-    </w:p>
+    <w:p/>
     <w:p>
       <w:pPr>
         <w:pBdr>
@@ -3255,7 +3221,7 @@
         </w:pBdr>
         <w:spacing w:after="240"/>
         <w:rPr>
-          <w:rFonts w:ascii="KoPub돋움체 Light" w:eastAsia="KoPub돋움체 Light" w:hAnsi="KoPub돋움체 Light" w:cs="Arial Unicode MS" w:hint="eastAsia"/>
+          <w:rFonts w:ascii="KoPub돋움체 Light" w:eastAsia="KoPub돋움체 Light" w:hAnsi="KoPub돋움체 Light" w:cs="Arial Unicode MS"/>
         </w:rPr>
       </w:pPr>
     </w:p>
@@ -3306,7 +3272,7 @@
         </w:pBdr>
         <w:spacing w:after="240"/>
         <w:rPr>
-          <w:rFonts w:ascii="KoPub돋움체 Light" w:eastAsia="KoPub돋움체 Light" w:hAnsi="KoPub돋움체 Light" w:hint="eastAsia"/>
+          <w:rFonts w:ascii="KoPub돋움체 Light" w:eastAsia="KoPub돋움체 Light" w:hAnsi="KoPub돋움체 Light"/>
         </w:rPr>
       </w:pPr>
     </w:p>
@@ -3327,13 +3293,7 @@
         <w:t>2. 모의 공격 시뮬레이션을 통한 보안 검증</w:t>
       </w:r>
     </w:p>
-    <w:p>
-      <w:pPr>
-        <w:rPr>
-          <w:rFonts w:hint="eastAsia"/>
-        </w:rPr>
-      </w:pPr>
-    </w:p>
+    <w:p/>
     <w:p>
       <w:pPr>
         <w:ind w:firstLine="720"/>
@@ -3351,7 +3311,7 @@
     <w:p>
       <w:pPr>
         <w:rPr>
-          <w:rFonts w:ascii="KoPub돋움체 Light" w:eastAsia="KoPub돋움체 Light" w:hAnsi="KoPub돋움체 Light" w:hint="eastAsia"/>
+          <w:rFonts w:ascii="KoPub돋움체 Light" w:eastAsia="KoPub돋움체 Light" w:hAnsi="KoPub돋움체 Light"/>
         </w:rPr>
       </w:pPr>
     </w:p>
@@ -4225,7 +4185,7 @@
         <w:spacing w:before="300" w:after="240"/>
         <w:ind w:firstLine="720"/>
         <w:rPr>
-          <w:rFonts w:ascii="KoPub돋움체 Light" w:eastAsia="KoPub돋움체 Light" w:hAnsi="KoPub돋움체 Light" w:cs="Arial Unicode MS" w:hint="eastAsia"/>
+          <w:rFonts w:ascii="KoPub돋움체 Light" w:eastAsia="KoPub돋움체 Light" w:hAnsi="KoPub돋움체 Light" w:cs="Arial Unicode MS"/>
         </w:rPr>
       </w:pPr>
       <w:r>
@@ -4311,13 +4271,7 @@
         <w:t xml:space="preserve"> 제어 메커니즘의 차단 유효성 평가</w:t>
       </w:r>
     </w:p>
-    <w:p>
-      <w:pPr>
-        <w:rPr>
-          <w:rFonts w:hint="eastAsia"/>
-        </w:rPr>
-      </w:pPr>
-    </w:p>
+    <w:p/>
     <w:p>
       <w:pPr>
         <w:pBdr>
@@ -4395,7 +4349,7 @@
         <w:spacing w:after="240"/>
         <w:ind w:firstLineChars="100" w:firstLine="198"/>
         <w:rPr>
-          <w:rFonts w:ascii="KoPub돋움체 Light" w:eastAsia="KoPub돋움체 Light" w:hAnsi="KoPub돋움체 Light" w:cs="Arial Unicode MS" w:hint="eastAsia"/>
+          <w:rFonts w:ascii="KoPub돋움체 Light" w:eastAsia="KoPub돋움체 Light" w:hAnsi="KoPub돋움체 Light" w:cs="Arial Unicode MS"/>
         </w:rPr>
       </w:pPr>
       <w:r>
@@ -4455,11 +4409,6 @@
           <w:rFonts w:ascii="KoPub돋움체 Light" w:eastAsia="KoPub돋움체 Light" w:hAnsi="KoPub돋움체 Light"/>
         </w:rPr>
         <w:tab/>
-      </w:r>
-      <w:r>
-        <w:rPr>
-          <w:rFonts w:ascii="KoPub돋움체 Light" w:eastAsia="KoPub돋움체 Light" w:hAnsi="KoPub돋움체 Light"/>
-        </w:rPr>
         <w:t xml:space="preserve">보안 계층 추가에 따른 성능 비용을 분석하기 위해 표준 토큰 검증(모드 A), RSA-2048 기반 </w:t>
       </w:r>
       <w:proofErr w:type="spellStart"/>
@@ -4494,7 +4443,7 @@
     <w:p>
       <w:pPr>
         <w:rPr>
-          <w:rFonts w:ascii="KoPub돋움체 Light" w:eastAsia="KoPub돋움체 Light" w:hAnsi="KoPub돋움체 Light" w:hint="eastAsia"/>
+          <w:rFonts w:ascii="KoPub돋움체 Light" w:eastAsia="KoPub돋움체 Light" w:hAnsi="KoPub돋움체 Light"/>
         </w:rPr>
       </w:pPr>
     </w:p>
@@ -5615,7 +5564,7 @@
     <w:p>
       <w:pPr>
         <w:rPr>
-          <w:rFonts w:ascii="KoPub돋움체 Light" w:eastAsia="KoPub돋움체 Light" w:hAnsi="KoPub돋움체 Light" w:hint="eastAsia"/>
+          <w:rFonts w:ascii="KoPub돋움체 Light" w:eastAsia="KoPub돋움체 Light" w:hAnsi="KoPub돋움체 Light"/>
         </w:rPr>
       </w:pPr>
     </w:p>
@@ -5636,13 +5585,7 @@
         <w:t>5. 대규모 동시 접속 부하 및 동시성 최적화 성능 평가</w:t>
       </w:r>
     </w:p>
-    <w:p>
-      <w:pPr>
-        <w:rPr>
-          <w:rFonts w:hint="eastAsia"/>
-        </w:rPr>
-      </w:pPr>
-    </w:p>
+    <w:p/>
     <w:p>
       <w:pPr>
         <w:pBdr>
@@ -5654,7 +5597,7 @@
         </w:pBdr>
         <w:ind w:firstLine="720"/>
         <w:rPr>
-          <w:rFonts w:ascii="KoPub돋움체 Light" w:eastAsia="KoPub돋움체 Light" w:hAnsi="KoPub돋움체 Light" w:cs="Arial Unicode MS" w:hint="eastAsia"/>
+          <w:rFonts w:ascii="KoPub돋움체 Light" w:eastAsia="KoPub돋움체 Light" w:hAnsi="KoPub돋움체 Light" w:cs="Arial Unicode MS"/>
         </w:rPr>
       </w:pPr>
       <w:r>
@@ -5667,7 +5610,7 @@
     <w:p>
       <w:pPr>
         <w:rPr>
-          <w:rFonts w:ascii="KoPub돋움체 Light" w:eastAsia="KoPub돋움체 Light" w:hAnsi="KoPub돋움체 Light" w:hint="eastAsia"/>
+          <w:rFonts w:ascii="KoPub돋움체 Light" w:eastAsia="KoPub돋움체 Light" w:hAnsi="KoPub돋움체 Light"/>
         </w:rPr>
       </w:pPr>
     </w:p>
@@ -6527,7 +6470,19 @@
         <w:rPr>
           <w:rFonts w:ascii="KoPub돋움체 Light" w:eastAsia="KoPub돋움체 Light" w:hAnsi="KoPub돋움체 Light" w:cs="Arial Unicode MS"/>
         </w:rPr>
-        <w:t>VI. 결론 및 향후 연구</w:t>
+        <w:t xml:space="preserve">VI. </w:t>
+      </w:r>
+      <w:r>
+        <w:rPr>
+          <w:rFonts w:ascii="KoPub돋움체 Light" w:eastAsia="KoPub돋움체 Light" w:hAnsi="KoPub돋움체 Light" w:cs="Arial Unicode MS" w:hint="eastAsia"/>
+        </w:rPr>
+        <w:t>논의</w:t>
+      </w:r>
+      <w:r>
+        <w:rPr>
+          <w:rFonts w:ascii="KoPub돋움체 Light" w:eastAsia="KoPub돋움체 Light" w:hAnsi="KoPub돋움체 Light" w:cs="Arial Unicode MS"/>
+        </w:rPr>
+        <w:t xml:space="preserve"> 및 향후 연구</w:t>
       </w:r>
     </w:p>
     <w:p>
@@ -6547,13 +6502,7 @@
         <w:t>1. 연구 결과 요약</w:t>
       </w:r>
     </w:p>
-    <w:p>
-      <w:pPr>
-        <w:rPr>
-          <w:rFonts w:hint="eastAsia"/>
-        </w:rPr>
-      </w:pPr>
-    </w:p>
+    <w:p/>
     <w:p>
       <w:pPr>
         <w:rPr>
@@ -6565,11 +6514,6 @@
           <w:rFonts w:ascii="KoPub돋움체 Light" w:eastAsia="KoPub돋움체 Light" w:hAnsi="KoPub돋움체 Light"/>
         </w:rPr>
         <w:tab/>
-      </w:r>
-      <w:r>
-        <w:rPr>
-          <w:rFonts w:ascii="KoPub돋움체 Light" w:eastAsia="KoPub돋움체 Light" w:hAnsi="KoPub돋움체 Light"/>
-        </w:rPr>
         <w:t xml:space="preserve">본 연구에서는 웹 환경에서 소지자 토큰의 탈취 및 세션 </w:t>
       </w:r>
       <w:proofErr w:type="spellStart"/>
@@ -6611,7 +6555,7 @@
     <w:p>
       <w:pPr>
         <w:rPr>
-          <w:rFonts w:ascii="KoPub돋움체 Light" w:eastAsia="KoPub돋움체 Light" w:hAnsi="KoPub돋움체 Light" w:hint="eastAsia"/>
+          <w:rFonts w:ascii="KoPub돋움체 Light" w:eastAsia="KoPub돋움체 Light" w:hAnsi="KoPub돋움체 Light"/>
         </w:rPr>
       </w:pPr>
     </w:p>
@@ -6808,13 +6752,7 @@
         <w:t>2. 연구의 한계점</w:t>
       </w:r>
     </w:p>
-    <w:p>
-      <w:pPr>
-        <w:rPr>
-          <w:rFonts w:hint="eastAsia"/>
-        </w:rPr>
-      </w:pPr>
-    </w:p>
+    <w:p/>
     <w:p>
       <w:pPr>
         <w:rPr>
@@ -6826,18 +6764,13 @@
           <w:rFonts w:ascii="KoPub돋움체 Light" w:eastAsia="KoPub돋움체 Light" w:hAnsi="KoPub돋움체 Light"/>
         </w:rPr>
         <w:tab/>
-      </w:r>
-      <w:r>
-        <w:rPr>
-          <w:rFonts w:ascii="KoPub돋움체 Light" w:eastAsia="KoPub돋움체 Light" w:hAnsi="KoPub돋움체 Light"/>
-        </w:rPr>
         <w:t>본 연구의 구현 및 검증 환경 한계는 다음과 같다.</w:t>
       </w:r>
     </w:p>
     <w:p>
       <w:pPr>
         <w:rPr>
-          <w:rFonts w:ascii="KoPub돋움체 Light" w:eastAsia="KoPub돋움체 Light" w:hAnsi="KoPub돋움체 Light" w:hint="eastAsia"/>
+          <w:rFonts w:ascii="KoPub돋움체 Light" w:eastAsia="KoPub돋움체 Light" w:hAnsi="KoPub돋움체 Light"/>
         </w:rPr>
       </w:pPr>
     </w:p>
@@ -6896,7 +6829,7 @@
         </w:pBdr>
         <w:ind w:left="600"/>
         <w:rPr>
-          <w:rFonts w:ascii="KoPub돋움체 Light" w:eastAsia="KoPub돋움체 Light" w:hAnsi="KoPub돋움체 Light" w:hint="eastAsia"/>
+          <w:rFonts w:ascii="KoPub돋움체 Light" w:eastAsia="KoPub돋움체 Light" w:hAnsi="KoPub돋움체 Light"/>
         </w:rPr>
       </w:pPr>
     </w:p>
@@ -6914,53 +6847,53 @@
           <w:between w:val="nil"/>
         </w:pBdr>
         <w:rPr>
+          <w:rFonts w:ascii="KoPub돋움체 Light" w:eastAsia="KoPub돋움체 Light" w:hAnsi="KoPub돋움체 Light" w:cs="Arial Unicode MS"/>
+        </w:rPr>
+      </w:pPr>
+      <w:r>
+        <w:rPr>
+          <w:rFonts w:ascii="KoPub돋움체 Light" w:eastAsia="KoPub돋움체 Light" w:hAnsi="KoPub돋움체 Light" w:cs="Arial Unicode MS"/>
+        </w:rPr>
+        <w:t xml:space="preserve">단일 노드 인메모리 아키텍처의 확장성 제약: </w:t>
+      </w:r>
+      <w:r>
+        <w:rPr>
+          <w:rFonts w:ascii="KoPub돋움체 Light" w:eastAsia="KoPub돋움체 Light" w:hAnsi="KoPub돋움체 Light" w:cs="Arial Unicode MS"/>
+        </w:rPr>
+        <w:t xml:space="preserve">제안 시스템의 난수 캐시와 슬라이딩 윈도우 </w:t>
+      </w:r>
+      <w:proofErr w:type="spellStart"/>
+      <w:r>
+        <w:rPr>
+          <w:rFonts w:ascii="KoPub돋움체 Light" w:eastAsia="KoPub돋움체 Light" w:hAnsi="KoPub돋움체 Light" w:cs="Arial Unicode MS"/>
+        </w:rPr>
+        <w:t>인그레스</w:t>
+      </w:r>
+      <w:proofErr w:type="spellEnd"/>
+      <w:r>
+        <w:rPr>
+          <w:rFonts w:ascii="KoPub돋움체 Light" w:eastAsia="KoPub돋움체 Light" w:hAnsi="KoPub돋움체 Light" w:cs="Arial Unicode MS"/>
+        </w:rPr>
+        <w:t xml:space="preserve"> 제어기는 단일 프로세스의 스레드 안전성을 기준으로 설계하였다. 따라서 로드 </w:t>
+      </w:r>
+      <w:proofErr w:type="spellStart"/>
+      <w:r>
+        <w:rPr>
+          <w:rFonts w:ascii="KoPub돋움체 Light" w:eastAsia="KoPub돋움체 Light" w:hAnsi="KoPub돋움체 Light" w:cs="Arial Unicode MS"/>
+        </w:rPr>
+        <w:t>밸런서</w:t>
+      </w:r>
+      <w:proofErr w:type="spellEnd"/>
+      <w:r>
+        <w:rPr>
+          <w:rFonts w:ascii="KoPub돋움체 Light" w:eastAsia="KoPub돋움체 Light" w:hAnsi="KoPub돋움체 Light" w:cs="Arial Unicode MS"/>
+        </w:rPr>
+        <w:t xml:space="preserve"> 기반의 다중 게이트웨이 인스턴스로 수평 확장할 경우 인스턴스 간 상태 불일치 문제가 발생한다</w:t>
+      </w:r>
+      <w:r>
+        <w:rPr>
           <w:rFonts w:ascii="KoPub돋움체 Light" w:eastAsia="KoPub돋움체 Light" w:hAnsi="KoPub돋움체 Light" w:cs="Arial Unicode MS" w:hint="eastAsia"/>
         </w:rPr>
-      </w:pPr>
-      <w:r>
-        <w:rPr>
-          <w:rFonts w:ascii="KoPub돋움체 Light" w:eastAsia="KoPub돋움체 Light" w:hAnsi="KoPub돋움체 Light" w:cs="Arial Unicode MS"/>
-        </w:rPr>
-        <w:t xml:space="preserve">단일 노드 인메모리 아키텍처의 확장성 제약: </w:t>
-      </w:r>
-      <w:r>
-        <w:rPr>
-          <w:rFonts w:ascii="KoPub돋움체 Light" w:eastAsia="KoPub돋움체 Light" w:hAnsi="KoPub돋움체 Light" w:cs="Arial Unicode MS"/>
-        </w:rPr>
-        <w:t xml:space="preserve">제안 시스템의 난수 캐시와 슬라이딩 윈도우 </w:t>
-      </w:r>
-      <w:proofErr w:type="spellStart"/>
-      <w:r>
-        <w:rPr>
-          <w:rFonts w:ascii="KoPub돋움체 Light" w:eastAsia="KoPub돋움체 Light" w:hAnsi="KoPub돋움체 Light" w:cs="Arial Unicode MS"/>
-        </w:rPr>
-        <w:t>인그레스</w:t>
-      </w:r>
-      <w:proofErr w:type="spellEnd"/>
-      <w:r>
-        <w:rPr>
-          <w:rFonts w:ascii="KoPub돋움체 Light" w:eastAsia="KoPub돋움체 Light" w:hAnsi="KoPub돋움체 Light" w:cs="Arial Unicode MS"/>
-        </w:rPr>
-        <w:t xml:space="preserve"> 제어기는 단일 프로세스의 스레드 안전성을 기준으로 설계하였다. 따라서 로드 </w:t>
-      </w:r>
-      <w:proofErr w:type="spellStart"/>
-      <w:r>
-        <w:rPr>
-          <w:rFonts w:ascii="KoPub돋움체 Light" w:eastAsia="KoPub돋움체 Light" w:hAnsi="KoPub돋움체 Light" w:cs="Arial Unicode MS"/>
-        </w:rPr>
-        <w:t>밸런서</w:t>
-      </w:r>
-      <w:proofErr w:type="spellEnd"/>
-      <w:r>
-        <w:rPr>
-          <w:rFonts w:ascii="KoPub돋움체 Light" w:eastAsia="KoPub돋움체 Light" w:hAnsi="KoPub돋움체 Light" w:cs="Arial Unicode MS"/>
-        </w:rPr>
-        <w:t xml:space="preserve"> 기반의 다중 게이트웨이 인스턴스로 수평 확장할 경우 인스턴스 간 상태 불일치 문제가 발생한다</w:t>
-      </w:r>
-      <w:r>
-        <w:rPr>
-          <w:rFonts w:ascii="KoPub돋움체 Light" w:eastAsia="KoPub돋움체 Light" w:hAnsi="KoPub돋움체 Light" w:cs="Arial Unicode MS" w:hint="eastAsia"/>
-        </w:rPr>
         <w:t>.</w:t>
       </w:r>
     </w:p>
@@ -6974,7 +6907,7 @@
           <w:between w:val="nil"/>
         </w:pBdr>
         <w:rPr>
-          <w:rFonts w:ascii="KoPub돋움체 Light" w:eastAsia="KoPub돋움체 Light" w:hAnsi="KoPub돋움체 Light" w:hint="eastAsia"/>
+          <w:rFonts w:ascii="KoPub돋움체 Light" w:eastAsia="KoPub돋움체 Light" w:hAnsi="KoPub돋움체 Light"/>
         </w:rPr>
       </w:pPr>
     </w:p>
@@ -6995,13 +6928,7 @@
         <w:t>3. 향후 연구 과제</w:t>
       </w:r>
     </w:p>
-    <w:p>
-      <w:pPr>
-        <w:rPr>
-          <w:rFonts w:hint="eastAsia"/>
-        </w:rPr>
-      </w:pPr>
-    </w:p>
+    <w:p/>
     <w:p>
       <w:pPr>
         <w:ind w:firstLine="600"/>
@@ -7019,7 +6946,7 @@
     <w:p>
       <w:pPr>
         <w:rPr>
-          <w:rFonts w:ascii="KoPub돋움체 Light" w:eastAsia="KoPub돋움체 Light" w:hAnsi="KoPub돋움체 Light" w:hint="eastAsia"/>
+          <w:rFonts w:ascii="KoPub돋움체 Light" w:eastAsia="KoPub돋움체 Light" w:hAnsi="KoPub돋움체 Light"/>
         </w:rPr>
       </w:pPr>
     </w:p>
@@ -7078,7 +7005,7 @@
         </w:pBdr>
         <w:ind w:left="600"/>
         <w:rPr>
-          <w:rFonts w:ascii="KoPub돋움체 Light" w:eastAsia="KoPub돋움체 Light" w:hAnsi="KoPub돋움체 Light" w:hint="eastAsia"/>
+          <w:rFonts w:ascii="KoPub돋움체 Light" w:eastAsia="KoPub돋움체 Light" w:hAnsi="KoPub돋움체 Light"/>
         </w:rPr>
       </w:pPr>
     </w:p>
@@ -7123,7 +7050,7 @@
         </w:pBdr>
         <w:ind w:left="600"/>
         <w:rPr>
-          <w:rFonts w:ascii="KoPub돋움체 Light" w:eastAsia="KoPub돋움체 Light" w:hAnsi="KoPub돋움체 Light" w:hint="eastAsia"/>
+          <w:rFonts w:ascii="KoPub돋움체 Light" w:eastAsia="KoPub돋움체 Light" w:hAnsi="KoPub돋움체 Light"/>
         </w:rPr>
       </w:pPr>
     </w:p>
@@ -7141,7 +7068,7 @@
           <w:between w:val="nil"/>
         </w:pBdr>
         <w:rPr>
-          <w:rFonts w:ascii="KoPub돋움체 Light" w:eastAsia="KoPub돋움체 Light" w:hAnsi="KoPub돋움체 Light" w:cs="Arial Unicode MS" w:hint="eastAsia"/>
+          <w:rFonts w:ascii="KoPub돋움체 Light" w:eastAsia="KoPub돋움체 Light" w:hAnsi="KoPub돋움체 Light" w:cs="Arial Unicode MS"/>
         </w:rPr>
       </w:pPr>
       <w:r>
@@ -7615,6 +7542,44 @@
     </w:sectPr>
   </w:body>
 </w:document>
+</file>
+
+<file path=word/endnotes.xml><?xml version="1.0" encoding="utf-8"?>
+<w:endnotes xmlns:wpc="http://schemas.microsoft.com/office/word/2010/wordprocessingCanvas" xmlns:cx="http://schemas.microsoft.com/office/drawing/2014/chartex" xmlns:cx1="http://schemas.microsoft.com/office/drawing/2015/9/8/chartex" xmlns:cx2="http://schemas.microsoft.com/office/drawing/2015/10/21/chartex" xmlns:cx3="http://schemas.microsoft.com/office/drawing/2016/5/9/chartex" xmlns:cx4="http://schemas.microsoft.com/office/drawing/2016/5/10/chartex" xmlns:cx5="http://schemas.microsoft.com/office/drawing/2016/5/11/chartex" xmlns:cx6="http://schemas.microsoft.com/office/drawing/2016/5/12/chartex" xmlns:cx7="http://schemas.microsoft.com/office/drawing/2016/5/13/chartex" xmlns:cx8="http://schemas.microsoft.com/office/drawing/2016/5/14/chartex" xmlns:mc="http://schemas.openxmlformats.org/markup-compatibility/2006" xmlns:aink="http://schemas.microsoft.com/office/drawing/2016/ink" xmlns:am3d="http://schemas.microsoft.com/office/drawing/2017/model3d" xmlns:o="urn:schemas-microsoft-com:office:office" xmlns:oel="http://schemas.microsoft.com/office/2019/extlst" xmlns:r="http://schemas.openxmlformats.org/officeDocument/2006/relationships" xmlns:m="http://schemas.openxmlformats.org/officeDocument/2006/math" xmlns:v="urn:schemas-microsoft-com:vml" xmlns:wp14="http://schemas.microsoft.com/office/word/2010/wordprocessingDrawing" xmlns:wp="http://schemas.openxmlformats.org/drawingml/2006/wordprocessingDrawing" xmlns:w10="urn:schemas-microsoft-com:office:word" xmlns:w="http://schemas.openxmlformats.org/wordprocessingml/2006/main" xmlns:w14="http://schemas.microsoft.com/office/word/2010/wordml" xmlns:w15="http://schemas.microsoft.com/office/word/2012/wordml" xmlns:w16cex="http://schemas.microsoft.com/office/word/2018/wordml/cex" xmlns:w16cid="http://schemas.microsoft.com/office/word/2016/wordml/cid" xmlns:w16="http://schemas.microsoft.com/office/word/2018/wordml" xmlns:w16du="http://schemas.microsoft.com/office/word/2023/wordml/word16du" xmlns:w16sdtdh="http://schemas.microsoft.com/office/word/2020/wordml/sdtdatahash" xmlns:w16sdtfl="http://schemas.microsoft.com/office/word/2024/wordml/sdtformatlock" xmlns:w16se="http://schemas.microsoft.com/office/word/2015/wordml/symex" xmlns:wpg="http://schemas.microsoft.com/office/word/2010/wordprocessingGroup" xmlns:wpi="http://schemas.microsoft.com/office/word/2010/wordprocessingInk" xmlns:wne="http://schemas.microsoft.com/office/word/2006/wordml" xmlns:wps="http://schemas.microsoft.com/office/word/2010/wordprocessingShape" mc:Ignorable="w14 w15 w16se w16cid w16 w16cex w16sdtdh w16sdtfl w16du wp14">
+  <w:endnote w:type="separator" w:id="-1">
+    <w:p>
+      <w:r>
+        <w:separator/>
+      </w:r>
+    </w:p>
+  </w:endnote>
+  <w:endnote w:type="continuationSeparator" w:id="0">
+    <w:p>
+      <w:r>
+        <w:continuationSeparator/>
+      </w:r>
+    </w:p>
+  </w:endnote>
+</w:endnotes>
+</file>
+
+<file path=word/footnotes.xml><?xml version="1.0" encoding="utf-8"?>
+<w:footnotes xmlns:wpc="http://schemas.microsoft.com/office/word/2010/wordprocessingCanvas" xmlns:cx="http://schemas.microsoft.com/office/drawing/2014/chartex" xmlns:cx1="http://schemas.microsoft.com/office/drawing/2015/9/8/chartex" xmlns:cx2="http://schemas.microsoft.com/office/drawing/2015/10/21/chartex" xmlns:cx3="http://schemas.microsoft.com/office/drawing/2016/5/9/chartex" xmlns:cx4="http://schemas.microsoft.com/office/drawing/2016/5/10/chartex" xmlns:cx5="http://schemas.microsoft.com/office/drawing/2016/5/11/chartex" xmlns:cx6="http://schemas.microsoft.com/office/drawing/2016/5/12/chartex" xmlns:cx7="http://schemas.microsoft.com/office/drawing/2016/5/13/chartex" xmlns:cx8="http://schemas.microsoft.com/office/drawing/2016/5/14/chartex" xmlns:mc="http://schemas.openxmlformats.org/markup-compatibility/2006" xmlns:aink="http://schemas.microsoft.com/office/drawing/2016/ink" xmlns:am3d="http://schemas.microsoft.com/office/drawing/2017/model3d" xmlns:o="urn:schemas-microsoft-com:office:office" xmlns:oel="http://schemas.microsoft.com/office/2019/extlst" xmlns:r="http://schemas.openxmlformats.org/officeDocument/2006/relationships" xmlns:m="http://schemas.openxmlformats.org/officeDocument/2006/math" xmlns:v="urn:schemas-microsoft-com:vml" xmlns:wp14="http://schemas.microsoft.com/office/word/2010/wordprocessingDrawing" xmlns:wp="http://schemas.openxmlformats.org/drawingml/2006/wordprocessingDrawing" xmlns:w10="urn:schemas-microsoft-com:office:word" xmlns:w="http://schemas.openxmlformats.org/wordprocessingml/2006/main" xmlns:w14="http://schemas.microsoft.com/office/word/2010/wordml" xmlns:w15="http://schemas.microsoft.com/office/word/2012/wordml" xmlns:w16cex="http://schemas.microsoft.com/office/word/2018/wordml/cex" xmlns:w16cid="http://schemas.microsoft.com/office/word/2016/wordml/cid" xmlns:w16="http://schemas.microsoft.com/office/word/2018/wordml" xmlns:w16du="http://schemas.microsoft.com/office/word/2023/wordml/word16du" xmlns:w16sdtdh="http://schemas.microsoft.com/office/word/2020/wordml/sdtdatahash" xmlns:w16sdtfl="http://schemas.microsoft.com/office/word/2024/wordml/sdtformatlock" xmlns:w16se="http://schemas.microsoft.com/office/word/2015/wordml/symex" xmlns:wpg="http://schemas.microsoft.com/office/word/2010/wordprocessingGroup" xmlns:wpi="http://schemas.microsoft.com/office/word/2010/wordprocessingInk" xmlns:wne="http://schemas.microsoft.com/office/word/2006/wordml" xmlns:wps="http://schemas.microsoft.com/office/word/2010/wordprocessingShape" mc:Ignorable="w14 w15 w16se w16cid w16 w16cex w16sdtdh w16sdtfl w16du wp14">
+  <w:footnote w:type="separator" w:id="-1">
+    <w:p>
+      <w:r>
+        <w:separator/>
+      </w:r>
+    </w:p>
+  </w:footnote>
+  <w:footnote w:type="continuationSeparator" w:id="0">
+    <w:p>
+      <w:r>
+        <w:continuationSeparator/>
+      </w:r>
+    </w:p>
+  </w:footnote>
+</w:footnotes>
 </file>
 
 <file path=word/numbering.xml><?xml version="1.0" encoding="utf-8"?>
@@ -9743,6 +9708,7 @@
   <w:style w:type="character" w:default="1" w:styleId="a0">
     <w:name w:val="Default Paragraph Font"/>
     <w:uiPriority w:val="1"/>
+    <w:semiHidden/>
     <w:unhideWhenUsed/>
   </w:style>
   <w:style w:type="table" w:default="1" w:styleId="a1">
@@ -9852,6 +9818,50 @@
     <w:pPr>
       <w:ind w:leftChars="400" w:left="800"/>
     </w:pPr>
+  </w:style>
+  <w:style w:type="paragraph" w:styleId="aa">
+    <w:name w:val="header"/>
+    <w:basedOn w:val="a"/>
+    <w:link w:val="Char"/>
+    <w:uiPriority w:val="99"/>
+    <w:unhideWhenUsed/>
+    <w:rsid w:val="00E34BCB"/>
+    <w:pPr>
+      <w:tabs>
+        <w:tab w:val="center" w:pos="4513"/>
+        <w:tab w:val="right" w:pos="9026"/>
+      </w:tabs>
+      <w:snapToGrid w:val="0"/>
+    </w:pPr>
+  </w:style>
+  <w:style w:type="character" w:customStyle="1" w:styleId="Char">
+    <w:name w:val="머리글 Char"/>
+    <w:basedOn w:val="a0"/>
+    <w:link w:val="aa"/>
+    <w:uiPriority w:val="99"/>
+    <w:rsid w:val="00E34BCB"/>
+  </w:style>
+  <w:style w:type="paragraph" w:styleId="ab">
+    <w:name w:val="footer"/>
+    <w:basedOn w:val="a"/>
+    <w:link w:val="Char0"/>
+    <w:uiPriority w:val="99"/>
+    <w:unhideWhenUsed/>
+    <w:rsid w:val="00E34BCB"/>
+    <w:pPr>
+      <w:tabs>
+        <w:tab w:val="center" w:pos="4513"/>
+        <w:tab w:val="right" w:pos="9026"/>
+      </w:tabs>
+      <w:snapToGrid w:val="0"/>
+    </w:pPr>
+  </w:style>
+  <w:style w:type="character" w:customStyle="1" w:styleId="Char0">
+    <w:name w:val="바닥글 Char"/>
+    <w:basedOn w:val="a0"/>
+    <w:link w:val="ab"/>
+    <w:uiPriority w:val="99"/>
+    <w:rsid w:val="00E34BCB"/>
   </w:style>
 </w:styles>
 </file>

--- a/docs/FIDO2_PoP_Gateway.docx
+++ b/docs/FIDO2_PoP_Gateway.docx
@@ -4,25 +4,29 @@
   <w:body>
     <w:p>
       <w:pPr>
-        <w:spacing w:before="2400" w:after="0"/>
-      </w:pPr>
-    </w:p>
-    <w:p>
-      <w:pPr>
+        <w:spacing w:before="2400"/>
+        <w:rPr>
+          <w:rFonts w:ascii="KoPub돋움체 Light" w:eastAsia="KoPub돋움체 Light" w:hAnsi="KoPub돋움체 Light"/>
+        </w:rPr>
+      </w:pPr>
+    </w:p>
+    <w:p>
+      <w:pPr>
+        <w:spacing w:after="280"/>
         <w:jc w:val="center"/>
-        <w:spacing w:before="0" w:after="280"/>
-      </w:pPr>
-      <w:r>
-        <w:rPr>
-          <w:rFonts w:eastAsia="맑은 고딕" w:ascii="Calibri"/>
+        <w:rPr>
+          <w:rFonts w:ascii="KoPub돋움체 Bold" w:eastAsia="KoPub돋움체 Bold" w:hAnsi="KoPub돋움체 Bold"/>
+        </w:rPr>
+      </w:pPr>
+      <w:r>
+        <w:rPr>
+          <w:rFonts w:ascii="KoPub돋움체 Bold" w:eastAsia="KoPub돋움체 Bold" w:hAnsi="KoPub돋움체 Bold"/>
           <w:b/>
+          <w:color w:val="1E3A5F"/>
           <w:sz w:val="44"/>
           <w:szCs w:val="44"/>
-          <w:color w:val="1E3A5F"/>
-        </w:rPr>
-        <w:t xml:space="preserve">FIDO2 하드웨어 격리 키 기반
-Proof-of-Possession 역방향 프록시 게이트웨이의
-설계 및 성능 분석</w:t>
+        </w:rPr>
+        <w:t>FIDO2 하드웨어 격리 키 기반 Proof-of-Possession 역방향 프록시 게이트웨이의 설계 및 성능 분석</w:t>
       </w:r>
     </w:p>
     <w:p>
@@ -30,67 +34,86 @@
         <w:pBdr>
           <w:bottom w:val="single" w:sz="6" w:space="1" w:color="2563EB"/>
         </w:pBdr>
-      </w:pPr>
-    </w:p>
-    <w:p>
-      <w:pPr>
-        <w:spacing w:before="480" w:after="0"/>
-      </w:pPr>
-    </w:p>
-    <w:p>
-      <w:pPr>
+        <w:rPr>
+          <w:rFonts w:ascii="KoPub돋움체 Light" w:eastAsia="KoPub돋움체 Light" w:hAnsi="KoPub돋움체 Light"/>
+        </w:rPr>
+      </w:pPr>
+    </w:p>
+    <w:p>
+      <w:pPr>
+        <w:spacing w:before="480"/>
+        <w:rPr>
+          <w:rFonts w:ascii="KoPub돋움체 Light" w:eastAsia="KoPub돋움체 Light" w:hAnsi="KoPub돋움체 Light"/>
+        </w:rPr>
+      </w:pPr>
+    </w:p>
+    <w:p>
+      <w:pPr>
+        <w:spacing w:after="400"/>
         <w:jc w:val="center"/>
-        <w:spacing w:before="0" w:after="400"/>
-      </w:pPr>
-      <w:r>
-        <w:rPr>
-          <w:rFonts w:eastAsia="맑은 고딕" w:ascii="Calibri"/>
+        <w:rPr>
+          <w:rFonts w:ascii="KoPub돋움체 Light" w:eastAsia="KoPub돋움체 Light" w:hAnsi="KoPub돋움체 Light"/>
+        </w:rPr>
+      </w:pPr>
+      <w:r>
+        <w:rPr>
+          <w:rFonts w:ascii="KoPub돋움체 Light" w:eastAsia="KoPub돋움체 Light" w:hAnsi="KoPub돋움체 Light"/>
+          <w:color w:val="4B5563"/>
           <w:sz w:val="26"/>
           <w:szCs w:val="26"/>
-          <w:color w:val="4B5563"/>
-        </w:rPr>
-        <w:t xml:space="preserve">웹 API 보안 및 하드웨어 암호 기반 인증 프로토콜</w:t>
-      </w:r>
-    </w:p>
-    <w:p>
-      <w:pPr>
-        <w:spacing w:before="800" w:after="0"/>
+        </w:rPr>
+        <w:t>웹 API 보안 및 하드웨어 암호 기반 인증 프로토콜</w:t>
+      </w:r>
+    </w:p>
+    <w:p>
+      <w:pPr>
+        <w:spacing w:before="800"/>
+        <w:rPr>
+          <w:rFonts w:ascii="KoPub돋움체 Light" w:eastAsia="KoPub돋움체 Light" w:hAnsi="KoPub돋움체 Light"/>
+        </w:rPr>
       </w:pPr>
     </w:p>
     <w:p>
       <w:pPr>
         <w:jc w:val="center"/>
-        <w:spacing w:before="0" w:after="0"/>
-      </w:pPr>
-      <w:r>
-        <w:rPr>
-          <w:rFonts w:eastAsia="맑은 고딕" w:ascii="Calibri"/>
+        <w:rPr>
+          <w:rFonts w:ascii="KoPub돋움체 Light" w:eastAsia="KoPub돋움체 Light" w:hAnsi="KoPub돋움체 Light"/>
+        </w:rPr>
+      </w:pPr>
+      <w:r>
+        <w:rPr>
+          <w:rFonts w:ascii="KoPub돋움체 Light" w:eastAsia="KoPub돋움체 Light" w:hAnsi="KoPub돋움체 Light"/>
           <w:b/>
+          <w:color w:val="1E3A5F"/>
           <w:sz w:val="28"/>
           <w:szCs w:val="28"/>
-          <w:color w:val="1E3A5F"/>
-        </w:rPr>
-        <w:t xml:space="preserve">작성자: 강아름</w:t>
-      </w:r>
-    </w:p>
-    <w:p>
-      <w:pPr>
-        <w:spacing w:before="160" w:after="0"/>
+        </w:rPr>
+        <w:t>작성자: 강아름</w:t>
+      </w:r>
+    </w:p>
+    <w:p>
+      <w:pPr>
+        <w:spacing w:before="160"/>
+        <w:rPr>
+          <w:rFonts w:ascii="KoPub돋움체 Light" w:eastAsia="KoPub돋움체 Light" w:hAnsi="KoPub돋움체 Light"/>
+        </w:rPr>
       </w:pPr>
     </w:p>
     <w:p>
       <w:pPr>
         <w:jc w:val="center"/>
-        <w:spacing w:before="0" w:after="0"/>
-      </w:pPr>
-      <w:r>
-        <w:rPr>
-          <w:rFonts w:eastAsia="맑은 고딕" w:ascii="Calibri"/>
+        <w:rPr>
+          <w:rFonts w:ascii="KoPub돋움체 Light" w:eastAsia="KoPub돋움체 Light" w:hAnsi="KoPub돋움체 Light"/>
+        </w:rPr>
+      </w:pPr>
+      <w:r>
+        <w:rPr>
+          <w:rFonts w:ascii="KoPub돋움체 Light" w:eastAsia="KoPub돋움체 Light" w:hAnsi="KoPub돋움체 Light"/>
+          <w:color w:val="374151"/>
           <w:sz w:val="26"/>
           <w:szCs w:val="26"/>
-          <w:color w:val="374151"/>
-        </w:rPr>
-        <w:t xml:space="preserve">작성일: 2026년 9월 8일</w:t>
+        </w:rPr>
+        <w:t>작성일: 2026년 9월 8일</w:t>
       </w:r>
     </w:p>
     <w:p>
@@ -106,12 +129,13 @@
           <w:rFonts w:ascii="KoPub돋움체 Light" w:eastAsia="KoPub돋움체 Light" w:hAnsi="KoPub돋움체 Light" w:cs="Arial Unicode MS"/>
         </w:rPr>
       </w:pPr>
-      <w:bookmarkStart w:id="2" w:name="_jp5mp33j64xx" w:colFirst="0" w:colLast="0"/>
-      <w:bookmarkEnd w:id="2"/>
-      <w:r>
-        <w:rPr>
-          <w:rFonts w:ascii="KoPub돋움체 Light" w:eastAsia="KoPub돋움체 Light" w:hAnsi="KoPub돋움체 Light" w:cs="Arial Unicode MS"/>
-        </w:rPr>
+      <w:bookmarkStart w:id="0" w:name="_jp5mp33j64xx" w:colFirst="0" w:colLast="0"/>
+      <w:bookmarkEnd w:id="0"/>
+      <w:r>
+        <w:rPr>
+          <w:rFonts w:ascii="KoPub돋움체 Light" w:eastAsia="KoPub돋움체 Light" w:hAnsi="KoPub돋움체 Light" w:cs="Arial Unicode MS"/>
+        </w:rPr>
+        <w:lastRenderedPageBreak/>
         <w:t>초록</w:t>
       </w:r>
     </w:p>
@@ -222,8 +246,8 @@
           <w:rFonts w:ascii="KoPub돋움체 Light" w:eastAsia="KoPub돋움체 Light" w:hAnsi="KoPub돋움체 Light" w:cs="Arial Unicode MS"/>
         </w:rPr>
       </w:pPr>
-      <w:bookmarkStart w:id="3" w:name="_8rflvs2gdn72" w:colFirst="0" w:colLast="0"/>
-      <w:bookmarkEnd w:id="3"/>
+      <w:bookmarkStart w:id="1" w:name="_8rflvs2gdn72" w:colFirst="0" w:colLast="0"/>
+      <w:bookmarkEnd w:id="1"/>
       <w:r>
         <w:rPr>
           <w:rFonts w:ascii="KoPub돋움체 Light" w:eastAsia="KoPub돋움체 Light" w:hAnsi="KoPub돋움체 Light" w:cs="Arial Unicode MS"/>
@@ -390,7 +414,6 @@
         <w:rPr>
           <w:rFonts w:ascii="KoPub돋움체 Light" w:eastAsia="KoPub돋움체 Light" w:hAnsi="KoPub돋움체 Light" w:cs="Arial Unicode MS"/>
         </w:rPr>
-        <w:lastRenderedPageBreak/>
         <w:t xml:space="preserve">본 연구에서는 하드웨어 격리 장치에 개인키를 보관하는 FIDO2 규격을 역방향 프록시 게이트웨이와 결합하는 아키텍처를 제안한다. 클라이언트는 하드웨어 칩셋 내부에서 생성한 디지털 서명을 HTTP 헤더에 부착하여 전송하며, 게이트웨이는 요청 중계 전 서명의 유효성을 검증하여 세션 </w:t>
       </w:r>
       <w:proofErr w:type="spellStart"/>
@@ -545,6 +568,7 @@
         <w:rPr>
           <w:rFonts w:ascii="KoPub돋움체 Light" w:eastAsia="KoPub돋움체 Light" w:hAnsi="KoPub돋움체 Light" w:cs="Arial Unicode MS"/>
         </w:rPr>
+        <w:lastRenderedPageBreak/>
         <w:t xml:space="preserve">자원 제어 및 동시성 최적화 아키텍처 설계: 대용량 요청 본문의 메모리 부하를 방지하는 스트리밍 다이제스트 구조를 설계하였다. 또한 비인가 대량 트래픽 차단을 위해 O(1) 시간 복잡도의 </w:t>
       </w:r>
       <w:proofErr w:type="spellStart"/>
@@ -623,8 +647,8 @@
           <w:rFonts w:ascii="KoPub돋움체 Light" w:eastAsia="KoPub돋움체 Light" w:hAnsi="KoPub돋움체 Light"/>
         </w:rPr>
       </w:pPr>
-      <w:bookmarkStart w:id="4" w:name="_wht0okxd73gp" w:colFirst="0" w:colLast="0"/>
-      <w:bookmarkEnd w:id="4"/>
+      <w:bookmarkStart w:id="2" w:name="_wht0okxd73gp" w:colFirst="0" w:colLast="0"/>
+      <w:bookmarkEnd w:id="2"/>
       <w:r>
         <w:rPr>
           <w:rFonts w:ascii="KoPub돋움체 Light" w:eastAsia="KoPub돋움체 Light" w:hAnsi="KoPub돋움체 Light" w:cs="Arial Unicode MS"/>
@@ -640,8 +664,8 @@
           <w:rFonts w:ascii="KoPub돋움체 Light" w:eastAsia="KoPub돋움체 Light" w:hAnsi="KoPub돋움체 Light" w:cs="Arial Unicode MS"/>
         </w:rPr>
       </w:pPr>
-      <w:bookmarkStart w:id="5" w:name="_937x26aopzf0" w:colFirst="0" w:colLast="0"/>
-      <w:bookmarkEnd w:id="5"/>
+      <w:bookmarkStart w:id="3" w:name="_937x26aopzf0" w:colFirst="0" w:colLast="0"/>
+      <w:bookmarkEnd w:id="3"/>
       <w:r>
         <w:rPr>
           <w:rFonts w:ascii="KoPub돋움체 Light" w:eastAsia="KoPub돋움체 Light" w:hAnsi="KoPub돋움체 Light" w:cs="Arial Unicode MS"/>
@@ -858,8 +882,8 @@
           <w:rFonts w:ascii="KoPub돋움체 Light" w:eastAsia="KoPub돋움체 Light" w:hAnsi="KoPub돋움체 Light" w:cs="Arial Unicode MS"/>
         </w:rPr>
       </w:pPr>
-      <w:bookmarkStart w:id="6" w:name="_b7u93h5r1q88" w:colFirst="0" w:colLast="0"/>
-      <w:bookmarkEnd w:id="6"/>
+      <w:bookmarkStart w:id="4" w:name="_b7u93h5r1q88" w:colFirst="0" w:colLast="0"/>
+      <w:bookmarkEnd w:id="4"/>
       <w:r>
         <w:rPr>
           <w:rFonts w:ascii="KoPub돋움체 Light" w:eastAsia="KoPub돋움체 Light" w:hAnsi="KoPub돋움체 Light" w:cs="Arial Unicode MS"/>
@@ -928,14 +952,7 @@
         <w:rPr>
           <w:rFonts w:ascii="KoPub돋움체 Light" w:eastAsia="KoPub돋움체 Light" w:hAnsi="KoPub돋움체 Light" w:cs="Arial Unicode MS"/>
         </w:rPr>
-        <w:t xml:space="preserve">(Secure </w:t>
-      </w:r>
-      <w:r>
-        <w:rPr>
-          <w:rFonts w:ascii="KoPub돋움체 Light" w:eastAsia="KoPub돋움체 Light" w:hAnsi="KoPub돋움체 Light" w:cs="Arial Unicode MS"/>
-        </w:rPr>
-        <w:lastRenderedPageBreak/>
-        <w:t>Enclave), 외장형 보안 토큰을 하드웨어 인증기로 사용한다.</w:t>
+        <w:t>(Secure Enclave), 외장형 보안 토큰을 하드웨어 인증기로 사용한다.</w:t>
       </w:r>
     </w:p>
     <w:p>
@@ -1012,8 +1029,8 @@
           <w:rFonts w:ascii="KoPub돋움체 Light" w:eastAsia="KoPub돋움체 Light" w:hAnsi="KoPub돋움체 Light" w:cs="Arial Unicode MS"/>
         </w:rPr>
       </w:pPr>
-      <w:bookmarkStart w:id="7" w:name="_810wtrw8ks97" w:colFirst="0" w:colLast="0"/>
-      <w:bookmarkEnd w:id="7"/>
+      <w:bookmarkStart w:id="5" w:name="_810wtrw8ks97" w:colFirst="0" w:colLast="0"/>
+      <w:bookmarkEnd w:id="5"/>
       <w:r>
         <w:rPr>
           <w:rFonts w:ascii="KoPub돋움체 Light" w:eastAsia="KoPub돋움체 Light" w:hAnsi="KoPub돋움체 Light" w:cs="Arial Unicode MS"/>
@@ -1790,8 +1807,8 @@
           <w:rFonts w:ascii="KoPub돋움체 Light" w:eastAsia="KoPub돋움체 Light" w:hAnsi="KoPub돋움체 Light"/>
         </w:rPr>
       </w:pPr>
-      <w:bookmarkStart w:id="8" w:name="_3tfu1a9xnmrp" w:colFirst="0" w:colLast="0"/>
-      <w:bookmarkEnd w:id="8"/>
+      <w:bookmarkStart w:id="6" w:name="_3tfu1a9xnmrp" w:colFirst="0" w:colLast="0"/>
+      <w:bookmarkEnd w:id="6"/>
       <w:r>
         <w:rPr>
           <w:rFonts w:ascii="KoPub돋움체 Light" w:eastAsia="KoPub돋움체 Light" w:hAnsi="KoPub돋움체 Light" w:cs="Arial Unicode MS"/>
@@ -1807,8 +1824,8 @@
           <w:rFonts w:ascii="KoPub돋움체 Light" w:eastAsia="KoPub돋움체 Light" w:hAnsi="KoPub돋움체 Light" w:cs="Arial Unicode MS"/>
         </w:rPr>
       </w:pPr>
-      <w:bookmarkStart w:id="9" w:name="_520vgsyx2gg" w:colFirst="0" w:colLast="0"/>
-      <w:bookmarkEnd w:id="9"/>
+      <w:bookmarkStart w:id="7" w:name="_520vgsyx2gg" w:colFirst="0" w:colLast="0"/>
+      <w:bookmarkEnd w:id="7"/>
       <w:r>
         <w:rPr>
           <w:rFonts w:ascii="KoPub돋움체 Light" w:eastAsia="KoPub돋움체 Light" w:hAnsi="KoPub돋움체 Light" w:cs="Arial Unicode MS"/>
@@ -1891,8 +1908,8 @@
           <w:rFonts w:ascii="KoPub돋움체 Light" w:eastAsia="KoPub돋움체 Light" w:hAnsi="KoPub돋움체 Light" w:cs="Arial Unicode MS"/>
         </w:rPr>
       </w:pPr>
-      <w:bookmarkStart w:id="10" w:name="_hf3gklharjr1" w:colFirst="0" w:colLast="0"/>
-      <w:bookmarkEnd w:id="10"/>
+      <w:bookmarkStart w:id="8" w:name="_hf3gklharjr1" w:colFirst="0" w:colLast="0"/>
+      <w:bookmarkEnd w:id="8"/>
       <w:r>
         <w:rPr>
           <w:rFonts w:ascii="KoPub돋움체 Light" w:eastAsia="KoPub돋움체 Light" w:hAnsi="KoPub돋움체 Light" w:cs="Arial Unicode MS"/>
@@ -1905,6 +1922,7 @@
         <w:rPr>
           <w:rFonts w:hint="eastAsia"/>
         </w:rPr>
+        <w:lastRenderedPageBreak/>
         <w:t>]</w:t>
       </w:r>
     </w:p>
@@ -2106,8 +2124,8 @@
           <w:rFonts w:ascii="KoPub돋움체 Light" w:eastAsia="KoPub돋움체 Light" w:hAnsi="KoPub돋움체 Light"/>
         </w:rPr>
       </w:pPr>
-      <w:bookmarkStart w:id="11" w:name="_x5en3fvyddrx" w:colFirst="0" w:colLast="0"/>
-      <w:bookmarkEnd w:id="11"/>
+      <w:bookmarkStart w:id="9" w:name="_x5en3fvyddrx" w:colFirst="0" w:colLast="0"/>
+      <w:bookmarkEnd w:id="9"/>
       <w:r>
         <w:rPr>
           <w:rFonts w:ascii="KoPub돋움체 Light" w:eastAsia="KoPub돋움체 Light" w:hAnsi="KoPub돋움체 Light" w:cs="Arial Unicode MS"/>
@@ -2123,8 +2141,8 @@
           <w:rFonts w:ascii="KoPub돋움체 Light" w:eastAsia="KoPub돋움체 Light" w:hAnsi="KoPub돋움체 Light"/>
         </w:rPr>
       </w:pPr>
-      <w:bookmarkStart w:id="12" w:name="_2qct6b40lszp" w:colFirst="0" w:colLast="0"/>
-      <w:bookmarkEnd w:id="12"/>
+      <w:bookmarkStart w:id="10" w:name="_2qct6b40lszp" w:colFirst="0" w:colLast="0"/>
+      <w:bookmarkEnd w:id="10"/>
       <w:r>
         <w:rPr>
           <w:rFonts w:ascii="KoPub돋움체 Light" w:eastAsia="KoPub돋움체 Light" w:hAnsi="KoPub돋움체 Light" w:cs="Arial Unicode MS"/>
@@ -2142,122 +2160,8 @@
           <w:between w:val="nil"/>
         </w:pBdr>
         <w:spacing w:after="240"/>
-        <w:ind w:firstLine="720"/>
-        <w:rPr>
-          <w:rFonts w:ascii="KoPub돋움체 Light" w:eastAsia="KoPub돋움체 Light" w:hAnsi="KoPub돋움체 Light" w:cs="Arial Unicode MS"/>
-        </w:rPr>
-      </w:pPr>
-      <w:r>
-        <w:rPr>
-          <w:rFonts w:ascii="KoPub돋움체 Light" w:eastAsia="KoPub돋움체 Light" w:hAnsi="KoPub돋움체 Light" w:cs="Arial Unicode MS" w:hint="eastAsia"/>
-        </w:rPr>
-        <w:t xml:space="preserve">제안하는 시스템은 사용자 로컬 디바이스의 하드웨어 보안 영역과 서버 측 L7 역방향 프록시 게이트웨이로 구성된다. 클라이언트는 브라우저 소프트웨어와 메인보드에 결합된 하드웨어 칩셋을 포함하고, 서버 인프라는 </w:t>
-      </w:r>
-      <w:proofErr w:type="spellStart"/>
-      <w:r>
-        <w:rPr>
-          <w:rFonts w:ascii="KoPub돋움체 Light" w:eastAsia="KoPub돋움체 Light" w:hAnsi="KoPub돋움체 Light" w:cs="Arial Unicode MS" w:hint="eastAsia"/>
-        </w:rPr>
-        <w:t>FastAPI</w:t>
-      </w:r>
-      <w:proofErr w:type="spellEnd"/>
-      <w:r>
-        <w:rPr>
-          <w:rFonts w:ascii="KoPub돋움체 Light" w:eastAsia="KoPub돋움체 Light" w:hAnsi="KoPub돋움체 Light" w:cs="Arial Unicode MS" w:hint="eastAsia"/>
-        </w:rPr>
-        <w:t xml:space="preserve"> 기반의 역방향 프록시 게이트웨이와 </w:t>
-      </w:r>
-      <w:proofErr w:type="spellStart"/>
-      <w:r>
-        <w:rPr>
-          <w:rFonts w:ascii="KoPub돋움체 Light" w:eastAsia="KoPub돋움체 Light" w:hAnsi="KoPub돋움체 Light" w:cs="Arial Unicode MS" w:hint="eastAsia"/>
-        </w:rPr>
-        <w:t>백엔드</w:t>
-      </w:r>
-      <w:proofErr w:type="spellEnd"/>
-      <w:r>
-        <w:rPr>
-          <w:rFonts w:ascii="KoPub돋움체 Light" w:eastAsia="KoPub돋움체 Light" w:hAnsi="KoPub돋움체 Light" w:cs="Arial Unicode MS" w:hint="eastAsia"/>
-        </w:rPr>
-        <w:t xml:space="preserve"> </w:t>
-      </w:r>
-      <w:proofErr w:type="spellStart"/>
-      <w:r>
-        <w:rPr>
-          <w:rFonts w:ascii="KoPub돋움체 Light" w:eastAsia="KoPub돋움체 Light" w:hAnsi="KoPub돋움체 Light" w:cs="Arial Unicode MS" w:hint="eastAsia"/>
-        </w:rPr>
-        <w:t>업스트림</w:t>
-      </w:r>
-      <w:proofErr w:type="spellEnd"/>
-      <w:r>
-        <w:rPr>
-          <w:rFonts w:ascii="KoPub돋움체 Light" w:eastAsia="KoPub돋움체 Light" w:hAnsi="KoPub돋움체 Light" w:cs="Arial Unicode MS" w:hint="eastAsia"/>
-        </w:rPr>
-        <w:t xml:space="preserve"> 서비스로 구성된다.</w:t>
-      </w:r>
-    </w:p>
-    <w:p>
-      <w:pPr>
-        <w:pBdr>
-          <w:top w:val="nil"/>
-          <w:left w:val="nil"/>
-          <w:bottom w:val="nil"/>
-          <w:right w:val="nil"/>
-          <w:between w:val="nil"/>
-        </w:pBdr>
-        <w:spacing w:after="240"/>
-        <w:ind w:firstLineChars="100" w:firstLine="198"/>
-        <w:rPr>
-          <w:rFonts w:ascii="KoPub돋움체 Light" w:eastAsia="KoPub돋움체 Light" w:hAnsi="KoPub돋움체 Light"/>
-        </w:rPr>
-      </w:pPr>
-      <w:r>
-        <w:rPr>
-          <w:rFonts w:ascii="KoPub돋움체 Light" w:eastAsia="KoPub돋움체 Light" w:hAnsi="KoPub돋움체 Light" w:cs="Arial Unicode MS"/>
-        </w:rPr>
-        <w:t xml:space="preserve">클라이언트는 인증 절차를 거쳐 JWT와 일회용 난수를 차례로 수신한다. 이후 HTTP 요청 컨텍스트를 </w:t>
-      </w:r>
-      <w:proofErr w:type="spellStart"/>
-      <w:r>
-        <w:rPr>
-          <w:rFonts w:ascii="KoPub돋움체 Light" w:eastAsia="KoPub돋움체 Light" w:hAnsi="KoPub돋움체 Light" w:cs="Arial Unicode MS"/>
-        </w:rPr>
-        <w:t>직렬화하여</w:t>
-      </w:r>
-      <w:proofErr w:type="spellEnd"/>
-      <w:r>
-        <w:rPr>
-          <w:rFonts w:ascii="KoPub돋움체 Light" w:eastAsia="KoPub돋움체 Light" w:hAnsi="KoPub돋움체 Light" w:cs="Arial Unicode MS"/>
-        </w:rPr>
-        <w:t xml:space="preserve"> 하드웨어 칩셋에 전달하고, 내부 논리회로에서 생성된 디지털 서명을 수신하여 요청 헤더에 첨부한다. 게이트웨이는 인입된 패킷을 검증한 뒤 유효한 요청에 한하여 </w:t>
-      </w:r>
-      <w:proofErr w:type="spellStart"/>
-      <w:r>
-        <w:rPr>
-          <w:rFonts w:ascii="KoPub돋움체 Light" w:eastAsia="KoPub돋움체 Light" w:hAnsi="KoPub돋움체 Light" w:cs="Arial Unicode MS"/>
-        </w:rPr>
-        <w:t>업스트림</w:t>
-      </w:r>
-      <w:proofErr w:type="spellEnd"/>
-      <w:r>
-        <w:rPr>
-          <w:rFonts w:ascii="KoPub돋움체 Light" w:eastAsia="KoPub돋움체 Light" w:hAnsi="KoPub돋움체 Light" w:cs="Arial Unicode MS"/>
-        </w:rPr>
-        <w:t xml:space="preserve"> 서비스로 중계한다.</w:t>
-      </w:r>
-    </w:p>
-    <w:p>
-      <w:pPr>
-        <w:pBdr>
-          <w:top w:val="nil"/>
-          <w:left w:val="nil"/>
-          <w:bottom w:val="nil"/>
-          <w:right w:val="nil"/>
-          <w:between w:val="nil"/>
-        </w:pBdr>
-        <w:spacing w:after="240"/>
-        <w:rPr>
-          <w:rFonts w:ascii="KoPub돋움체 Light" w:eastAsia="KoPub돋움체 Light" w:hAnsi="KoPub돋움체 Light"/>
+        <w:rPr>
+          <w:rFonts w:ascii="KoPub돋움체 Light" w:eastAsia="KoPub돋움체 Light" w:hAnsi="KoPub돋움체 Light" w:cs="Arial Unicode MS"/>
         </w:rPr>
       </w:pPr>
       <w:r>
@@ -2265,9 +2169,8 @@
           <w:rFonts w:ascii="KoPub돋움체 Light" w:eastAsia="KoPub돋움체 Light" w:hAnsi="KoPub돋움체 Light" w:cs="Arial Unicode MS"/>
           <w:noProof/>
         </w:rPr>
-        <w:lastRenderedPageBreak/>
         <w:drawing>
-          <wp:inline distT="0" distB="0" distL="0" distR="0" wp14:anchorId="480F2445" wp14:editId="07EF45BC">
+          <wp:inline distT="0" distB="0" distL="0" distR="0" wp14:anchorId="2E1C969B" wp14:editId="19CA8DA8">
             <wp:extent cx="5934075" cy="4067175"/>
             <wp:effectExtent l="0" t="0" r="9525" b="9525"/>
             <wp:docPr id="1" name="그림 1"/>
@@ -2326,8 +2229,123 @@
           <w:between w:val="nil"/>
         </w:pBdr>
         <w:spacing w:after="240"/>
-        <w:rPr>
-          <w:rFonts w:ascii="KoPub돋움체 Light" w:eastAsia="KoPub돋움체 Light" w:hAnsi="KoPub돋움체 Light"/>
+        <w:ind w:firstLine="720"/>
+        <w:rPr>
+          <w:rFonts w:ascii="KoPub돋움체 Light" w:eastAsia="KoPub돋움체 Light" w:hAnsi="KoPub돋움체 Light" w:cs="Arial Unicode MS"/>
+        </w:rPr>
+      </w:pPr>
+      <w:r>
+        <w:rPr>
+          <w:rFonts w:ascii="KoPub돋움체 Light" w:eastAsia="KoPub돋움체 Light" w:hAnsi="KoPub돋움체 Light" w:cs="Arial Unicode MS" w:hint="eastAsia"/>
+        </w:rPr>
+        <w:lastRenderedPageBreak/>
+        <w:t xml:space="preserve">제안하는 시스템은 사용자 로컬 디바이스의 하드웨어 보안 영역과 서버 측 L7 역방향 프록시 게이트웨이로 구성된다. 클라이언트는 브라우저 소프트웨어와 메인보드에 결합된 하드웨어 칩셋을 포함하고, 서버 인프라는 </w:t>
+      </w:r>
+      <w:proofErr w:type="spellStart"/>
+      <w:r>
+        <w:rPr>
+          <w:rFonts w:ascii="KoPub돋움체 Light" w:eastAsia="KoPub돋움체 Light" w:hAnsi="KoPub돋움체 Light" w:cs="Arial Unicode MS" w:hint="eastAsia"/>
+        </w:rPr>
+        <w:t>FastAPI</w:t>
+      </w:r>
+      <w:proofErr w:type="spellEnd"/>
+      <w:r>
+        <w:rPr>
+          <w:rFonts w:ascii="KoPub돋움체 Light" w:eastAsia="KoPub돋움체 Light" w:hAnsi="KoPub돋움체 Light" w:cs="Arial Unicode MS" w:hint="eastAsia"/>
+        </w:rPr>
+        <w:t xml:space="preserve"> 기반의 역방향 프록시 게이트웨이와 </w:t>
+      </w:r>
+      <w:proofErr w:type="spellStart"/>
+      <w:r>
+        <w:rPr>
+          <w:rFonts w:ascii="KoPub돋움체 Light" w:eastAsia="KoPub돋움체 Light" w:hAnsi="KoPub돋움체 Light" w:cs="Arial Unicode MS" w:hint="eastAsia"/>
+        </w:rPr>
+        <w:t>백엔드</w:t>
+      </w:r>
+      <w:proofErr w:type="spellEnd"/>
+      <w:r>
+        <w:rPr>
+          <w:rFonts w:ascii="KoPub돋움체 Light" w:eastAsia="KoPub돋움체 Light" w:hAnsi="KoPub돋움체 Light" w:cs="Arial Unicode MS" w:hint="eastAsia"/>
+        </w:rPr>
+        <w:t xml:space="preserve"> </w:t>
+      </w:r>
+      <w:proofErr w:type="spellStart"/>
+      <w:r>
+        <w:rPr>
+          <w:rFonts w:ascii="KoPub돋움체 Light" w:eastAsia="KoPub돋움체 Light" w:hAnsi="KoPub돋움체 Light" w:cs="Arial Unicode MS" w:hint="eastAsia"/>
+        </w:rPr>
+        <w:t>업스트림</w:t>
+      </w:r>
+      <w:proofErr w:type="spellEnd"/>
+      <w:r>
+        <w:rPr>
+          <w:rFonts w:ascii="KoPub돋움체 Light" w:eastAsia="KoPub돋움체 Light" w:hAnsi="KoPub돋움체 Light" w:cs="Arial Unicode MS" w:hint="eastAsia"/>
+        </w:rPr>
+        <w:t xml:space="preserve"> 서비스로 구성된다.</w:t>
+      </w:r>
+    </w:p>
+    <w:p>
+      <w:pPr>
+        <w:pBdr>
+          <w:top w:val="nil"/>
+          <w:left w:val="nil"/>
+          <w:bottom w:val="nil"/>
+          <w:right w:val="nil"/>
+          <w:between w:val="nil"/>
+        </w:pBdr>
+        <w:spacing w:after="240"/>
+        <w:ind w:firstLineChars="100" w:firstLine="198"/>
+        <w:rPr>
+          <w:rFonts w:ascii="KoPub돋움체 Light" w:eastAsia="KoPub돋움체 Light" w:hAnsi="KoPub돋움체 Light"/>
+        </w:rPr>
+      </w:pPr>
+      <w:r>
+        <w:rPr>
+          <w:rFonts w:ascii="KoPub돋움체 Light" w:eastAsia="KoPub돋움체 Light" w:hAnsi="KoPub돋움체 Light" w:cs="Arial Unicode MS"/>
+        </w:rPr>
+        <w:t xml:space="preserve">클라이언트는 인증 절차를 거쳐 JWT와 일회용 난수를 차례로 수신한다. 이후 HTTP 요청 컨텍스트를 </w:t>
+      </w:r>
+      <w:proofErr w:type="spellStart"/>
+      <w:r>
+        <w:rPr>
+          <w:rFonts w:ascii="KoPub돋움체 Light" w:eastAsia="KoPub돋움체 Light" w:hAnsi="KoPub돋움체 Light" w:cs="Arial Unicode MS"/>
+        </w:rPr>
+        <w:t>직렬화하여</w:t>
+      </w:r>
+      <w:proofErr w:type="spellEnd"/>
+      <w:r>
+        <w:rPr>
+          <w:rFonts w:ascii="KoPub돋움체 Light" w:eastAsia="KoPub돋움체 Light" w:hAnsi="KoPub돋움체 Light" w:cs="Arial Unicode MS"/>
+        </w:rPr>
+        <w:t xml:space="preserve"> 하드웨어 칩셋에 전달하고, 내부 논리회로에서 생성된 디지털 서명을 수신하여 요청 헤더에 첨부한다. 게이트웨이는 인입된 패킷을 검증한 뒤 유효한 요청에 한하여 </w:t>
+      </w:r>
+      <w:proofErr w:type="spellStart"/>
+      <w:r>
+        <w:rPr>
+          <w:rFonts w:ascii="KoPub돋움체 Light" w:eastAsia="KoPub돋움체 Light" w:hAnsi="KoPub돋움체 Light" w:cs="Arial Unicode MS"/>
+        </w:rPr>
+        <w:t>업스트림</w:t>
+      </w:r>
+      <w:proofErr w:type="spellEnd"/>
+      <w:r>
+        <w:rPr>
+          <w:rFonts w:ascii="KoPub돋움체 Light" w:eastAsia="KoPub돋움체 Light" w:hAnsi="KoPub돋움체 Light" w:cs="Arial Unicode MS"/>
+        </w:rPr>
+        <w:t xml:space="preserve"> 서비스로 중계한다.</w:t>
+      </w:r>
+    </w:p>
+    <w:p>
+      <w:pPr>
+        <w:pBdr>
+          <w:top w:val="nil"/>
+          <w:left w:val="nil"/>
+          <w:bottom w:val="nil"/>
+          <w:right w:val="nil"/>
+          <w:between w:val="nil"/>
+        </w:pBdr>
+        <w:spacing w:after="240"/>
+        <w:rPr>
+          <w:rFonts w:ascii="KoPub돋움체 Light" w:eastAsia="KoPub돋움체 Light" w:hAnsi="KoPub돋움체 Light" w:hint="eastAsia"/>
         </w:rPr>
       </w:pPr>
     </w:p>
@@ -2339,8 +2357,8 @@
           <w:rFonts w:ascii="KoPub돋움체 Light" w:eastAsia="KoPub돋움체 Light" w:hAnsi="KoPub돋움체 Light" w:cs="Arial Unicode MS"/>
         </w:rPr>
       </w:pPr>
-      <w:bookmarkStart w:id="13" w:name="_up9dm7u1mhhk" w:colFirst="0" w:colLast="0"/>
-      <w:bookmarkEnd w:id="13"/>
+      <w:bookmarkStart w:id="11" w:name="_up9dm7u1mhhk" w:colFirst="0" w:colLast="0"/>
+      <w:bookmarkEnd w:id="11"/>
       <w:r>
         <w:rPr>
           <w:rFonts w:ascii="KoPub돋움체 Light" w:eastAsia="KoPub돋움체 Light" w:hAnsi="KoPub돋움체 Light" w:cs="Arial Unicode MS"/>
@@ -2546,13 +2564,12 @@
           <w:rFonts w:ascii="KoPub돋움체 Light" w:eastAsia="KoPub돋움체 Light" w:hAnsi="KoPub돋움체 Light" w:cs="Arial Unicode MS"/>
         </w:rPr>
       </w:pPr>
-      <w:bookmarkStart w:id="14" w:name="_5avjbhh4zbwf" w:colFirst="0" w:colLast="0"/>
-      <w:bookmarkEnd w:id="14"/>
-      <w:r>
-        <w:rPr>
-          <w:rFonts w:ascii="KoPub돋움체 Light" w:eastAsia="KoPub돋움체 Light" w:hAnsi="KoPub돋움체 Light" w:cs="Arial Unicode MS"/>
-        </w:rPr>
-        <w:lastRenderedPageBreak/>
+      <w:bookmarkStart w:id="12" w:name="_5avjbhh4zbwf" w:colFirst="0" w:colLast="0"/>
+      <w:bookmarkEnd w:id="12"/>
+      <w:r>
+        <w:rPr>
+          <w:rFonts w:ascii="KoPub돋움체 Light" w:eastAsia="KoPub돋움체 Light" w:hAnsi="KoPub돋움체 Light" w:cs="Arial Unicode MS"/>
+        </w:rPr>
         <w:t>3. Fast-Fail 단축 검증 파이프라인</w:t>
       </w:r>
     </w:p>
@@ -2731,6 +2748,7 @@
         <w:rPr>
           <w:rFonts w:ascii="KoPub돋움체 Light" w:eastAsia="KoPub돋움체 Light" w:hAnsi="KoPub돋움체 Light" w:cs="Arial Unicode MS"/>
         </w:rPr>
+        <w:lastRenderedPageBreak/>
         <w:t xml:space="preserve">본문 다이제스트 비교: 수신한 본문의 스트리밍 </w:t>
       </w:r>
       <w:proofErr w:type="spellStart"/>
@@ -2844,8 +2862,8 @@
           <w:rFonts w:ascii="KoPub돋움체 Light" w:eastAsia="KoPub돋움체 Light" w:hAnsi="KoPub돋움체 Light" w:cs="Arial Unicode MS"/>
         </w:rPr>
       </w:pPr>
-      <w:bookmarkStart w:id="15" w:name="_v94i3b7wwy08" w:colFirst="0" w:colLast="0"/>
-      <w:bookmarkEnd w:id="15"/>
+      <w:bookmarkStart w:id="13" w:name="_v94i3b7wwy08" w:colFirst="0" w:colLast="0"/>
+      <w:bookmarkEnd w:id="13"/>
       <w:r>
         <w:rPr>
           <w:rFonts w:ascii="KoPub돋움체 Light" w:eastAsia="KoPub돋움체 Light" w:hAnsi="KoPub돋움체 Light" w:cs="Arial Unicode MS"/>
@@ -3070,8 +3088,8 @@
           <w:rFonts w:ascii="KoPub돋움체 Light" w:eastAsia="KoPub돋움체 Light" w:hAnsi="KoPub돋움체 Light"/>
         </w:rPr>
       </w:pPr>
-      <w:bookmarkStart w:id="16" w:name="_njnl9ow0ezn7" w:colFirst="0" w:colLast="0"/>
-      <w:bookmarkEnd w:id="16"/>
+      <w:bookmarkStart w:id="14" w:name="_njnl9ow0ezn7" w:colFirst="0" w:colLast="0"/>
+      <w:bookmarkEnd w:id="14"/>
       <w:r>
         <w:rPr>
           <w:rFonts w:ascii="KoPub돋움체 Light" w:eastAsia="KoPub돋움체 Light" w:hAnsi="KoPub돋움체 Light" w:cs="Arial Unicode MS"/>
@@ -3087,8 +3105,8 @@
           <w:rFonts w:ascii="KoPub돋움체 Light" w:eastAsia="KoPub돋움체 Light" w:hAnsi="KoPub돋움체 Light" w:cs="Arial Unicode MS"/>
         </w:rPr>
       </w:pPr>
-      <w:bookmarkStart w:id="17" w:name="_g2ddme6wb2pp" w:colFirst="0" w:colLast="0"/>
-      <w:bookmarkEnd w:id="17"/>
+      <w:bookmarkStart w:id="15" w:name="_g2ddme6wb2pp" w:colFirst="0" w:colLast="0"/>
+      <w:bookmarkEnd w:id="15"/>
       <w:r>
         <w:rPr>
           <w:rFonts w:ascii="KoPub돋움체 Light" w:eastAsia="KoPub돋움체 Light" w:hAnsi="KoPub돋움체 Light" w:cs="Arial Unicode MS"/>
@@ -3144,14 +3162,7 @@
         <w:rPr>
           <w:rFonts w:ascii="KoPub돋움체 Light" w:eastAsia="KoPub돋움체 Light" w:hAnsi="KoPub돋움체 Light" w:cs="Arial Unicode MS"/>
         </w:rPr>
-        <w:t xml:space="preserve"> 프레임워크 기반으로 프로토타입 시스템을 구축하였다. 게이트웨이는 비동기 I/O 이벤트 루프 </w:t>
-      </w:r>
-      <w:r>
-        <w:rPr>
-          <w:rFonts w:ascii="KoPub돋움체 Light" w:eastAsia="KoPub돋움체 Light" w:hAnsi="KoPub돋움체 Light" w:cs="Arial Unicode MS"/>
-        </w:rPr>
-        <w:lastRenderedPageBreak/>
-        <w:t xml:space="preserve">상에서 구동하고, </w:t>
+        <w:t xml:space="preserve"> 프레임워크 기반으로 프로토타입 시스템을 구축하였다. 게이트웨이는 비동기 I/O 이벤트 루프 상에서 구동하고, </w:t>
       </w:r>
       <w:proofErr w:type="spellStart"/>
       <w:r>
@@ -3284,8 +3295,8 @@
           <w:rFonts w:ascii="KoPub돋움체 Light" w:eastAsia="KoPub돋움체 Light" w:hAnsi="KoPub돋움체 Light" w:cs="Arial Unicode MS"/>
         </w:rPr>
       </w:pPr>
-      <w:bookmarkStart w:id="18" w:name="_azxkgudv4bhh" w:colFirst="0" w:colLast="0"/>
-      <w:bookmarkEnd w:id="18"/>
+      <w:bookmarkStart w:id="16" w:name="_azxkgudv4bhh" w:colFirst="0" w:colLast="0"/>
+      <w:bookmarkEnd w:id="16"/>
       <w:r>
         <w:rPr>
           <w:rFonts w:ascii="KoPub돋움체 Light" w:eastAsia="KoPub돋움체 Light" w:hAnsi="KoPub돋움체 Light" w:cs="Arial Unicode MS"/>
@@ -4247,13 +4258,12 @@
           <w:rFonts w:ascii="KoPub돋움체 Light" w:eastAsia="KoPub돋움체 Light" w:hAnsi="KoPub돋움체 Light" w:cs="Arial Unicode MS"/>
         </w:rPr>
       </w:pPr>
-      <w:bookmarkStart w:id="19" w:name="_4km7hngf7ioy" w:colFirst="0" w:colLast="0"/>
-      <w:bookmarkEnd w:id="19"/>
-      <w:r>
-        <w:rPr>
-          <w:rFonts w:ascii="KoPub돋움체 Light" w:eastAsia="KoPub돋움체 Light" w:hAnsi="KoPub돋움체 Light" w:cs="Arial Unicode MS"/>
-        </w:rPr>
-        <w:lastRenderedPageBreak/>
+      <w:bookmarkStart w:id="17" w:name="_4km7hngf7ioy" w:colFirst="0" w:colLast="0"/>
+      <w:bookmarkEnd w:id="17"/>
+      <w:r>
+        <w:rPr>
+          <w:rFonts w:ascii="KoPub돋움체 Light" w:eastAsia="KoPub돋움체 Light" w:hAnsi="KoPub돋움체 Light" w:cs="Arial Unicode MS"/>
+        </w:rPr>
         <w:t xml:space="preserve">3. </w:t>
       </w:r>
       <w:proofErr w:type="spellStart"/>
@@ -4383,19 +4393,13 @@
           <w:rFonts w:ascii="KoPub돋움체 Light" w:eastAsia="KoPub돋움체 Light" w:hAnsi="KoPub돋움체 Light" w:cs="Arial Unicode MS"/>
         </w:rPr>
       </w:pPr>
-      <w:bookmarkStart w:id="20" w:name="_5zfolbo50wfm" w:colFirst="0" w:colLast="0"/>
-      <w:bookmarkEnd w:id="20"/>
+      <w:bookmarkStart w:id="18" w:name="_5zfolbo50wfm" w:colFirst="0" w:colLast="0"/>
+      <w:bookmarkEnd w:id="18"/>
       <w:r>
         <w:rPr>
           <w:rFonts w:ascii="KoPub돋움체 Light" w:eastAsia="KoPub돋움체 Light" w:hAnsi="KoPub돋움체 Light" w:cs="Arial Unicode MS"/>
         </w:rPr>
         <w:t>4. 처리 지연시간 및 페이로드 오버헤드 실측</w:t>
-      </w:r>
-      <w:r>
-        <w:rPr>
-          <w:rFonts w:ascii="KoPub돋움체 Light" w:eastAsia="KoPub돋움체 Light" w:hAnsi="KoPub돋움체 Light" w:cs="Arial Unicode MS"/>
-        </w:rPr>
-        <w:br/>
       </w:r>
     </w:p>
     <w:p>
@@ -5557,7 +5561,6 @@
         <w:rPr>
           <w:rFonts w:ascii="KoPub돋움체 Light" w:eastAsia="KoPub돋움체 Light" w:hAnsi="KoPub돋움체 Light"/>
         </w:rPr>
-        <w:lastRenderedPageBreak/>
         <w:t>페이로드 측면에서는 모드 B가 256 Bytes의 고정 서명 크기와 Base64 인코딩 팽창으로 인해 499 Bytes의 헤더 오버헤드를 발생시킨 반면, 모드 C는 64 Bytes의 서명 좌표 구조를 통해 오버헤드를 252 Bytes로 억제하였다. 이는 RSA 대비 50 %의 페이로드를 절감함을 확인하였다.</w:t>
       </w:r>
     </w:p>
@@ -5576,8 +5579,8 @@
           <w:rFonts w:ascii="KoPub돋움체 Light" w:eastAsia="KoPub돋움체 Light" w:hAnsi="KoPub돋움체 Light" w:cs="Arial Unicode MS"/>
         </w:rPr>
       </w:pPr>
-      <w:bookmarkStart w:id="21" w:name="_ulmb3id0vc9j" w:colFirst="0" w:colLast="0"/>
-      <w:bookmarkEnd w:id="21"/>
+      <w:bookmarkStart w:id="19" w:name="_ulmb3id0vc9j" w:colFirst="0" w:colLast="0"/>
+      <w:bookmarkEnd w:id="19"/>
       <w:r>
         <w:rPr>
           <w:rFonts w:ascii="KoPub돋움체 Light" w:eastAsia="KoPub돋움체 Light" w:hAnsi="KoPub돋움체 Light" w:cs="Arial Unicode MS"/>
@@ -6464,8 +6467,8 @@
           <w:rFonts w:ascii="KoPub돋움체 Light" w:eastAsia="KoPub돋움체 Light" w:hAnsi="KoPub돋움체 Light"/>
         </w:rPr>
       </w:pPr>
-      <w:bookmarkStart w:id="22" w:name="_4qc1494znfja" w:colFirst="0" w:colLast="0"/>
-      <w:bookmarkEnd w:id="22"/>
+      <w:bookmarkStart w:id="20" w:name="_4qc1494znfja" w:colFirst="0" w:colLast="0"/>
+      <w:bookmarkEnd w:id="20"/>
       <w:r>
         <w:rPr>
           <w:rFonts w:ascii="KoPub돋움체 Light" w:eastAsia="KoPub돋움체 Light" w:hAnsi="KoPub돋움체 Light" w:cs="Arial Unicode MS"/>
@@ -6493,8 +6496,8 @@
           <w:rFonts w:ascii="KoPub돋움체 Light" w:eastAsia="KoPub돋움체 Light" w:hAnsi="KoPub돋움체 Light" w:cs="Arial Unicode MS"/>
         </w:rPr>
       </w:pPr>
-      <w:bookmarkStart w:id="23" w:name="_rl1d1rilxzpy" w:colFirst="0" w:colLast="0"/>
-      <w:bookmarkEnd w:id="23"/>
+      <w:bookmarkStart w:id="21" w:name="_rl1d1rilxzpy" w:colFirst="0" w:colLast="0"/>
+      <w:bookmarkEnd w:id="21"/>
       <w:r>
         <w:rPr>
           <w:rFonts w:ascii="KoPub돋움체 Light" w:eastAsia="KoPub돋움체 Light" w:hAnsi="KoPub돋움체 Light" w:cs="Arial Unicode MS"/>
@@ -6549,6 +6552,7 @@
         <w:rPr>
           <w:rFonts w:ascii="KoPub돋움체 Light" w:eastAsia="KoPub돋움체 Light" w:hAnsi="KoPub돋움체 Light"/>
         </w:rPr>
+        <w:lastRenderedPageBreak/>
         <w:t>시스템의 핵심 기여와 실증 결과는 다음과 같다.</w:t>
       </w:r>
     </w:p>
@@ -6743,8 +6747,8 @@
           <w:rFonts w:ascii="KoPub돋움체 Light" w:eastAsia="KoPub돋움체 Light" w:hAnsi="KoPub돋움체 Light" w:cs="Arial Unicode MS"/>
         </w:rPr>
       </w:pPr>
-      <w:bookmarkStart w:id="24" w:name="_1mss8opdw1ki" w:colFirst="0" w:colLast="0"/>
-      <w:bookmarkEnd w:id="24"/>
+      <w:bookmarkStart w:id="22" w:name="_1mss8opdw1ki" w:colFirst="0" w:colLast="0"/>
+      <w:bookmarkEnd w:id="22"/>
       <w:r>
         <w:rPr>
           <w:rFonts w:ascii="KoPub돋움체 Light" w:eastAsia="KoPub돋움체 Light" w:hAnsi="KoPub돋움체 Light" w:cs="Arial Unicode MS"/>
@@ -6918,13 +6922,12 @@
           <w:rFonts w:ascii="KoPub돋움체 Light" w:eastAsia="KoPub돋움체 Light" w:hAnsi="KoPub돋움체 Light" w:cs="Arial Unicode MS"/>
         </w:rPr>
       </w:pPr>
-      <w:bookmarkStart w:id="25" w:name="_r8s6lsya6m6s" w:colFirst="0" w:colLast="0"/>
-      <w:bookmarkEnd w:id="25"/>
-      <w:r>
-        <w:rPr>
-          <w:rFonts w:ascii="KoPub돋움체 Light" w:eastAsia="KoPub돋움체 Light" w:hAnsi="KoPub돋움체 Light" w:cs="Arial Unicode MS"/>
-        </w:rPr>
-        <w:lastRenderedPageBreak/>
+      <w:bookmarkStart w:id="23" w:name="_r8s6lsya6m6s" w:colFirst="0" w:colLast="0"/>
+      <w:bookmarkEnd w:id="23"/>
+      <w:r>
+        <w:rPr>
+          <w:rFonts w:ascii="KoPub돋움체 Light" w:eastAsia="KoPub돋움체 Light" w:hAnsi="KoPub돋움체 Light" w:cs="Arial Unicode MS"/>
+        </w:rPr>
         <w:t>3. 향후 연구 과제</w:t>
       </w:r>
     </w:p>
@@ -7083,8 +7086,8 @@
         </w:rPr>
         <w:t>하드웨어 칩셋에서 생성된 공개키를 게이트웨이에 안전하게 사전 등록하는 인가 프로토콜과 암호화 키 만료 또는 단말 분실 시 기존 키 쌍을 즉시 폐기하고 갱신하는 라이프사이클 관리 정책을 설계한다.</w:t>
       </w:r>
-      <w:bookmarkStart w:id="26" w:name="_5buas6vim83" w:colFirst="0" w:colLast="0"/>
-      <w:bookmarkEnd w:id="26"/>
+      <w:bookmarkStart w:id="24" w:name="_5buas6vim83" w:colFirst="0" w:colLast="0"/>
+      <w:bookmarkEnd w:id="24"/>
     </w:p>
     <w:p>
       <w:pPr>
@@ -7535,10 +7538,12 @@
       </w:r>
     </w:p>
     <w:sectPr>
+      <w:footerReference w:type="default" r:id="rId8"/>
       <w:pgSz w:w="12240" w:h="15840"/>
-      <w:pgMar w:top="1440" w:right="1440" w:bottom="1440" w:left="1440" w:header="0" w:footer="720" w:gutter="0"/>
-      <w:pgNumType w:start="1"/>
+      <w:pgMar w:top="1701" w:right="1440" w:bottom="1440" w:left="1440" w:header="0" w:footer="720" w:gutter="0"/>
+      <w:pgNumType w:start="1" w:chapStyle="1"/>
       <w:cols w:space="720"/>
+      <w:docGrid w:linePitch="299"/>
     </w:sectPr>
   </w:body>
 </w:document>
@@ -7561,6 +7566,51 @@
     </w:p>
   </w:endnote>
 </w:endnotes>
+</file>
+
+<file path=word/footer1.xml><?xml version="1.0" encoding="utf-8"?>
+<w:ftr xmlns:wpc="http://schemas.microsoft.com/office/word/2010/wordprocessingCanvas" xmlns:cx="http://schemas.microsoft.com/office/drawing/2014/chartex" xmlns:cx1="http://schemas.microsoft.com/office/drawing/2015/9/8/chartex" xmlns:cx2="http://schemas.microsoft.com/office/drawing/2015/10/21/chartex" xmlns:cx3="http://schemas.microsoft.com/office/drawing/2016/5/9/chartex" xmlns:cx4="http://schemas.microsoft.com/office/drawing/2016/5/10/chartex" xmlns:cx5="http://schemas.microsoft.com/office/drawing/2016/5/11/chartex" xmlns:cx6="http://schemas.microsoft.com/office/drawing/2016/5/12/chartex" xmlns:cx7="http://schemas.microsoft.com/office/drawing/2016/5/13/chartex" xmlns:cx8="http://schemas.microsoft.com/office/drawing/2016/5/14/chartex" xmlns:mc="http://schemas.openxmlformats.org/markup-compatibility/2006" xmlns:aink="http://schemas.microsoft.com/office/drawing/2016/ink" xmlns:am3d="http://schemas.microsoft.com/office/drawing/2017/model3d" xmlns:o="urn:schemas-microsoft-com:office:office" xmlns:oel="http://schemas.microsoft.com/office/2019/extlst" xmlns:r="http://schemas.openxmlformats.org/officeDocument/2006/relationships" xmlns:m="http://schemas.openxmlformats.org/officeDocument/2006/math" xmlns:v="urn:schemas-microsoft-com:vml" xmlns:wp14="http://schemas.microsoft.com/office/word/2010/wordprocessingDrawing" xmlns:wp="http://schemas.openxmlformats.org/drawingml/2006/wordprocessingDrawing" xmlns:w10="urn:schemas-microsoft-com:office:word" xmlns:w="http://schemas.openxmlformats.org/wordprocessingml/2006/main" xmlns:w14="http://schemas.microsoft.com/office/word/2010/wordml" xmlns:w15="http://schemas.microsoft.com/office/word/2012/wordml" xmlns:w16cex="http://schemas.microsoft.com/office/word/2018/wordml/cex" xmlns:w16cid="http://schemas.microsoft.com/office/word/2016/wordml/cid" xmlns:w16="http://schemas.microsoft.com/office/word/2018/wordml" xmlns:w16du="http://schemas.microsoft.com/office/word/2023/wordml/word16du" xmlns:w16sdtdh="http://schemas.microsoft.com/office/word/2020/wordml/sdtdatahash" xmlns:w16sdtfl="http://schemas.microsoft.com/office/word/2024/wordml/sdtformatlock" xmlns:w16se="http://schemas.microsoft.com/office/word/2015/wordml/symex" xmlns:wpg="http://schemas.microsoft.com/office/word/2010/wordprocessingGroup" xmlns:wpi="http://schemas.microsoft.com/office/word/2010/wordprocessingInk" xmlns:wne="http://schemas.microsoft.com/office/word/2006/wordml" xmlns:wps="http://schemas.microsoft.com/office/word/2010/wordprocessingShape" mc:Ignorable="w14 w15 w16se w16cid w16 w16cex w16sdtdh w16sdtfl w16du wp14">
+  <w:sdt>
+    <w:sdtPr>
+      <w:id w:val="849448073"/>
+      <w:docPartObj>
+        <w:docPartGallery w:val="Page Numbers (Bottom of Page)"/>
+        <w:docPartUnique/>
+      </w:docPartObj>
+    </w:sdtPr>
+    <w:sdtContent>
+      <w:p>
+        <w:pPr>
+          <w:pStyle w:val="ab"/>
+          <w:jc w:val="center"/>
+        </w:pPr>
+        <w:r>
+          <w:fldChar w:fldCharType="begin"/>
+        </w:r>
+        <w:r>
+          <w:instrText>PAGE   \* MERGEFORMAT</w:instrText>
+        </w:r>
+        <w:r>
+          <w:fldChar w:fldCharType="separate"/>
+        </w:r>
+        <w:r>
+          <w:rPr>
+            <w:lang w:val="ko-KR"/>
+          </w:rPr>
+          <w:t>2</w:t>
+        </w:r>
+        <w:r>
+          <w:fldChar w:fldCharType="end"/>
+        </w:r>
+      </w:p>
+    </w:sdtContent>
+  </w:sdt>
+  <w:p>
+    <w:pPr>
+      <w:pStyle w:val="ab"/>
+    </w:pPr>
+  </w:p>
+</w:ftr>
 </file>
 
 <file path=word/footnotes.xml><?xml version="1.0" encoding="utf-8"?>
